--- a/remise2.docx
+++ b/remise2.docx
@@ -84,7 +84,271 @@
           <w:szCs w:val="24"/>
           <w:lang w:val="fr-FR"/>
         </w:rPr>
-        <w:t>Groupe</w:t>
+        <w:t>Groupe : 04318</w:t>
+      </w:r>
+    </w:p>
+    <w:p>
+      <w:pPr>
+        <w:spacing w:after="0" w:line="240" w:lineRule="auto"/>
+        <w:jc w:val="center"/>
+        <w:rPr>
+          <w:rFonts w:cs="Times New Roman"/>
+          <w:sz w:val="24"/>
+          <w:szCs w:val="24"/>
+          <w:lang w:val="fr-FR"/>
+        </w:rPr>
+      </w:pPr>
+    </w:p>
+    <w:p>
+      <w:pPr>
+        <w:spacing w:after="0" w:line="240" w:lineRule="auto"/>
+        <w:jc w:val="center"/>
+        <w:rPr>
+          <w:rFonts w:cs="Times New Roman"/>
+          <w:sz w:val="24"/>
+          <w:szCs w:val="24"/>
+          <w:lang w:val="fr-FR"/>
+        </w:rPr>
+      </w:pPr>
+    </w:p>
+    <w:p>
+      <w:pPr>
+        <w:spacing w:after="0" w:line="240" w:lineRule="auto"/>
+        <w:jc w:val="center"/>
+        <w:rPr>
+          <w:rFonts w:cs="Times New Roman"/>
+          <w:sz w:val="24"/>
+          <w:szCs w:val="24"/>
+          <w:lang w:val="fr-FR"/>
+        </w:rPr>
+      </w:pPr>
+    </w:p>
+    <w:p>
+      <w:pPr>
+        <w:spacing w:after="0" w:line="240" w:lineRule="auto"/>
+        <w:jc w:val="center"/>
+        <w:rPr>
+          <w:rFonts w:cs="Times New Roman"/>
+          <w:sz w:val="24"/>
+          <w:szCs w:val="24"/>
+          <w:lang w:val="fr-FR"/>
+        </w:rPr>
+      </w:pPr>
+    </w:p>
+    <w:p>
+      <w:pPr>
+        <w:spacing w:after="0" w:line="240" w:lineRule="auto"/>
+        <w:jc w:val="center"/>
+        <w:rPr>
+          <w:rFonts w:cs="Times New Roman"/>
+          <w:sz w:val="24"/>
+          <w:szCs w:val="24"/>
+          <w:lang w:val="fr-FR"/>
+        </w:rPr>
+      </w:pPr>
+    </w:p>
+    <w:p>
+      <w:pPr>
+        <w:spacing w:after="0" w:line="240" w:lineRule="auto"/>
+        <w:jc w:val="center"/>
+        <w:rPr>
+          <w:rFonts w:cs="Times New Roman"/>
+          <w:sz w:val="24"/>
+          <w:szCs w:val="24"/>
+          <w:lang w:val="fr-FR"/>
+        </w:rPr>
+      </w:pPr>
+    </w:p>
+    <w:p>
+      <w:pPr>
+        <w:spacing w:after="0" w:line="240" w:lineRule="auto"/>
+        <w:jc w:val="center"/>
+        <w:rPr>
+          <w:rFonts w:cs="Times New Roman"/>
+          <w:sz w:val="24"/>
+          <w:szCs w:val="24"/>
+          <w:lang w:val="fr-FR"/>
+        </w:rPr>
+      </w:pPr>
+    </w:p>
+    <w:p>
+      <w:pPr>
+        <w:spacing w:after="0" w:line="240" w:lineRule="auto"/>
+        <w:jc w:val="center"/>
+        <w:rPr>
+          <w:rFonts w:cs="Times New Roman"/>
+          <w:sz w:val="24"/>
+          <w:szCs w:val="24"/>
+          <w:lang w:val="fr-FR"/>
+        </w:rPr>
+      </w:pPr>
+    </w:p>
+    <w:p>
+      <w:pPr>
+        <w:spacing w:after="0" w:line="240" w:lineRule="auto"/>
+        <w:jc w:val="center"/>
+        <w:rPr>
+          <w:rFonts w:cs="Times New Roman"/>
+          <w:sz w:val="24"/>
+          <w:szCs w:val="24"/>
+          <w:lang w:val="fr-FR"/>
+        </w:rPr>
+      </w:pPr>
+    </w:p>
+    <w:p>
+      <w:pPr>
+        <w:spacing w:after="0" w:line="240" w:lineRule="auto"/>
+        <w:jc w:val="center"/>
+        <w:rPr>
+          <w:rFonts w:cs="Times New Roman"/>
+          <w:sz w:val="24"/>
+          <w:szCs w:val="24"/>
+          <w:lang w:val="fr-FR"/>
+        </w:rPr>
+      </w:pPr>
+    </w:p>
+    <w:p>
+      <w:pPr>
+        <w:spacing w:after="0" w:line="240" w:lineRule="auto"/>
+        <w:jc w:val="center"/>
+        <w:rPr>
+          <w:rFonts w:cs="Times New Roman"/>
+          <w:sz w:val="24"/>
+          <w:szCs w:val="24"/>
+          <w:lang w:val="fr-FR"/>
+        </w:rPr>
+      </w:pPr>
+      <w:r>
+        <w:rPr>
+          <w:rFonts w:cs="Times New Roman"/>
+          <w:sz w:val="24"/>
+          <w:szCs w:val="24"/>
+          <w:lang w:val="fr-FR"/>
+        </w:rPr>
+        <w:t>Projet 2</w:t>
+      </w:r>
+    </w:p>
+    <w:p>
+      <w:pPr>
+        <w:spacing w:after="0" w:line="240" w:lineRule="auto"/>
+        <w:jc w:val="center"/>
+        <w:rPr>
+          <w:rFonts w:cs="Times New Roman"/>
+          <w:sz w:val="24"/>
+          <w:szCs w:val="24"/>
+          <w:lang w:val="fr-FR"/>
+        </w:rPr>
+      </w:pPr>
+    </w:p>
+    <w:p>
+      <w:pPr>
+        <w:spacing w:after="0" w:line="240" w:lineRule="auto"/>
+        <w:rPr>
+          <w:rFonts w:cs="Times New Roman"/>
+          <w:sz w:val="24"/>
+          <w:szCs w:val="24"/>
+          <w:lang w:val="fr-FR"/>
+        </w:rPr>
+      </w:pPr>
+    </w:p>
+    <w:p>
+      <w:pPr>
+        <w:spacing w:after="0" w:line="240" w:lineRule="auto"/>
+        <w:jc w:val="center"/>
+        <w:rPr>
+          <w:rFonts w:cs="Times New Roman"/>
+          <w:sz w:val="24"/>
+          <w:szCs w:val="24"/>
+          <w:lang w:val="fr-FR"/>
+        </w:rPr>
+      </w:pPr>
+    </w:p>
+    <w:p>
+      <w:pPr>
+        <w:spacing w:after="0" w:line="240" w:lineRule="auto"/>
+        <w:rPr>
+          <w:rFonts w:cs="Times New Roman"/>
+          <w:sz w:val="24"/>
+          <w:szCs w:val="24"/>
+          <w:lang w:val="fr-FR"/>
+        </w:rPr>
+      </w:pPr>
+    </w:p>
+    <w:p>
+      <w:pPr>
+        <w:spacing w:after="0" w:line="240" w:lineRule="auto"/>
+        <w:jc w:val="center"/>
+        <w:rPr>
+          <w:rFonts w:cs="Times New Roman"/>
+          <w:sz w:val="24"/>
+          <w:szCs w:val="24"/>
+          <w:lang w:val="fr-FR"/>
+        </w:rPr>
+      </w:pPr>
+    </w:p>
+    <w:p>
+      <w:pPr>
+        <w:spacing w:after="0" w:line="240" w:lineRule="auto"/>
+        <w:rPr>
+          <w:rFonts w:cs="Times New Roman"/>
+          <w:sz w:val="24"/>
+          <w:szCs w:val="24"/>
+          <w:lang w:val="fr-FR"/>
+        </w:rPr>
+      </w:pPr>
+    </w:p>
+    <w:p>
+      <w:pPr>
+        <w:spacing w:after="0" w:line="240" w:lineRule="auto"/>
+        <w:jc w:val="center"/>
+        <w:rPr>
+          <w:rFonts w:cs="Times New Roman"/>
+          <w:sz w:val="24"/>
+          <w:szCs w:val="24"/>
+          <w:lang w:val="fr-FR"/>
+        </w:rPr>
+      </w:pPr>
+    </w:p>
+    <w:p>
+      <w:pPr>
+        <w:spacing w:after="0" w:line="240" w:lineRule="auto"/>
+        <w:jc w:val="center"/>
+        <w:rPr>
+          <w:rFonts w:cs="Times New Roman"/>
+          <w:sz w:val="24"/>
+          <w:szCs w:val="24"/>
+          <w:lang w:val="fr-FR"/>
+        </w:rPr>
+      </w:pPr>
+    </w:p>
+    <w:p>
+      <w:pPr>
+        <w:spacing w:after="0" w:line="240" w:lineRule="auto"/>
+        <w:jc w:val="center"/>
+        <w:rPr>
+          <w:rFonts w:cs="Times New Roman"/>
+          <w:sz w:val="24"/>
+          <w:szCs w:val="24"/>
+          <w:lang w:val="fr-FR"/>
+        </w:rPr>
+      </w:pPr>
+      <w:r>
+        <w:rPr>
+          <w:rFonts w:cs="Times New Roman"/>
+          <w:sz w:val="24"/>
+          <w:szCs w:val="24"/>
+          <w:lang w:val="fr-FR"/>
+        </w:rPr>
+        <w:t>Projet</w:t>
+      </w:r>
+      <w:r>
+        <w:rPr>
+          <w:rFonts w:cs="Times New Roman"/>
+          <w:sz w:val="24"/>
+          <w:szCs w:val="24"/>
+          <w:lang w:val="fr-FR"/>
+        </w:rPr>
+        <w:t xml:space="preserve"> </w:t>
       </w:r>
       <w:r>
         <w:rPr>
@@ -93,7 +357,7 @@
           <w:szCs w:val="24"/>
           <w:lang w:val="fr-FR"/>
         </w:rPr>
-        <w:t> : 04318</w:t>
+        <w:t>présenté à</w:t>
       </w:r>
     </w:p>
     <w:p>
@@ -107,18 +371,24 @@
           <w:lang w:val="fr-FR"/>
         </w:rPr>
       </w:pPr>
-    </w:p>
-    <w:p>
-      <w:pPr>
-        <w:spacing w:after="0" w:line="240" w:lineRule="auto"/>
-        <w:jc w:val="center"/>
+      <w:r>
+        <w:rPr>
+          <w:rFonts w:eastAsia="Arial Unicode MS" w:cs="Times New Roman"/>
+          <w:sz w:val="24"/>
+          <w:szCs w:val="24"/>
+          <w:lang w:val="fr-FR"/>
+        </w:rPr>
+        <w:t>M.</w:t>
+      </w:r>
+      <w:r>
         <w:rPr>
           <w:rFonts w:cs="Times New Roman"/>
           <w:sz w:val="24"/>
           <w:szCs w:val="24"/>
           <w:lang w:val="fr-FR"/>
         </w:rPr>
-      </w:pPr>
+        <w:t xml:space="preserve"> Nicolas Payre</w:t>
+      </w:r>
     </w:p>
     <w:p>
       <w:pPr>
@@ -131,225 +401,6 @@
           <w:lang w:val="fr-FR"/>
         </w:rPr>
       </w:pPr>
-    </w:p>
-    <w:p>
-      <w:pPr>
-        <w:spacing w:after="0" w:line="240" w:lineRule="auto"/>
-        <w:jc w:val="center"/>
-        <w:rPr>
-          <w:rFonts w:cs="Times New Roman"/>
-          <w:sz w:val="24"/>
-          <w:szCs w:val="24"/>
-          <w:lang w:val="fr-FR"/>
-        </w:rPr>
-      </w:pPr>
-    </w:p>
-    <w:p>
-      <w:pPr>
-        <w:spacing w:after="0" w:line="240" w:lineRule="auto"/>
-        <w:jc w:val="center"/>
-        <w:rPr>
-          <w:rFonts w:cs="Times New Roman"/>
-          <w:sz w:val="24"/>
-          <w:szCs w:val="24"/>
-          <w:lang w:val="fr-FR"/>
-        </w:rPr>
-      </w:pPr>
-    </w:p>
-    <w:p>
-      <w:pPr>
-        <w:spacing w:after="0" w:line="240" w:lineRule="auto"/>
-        <w:jc w:val="center"/>
-        <w:rPr>
-          <w:rFonts w:cs="Times New Roman"/>
-          <w:sz w:val="24"/>
-          <w:szCs w:val="24"/>
-          <w:lang w:val="fr-FR"/>
-        </w:rPr>
-      </w:pPr>
-    </w:p>
-    <w:p>
-      <w:pPr>
-        <w:spacing w:after="0" w:line="240" w:lineRule="auto"/>
-        <w:jc w:val="center"/>
-        <w:rPr>
-          <w:rFonts w:cs="Times New Roman"/>
-          <w:sz w:val="24"/>
-          <w:szCs w:val="24"/>
-          <w:lang w:val="fr-FR"/>
-        </w:rPr>
-      </w:pPr>
-    </w:p>
-    <w:p>
-      <w:pPr>
-        <w:spacing w:after="0" w:line="240" w:lineRule="auto"/>
-        <w:jc w:val="center"/>
-        <w:rPr>
-          <w:rFonts w:cs="Times New Roman"/>
-          <w:sz w:val="24"/>
-          <w:szCs w:val="24"/>
-          <w:lang w:val="fr-FR"/>
-        </w:rPr>
-      </w:pPr>
-    </w:p>
-    <w:p>
-      <w:pPr>
-        <w:spacing w:after="0" w:line="240" w:lineRule="auto"/>
-        <w:jc w:val="center"/>
-        <w:rPr>
-          <w:rFonts w:cs="Times New Roman"/>
-          <w:sz w:val="24"/>
-          <w:szCs w:val="24"/>
-          <w:lang w:val="fr-FR"/>
-        </w:rPr>
-      </w:pPr>
-    </w:p>
-    <w:p>
-      <w:pPr>
-        <w:spacing w:after="0" w:line="240" w:lineRule="auto"/>
-        <w:jc w:val="center"/>
-        <w:rPr>
-          <w:rFonts w:cs="Times New Roman"/>
-          <w:sz w:val="24"/>
-          <w:szCs w:val="24"/>
-          <w:lang w:val="fr-FR"/>
-        </w:rPr>
-      </w:pPr>
-    </w:p>
-    <w:p>
-      <w:pPr>
-        <w:spacing w:after="0" w:line="240" w:lineRule="auto"/>
-        <w:jc w:val="center"/>
-        <w:rPr>
-          <w:rFonts w:cs="Times New Roman"/>
-          <w:sz w:val="24"/>
-          <w:szCs w:val="24"/>
-          <w:lang w:val="fr-FR"/>
-        </w:rPr>
-      </w:pPr>
-      <w:r>
-        <w:rPr>
-          <w:rFonts w:cs="Times New Roman"/>
-          <w:sz w:val="24"/>
-          <w:szCs w:val="24"/>
-          <w:lang w:val="fr-FR"/>
-        </w:rPr>
-        <w:t>Projet 2</w:t>
-      </w:r>
-    </w:p>
-    <w:p>
-      <w:pPr>
-        <w:spacing w:after="0" w:line="240" w:lineRule="auto"/>
-        <w:jc w:val="center"/>
-        <w:rPr>
-          <w:rFonts w:cs="Times New Roman"/>
-          <w:sz w:val="24"/>
-          <w:szCs w:val="24"/>
-          <w:lang w:val="fr-FR"/>
-        </w:rPr>
-      </w:pPr>
-    </w:p>
-    <w:p>
-      <w:pPr>
-        <w:spacing w:after="0" w:line="240" w:lineRule="auto"/>
-        <w:rPr>
-          <w:rFonts w:cs="Times New Roman"/>
-          <w:sz w:val="24"/>
-          <w:szCs w:val="24"/>
-          <w:lang w:val="fr-FR"/>
-        </w:rPr>
-      </w:pPr>
-    </w:p>
-    <w:p>
-      <w:pPr>
-        <w:spacing w:after="0" w:line="240" w:lineRule="auto"/>
-        <w:jc w:val="center"/>
-        <w:rPr>
-          <w:rFonts w:cs="Times New Roman"/>
-          <w:sz w:val="24"/>
-          <w:szCs w:val="24"/>
-          <w:lang w:val="fr-FR"/>
-        </w:rPr>
-      </w:pPr>
-    </w:p>
-    <w:p>
-      <w:pPr>
-        <w:spacing w:after="0" w:line="240" w:lineRule="auto"/>
-        <w:rPr>
-          <w:rFonts w:cs="Times New Roman"/>
-          <w:sz w:val="24"/>
-          <w:szCs w:val="24"/>
-          <w:lang w:val="fr-FR"/>
-        </w:rPr>
-      </w:pPr>
-    </w:p>
-    <w:p>
-      <w:pPr>
-        <w:spacing w:after="0" w:line="240" w:lineRule="auto"/>
-        <w:jc w:val="center"/>
-        <w:rPr>
-          <w:rFonts w:cs="Times New Roman"/>
-          <w:sz w:val="24"/>
-          <w:szCs w:val="24"/>
-          <w:lang w:val="fr-FR"/>
-        </w:rPr>
-      </w:pPr>
-    </w:p>
-    <w:p>
-      <w:pPr>
-        <w:spacing w:after="0" w:line="240" w:lineRule="auto"/>
-        <w:rPr>
-          <w:rFonts w:cs="Times New Roman"/>
-          <w:sz w:val="24"/>
-          <w:szCs w:val="24"/>
-          <w:lang w:val="fr-FR"/>
-        </w:rPr>
-      </w:pPr>
-    </w:p>
-    <w:p>
-      <w:pPr>
-        <w:spacing w:after="0" w:line="240" w:lineRule="auto"/>
-        <w:jc w:val="center"/>
-        <w:rPr>
-          <w:rFonts w:cs="Times New Roman"/>
-          <w:sz w:val="24"/>
-          <w:szCs w:val="24"/>
-          <w:lang w:val="fr-FR"/>
-        </w:rPr>
-      </w:pPr>
-    </w:p>
-    <w:p>
-      <w:pPr>
-        <w:spacing w:after="0" w:line="240" w:lineRule="auto"/>
-        <w:jc w:val="center"/>
-        <w:rPr>
-          <w:rFonts w:cs="Times New Roman"/>
-          <w:sz w:val="24"/>
-          <w:szCs w:val="24"/>
-          <w:lang w:val="fr-FR"/>
-        </w:rPr>
-      </w:pPr>
-    </w:p>
-    <w:p>
-      <w:pPr>
-        <w:spacing w:after="0" w:line="240" w:lineRule="auto"/>
-        <w:jc w:val="center"/>
-        <w:rPr>
-          <w:rFonts w:cs="Times New Roman"/>
-          <w:sz w:val="24"/>
-          <w:szCs w:val="24"/>
-          <w:lang w:val="fr-FR"/>
-        </w:rPr>
-      </w:pPr>
-      <w:r>
-        <w:rPr>
-          <w:rFonts w:cs="Times New Roman"/>
-          <w:sz w:val="24"/>
-          <w:szCs w:val="24"/>
-          <w:lang w:val="fr-FR"/>
-        </w:rPr>
-        <w:t xml:space="preserve">Travail </w:t>
-      </w:r>
       <w:r>
         <w:rPr>
           <w:rFonts w:eastAsia="Arial Unicode MS" w:cs="Times New Roman"/>
@@ -357,76 +408,7 @@
           <w:szCs w:val="24"/>
           <w:lang w:val="fr-FR"/>
         </w:rPr>
-        <w:t>présenté à</w:t>
-      </w:r>
-    </w:p>
-    <w:p>
-      <w:pPr>
-        <w:spacing w:after="0" w:line="240" w:lineRule="auto"/>
-        <w:jc w:val="center"/>
-        <w:rPr>
-          <w:rFonts w:cs="Times New Roman"/>
-          <w:sz w:val="24"/>
-          <w:szCs w:val="24"/>
-          <w:lang w:val="fr-FR"/>
-        </w:rPr>
-      </w:pPr>
-      <w:r>
-        <w:rPr>
-          <w:rFonts w:eastAsia="Arial Unicode MS" w:cs="Times New Roman"/>
-          <w:sz w:val="24"/>
-          <w:szCs w:val="24"/>
-          <w:lang w:val="fr-FR"/>
-        </w:rPr>
-        <w:t>M.</w:t>
-      </w:r>
-      <w:r>
-        <w:rPr>
-          <w:rFonts w:cs="Times New Roman"/>
-          <w:sz w:val="24"/>
-          <w:szCs w:val="24"/>
-          <w:lang w:val="fr-FR"/>
-        </w:rPr>
-        <w:t xml:space="preserve"> </w:t>
-      </w:r>
-      <w:r>
-        <w:rPr>
-          <w:rFonts w:cs="Times New Roman"/>
-          <w:sz w:val="24"/>
-          <w:szCs w:val="24"/>
-          <w:lang w:val="fr-FR"/>
-        </w:rPr>
-        <w:t>Nicolas Payre</w:t>
-      </w:r>
-    </w:p>
-    <w:p>
-      <w:pPr>
-        <w:spacing w:after="0" w:line="240" w:lineRule="auto"/>
-        <w:jc w:val="center"/>
-        <w:rPr>
-          <w:rFonts w:cs="Times New Roman"/>
-          <w:sz w:val="24"/>
-          <w:szCs w:val="24"/>
-          <w:lang w:val="fr-FR"/>
-        </w:rPr>
-      </w:pPr>
-      <w:r>
-        <w:rPr>
-          <w:rFonts w:eastAsia="Arial Unicode MS" w:cs="Times New Roman"/>
-          <w:sz w:val="24"/>
-          <w:szCs w:val="24"/>
-          <w:lang w:val="fr-FR"/>
-        </w:rPr>
-        <w:t>Département d</w:t>
-      </w:r>
-      <w:r>
-        <w:rPr>
-          <w:rFonts w:eastAsia="Arial Unicode MS" w:cs="Times New Roman"/>
-          <w:sz w:val="24"/>
-          <w:szCs w:val="24"/>
-          <w:lang w:val="fr-FR"/>
-        </w:rPr>
-        <w:t>’informatique</w:t>
+        <w:t>Département d’informatique</w:t>
       </w:r>
       <w:r>
         <w:rPr>
@@ -625,6 +607,10 @@
     <w:sdt>
       <w:sdtPr>
         <w:rPr>
+          <w:rFonts w:asciiTheme="minorHAnsi" w:eastAsiaTheme="minorEastAsia" w:hAnsiTheme="minorHAnsi" w:cstheme="minorBidi"/>
+          <w:color w:val="auto"/>
+          <w:sz w:val="22"/>
+          <w:szCs w:val="22"/>
           <w:lang w:val="fr-FR"/>
         </w:rPr>
         <w:id w:val="1985895400"/>
@@ -635,12 +621,8 @@
       </w:sdtPr>
       <w:sdtEndPr>
         <w:rPr>
-          <w:rFonts w:asciiTheme="minorHAnsi" w:eastAsiaTheme="minorEastAsia" w:hAnsiTheme="minorHAnsi" w:cstheme="minorBidi"/>
           <w:b/>
           <w:bCs/>
-          <w:color w:val="auto"/>
-          <w:sz w:val="22"/>
-          <w:szCs w:val="22"/>
         </w:rPr>
       </w:sdtEndPr>
       <w:sdtContent>
@@ -678,7 +660,7 @@
           <w:r>
             <w:fldChar w:fldCharType="separate"/>
           </w:r>
-          <w:hyperlink w:anchor="_Toc210637893" w:history="1">
+          <w:hyperlink w:anchor="_Toc211110067" w:history="1">
             <w:r>
               <w:rPr>
                 <w:rStyle w:val="Lienhypertexte"/>
@@ -706,7 +688,7 @@
                 <w:noProof/>
                 <w:webHidden/>
               </w:rPr>
-              <w:instrText xml:space="preserve"> PAGEREF _Toc210637893 \h </w:instrText>
+              <w:instrText xml:space="preserve"> PAGEREF _Toc211110067 \h </w:instrText>
             </w:r>
             <w:r>
               <w:rPr>
@@ -751,7 +733,7 @@
               <w14:ligatures w14:val="standardContextual"/>
             </w:rPr>
           </w:pPr>
-          <w:hyperlink w:anchor="_Toc210637894" w:history="1">
+          <w:hyperlink w:anchor="_Toc211110068" w:history="1">
             <w:r>
               <w:rPr>
                 <w:rStyle w:val="Lienhypertexte"/>
@@ -779,7 +761,7 @@
                 <w:noProof/>
                 <w:webHidden/>
               </w:rPr>
-              <w:instrText xml:space="preserve"> PAGEREF _Toc210637894 \h </w:instrText>
+              <w:instrText xml:space="preserve"> PAGEREF _Toc211110068 \h </w:instrText>
             </w:r>
             <w:r>
               <w:rPr>
@@ -824,13 +806,232 @@
               <w14:ligatures w14:val="standardContextual"/>
             </w:rPr>
           </w:pPr>
-          <w:hyperlink w:anchor="_Toc210637895" w:history="1">
+          <w:hyperlink w:anchor="_Toc211110069" w:history="1">
             <w:r>
               <w:rPr>
                 <w:rStyle w:val="Lienhypertexte"/>
                 <w:noProof/>
                 <w:lang w:val="fr-FR"/>
               </w:rPr>
+              <w:t>Méthode d’importation des données dans MongoDB Atlas</w:t>
+            </w:r>
+            <w:r>
+              <w:rPr>
+                <w:noProof/>
+                <w:webHidden/>
+              </w:rPr>
+              <w:tab/>
+            </w:r>
+            <w:r>
+              <w:rPr>
+                <w:noProof/>
+                <w:webHidden/>
+              </w:rPr>
+              <w:fldChar w:fldCharType="begin"/>
+            </w:r>
+            <w:r>
+              <w:rPr>
+                <w:noProof/>
+                <w:webHidden/>
+              </w:rPr>
+              <w:instrText xml:space="preserve"> PAGEREF _Toc211110069 \h </w:instrText>
+            </w:r>
+            <w:r>
+              <w:rPr>
+                <w:noProof/>
+                <w:webHidden/>
+              </w:rPr>
+            </w:r>
+            <w:r>
+              <w:rPr>
+                <w:noProof/>
+                <w:webHidden/>
+              </w:rPr>
+              <w:fldChar w:fldCharType="separate"/>
+            </w:r>
+            <w:r>
+              <w:rPr>
+                <w:noProof/>
+                <w:webHidden/>
+              </w:rPr>
+              <w:t>4</w:t>
+            </w:r>
+            <w:r>
+              <w:rPr>
+                <w:noProof/>
+                <w:webHidden/>
+              </w:rPr>
+              <w:fldChar w:fldCharType="end"/>
+            </w:r>
+          </w:hyperlink>
+        </w:p>
+        <w:p>
+          <w:pPr>
+            <w:pStyle w:val="TM1"/>
+            <w:tabs>
+              <w:tab w:val="right" w:leader="dot" w:pos="9622"/>
+            </w:tabs>
+            <w:rPr>
+              <w:noProof/>
+              <w:kern w:val="2"/>
+              <w:sz w:val="24"/>
+              <w:szCs w:val="24"/>
+              <w14:ligatures w14:val="standardContextual"/>
+            </w:rPr>
+          </w:pPr>
+          <w:hyperlink w:anchor="_Toc211110070" w:history="1">
+            <w:r>
+              <w:rPr>
+                <w:rStyle w:val="Lienhypertexte"/>
+                <w:noProof/>
+                <w:lang w:val="fr-FR"/>
+              </w:rPr>
+              <w:t>Schéma des documents dans votre collection</w:t>
+            </w:r>
+            <w:r>
+              <w:rPr>
+                <w:noProof/>
+                <w:webHidden/>
+              </w:rPr>
+              <w:tab/>
+            </w:r>
+            <w:r>
+              <w:rPr>
+                <w:noProof/>
+                <w:webHidden/>
+              </w:rPr>
+              <w:fldChar w:fldCharType="begin"/>
+            </w:r>
+            <w:r>
+              <w:rPr>
+                <w:noProof/>
+                <w:webHidden/>
+              </w:rPr>
+              <w:instrText xml:space="preserve"> PAGEREF _Toc211110070 \h </w:instrText>
+            </w:r>
+            <w:r>
+              <w:rPr>
+                <w:noProof/>
+                <w:webHidden/>
+              </w:rPr>
+            </w:r>
+            <w:r>
+              <w:rPr>
+                <w:noProof/>
+                <w:webHidden/>
+              </w:rPr>
+              <w:fldChar w:fldCharType="separate"/>
+            </w:r>
+            <w:r>
+              <w:rPr>
+                <w:noProof/>
+                <w:webHidden/>
+              </w:rPr>
+              <w:t>5</w:t>
+            </w:r>
+            <w:r>
+              <w:rPr>
+                <w:noProof/>
+                <w:webHidden/>
+              </w:rPr>
+              <w:fldChar w:fldCharType="end"/>
+            </w:r>
+          </w:hyperlink>
+        </w:p>
+        <w:p>
+          <w:pPr>
+            <w:pStyle w:val="TM1"/>
+            <w:tabs>
+              <w:tab w:val="right" w:leader="dot" w:pos="9622"/>
+            </w:tabs>
+            <w:rPr>
+              <w:noProof/>
+              <w:kern w:val="2"/>
+              <w:sz w:val="24"/>
+              <w:szCs w:val="24"/>
+              <w14:ligatures w14:val="standardContextual"/>
+            </w:rPr>
+          </w:pPr>
+          <w:hyperlink w:anchor="_Toc211110071" w:history="1">
+            <w:r>
+              <w:rPr>
+                <w:rStyle w:val="Lienhypertexte"/>
+                <w:noProof/>
+                <w:lang w:val="fr-FR"/>
+              </w:rPr>
+              <w:t>3 requêtes de sélection</w:t>
+            </w:r>
+            <w:r>
+              <w:rPr>
+                <w:noProof/>
+                <w:webHidden/>
+              </w:rPr>
+              <w:tab/>
+            </w:r>
+            <w:r>
+              <w:rPr>
+                <w:noProof/>
+                <w:webHidden/>
+              </w:rPr>
+              <w:fldChar w:fldCharType="begin"/>
+            </w:r>
+            <w:r>
+              <w:rPr>
+                <w:noProof/>
+                <w:webHidden/>
+              </w:rPr>
+              <w:instrText xml:space="preserve"> PAGEREF _Toc211110071 \h </w:instrText>
+            </w:r>
+            <w:r>
+              <w:rPr>
+                <w:noProof/>
+                <w:webHidden/>
+              </w:rPr>
+            </w:r>
+            <w:r>
+              <w:rPr>
+                <w:noProof/>
+                <w:webHidden/>
+              </w:rPr>
+              <w:fldChar w:fldCharType="separate"/>
+            </w:r>
+            <w:r>
+              <w:rPr>
+                <w:noProof/>
+                <w:webHidden/>
+              </w:rPr>
+              <w:t>6</w:t>
+            </w:r>
+            <w:r>
+              <w:rPr>
+                <w:noProof/>
+                <w:webHidden/>
+              </w:rPr>
+              <w:fldChar w:fldCharType="end"/>
+            </w:r>
+          </w:hyperlink>
+        </w:p>
+        <w:p>
+          <w:pPr>
+            <w:pStyle w:val="TM1"/>
+            <w:tabs>
+              <w:tab w:val="right" w:leader="dot" w:pos="9622"/>
+            </w:tabs>
+            <w:rPr>
+              <w:noProof/>
+              <w:kern w:val="2"/>
+              <w:sz w:val="24"/>
+              <w:szCs w:val="24"/>
+              <w14:ligatures w14:val="standardContextual"/>
+            </w:rPr>
+          </w:pPr>
+          <w:hyperlink w:anchor="_Toc211110072" w:history="1">
+            <w:r>
+              <w:rPr>
+                <w:rStyle w:val="Lienhypertexte"/>
+                <w:noProof/>
+                <w:lang w:val="fr-FR"/>
+              </w:rPr>
               <w:t>Liens</w:t>
             </w:r>
             <w:r>
@@ -852,7 +1053,7 @@
                 <w:noProof/>
                 <w:webHidden/>
               </w:rPr>
-              <w:instrText xml:space="preserve"> PAGEREF _Toc210637895 \h </w:instrText>
+              <w:instrText xml:space="preserve"> PAGEREF _Toc211110072 \h </w:instrText>
             </w:r>
             <w:r>
               <w:rPr>
@@ -872,7 +1073,7 @@
                 <w:noProof/>
                 <w:webHidden/>
               </w:rPr>
-              <w:t>3</w:t>
+              <w:t>6</w:t>
             </w:r>
             <w:r>
               <w:rPr>
@@ -897,7 +1098,7 @@
               <w14:ligatures w14:val="standardContextual"/>
             </w:rPr>
           </w:pPr>
-          <w:hyperlink w:anchor="_Toc210637896" w:history="1">
+          <w:hyperlink w:anchor="_Toc211110073" w:history="1">
             <w:r>
               <w:rPr>
                 <w:rStyle w:val="Lienhypertexte"/>
@@ -925,7 +1126,7 @@
                 <w:noProof/>
                 <w:webHidden/>
               </w:rPr>
-              <w:instrText xml:space="preserve"> PAGEREF _Toc210637896 \h </w:instrText>
+              <w:instrText xml:space="preserve"> PAGEREF _Toc211110073 \h </w:instrText>
             </w:r>
             <w:r>
               <w:rPr>
@@ -945,7 +1146,7 @@
                 <w:noProof/>
                 <w:webHidden/>
               </w:rPr>
-              <w:t>3</w:t>
+              <w:t>6</w:t>
             </w:r>
             <w:r>
               <w:rPr>
@@ -970,7 +1171,7 @@
               <w14:ligatures w14:val="standardContextual"/>
             </w:rPr>
           </w:pPr>
-          <w:hyperlink w:anchor="_Toc210637897" w:history="1">
+          <w:hyperlink w:anchor="_Toc211110074" w:history="1">
             <w:r>
               <w:rPr>
                 <w:rStyle w:val="Lienhypertexte"/>
@@ -998,7 +1199,7 @@
                 <w:noProof/>
                 <w:webHidden/>
               </w:rPr>
-              <w:instrText xml:space="preserve"> PAGEREF _Toc210637897 \h </w:instrText>
+              <w:instrText xml:space="preserve"> PAGEREF _Toc211110074 \h </w:instrText>
             </w:r>
             <w:r>
               <w:rPr>
@@ -1018,7 +1219,7 @@
                 <w:noProof/>
                 <w:webHidden/>
               </w:rPr>
-              <w:t>3</w:t>
+              <w:t>6</w:t>
             </w:r>
             <w:r>
               <w:rPr>
@@ -1043,14 +1244,14 @@
               <w14:ligatures w14:val="standardContextual"/>
             </w:rPr>
           </w:pPr>
-          <w:hyperlink w:anchor="_Toc210637898" w:history="1">
+          <w:hyperlink w:anchor="_Toc211110075" w:history="1">
             <w:r>
               <w:rPr>
                 <w:rStyle w:val="Lienhypertexte"/>
                 <w:noProof/>
                 <w:lang w:val="fr-FR"/>
               </w:rPr>
-              <w:t>Méthode d’importation des données dans MongoDB Atlas</w:t>
+              <w:t>Conclusion</w:t>
             </w:r>
             <w:r>
               <w:rPr>
@@ -1071,7 +1272,7 @@
                 <w:noProof/>
                 <w:webHidden/>
               </w:rPr>
-              <w:instrText xml:space="preserve"> PAGEREF _Toc210637898 \h </w:instrText>
+              <w:instrText xml:space="preserve"> PAGEREF _Toc211110075 \h </w:instrText>
             </w:r>
             <w:r>
               <w:rPr>
@@ -1091,7 +1292,80 @@
                 <w:noProof/>
                 <w:webHidden/>
               </w:rPr>
-              <w:t>4</w:t>
+              <w:t>7</w:t>
+            </w:r>
+            <w:r>
+              <w:rPr>
+                <w:noProof/>
+                <w:webHidden/>
+              </w:rPr>
+              <w:fldChar w:fldCharType="end"/>
+            </w:r>
+          </w:hyperlink>
+        </w:p>
+        <w:p>
+          <w:pPr>
+            <w:pStyle w:val="TM2"/>
+            <w:tabs>
+              <w:tab w:val="right" w:leader="dot" w:pos="9622"/>
+            </w:tabs>
+            <w:rPr>
+              <w:noProof/>
+              <w:kern w:val="2"/>
+              <w:sz w:val="24"/>
+              <w:szCs w:val="24"/>
+              <w14:ligatures w14:val="standardContextual"/>
+            </w:rPr>
+          </w:pPr>
+          <w:hyperlink w:anchor="_Toc211110076" w:history="1">
+            <w:r>
+              <w:rPr>
+                <w:rStyle w:val="Lienhypertexte"/>
+                <w:noProof/>
+                <w:lang w:val="fr-FR" w:eastAsia="en-US"/>
+              </w:rPr>
+              <w:t>Scrappy</w:t>
+            </w:r>
+            <w:r>
+              <w:rPr>
+                <w:noProof/>
+                <w:webHidden/>
+              </w:rPr>
+              <w:tab/>
+            </w:r>
+            <w:r>
+              <w:rPr>
+                <w:noProof/>
+                <w:webHidden/>
+              </w:rPr>
+              <w:fldChar w:fldCharType="begin"/>
+            </w:r>
+            <w:r>
+              <w:rPr>
+                <w:noProof/>
+                <w:webHidden/>
+              </w:rPr>
+              <w:instrText xml:space="preserve"> PAGEREF _Toc211110076 \h </w:instrText>
+            </w:r>
+            <w:r>
+              <w:rPr>
+                <w:noProof/>
+                <w:webHidden/>
+              </w:rPr>
+            </w:r>
+            <w:r>
+              <w:rPr>
+                <w:noProof/>
+                <w:webHidden/>
+              </w:rPr>
+              <w:fldChar w:fldCharType="separate"/>
+            </w:r>
+            <w:r>
+              <w:rPr>
+                <w:noProof/>
+                <w:webHidden/>
+              </w:rPr>
+              <w:t>7</w:t>
             </w:r>
             <w:r>
               <w:rPr>
@@ -1116,14 +1390,14 @@
               <w14:ligatures w14:val="standardContextual"/>
             </w:rPr>
           </w:pPr>
-          <w:hyperlink w:anchor="_Toc210637899" w:history="1">
+          <w:hyperlink w:anchor="_Toc211110077" w:history="1">
             <w:r>
               <w:rPr>
                 <w:rStyle w:val="Lienhypertexte"/>
                 <w:noProof/>
                 <w:lang w:val="fr-FR"/>
               </w:rPr>
-              <w:t>Schéma des documents dans votre collection</w:t>
+              <w:t>Tableau indiquant la contribution de chaque coéquipier</w:t>
             </w:r>
             <w:r>
               <w:rPr>
@@ -1144,7 +1418,7 @@
                 <w:noProof/>
                 <w:webHidden/>
               </w:rPr>
-              <w:instrText xml:space="preserve"> PAGEREF _Toc210637899 \h </w:instrText>
+              <w:instrText xml:space="preserve"> PAGEREF _Toc211110077 \h </w:instrText>
             </w:r>
             <w:r>
               <w:rPr>
@@ -1164,7 +1438,7 @@
                 <w:noProof/>
                 <w:webHidden/>
               </w:rPr>
-              <w:t>5</w:t>
+              <w:t>8</w:t>
             </w:r>
             <w:r>
               <w:rPr>
@@ -1189,14 +1463,14 @@
               <w14:ligatures w14:val="standardContextual"/>
             </w:rPr>
           </w:pPr>
-          <w:hyperlink w:anchor="_Toc210637900" w:history="1">
+          <w:hyperlink w:anchor="_Toc211110078" w:history="1">
             <w:r>
               <w:rPr>
                 <w:rStyle w:val="Lienhypertexte"/>
                 <w:noProof/>
-                <w:lang w:val="fr-FR"/>
-              </w:rPr>
-              <w:t>3 requêtes de sélection</w:t>
+                <w:lang w:val="fr-FR" w:eastAsia="en-US"/>
+              </w:rPr>
+              <w:t>Imprime écran</w:t>
             </w:r>
             <w:r>
               <w:rPr>
@@ -1217,7 +1491,7 @@
                 <w:noProof/>
                 <w:webHidden/>
               </w:rPr>
-              <w:instrText xml:space="preserve"> PAGEREF _Toc210637900 \h </w:instrText>
+              <w:instrText xml:space="preserve"> PAGEREF _Toc211110078 \h </w:instrText>
             </w:r>
             <w:r>
               <w:rPr>
@@ -1237,153 +1511,7 @@
                 <w:noProof/>
                 <w:webHidden/>
               </w:rPr>
-              <w:t>6</w:t>
-            </w:r>
-            <w:r>
-              <w:rPr>
-                <w:noProof/>
-                <w:webHidden/>
-              </w:rPr>
-              <w:fldChar w:fldCharType="end"/>
-            </w:r>
-          </w:hyperlink>
-        </w:p>
-        <w:p>
-          <w:pPr>
-            <w:pStyle w:val="TM1"/>
-            <w:tabs>
-              <w:tab w:val="right" w:leader="dot" w:pos="9622"/>
-            </w:tabs>
-            <w:rPr>
-              <w:noProof/>
-              <w:kern w:val="2"/>
-              <w:sz w:val="24"/>
-              <w:szCs w:val="24"/>
-              <w14:ligatures w14:val="standardContextual"/>
-            </w:rPr>
-          </w:pPr>
-          <w:hyperlink w:anchor="_Toc210637901" w:history="1">
-            <w:r>
-              <w:rPr>
-                <w:rStyle w:val="Lienhypertexte"/>
-                <w:noProof/>
-                <w:lang w:val="fr-FR"/>
-              </w:rPr>
-              <w:t>Conclusion</w:t>
-            </w:r>
-            <w:r>
-              <w:rPr>
-                <w:noProof/>
-                <w:webHidden/>
-              </w:rPr>
-              <w:tab/>
-            </w:r>
-            <w:r>
-              <w:rPr>
-                <w:noProof/>
-                <w:webHidden/>
-              </w:rPr>
-              <w:fldChar w:fldCharType="begin"/>
-            </w:r>
-            <w:r>
-              <w:rPr>
-                <w:noProof/>
-                <w:webHidden/>
-              </w:rPr>
-              <w:instrText xml:space="preserve"> PAGEREF _Toc210637901 \h </w:instrText>
-            </w:r>
-            <w:r>
-              <w:rPr>
-                <w:noProof/>
-                <w:webHidden/>
-              </w:rPr>
-            </w:r>
-            <w:r>
-              <w:rPr>
-                <w:noProof/>
-                <w:webHidden/>
-              </w:rPr>
-              <w:fldChar w:fldCharType="separate"/>
-            </w:r>
-            <w:r>
-              <w:rPr>
-                <w:noProof/>
-                <w:webHidden/>
-              </w:rPr>
-              <w:t>7</w:t>
-            </w:r>
-            <w:r>
-              <w:rPr>
-                <w:noProof/>
-                <w:webHidden/>
-              </w:rPr>
-              <w:fldChar w:fldCharType="end"/>
-            </w:r>
-          </w:hyperlink>
-        </w:p>
-        <w:p>
-          <w:pPr>
-            <w:pStyle w:val="TM1"/>
-            <w:tabs>
-              <w:tab w:val="right" w:leader="dot" w:pos="9622"/>
-            </w:tabs>
-            <w:rPr>
-              <w:noProof/>
-              <w:kern w:val="2"/>
-              <w:sz w:val="24"/>
-              <w:szCs w:val="24"/>
-              <w14:ligatures w14:val="standardContextual"/>
-            </w:rPr>
-          </w:pPr>
-          <w:hyperlink w:anchor="_Toc210637902" w:history="1">
-            <w:r>
-              <w:rPr>
-                <w:rStyle w:val="Lienhypertexte"/>
-                <w:noProof/>
-                <w:lang w:val="fr-FR"/>
-              </w:rPr>
-              <w:t>Tableau indiquant la contribution de chaque coéquipier</w:t>
-            </w:r>
-            <w:r>
-              <w:rPr>
-                <w:noProof/>
-                <w:webHidden/>
-              </w:rPr>
-              <w:tab/>
-            </w:r>
-            <w:r>
-              <w:rPr>
-                <w:noProof/>
-                <w:webHidden/>
-              </w:rPr>
-              <w:fldChar w:fldCharType="begin"/>
-            </w:r>
-            <w:r>
-              <w:rPr>
-                <w:noProof/>
-                <w:webHidden/>
-              </w:rPr>
-              <w:instrText xml:space="preserve"> PAGEREF _Toc210637902 \h </w:instrText>
-            </w:r>
-            <w:r>
-              <w:rPr>
-                <w:noProof/>
-                <w:webHidden/>
-              </w:rPr>
-            </w:r>
-            <w:r>
-              <w:rPr>
-                <w:noProof/>
-                <w:webHidden/>
-              </w:rPr>
-              <w:fldChar w:fldCharType="separate"/>
-            </w:r>
-            <w:r>
-              <w:rPr>
-                <w:noProof/>
-                <w:webHidden/>
-              </w:rPr>
-              <w:t>8</w:t>
+              <w:t>9</w:t>
             </w:r>
             <w:r>
               <w:rPr>
@@ -1433,7 +1561,7 @@
           <w:lang w:val="fr-FR"/>
         </w:rPr>
       </w:pPr>
-      <w:bookmarkStart w:id="0" w:name="_Toc210637893"/>
+      <w:bookmarkStart w:id="0" w:name="_Toc211110067"/>
       <w:r>
         <w:rPr>
           <w:lang w:val="fr-FR"/>
@@ -1461,7 +1589,49 @@
         <w:rPr>
           <w:lang w:val="fr-FR" w:eastAsia="en-US"/>
         </w:rPr>
-        <w:t xml:space="preserve"> Best Buy, site de vente de produits électroniques, d’électroménagers, de divertissement… (Produit divers)</w:t>
+        <w:t xml:space="preserve"> </w:t>
+      </w:r>
+      <w:r>
+        <w:rPr>
+          <w:lang w:val="fr-FR" w:eastAsia="en-US"/>
+        </w:rPr>
+        <w:t xml:space="preserve">Books to </w:t>
+      </w:r>
+      <w:proofErr w:type="spellStart"/>
+      <w:r>
+        <w:rPr>
+          <w:lang w:val="fr-FR" w:eastAsia="en-US"/>
+        </w:rPr>
+        <w:t>Scrape</w:t>
+      </w:r>
+      <w:proofErr w:type="spellEnd"/>
+      <w:r>
+        <w:rPr>
+          <w:lang w:val="fr-FR" w:eastAsia="en-US"/>
+        </w:rPr>
+        <w:t xml:space="preserve">, </w:t>
+      </w:r>
+      <w:r>
+        <w:rPr>
+          <w:lang w:val="fr-FR" w:eastAsia="en-US"/>
+        </w:rPr>
+        <w:t xml:space="preserve">site qui est fait pour que les gens puissent se pratiquer à faire du </w:t>
+      </w:r>
+      <w:proofErr w:type="spellStart"/>
+      <w:r>
+        <w:rPr>
+          <w:i/>
+          <w:iCs/>
+          <w:lang w:val="fr-FR" w:eastAsia="en-US"/>
+        </w:rPr>
+        <w:t>Scrapping</w:t>
+      </w:r>
+      <w:proofErr w:type="spellEnd"/>
+      <w:r>
+        <w:rPr>
+          <w:lang w:val="fr-FR" w:eastAsia="en-US"/>
+        </w:rPr>
+        <w:t>. Celui-ci propose une liste de livre</w:t>
       </w:r>
     </w:p>
     <w:p>
@@ -1482,15 +1652,22 @@
         <w:rPr>
           <w:lang w:val="fr-FR" w:eastAsia="en-US"/>
         </w:rPr>
-        <w:t xml:space="preserve"> Les données choisies sont la liste des accessoires de téléphone.</w:t>
-      </w:r>
-    </w:p>
-    <w:p>
-      <w:pPr>
+        <w:t xml:space="preserve"> Les données choisies sont la liste des </w:t>
+      </w:r>
+      <w:r>
         <w:rPr>
           <w:lang w:val="fr-FR" w:eastAsia="en-US"/>
         </w:rPr>
-      </w:pPr>
+        <w:t>tous les livres du site</w:t>
+      </w:r>
+      <w:r>
+        <w:rPr>
+          <w:lang w:val="fr-FR" w:eastAsia="en-US"/>
+        </w:rPr>
+        <w:t>.</w:t>
+      </w:r>
+    </w:p>
+    <w:p>
       <w:r>
         <w:rPr>
           <w:b/>
@@ -1505,27 +1682,12 @@
         </w:rPr>
         <w:t xml:space="preserve"> </w:t>
       </w:r>
-      <w:hyperlink r:id="rId6" w:tgtFrame="_blank" w:tooltip="https://www.bestbuy.ca/fr-ca/categorie/accessoires-pour-cellulaires/27236" w:history="1">
+      <w:hyperlink r:id="rId6" w:history="1">
         <w:r>
           <w:rPr>
             <w:rStyle w:val="Lienhypertexte"/>
-            <w:lang w:eastAsia="en-US"/>
           </w:rPr>
-          <w:t>https</w:t>
-        </w:r>
-        <w:r>
-          <w:rPr>
-            <w:rStyle w:val="Lienhypertexte"/>
-            <w:lang w:eastAsia="en-US"/>
-          </w:rPr>
-          <w:t>:</w:t>
-        </w:r>
-        <w:r>
-          <w:rPr>
-            <w:rStyle w:val="Lienhypertexte"/>
-            <w:lang w:eastAsia="en-US"/>
-          </w:rPr>
-          <w:t>//www.bestbuy.ca/fr-ca/categorie/accessoires-pour-cellulaires/27236</w:t>
+          <w:t>https://books.toscrape.com/</w:t>
         </w:r>
       </w:hyperlink>
     </w:p>
@@ -1536,12 +1698,26 @@
           <w:lang w:val="fr-FR"/>
         </w:rPr>
       </w:pPr>
-      <w:bookmarkStart w:id="1" w:name="_Toc210637894"/>
-      <w:r>
-        <w:rPr>
-          <w:lang w:val="fr-FR"/>
-        </w:rPr>
-        <w:t>Outil de webscraping utilisé</w:t>
+      <w:bookmarkStart w:id="1" w:name="_Toc211110068"/>
+      <w:r>
+        <w:rPr>
+          <w:lang w:val="fr-FR"/>
+        </w:rPr>
+        <w:t xml:space="preserve">Outil de </w:t>
+      </w:r>
+      <w:proofErr w:type="spellStart"/>
+      <w:r>
+        <w:rPr>
+          <w:lang w:val="fr-FR"/>
+        </w:rPr>
+        <w:t>webscraping</w:t>
+      </w:r>
+      <w:proofErr w:type="spellEnd"/>
+      <w:r>
+        <w:rPr>
+          <w:lang w:val="fr-FR"/>
+        </w:rPr>
+        <w:t xml:space="preserve"> utilisé</w:t>
       </w:r>
       <w:bookmarkEnd w:id="1"/>
     </w:p>
@@ -1563,7 +1739,21 @@
         <w:rPr>
           <w:lang w:val="fr-FR" w:eastAsia="en-US"/>
         </w:rPr>
-        <w:t xml:space="preserve"> Scrapy </w:t>
+        <w:t xml:space="preserve"> </w:t>
+      </w:r>
+      <w:proofErr w:type="spellStart"/>
+      <w:r>
+        <w:rPr>
+          <w:lang w:val="fr-FR" w:eastAsia="en-US"/>
+        </w:rPr>
+        <w:t>Scrapy</w:t>
+      </w:r>
+      <w:proofErr w:type="spellEnd"/>
+      <w:r>
+        <w:rPr>
+          <w:lang w:val="fr-FR" w:eastAsia="en-US"/>
+        </w:rPr>
+        <w:t xml:space="preserve"> </w:t>
       </w:r>
     </w:p>
     <w:p>
@@ -1652,8 +1842,16 @@
         <w:rPr>
           <w:lang w:val="fr-FR"/>
         </w:rPr>
-        <w:t>Création d’un projet Scrapy</w:t>
-      </w:r>
+        <w:t xml:space="preserve">Création d’un projet </w:t>
+      </w:r>
+      <w:proofErr w:type="spellStart"/>
+      <w:r>
+        <w:rPr>
+          <w:lang w:val="fr-FR"/>
+        </w:rPr>
+        <w:t>Scrapy</w:t>
+      </w:r>
+      <w:proofErr w:type="spellEnd"/>
     </w:p>
     <w:p>
       <w:pPr>
@@ -1672,19 +1870,43 @@
         </w:rPr>
         <w:t>Exécution d’un « </w:t>
       </w:r>
+      <w:proofErr w:type="spellStart"/>
       <w:r>
         <w:rPr>
           <w:i/>
           <w:iCs/>
           <w:lang w:val="fr-FR"/>
         </w:rPr>
-        <w:t>Scrapy spider</w:t>
-      </w:r>
-      <w:r>
-        <w:rPr>
-          <w:lang w:val="fr-FR"/>
-        </w:rPr>
-        <w:t> »  (pour récupérer les données du site)</w:t>
+        <w:t>Scrapy</w:t>
+      </w:r>
+      <w:proofErr w:type="spellEnd"/>
+      <w:r>
+        <w:rPr>
+          <w:i/>
+          <w:iCs/>
+          <w:lang w:val="fr-FR"/>
+        </w:rPr>
+        <w:t xml:space="preserve"> spider</w:t>
+      </w:r>
+      <w:r>
+        <w:rPr>
+          <w:lang w:val="fr-FR"/>
+        </w:rPr>
+        <w:t> </w:t>
+      </w:r>
+      <w:proofErr w:type="gramStart"/>
+      <w:r>
+        <w:rPr>
+          <w:lang w:val="fr-FR"/>
+        </w:rPr>
+        <w:t>»  (</w:t>
+      </w:r>
+      <w:proofErr w:type="gramEnd"/>
+      <w:r>
+        <w:rPr>
+          <w:lang w:val="fr-FR"/>
+        </w:rPr>
+        <w:t>pour récupérer les données du site)</w:t>
       </w:r>
     </w:p>
     <w:p>
@@ -1702,7 +1924,21 @@
         <w:rPr>
           <w:lang w:val="fr-FR"/>
         </w:rPr>
-        <w:t>Exporter les données récupérées  (format JSON, CSV</w:t>
+        <w:t xml:space="preserve">Exporter les données </w:t>
+      </w:r>
+      <w:proofErr w:type="gramStart"/>
+      <w:r>
+        <w:rPr>
+          <w:lang w:val="fr-FR"/>
+        </w:rPr>
+        <w:t>récupérées  (</w:t>
+      </w:r>
+      <w:proofErr w:type="gramEnd"/>
+      <w:r>
+        <w:rPr>
+          <w:lang w:val="fr-FR"/>
+        </w:rPr>
+        <w:t>format JSON, CSV</w:t>
       </w:r>
       <w:r>
         <w:rPr>
@@ -1734,74 +1970,99 @@
         </w:rPr>
         <w:t>Utiliser « </w:t>
       </w:r>
+      <w:proofErr w:type="spellStart"/>
       <w:r>
         <w:rPr>
           <w:i/>
           <w:iCs/>
           <w:lang w:val="fr-FR"/>
         </w:rPr>
-        <w:t>Scrapy Shell</w:t>
-      </w:r>
-      <w:r>
-        <w:rPr>
-          <w:lang w:val="fr-FR"/>
-        </w:rPr>
-        <w:t xml:space="preserve"> »  (pour tester et débugger la logique </w:t>
-      </w:r>
+        <w:t>Scrapy</w:t>
+      </w:r>
+      <w:proofErr w:type="spellEnd"/>
       <w:r>
         <w:rPr>
           <w:i/>
           <w:iCs/>
           <w:lang w:val="fr-FR"/>
         </w:rPr>
-        <w:t>Scraping</w:t>
-      </w:r>
-      <w:r>
-        <w:rPr>
-          <w:lang w:val="fr-FR"/>
-        </w:rPr>
-        <w:t>)</w:t>
-      </w:r>
-    </w:p>
-    <w:p>
-      <w:r>
-        <w:t xml:space="preserve">Scrapy est un </w:t>
-      </w:r>
+        <w:t xml:space="preserve"> Shell</w:t>
+      </w:r>
+      <w:r>
+        <w:rPr>
+          <w:lang w:val="fr-FR"/>
+        </w:rPr>
+        <w:t> </w:t>
+      </w:r>
+      <w:proofErr w:type="gramStart"/>
+      <w:r>
+        <w:rPr>
+          <w:lang w:val="fr-FR"/>
+        </w:rPr>
+        <w:t>»  (</w:t>
+      </w:r>
+      <w:proofErr w:type="gramEnd"/>
+      <w:r>
+        <w:rPr>
+          <w:lang w:val="fr-FR"/>
+        </w:rPr>
+        <w:t xml:space="preserve">pour tester et débugger la logique </w:t>
+      </w:r>
+      <w:proofErr w:type="spellStart"/>
       <w:r>
         <w:rPr>
           <w:i/>
           <w:iCs/>
-        </w:rPr>
-        <w:t>framework</w:t>
-      </w:r>
-      <w:r>
-        <w:t xml:space="preserve"> Python </w:t>
-      </w:r>
+          <w:lang w:val="fr-FR"/>
+        </w:rPr>
+        <w:t>Scraping</w:t>
+      </w:r>
+      <w:proofErr w:type="spellEnd"/>
+      <w:r>
+        <w:rPr>
+          <w:lang w:val="fr-FR"/>
+        </w:rPr>
+        <w:t>)</w:t>
+      </w:r>
+    </w:p>
+    <w:p>
+      <w:proofErr w:type="spellStart"/>
+      <w:r>
+        <w:t>Scrapy</w:t>
+      </w:r>
+      <w:proofErr w:type="spellEnd"/>
+      <w:r>
+        <w:t xml:space="preserve"> est un </w:t>
+      </w:r>
+      <w:proofErr w:type="spellStart"/>
       <w:r>
         <w:rPr>
           <w:i/>
           <w:iCs/>
         </w:rPr>
-        <w:t>open-source</w:t>
-      </w:r>
-      <w:r>
-        <w:t xml:space="preserve"> qui extrait des données de sites web en envoyant des requêtes HTTP, en téléchargeant le contenu des pages, en le parsant avec des sélecteurs CSS ou XPath pour en extraire les informations (utilisant les </w:t>
-      </w:r>
-      <w:r>
-        <w:t>« </w:t>
+        <w:t>framework</w:t>
+      </w:r>
+      <w:proofErr w:type="spellEnd"/>
+      <w:r>
+        <w:t xml:space="preserve"> Python </w:t>
       </w:r>
       <w:r>
         <w:rPr>
           <w:i/>
           <w:iCs/>
         </w:rPr>
-        <w:t>Spiders</w:t>
-      </w:r>
-      <w:r>
-        <w:t> »</w:t>
-      </w:r>
-      <w:r>
-        <w:t>), puis en structurant et en stockant ces données via des pipelines. Son fonctionnement est dirigé par un moteur qui coordonne les araignées (</w:t>
+        <w:t>open-source</w:t>
+      </w:r>
+      <w:r>
+        <w:t xml:space="preserve"> qui extrait des données de sites web en envoyant des requêtes HTTP, en téléchargeant le contenu des pages, en le </w:t>
+      </w:r>
+      <w:proofErr w:type="spellStart"/>
+      <w:r>
+        <w:t>parsant</w:t>
+      </w:r>
+      <w:proofErr w:type="spellEnd"/>
+      <w:r>
+        <w:t xml:space="preserve"> avec des sélecteurs CSS ou XPath pour en extraire les informations (utilisant les </w:t>
       </w:r>
       <w:r>
         <w:t>« </w:t>
@@ -1814,32 +2075,45 @@
         <w:t>Spiders</w:t>
       </w:r>
       <w:r>
+        <w:t> »</w:t>
+      </w:r>
+      <w:r>
+        <w:t>), puis en structurant et en stockant ces données via des pipelines. Son fonctionnement est dirigé par un moteur qui coordonne les araignées (</w:t>
+      </w:r>
+      <w:r>
+        <w:t>« </w:t>
+      </w:r>
+      <w:r>
         <w:rPr>
           <w:i/>
           <w:iCs/>
         </w:rPr>
-        <w:t> »</w:t>
-      </w:r>
-      <w:r>
-        <w:t xml:space="preserve">) et l'ordonnanceur pour gérer le flux de requêtes et de réponses, offrant ainsi un moyen efficace et extensible de réaliser du web </w:t>
+        <w:t>Spiders</w:t>
       </w:r>
       <w:r>
         <w:rPr>
           <w:i/>
           <w:iCs/>
         </w:rPr>
+        <w:t> »</w:t>
+      </w:r>
+      <w:r>
+        <w:t xml:space="preserve">) et l'ordonnanceur pour gérer le flux de requêtes et de réponses, offrant ainsi un moyen efficace et extensible de réaliser du web </w:t>
+      </w:r>
+      <w:proofErr w:type="spellStart"/>
+      <w:r>
+        <w:rPr>
+          <w:i/>
+          <w:iCs/>
+        </w:rPr>
         <w:t>scraping</w:t>
       </w:r>
+      <w:proofErr w:type="spellEnd"/>
       <w:r>
         <w:t xml:space="preserve"> pour des projets de toute envergure. </w:t>
       </w:r>
     </w:p>
     <w:p>
-      <w:pPr>
-        <w:rPr>
-          <w:lang w:val="fr-FR"/>
-        </w:rPr>
-      </w:pPr>
       <w:r>
         <w:rPr>
           <w:lang w:val="fr-FR"/>
@@ -1856,6 +2130,672 @@
         </w:r>
       </w:hyperlink>
     </w:p>
+    <w:tbl>
+      <w:tblPr>
+        <w:tblStyle w:val="Grilledutableau"/>
+        <w:tblW w:w="0" w:type="auto"/>
+        <w:tblLook w:val="04A0" w:firstRow="1" w:lastRow="0" w:firstColumn="1" w:lastColumn="0" w:noHBand="0" w:noVBand="1"/>
+      </w:tblPr>
+      <w:tblGrid>
+        <w:gridCol w:w="9622"/>
+      </w:tblGrid>
+      <w:tr>
+        <w:tc>
+          <w:tcPr>
+            <w:tcW w:w="9622" w:type="dxa"/>
+          </w:tcPr>
+          <w:p>
+            <w:pPr>
+              <w:rPr>
+                <w:b/>
+                <w:bCs/>
+                <w:lang w:val="fr-FR" w:eastAsia="en-US"/>
+              </w:rPr>
+            </w:pPr>
+            <w:r>
+              <w:rPr>
+                <w:b/>
+                <w:bCs/>
+                <w:lang w:val="fr-FR" w:eastAsia="en-US"/>
+              </w:rPr>
+              <w:t>Étapes :</w:t>
+            </w:r>
+          </w:p>
+          <w:p>
+            <w:pPr>
+              <w:rPr>
+                <w:b/>
+                <w:bCs/>
+                <w:lang w:val="fr-FR" w:eastAsia="en-US"/>
+              </w:rPr>
+            </w:pPr>
+            <w:r>
+              <w:rPr>
+                <w:b/>
+                <w:bCs/>
+                <w:lang w:val="fr-FR" w:eastAsia="en-US"/>
+              </w:rPr>
+              <w:t xml:space="preserve">Installation de </w:t>
+            </w:r>
+            <w:proofErr w:type="spellStart"/>
+            <w:r>
+              <w:rPr>
+                <w:b/>
+                <w:bCs/>
+                <w:lang w:val="fr-FR" w:eastAsia="en-US"/>
+              </w:rPr>
+              <w:t>Scrapy</w:t>
+            </w:r>
+            <w:proofErr w:type="spellEnd"/>
+            <w:r>
+              <w:rPr>
+                <w:b/>
+                <w:bCs/>
+                <w:lang w:val="fr-FR" w:eastAsia="en-US"/>
+              </w:rPr>
+              <w:t> :</w:t>
+            </w:r>
+          </w:p>
+          <w:p>
+            <w:pPr>
+              <w:pStyle w:val="Paragraphedeliste"/>
+              <w:numPr>
+                <w:ilvl w:val="0"/>
+                <w:numId w:val="4"/>
+              </w:numPr>
+              <w:rPr>
+                <w:lang w:val="fr-FR" w:eastAsia="en-US"/>
+              </w:rPr>
+            </w:pPr>
+            <w:proofErr w:type="spellStart"/>
+            <w:proofErr w:type="gramStart"/>
+            <w:r>
+              <w:rPr>
+                <w:lang w:val="fr-FR" w:eastAsia="en-US"/>
+              </w:rPr>
+              <w:t>pip</w:t>
+            </w:r>
+            <w:proofErr w:type="spellEnd"/>
+            <w:proofErr w:type="gramEnd"/>
+            <w:r>
+              <w:rPr>
+                <w:lang w:val="fr-FR" w:eastAsia="en-US"/>
+              </w:rPr>
+              <w:t xml:space="preserve"> </w:t>
+            </w:r>
+            <w:proofErr w:type="spellStart"/>
+            <w:r>
+              <w:rPr>
+                <w:lang w:val="fr-FR" w:eastAsia="en-US"/>
+              </w:rPr>
+              <w:t>install</w:t>
+            </w:r>
+            <w:proofErr w:type="spellEnd"/>
+            <w:r>
+              <w:rPr>
+                <w:lang w:val="fr-FR" w:eastAsia="en-US"/>
+              </w:rPr>
+              <w:t xml:space="preserve"> </w:t>
+            </w:r>
+            <w:proofErr w:type="spellStart"/>
+            <w:r>
+              <w:rPr>
+                <w:lang w:val="fr-FR" w:eastAsia="en-US"/>
+              </w:rPr>
+              <w:t>scrapy</w:t>
+            </w:r>
+            <w:proofErr w:type="spellEnd"/>
+          </w:p>
+          <w:p>
+            <w:pPr>
+              <w:rPr>
+                <w:lang w:val="fr-FR" w:eastAsia="en-US"/>
+              </w:rPr>
+            </w:pPr>
+            <w:r>
+              <w:rPr>
+                <w:b/>
+                <w:bCs/>
+                <w:lang w:val="fr-FR" w:eastAsia="en-US"/>
+              </w:rPr>
+              <w:t xml:space="preserve">Dans </w:t>
+            </w:r>
+            <w:proofErr w:type="spellStart"/>
+            <w:r>
+              <w:rPr>
+                <w:b/>
+                <w:bCs/>
+                <w:lang w:val="fr-FR" w:eastAsia="en-US"/>
+              </w:rPr>
+              <w:t>VSCode</w:t>
+            </w:r>
+            <w:proofErr w:type="spellEnd"/>
+            <w:r>
+              <w:rPr>
+                <w:b/>
+                <w:bCs/>
+                <w:lang w:val="fr-FR" w:eastAsia="en-US"/>
+              </w:rPr>
+              <w:t> :</w:t>
+            </w:r>
+            <w:r>
+              <w:rPr>
+                <w:lang w:val="fr-FR" w:eastAsia="en-US"/>
+              </w:rPr>
+              <w:t xml:space="preserve"> </w:t>
+            </w:r>
+          </w:p>
+          <w:p>
+            <w:pPr>
+              <w:pStyle w:val="Paragraphedeliste"/>
+              <w:numPr>
+                <w:ilvl w:val="0"/>
+                <w:numId w:val="4"/>
+              </w:numPr>
+              <w:rPr>
+                <w:lang w:val="fr-FR" w:eastAsia="en-US"/>
+              </w:rPr>
+            </w:pPr>
+            <w:proofErr w:type="gramStart"/>
+            <w:r>
+              <w:rPr>
+                <w:lang w:val="fr-FR" w:eastAsia="en-US"/>
+              </w:rPr>
+              <w:t>python</w:t>
+            </w:r>
+            <w:proofErr w:type="gramEnd"/>
+            <w:r>
+              <w:rPr>
+                <w:lang w:val="fr-FR" w:eastAsia="en-US"/>
+              </w:rPr>
+              <w:t xml:space="preserve"> -m </w:t>
+            </w:r>
+            <w:proofErr w:type="spellStart"/>
+            <w:r>
+              <w:rPr>
+                <w:lang w:val="fr-FR" w:eastAsia="en-US"/>
+              </w:rPr>
+              <w:t>scrapy</w:t>
+            </w:r>
+            <w:proofErr w:type="spellEnd"/>
+            <w:r>
+              <w:rPr>
+                <w:lang w:val="fr-FR" w:eastAsia="en-US"/>
+              </w:rPr>
+              <w:t xml:space="preserve"> </w:t>
+            </w:r>
+            <w:proofErr w:type="spellStart"/>
+            <w:r>
+              <w:rPr>
+                <w:lang w:val="fr-FR" w:eastAsia="en-US"/>
+              </w:rPr>
+              <w:t>startproject</w:t>
+            </w:r>
+            <w:proofErr w:type="spellEnd"/>
+            <w:r>
+              <w:rPr>
+                <w:lang w:val="fr-FR" w:eastAsia="en-US"/>
+              </w:rPr>
+              <w:t xml:space="preserve"> </w:t>
+            </w:r>
+            <w:proofErr w:type="spellStart"/>
+            <w:r>
+              <w:rPr>
+                <w:lang w:val="fr-FR" w:eastAsia="en-US"/>
+              </w:rPr>
+              <w:t>hl_nouvelles_technos</w:t>
+            </w:r>
+            <w:proofErr w:type="spellEnd"/>
+          </w:p>
+          <w:p>
+            <w:pPr>
+              <w:pStyle w:val="Paragraphedeliste"/>
+              <w:numPr>
+                <w:ilvl w:val="0"/>
+                <w:numId w:val="4"/>
+              </w:numPr>
+              <w:rPr>
+                <w:lang w:val="fr-FR" w:eastAsia="en-US"/>
+              </w:rPr>
+            </w:pPr>
+            <w:proofErr w:type="gramStart"/>
+            <w:r>
+              <w:rPr>
+                <w:lang w:val="fr-FR" w:eastAsia="en-US"/>
+              </w:rPr>
+              <w:t>cd</w:t>
+            </w:r>
+            <w:proofErr w:type="gramEnd"/>
+            <w:r>
+              <w:rPr>
+                <w:lang w:val="fr-FR" w:eastAsia="en-US"/>
+              </w:rPr>
+              <w:t xml:space="preserve"> </w:t>
+            </w:r>
+            <w:proofErr w:type="spellStart"/>
+            <w:r>
+              <w:rPr>
+                <w:lang w:val="fr-FR" w:eastAsia="en-US"/>
+              </w:rPr>
+              <w:t>hl_nouvelles_technos</w:t>
+            </w:r>
+            <w:proofErr w:type="spellEnd"/>
+          </w:p>
+          <w:p>
+            <w:pPr>
+              <w:pStyle w:val="Paragraphedeliste"/>
+              <w:numPr>
+                <w:ilvl w:val="0"/>
+                <w:numId w:val="4"/>
+              </w:numPr>
+              <w:rPr>
+                <w:lang w:val="fr-FR" w:eastAsia="en-US"/>
+              </w:rPr>
+            </w:pPr>
+            <w:proofErr w:type="gramStart"/>
+            <w:r>
+              <w:rPr>
+                <w:lang w:val="fr-FR" w:eastAsia="en-US"/>
+              </w:rPr>
+              <w:t>python</w:t>
+            </w:r>
+            <w:proofErr w:type="gramEnd"/>
+            <w:r>
+              <w:rPr>
+                <w:lang w:val="fr-FR" w:eastAsia="en-US"/>
+              </w:rPr>
+              <w:t xml:space="preserve"> -m </w:t>
+            </w:r>
+            <w:proofErr w:type="spellStart"/>
+            <w:r>
+              <w:rPr>
+                <w:lang w:val="fr-FR" w:eastAsia="en-US"/>
+              </w:rPr>
+              <w:t>scrapy</w:t>
+            </w:r>
+            <w:proofErr w:type="spellEnd"/>
+            <w:r>
+              <w:rPr>
+                <w:lang w:val="fr-FR" w:eastAsia="en-US"/>
+              </w:rPr>
+              <w:t xml:space="preserve"> </w:t>
+            </w:r>
+            <w:proofErr w:type="spellStart"/>
+            <w:r>
+              <w:rPr>
+                <w:lang w:val="fr-FR" w:eastAsia="en-US"/>
+              </w:rPr>
+              <w:t>genspider</w:t>
+            </w:r>
+            <w:proofErr w:type="spellEnd"/>
+            <w:r>
+              <w:rPr>
+                <w:lang w:val="fr-FR" w:eastAsia="en-US"/>
+              </w:rPr>
+              <w:t xml:space="preserve"> </w:t>
+            </w:r>
+            <w:r>
+              <w:rPr>
+                <w:lang w:val="fr-FR" w:eastAsia="en-US"/>
+              </w:rPr>
+              <w:t>hl_projet2</w:t>
+            </w:r>
+            <w:r>
+              <w:rPr>
+                <w:lang w:val="fr-FR" w:eastAsia="en-US"/>
+              </w:rPr>
+              <w:t xml:space="preserve"> quotes.toscrape.com</w:t>
+            </w:r>
+          </w:p>
+          <w:p>
+            <w:pPr>
+              <w:rPr>
+                <w:b/>
+                <w:bCs/>
+                <w:lang w:val="fr-FR" w:eastAsia="en-US"/>
+              </w:rPr>
+            </w:pPr>
+            <w:r>
+              <w:rPr>
+                <w:b/>
+                <w:bCs/>
+                <w:lang w:val="fr-FR" w:eastAsia="en-US"/>
+              </w:rPr>
+              <w:t>Dans Users/lavoi /hl_nouvelles_technos</w:t>
+            </w:r>
+            <w:r>
+              <w:rPr>
+                <w:b/>
+                <w:bCs/>
+                <w:lang w:val="fr-FR" w:eastAsia="en-US"/>
+              </w:rPr>
+              <w:t>/hl_nouvelles_technos</w:t>
+            </w:r>
+            <w:r>
+              <w:rPr>
+                <w:b/>
+                <w:bCs/>
+                <w:lang w:val="fr-FR" w:eastAsia="en-US"/>
+              </w:rPr>
+              <w:t>/spiders/</w:t>
+            </w:r>
+            <w:r>
+              <w:rPr>
+                <w:b/>
+                <w:bCs/>
+                <w:lang w:val="fr-FR" w:eastAsia="en-US"/>
+              </w:rPr>
+              <w:t>hl_</w:t>
+            </w:r>
+            <w:r>
+              <w:rPr>
+                <w:b/>
+                <w:bCs/>
+                <w:lang w:val="fr-FR" w:eastAsia="en-US"/>
+              </w:rPr>
+              <w:t>projet2.py :</w:t>
+            </w:r>
+          </w:p>
+          <w:p>
+            <w:pPr>
+              <w:pStyle w:val="Paragraphedeliste"/>
+              <w:numPr>
+                <w:ilvl w:val="0"/>
+                <w:numId w:val="4"/>
+              </w:numPr>
+              <w:rPr>
+                <w:lang w:eastAsia="en-US"/>
+              </w:rPr>
+            </w:pPr>
+            <w:r>
+              <w:rPr>
+                <w:lang w:val="fr-FR" w:eastAsia="en-US"/>
+              </w:rPr>
+              <w:t>Modifier le code d</w:t>
+            </w:r>
+            <w:r>
+              <w:rPr>
+                <w:lang w:val="fr-FR" w:eastAsia="en-US"/>
+              </w:rPr>
+              <w:t xml:space="preserve">e la classe </w:t>
+            </w:r>
+            <w:r>
+              <w:rPr>
+                <w:lang w:eastAsia="en-US"/>
+              </w:rPr>
+              <w:t>HlProjet2Spider</w:t>
+            </w:r>
+          </w:p>
+          <w:p>
+            <w:pPr>
+              <w:pStyle w:val="Paragraphedeliste"/>
+              <w:numPr>
+                <w:ilvl w:val="0"/>
+                <w:numId w:val="4"/>
+              </w:numPr>
+              <w:rPr>
+                <w:lang w:val="fr-FR" w:eastAsia="en-US"/>
+              </w:rPr>
+            </w:pPr>
+            <w:proofErr w:type="gramStart"/>
+            <w:r>
+              <w:rPr>
+                <w:lang w:val="fr-FR" w:eastAsia="en-US"/>
+              </w:rPr>
+              <w:lastRenderedPageBreak/>
+              <w:t>python</w:t>
+            </w:r>
+            <w:proofErr w:type="gramEnd"/>
+            <w:r>
+              <w:rPr>
+                <w:lang w:val="fr-FR" w:eastAsia="en-US"/>
+              </w:rPr>
+              <w:t xml:space="preserve"> -m </w:t>
+            </w:r>
+            <w:proofErr w:type="spellStart"/>
+            <w:r>
+              <w:rPr>
+                <w:lang w:val="fr-FR" w:eastAsia="en-US"/>
+              </w:rPr>
+              <w:t>scrapy</w:t>
+            </w:r>
+            <w:proofErr w:type="spellEnd"/>
+            <w:r>
+              <w:rPr>
+                <w:lang w:val="fr-FR" w:eastAsia="en-US"/>
+              </w:rPr>
+              <w:t xml:space="preserve"> crawl </w:t>
+            </w:r>
+            <w:r>
+              <w:rPr>
+                <w:lang w:val="fr-FR" w:eastAsia="en-US"/>
+              </w:rPr>
+              <w:t>hl_projet2</w:t>
+            </w:r>
+            <w:r>
+              <w:rPr>
+                <w:lang w:val="fr-FR" w:eastAsia="en-US"/>
+              </w:rPr>
+              <w:t xml:space="preserve"> -O </w:t>
+            </w:r>
+            <w:proofErr w:type="spellStart"/>
+            <w:proofErr w:type="gramStart"/>
+            <w:r>
+              <w:rPr>
+                <w:lang w:val="fr-FR" w:eastAsia="en-US"/>
+              </w:rPr>
+              <w:t>produits.json</w:t>
+            </w:r>
+            <w:proofErr w:type="spellEnd"/>
+            <w:proofErr w:type="gramEnd"/>
+          </w:p>
+          <w:p>
+            <w:pPr>
+              <w:rPr>
+                <w:b/>
+                <w:bCs/>
+                <w:lang w:val="fr-FR" w:eastAsia="en-US"/>
+              </w:rPr>
+            </w:pPr>
+            <w:r>
+              <w:rPr>
+                <w:b/>
+                <w:bCs/>
+                <w:lang w:val="fr-FR" w:eastAsia="en-US"/>
+              </w:rPr>
+              <w:t>Modifier fichier settings.py :</w:t>
+            </w:r>
+          </w:p>
+          <w:p>
+            <w:pPr>
+              <w:pStyle w:val="Paragraphedeliste"/>
+              <w:numPr>
+                <w:ilvl w:val="0"/>
+                <w:numId w:val="4"/>
+              </w:numPr>
+              <w:rPr>
+                <w:lang w:val="fr-FR" w:eastAsia="en-US"/>
+              </w:rPr>
+            </w:pPr>
+            <w:r>
+              <w:rPr>
+                <w:lang w:val="fr-FR" w:eastAsia="en-US"/>
+              </w:rPr>
+              <w:t>Plusieurs modifications à faire, beaucoup de recherche</w:t>
+            </w:r>
+          </w:p>
+          <w:p>
+            <w:pPr>
+              <w:rPr>
+                <w:b/>
+                <w:bCs/>
+                <w:lang w:val="fr-FR" w:eastAsia="en-US"/>
+              </w:rPr>
+            </w:pPr>
+            <w:r>
+              <w:rPr>
+                <w:b/>
+                <w:bCs/>
+                <w:lang w:val="fr-FR" w:eastAsia="en-US"/>
+              </w:rPr>
+              <w:t>Modifier le fichier hl_projet2.py</w:t>
+            </w:r>
+            <w:r>
+              <w:rPr>
+                <w:b/>
+                <w:bCs/>
+                <w:lang w:val="fr-FR" w:eastAsia="en-US"/>
+              </w:rPr>
+              <w:t> :</w:t>
+            </w:r>
+          </w:p>
+          <w:p>
+            <w:pPr>
+              <w:pStyle w:val="Paragraphedeliste"/>
+              <w:numPr>
+                <w:ilvl w:val="0"/>
+                <w:numId w:val="4"/>
+              </w:numPr>
+              <w:rPr>
+                <w:lang w:val="fr-FR" w:eastAsia="en-US"/>
+              </w:rPr>
+            </w:pPr>
+            <w:r>
+              <w:rPr>
+                <w:lang w:val="fr-FR" w:eastAsia="en-US"/>
+              </w:rPr>
+              <w:t>Plusieurs modifications à faire, beaucoup de recherche</w:t>
+            </w:r>
+            <w:r>
+              <w:rPr>
+                <w:lang w:val="fr-FR" w:eastAsia="en-US"/>
+              </w:rPr>
+              <w:t xml:space="preserve"> </w:t>
+            </w:r>
+            <w:r>
+              <w:rPr>
+                <w:lang w:val="fr-FR" w:eastAsia="en-US"/>
+              </w:rPr>
+              <w:t>(imprime écran 1)</w:t>
+            </w:r>
+          </w:p>
+          <w:p>
+            <w:pPr>
+              <w:rPr>
+                <w:lang w:val="fr-FR" w:eastAsia="en-US"/>
+              </w:rPr>
+            </w:pPr>
+            <w:r>
+              <w:rPr>
+                <w:b/>
+                <w:bCs/>
+                <w:lang w:val="fr-FR" w:eastAsia="en-US"/>
+              </w:rPr>
+              <w:t xml:space="preserve">Dans </w:t>
+            </w:r>
+            <w:proofErr w:type="spellStart"/>
+            <w:r>
+              <w:rPr>
+                <w:b/>
+                <w:bCs/>
+                <w:lang w:val="fr-FR" w:eastAsia="en-US"/>
+              </w:rPr>
+              <w:t>VSCode</w:t>
+            </w:r>
+            <w:proofErr w:type="spellEnd"/>
+            <w:r>
+              <w:rPr>
+                <w:b/>
+                <w:bCs/>
+                <w:lang w:val="fr-FR" w:eastAsia="en-US"/>
+              </w:rPr>
+              <w:t> :</w:t>
+            </w:r>
+            <w:r>
+              <w:rPr>
+                <w:lang w:val="fr-FR" w:eastAsia="en-US"/>
+              </w:rPr>
+              <w:t xml:space="preserve"> </w:t>
+            </w:r>
+          </w:p>
+          <w:p>
+            <w:pPr>
+              <w:pStyle w:val="Paragraphedeliste"/>
+              <w:numPr>
+                <w:ilvl w:val="0"/>
+                <w:numId w:val="4"/>
+              </w:numPr>
+              <w:rPr>
+                <w:lang w:val="fr-FR" w:eastAsia="en-US"/>
+              </w:rPr>
+            </w:pPr>
+            <w:proofErr w:type="gramStart"/>
+            <w:r>
+              <w:rPr>
+                <w:lang w:val="fr-FR" w:eastAsia="en-US"/>
+              </w:rPr>
+              <w:t>python</w:t>
+            </w:r>
+            <w:proofErr w:type="gramEnd"/>
+            <w:r>
+              <w:rPr>
+                <w:lang w:val="fr-FR" w:eastAsia="en-US"/>
+              </w:rPr>
+              <w:t xml:space="preserve"> -m </w:t>
+            </w:r>
+            <w:proofErr w:type="spellStart"/>
+            <w:r>
+              <w:rPr>
+                <w:lang w:val="fr-FR" w:eastAsia="en-US"/>
+              </w:rPr>
+              <w:t>scrapy</w:t>
+            </w:r>
+            <w:proofErr w:type="spellEnd"/>
+            <w:r>
+              <w:rPr>
+                <w:lang w:val="fr-FR" w:eastAsia="en-US"/>
+              </w:rPr>
+              <w:t xml:space="preserve"> crawl hl_projet2 -o </w:t>
+            </w:r>
+            <w:proofErr w:type="spellStart"/>
+            <w:proofErr w:type="gramStart"/>
+            <w:r>
+              <w:rPr>
+                <w:lang w:val="fr-FR" w:eastAsia="en-US"/>
+              </w:rPr>
+              <w:t>produits.json</w:t>
+            </w:r>
+            <w:proofErr w:type="spellEnd"/>
+            <w:proofErr w:type="gramEnd"/>
+          </w:p>
+          <w:p>
+            <w:pPr>
+              <w:pStyle w:val="Paragraphedeliste"/>
+              <w:numPr>
+                <w:ilvl w:val="0"/>
+                <w:numId w:val="4"/>
+              </w:numPr>
+              <w:rPr>
+                <w:lang w:val="fr-FR" w:eastAsia="en-US"/>
+              </w:rPr>
+            </w:pPr>
+            <w:r>
+              <w:rPr>
+                <w:lang w:val="fr-FR" w:eastAsia="en-US"/>
+              </w:rPr>
+              <w:t>Attendre longtemps</w:t>
+            </w:r>
+          </w:p>
+        </w:tc>
+      </w:tr>
+    </w:tbl>
+    <w:p>
+      <w:pPr>
+        <w:rPr>
+          <w:lang w:val="fr-FR"/>
+        </w:rPr>
+      </w:pPr>
+    </w:p>
     <w:p>
       <w:pPr>
         <w:pStyle w:val="Titre1"/>
@@ -1863,91 +2803,35 @@
           <w:lang w:val="fr-FR"/>
         </w:rPr>
       </w:pPr>
-      <w:bookmarkStart w:id="2" w:name="_Toc210637895"/>
-      <w:r>
-        <w:rPr>
-          <w:lang w:val="fr-FR"/>
-        </w:rPr>
-        <w:t>Lien</w:t>
-      </w:r>
-      <w:r>
-        <w:rPr>
-          <w:lang w:val="fr-FR"/>
-        </w:rPr>
-        <w:t>s</w:t>
+      <w:bookmarkStart w:id="2" w:name="_Toc211110069"/>
+      <w:r>
+        <w:rPr>
+          <w:lang w:val="fr-FR"/>
+        </w:rPr>
+        <w:t>Méthode d’importation des données dans MongoDB Atlas</w:t>
       </w:r>
       <w:bookmarkEnd w:id="2"/>
-      <w:r>
-        <w:rPr>
-          <w:lang w:val="fr-FR"/>
-        </w:rPr>
-        <w:t xml:space="preserve"> </w:t>
-      </w:r>
-    </w:p>
-    <w:p>
-      <w:pPr>
-        <w:pStyle w:val="Titre2"/>
-        <w:rPr>
-          <w:lang w:val="fr-FR"/>
-        </w:rPr>
-      </w:pPr>
-      <w:bookmarkStart w:id="3" w:name="_Toc210637896"/>
-      <w:r>
-        <w:rPr>
-          <w:lang w:val="fr-FR"/>
-        </w:rPr>
-        <w:t>B</w:t>
-      </w:r>
-      <w:r>
-        <w:rPr>
-          <w:lang w:val="fr-FR"/>
-        </w:rPr>
-        <w:t>ase MongoDB Atlas</w:t>
-      </w:r>
-      <w:bookmarkEnd w:id="3"/>
-    </w:p>
-    <w:p>
-      <w:pPr>
-        <w:rPr>
-          <w:lang w:val="fr-FR"/>
-        </w:rPr>
-      </w:pPr>
-    </w:p>
-    <w:p>
-      <w:pPr>
-        <w:pStyle w:val="Titre2"/>
-        <w:rPr>
-          <w:lang w:val="fr-FR"/>
-        </w:rPr>
-      </w:pPr>
-      <w:bookmarkStart w:id="4" w:name="_Toc210637897"/>
-      <w:r>
-        <w:rPr>
-          <w:lang w:val="fr-FR"/>
-        </w:rPr>
-        <w:t>D</w:t>
-      </w:r>
-      <w:r>
-        <w:rPr>
-          <w:lang w:val="fr-FR"/>
-        </w:rPr>
-        <w:t>épôt GitHub</w:t>
-      </w:r>
-      <w:bookmarkEnd w:id="4"/>
-    </w:p>
-    <w:p>
-      <w:pPr>
-        <w:rPr>
-          <w:lang w:val="fr-FR"/>
-        </w:rPr>
-      </w:pPr>
-    </w:p>
-    <w:p>
-      <w:pPr>
-        <w:rPr>
-          <w:lang w:val="fr-FR"/>
-        </w:rPr>
-      </w:pPr>
+    </w:p>
+    <w:p>
+      <w:pPr>
+        <w:rPr>
+          <w:lang w:val="fr-FR" w:eastAsia="en-US"/>
+        </w:rPr>
+      </w:pPr>
+    </w:p>
+    <w:p>
+      <w:pPr>
+        <w:spacing w:after="160" w:line="278" w:lineRule="auto"/>
+        <w:rPr>
+          <w:lang w:val="fr-FR" w:eastAsia="en-US"/>
+        </w:rPr>
+      </w:pPr>
+      <w:r>
+        <w:rPr>
+          <w:lang w:val="fr-FR" w:eastAsia="en-US"/>
+        </w:rPr>
+        <w:br w:type="page"/>
+      </w:r>
     </w:p>
     <w:p>
       <w:pPr>
@@ -1956,45 +2840,7 @@
           <w:lang w:val="fr-FR"/>
         </w:rPr>
       </w:pPr>
-      <w:bookmarkStart w:id="5" w:name="_Toc210637898"/>
-      <w:r>
-        <w:rPr>
-          <w:lang w:val="fr-FR"/>
-        </w:rPr>
-        <w:lastRenderedPageBreak/>
-        <w:t>Méthode d’importation des données dans MongoDB Atlas</w:t>
-      </w:r>
-      <w:bookmarkEnd w:id="5"/>
-    </w:p>
-    <w:p>
-      <w:pPr>
-        <w:rPr>
-          <w:lang w:val="fr-FR" w:eastAsia="en-US"/>
-        </w:rPr>
-      </w:pPr>
-    </w:p>
-    <w:p>
-      <w:pPr>
-        <w:spacing w:after="160" w:line="278" w:lineRule="auto"/>
-        <w:rPr>
-          <w:lang w:val="fr-FR" w:eastAsia="en-US"/>
-        </w:rPr>
-      </w:pPr>
-      <w:r>
-        <w:rPr>
-          <w:lang w:val="fr-FR" w:eastAsia="en-US"/>
-        </w:rPr>
-        <w:br w:type="page"/>
-      </w:r>
-    </w:p>
-    <w:p>
-      <w:pPr>
-        <w:pStyle w:val="Titre1"/>
-        <w:rPr>
-          <w:lang w:val="fr-FR"/>
-        </w:rPr>
-      </w:pPr>
-      <w:bookmarkStart w:id="6" w:name="_Toc210637899"/>
+      <w:bookmarkStart w:id="3" w:name="_Toc211110070"/>
       <w:r>
         <w:rPr>
           <w:lang w:val="fr-FR"/>
@@ -2002,7 +2848,7 @@
         <w:lastRenderedPageBreak/>
         <w:t>Schéma des documents dans votre collection</w:t>
       </w:r>
-      <w:bookmarkEnd w:id="6"/>
+      <w:bookmarkEnd w:id="3"/>
     </w:p>
     <w:p>
       <w:pPr>
@@ -2032,7 +2878,7 @@
           <w:lang w:val="fr-FR"/>
         </w:rPr>
       </w:pPr>
-      <w:bookmarkStart w:id="7" w:name="_Toc210637900"/>
+      <w:bookmarkStart w:id="4" w:name="_Toc211110071"/>
       <w:r>
         <w:rPr>
           <w:lang w:val="fr-FR"/>
@@ -2040,7 +2886,7 @@
         <w:lastRenderedPageBreak/>
         <w:t>3 requêtes de sélection</w:t>
       </w:r>
-      <w:bookmarkEnd w:id="7"/>
+      <w:bookmarkEnd w:id="4"/>
       <w:r>
         <w:rPr>
           <w:lang w:val="fr-FR"/>
@@ -2246,6 +3092,99 @@
     </w:p>
     <w:p>
       <w:pPr>
+        <w:pStyle w:val="Titre1"/>
+        <w:rPr>
+          <w:lang w:val="fr-FR"/>
+        </w:rPr>
+      </w:pPr>
+      <w:bookmarkStart w:id="5" w:name="_Toc211110072"/>
+      <w:r>
+        <w:rPr>
+          <w:lang w:val="fr-FR"/>
+        </w:rPr>
+        <w:t>Liens</w:t>
+      </w:r>
+      <w:bookmarkEnd w:id="5"/>
+      <w:r>
+        <w:rPr>
+          <w:lang w:val="fr-FR"/>
+        </w:rPr>
+        <w:t xml:space="preserve"> </w:t>
+      </w:r>
+    </w:p>
+    <w:p>
+      <w:pPr>
+        <w:pStyle w:val="Titre2"/>
+        <w:rPr>
+          <w:lang w:val="fr-FR"/>
+        </w:rPr>
+      </w:pPr>
+      <w:bookmarkStart w:id="6" w:name="_Toc211110073"/>
+      <w:r>
+        <w:rPr>
+          <w:lang w:val="fr-FR"/>
+        </w:rPr>
+        <w:t>Base MongoDB Atlas</w:t>
+      </w:r>
+      <w:bookmarkEnd w:id="6"/>
+    </w:p>
+    <w:p>
+      <w:pPr>
+        <w:rPr>
+          <w:lang w:val="fr-FR"/>
+        </w:rPr>
+      </w:pPr>
+    </w:p>
+    <w:p>
+      <w:pPr>
+        <w:pStyle w:val="Titre2"/>
+        <w:rPr>
+          <w:lang w:val="fr-FR"/>
+        </w:rPr>
+      </w:pPr>
+      <w:bookmarkStart w:id="7" w:name="_Toc211110074"/>
+      <w:r>
+        <w:rPr>
+          <w:lang w:val="fr-FR"/>
+        </w:rPr>
+        <w:t>Dépôt GitHub</w:t>
+      </w:r>
+      <w:bookmarkEnd w:id="7"/>
+    </w:p>
+    <w:p>
+      <w:pPr>
+        <w:rPr>
+          <w:lang w:val="fr-FR"/>
+        </w:rPr>
+      </w:pPr>
+      <w:hyperlink r:id="rId9" w:history="1">
+        <w:r>
+          <w:rPr>
+            <w:rStyle w:val="Lienhypertexte"/>
+            <w:lang w:val="fr-FR"/>
+          </w:rPr>
+          <w:t>https://github.com/twinkletoe103/projet2_nouvelles_technos</w:t>
+        </w:r>
+      </w:hyperlink>
+    </w:p>
+    <w:p>
+      <w:pPr>
+        <w:rPr>
+          <w:lang w:val="fr-FR"/>
+        </w:rPr>
+      </w:pPr>
+      <w:hyperlink r:id="rId10" w:history="1">
+        <w:r>
+          <w:rPr>
+            <w:rStyle w:val="Lienhypertexte"/>
+            <w:lang w:val="fr-FR"/>
+          </w:rPr>
+          <w:t>https://github.com/twinkletoe103/projet2_nouvelles_technos.git</w:t>
+        </w:r>
+      </w:hyperlink>
+    </w:p>
+    <w:p>
+      <w:pPr>
         <w:spacing w:after="160" w:line="278" w:lineRule="auto"/>
         <w:rPr>
           <w:lang w:val="fr-FR" w:eastAsia="en-US"/>
@@ -2273,7 +3212,7 @@
           <w:lang w:val="fr-FR"/>
         </w:rPr>
       </w:pPr>
-      <w:bookmarkStart w:id="8" w:name="_Toc210637901"/>
+      <w:bookmarkStart w:id="8" w:name="_Toc211110075"/>
       <w:r>
         <w:rPr>
           <w:lang w:val="fr-FR"/>
@@ -2298,6 +3237,37 @@
     </w:p>
     <w:p>
       <w:pPr>
+        <w:pStyle w:val="Titre2"/>
+        <w:rPr>
+          <w:lang w:val="fr-FR" w:eastAsia="en-US"/>
+        </w:rPr>
+      </w:pPr>
+      <w:bookmarkStart w:id="9" w:name="_Toc211110076"/>
+      <w:proofErr w:type="spellStart"/>
+      <w:r>
+        <w:rPr>
+          <w:lang w:val="fr-FR" w:eastAsia="en-US"/>
+        </w:rPr>
+        <w:t>Scrappy</w:t>
+      </w:r>
+      <w:bookmarkEnd w:id="9"/>
+      <w:proofErr w:type="spellEnd"/>
+      <w:r>
+        <w:rPr>
+          <w:lang w:val="fr-FR" w:eastAsia="en-US"/>
+        </w:rPr>
+        <w:t xml:space="preserve"> </w:t>
+      </w:r>
+    </w:p>
+    <w:p>
+      <w:pPr>
+        <w:rPr>
+          <w:lang w:val="fr-FR" w:eastAsia="en-US"/>
+        </w:rPr>
+      </w:pPr>
+    </w:p>
+    <w:p>
+      <w:pPr>
         <w:spacing w:after="160" w:line="278" w:lineRule="auto"/>
         <w:rPr>
           <w:lang w:val="fr-FR" w:eastAsia="en-US"/>
@@ -2317,7 +3287,7 @@
           <w:lang w:val="fr-FR"/>
         </w:rPr>
       </w:pPr>
-      <w:bookmarkStart w:id="9" w:name="_Toc210637902"/>
+      <w:bookmarkStart w:id="10" w:name="_Toc211110077"/>
       <w:r>
         <w:rPr>
           <w:lang w:val="fr-FR"/>
@@ -2325,7 +3295,7 @@
         <w:lastRenderedPageBreak/>
         <w:t>Tableau indiquant la contribution de chaque coéquipier</w:t>
       </w:r>
-      <w:bookmarkEnd w:id="9"/>
+      <w:bookmarkEnd w:id="10"/>
     </w:p>
     <w:p>
       <w:pPr>
@@ -2478,6 +3448,25 @@
               </w:rPr>
               <w:t>rapport</w:t>
             </w:r>
+            <w:r>
+              <w:rPr>
+                <w:lang w:val="fr-FR" w:eastAsia="en-US"/>
+              </w:rPr>
+              <w:t xml:space="preserve"> </w:t>
+            </w:r>
+            <w:r>
+              <w:rPr>
+                <w:lang w:val="fr-FR" w:eastAsia="en-US"/>
+              </w:rPr>
+              <w:tab/>
+            </w:r>
+            <w:r>
+              <w:rPr>
+                <w:lang w:val="fr-FR" w:eastAsia="en-US"/>
+              </w:rPr>
+              <w:tab/>
+              <w:t>(1h)</w:t>
+            </w:r>
           </w:p>
           <w:p>
             <w:pPr>
@@ -2497,6 +3486,43 @@
               </w:rPr>
               <w:t>ction de 2500 éléments</w:t>
             </w:r>
+            <w:r>
+              <w:rPr>
+                <w:lang w:eastAsia="en-US"/>
+              </w:rPr>
+              <w:t xml:space="preserve"> </w:t>
+            </w:r>
+            <w:r>
+              <w:rPr>
+                <w:lang w:eastAsia="en-US"/>
+              </w:rPr>
+              <w:tab/>
+            </w:r>
+            <w:r>
+              <w:rPr>
+                <w:lang w:eastAsia="en-US"/>
+              </w:rPr>
+              <w:tab/>
+            </w:r>
+            <w:r>
+              <w:rPr>
+                <w:lang w:eastAsia="en-US"/>
+              </w:rPr>
+              <w:tab/>
+              <w:t>(</w:t>
+            </w:r>
+            <w:r>
+              <w:rPr>
+                <w:lang w:eastAsia="en-US"/>
+              </w:rPr>
+              <w:t>3</w:t>
+            </w:r>
+            <w:r>
+              <w:rPr>
+                <w:lang w:eastAsia="en-US"/>
+              </w:rPr>
+              <w:t>h minimum)</w:t>
+            </w:r>
           </w:p>
           <w:p>
             <w:pPr>
@@ -2509,6 +3535,13 @@
                 <w:lang w:val="fr-FR" w:eastAsia="en-US"/>
               </w:rPr>
               <w:t>Exporter les données dans un fichier CVS</w:t>
+            </w:r>
+            <w:r>
+              <w:rPr>
+                <w:lang w:val="fr-FR" w:eastAsia="en-US"/>
+              </w:rPr>
+              <w:tab/>
+              <w:t>()</w:t>
             </w:r>
           </w:p>
         </w:tc>
@@ -2584,6 +3617,31 @@
               </w:rPr>
               <w:t xml:space="preserve">Recherche du site </w:t>
             </w:r>
+            <w:r>
+              <w:rPr>
+                <w:lang w:val="fr-FR" w:eastAsia="en-US"/>
+              </w:rPr>
+              <w:tab/>
+            </w:r>
+            <w:r>
+              <w:rPr>
+                <w:lang w:val="fr-FR" w:eastAsia="en-US"/>
+              </w:rPr>
+              <w:tab/>
+            </w:r>
+            <w:r>
+              <w:rPr>
+                <w:lang w:val="fr-FR" w:eastAsia="en-US"/>
+              </w:rPr>
+              <w:tab/>
+            </w:r>
+            <w:r>
+              <w:rPr>
+                <w:lang w:val="fr-FR" w:eastAsia="en-US"/>
+              </w:rPr>
+              <w:tab/>
+              <w:t>()</w:t>
+            </w:r>
           </w:p>
           <w:p>
             <w:pPr>
@@ -2597,6 +3655,13 @@
               </w:rPr>
               <w:t>Créer une base de données dans MongoDB Atlas</w:t>
             </w:r>
+            <w:r>
+              <w:rPr>
+                <w:lang w:eastAsia="en-US"/>
+              </w:rPr>
+              <w:tab/>
+              <w:t>()</w:t>
+            </w:r>
           </w:p>
           <w:p>
             <w:pPr>
@@ -2609,6 +3674,13 @@
                 <w:lang w:eastAsia="en-US"/>
               </w:rPr>
               <w:t>Importer le fichier CSV dans une collection</w:t>
+            </w:r>
+            <w:r>
+              <w:rPr>
+                <w:lang w:eastAsia="en-US"/>
+              </w:rPr>
+              <w:tab/>
+              <w:t>()</w:t>
             </w:r>
           </w:p>
         </w:tc>
@@ -2682,7 +3754,34 @@
               <w:rPr>
                 <w:lang w:val="fr-FR" w:eastAsia="en-US"/>
               </w:rPr>
-              <w:t>Recherche de l’outil de webscraping</w:t>
+              <w:t xml:space="preserve">Recherche de l’outil de </w:t>
+            </w:r>
+            <w:proofErr w:type="spellStart"/>
+            <w:r>
+              <w:rPr>
+                <w:lang w:val="fr-FR" w:eastAsia="en-US"/>
+              </w:rPr>
+              <w:t>webscraping</w:t>
+            </w:r>
+            <w:proofErr w:type="spellEnd"/>
+            <w:r>
+              <w:rPr>
+                <w:lang w:val="fr-FR" w:eastAsia="en-US"/>
+              </w:rPr>
+              <w:t xml:space="preserve"> </w:t>
+            </w:r>
+            <w:r>
+              <w:rPr>
+                <w:lang w:val="fr-FR" w:eastAsia="en-US"/>
+              </w:rPr>
+              <w:tab/>
+            </w:r>
+            <w:r>
+              <w:rPr>
+                <w:lang w:val="fr-FR" w:eastAsia="en-US"/>
+              </w:rPr>
+              <w:tab/>
+              <w:t>(0,5h)</w:t>
             </w:r>
           </w:p>
           <w:p>
@@ -2695,7 +3794,28 @@
               <w:rPr>
                 <w:lang w:val="fr-FR" w:eastAsia="en-US"/>
               </w:rPr>
-              <w:t>Production de 3 requêtes de sélection (find)</w:t>
+              <w:t>Production de 3 requêtes de sélection (</w:t>
+            </w:r>
+            <w:proofErr w:type="spellStart"/>
+            <w:r>
+              <w:rPr>
+                <w:lang w:val="fr-FR" w:eastAsia="en-US"/>
+              </w:rPr>
+              <w:t>find</w:t>
+            </w:r>
+            <w:proofErr w:type="spellEnd"/>
+            <w:r>
+              <w:rPr>
+                <w:lang w:val="fr-FR" w:eastAsia="en-US"/>
+              </w:rPr>
+              <w:t>)</w:t>
+            </w:r>
+            <w:r>
+              <w:rPr>
+                <w:lang w:val="fr-FR" w:eastAsia="en-US"/>
+              </w:rPr>
+              <w:tab/>
+              <w:t>()</w:t>
             </w:r>
           </w:p>
           <w:p>
@@ -2709,6 +3829,13 @@
                 <w:lang w:val="fr-FR" w:eastAsia="en-US"/>
               </w:rPr>
               <w:t>Schéma des documents dans la collection</w:t>
+            </w:r>
+            <w:r>
+              <w:rPr>
+                <w:lang w:val="fr-FR" w:eastAsia="en-US"/>
+              </w:rPr>
+              <w:tab/>
+              <w:t>()</w:t>
             </w:r>
           </w:p>
         </w:tc>
@@ -2740,10 +3867,154 @@
     </w:tbl>
     <w:p>
       <w:pPr>
+        <w:pStyle w:val="Titre1"/>
         <w:rPr>
           <w:lang w:val="fr-FR" w:eastAsia="en-US"/>
         </w:rPr>
       </w:pPr>
+    </w:p>
+    <w:p>
+      <w:pPr>
+        <w:spacing w:after="160" w:line="278" w:lineRule="auto"/>
+        <w:rPr>
+          <w:rFonts w:asciiTheme="majorHAnsi" w:eastAsiaTheme="majorEastAsia" w:hAnsiTheme="majorHAnsi" w:cstheme="majorBidi"/>
+          <w:color w:val="0F4761" w:themeColor="accent1" w:themeShade="BF"/>
+          <w:sz w:val="40"/>
+          <w:szCs w:val="40"/>
+          <w:lang w:val="fr-FR" w:eastAsia="en-US"/>
+        </w:rPr>
+      </w:pPr>
+      <w:r>
+        <w:rPr>
+          <w:lang w:val="fr-FR" w:eastAsia="en-US"/>
+        </w:rPr>
+        <w:br w:type="page"/>
+      </w:r>
+    </w:p>
+    <w:p>
+      <w:pPr>
+        <w:pStyle w:val="Titre1"/>
+        <w:rPr>
+          <w:lang w:val="fr-FR" w:eastAsia="en-US"/>
+        </w:rPr>
+      </w:pPr>
+      <w:bookmarkStart w:id="11" w:name="_Toc211110078"/>
+      <w:r>
+        <w:rPr>
+          <w:lang w:val="fr-FR" w:eastAsia="en-US"/>
+        </w:rPr>
+        <w:lastRenderedPageBreak/>
+        <w:t>Imprime écran</w:t>
+      </w:r>
+      <w:bookmarkEnd w:id="11"/>
+      <w:r>
+        <w:rPr>
+          <w:lang w:val="fr-FR" w:eastAsia="en-US"/>
+        </w:rPr>
+        <w:t xml:space="preserve"> </w:t>
+      </w:r>
+    </w:p>
+    <w:p>
+      <w:pPr>
+        <w:keepNext/>
+        <w:spacing w:after="0"/>
+      </w:pPr>
+      <w:r>
+        <w:rPr>
+          <w:noProof/>
+          <w14:ligatures w14:val="standardContextual"/>
+        </w:rPr>
+        <w:drawing>
+          <wp:inline distT="0" distB="0" distL="0" distR="0" wp14:anchorId="7D004BE4" wp14:editId="42FBC3A0">
+            <wp:extent cx="4096385" cy="5092838"/>
+            <wp:effectExtent l="0" t="0" r="0" b="0"/>
+            <wp:docPr id="1687113977" name="Image 1" descr="Une image contenant texte, capture d’écran, logiciel&#10;&#10;Le contenu généré par l’IA peut être incorrect."/>
+            <wp:cNvGraphicFramePr>
+              <a:graphicFrameLocks xmlns:a="http://schemas.openxmlformats.org/drawingml/2006/main" noChangeAspect="1"/>
+            </wp:cNvGraphicFramePr>
+            <a:graphic xmlns:a="http://schemas.openxmlformats.org/drawingml/2006/main">
+              <a:graphicData uri="http://schemas.openxmlformats.org/drawingml/2006/picture">
+                <pic:pic xmlns:pic="http://schemas.openxmlformats.org/drawingml/2006/picture">
+                  <pic:nvPicPr>
+                    <pic:cNvPr id="1687113977" name="Image 1" descr="Une image contenant texte, capture d’écran, logiciel&#10;&#10;Le contenu généré par l’IA peut être incorrect."/>
+                    <pic:cNvPicPr/>
+                  </pic:nvPicPr>
+                  <pic:blipFill>
+                    <a:blip r:embed="rId11"/>
+                    <a:stretch>
+                      <a:fillRect/>
+                    </a:stretch>
+                  </pic:blipFill>
+                  <pic:spPr>
+                    <a:xfrm>
+                      <a:off x="0" y="0"/>
+                      <a:ext cx="4107473" cy="5106623"/>
+                    </a:xfrm>
+                    <a:prstGeom prst="rect">
+                      <a:avLst/>
+                    </a:prstGeom>
+                  </pic:spPr>
+                </pic:pic>
+              </a:graphicData>
+            </a:graphic>
+          </wp:inline>
+        </w:drawing>
+      </w:r>
+    </w:p>
+    <w:p>
+      <w:pPr>
+        <w:keepNext/>
+        <w:spacing w:after="0"/>
+      </w:pPr>
+      <w:r>
+        <w:rPr>
+          <w:noProof/>
+          <w14:ligatures w14:val="standardContextual"/>
+        </w:rPr>
+        <w:drawing>
+          <wp:inline distT="0" distB="0" distL="0" distR="0" wp14:anchorId="32181FAA" wp14:editId="478B130A">
+            <wp:extent cx="4096987" cy="2158660"/>
+            <wp:effectExtent l="0" t="0" r="0" b="0"/>
+            <wp:docPr id="311268959" name="Image 1" descr="Une image contenant texte, capture d’écran, logiciel&#10;&#10;Le contenu généré par l’IA peut être incorrect."/>
+            <wp:cNvGraphicFramePr>
+              <a:graphicFrameLocks xmlns:a="http://schemas.openxmlformats.org/drawingml/2006/main" noChangeAspect="1"/>
+            </wp:cNvGraphicFramePr>
+            <a:graphic xmlns:a="http://schemas.openxmlformats.org/drawingml/2006/main">
+              <a:graphicData uri="http://schemas.openxmlformats.org/drawingml/2006/picture">
+                <pic:pic xmlns:pic="http://schemas.openxmlformats.org/drawingml/2006/picture">
+                  <pic:nvPicPr>
+                    <pic:cNvPr id="311268959" name="Image 1" descr="Une image contenant texte, capture d’écran, logiciel&#10;&#10;Le contenu généré par l’IA peut être incorrect."/>
+                    <pic:cNvPicPr/>
+                  </pic:nvPicPr>
+                  <pic:blipFill>
+                    <a:blip r:embed="rId12"/>
+                    <a:stretch>
+                      <a:fillRect/>
+                    </a:stretch>
+                  </pic:blipFill>
+                  <pic:spPr>
+                    <a:xfrm>
+                      <a:off x="0" y="0"/>
+                      <a:ext cx="4108331" cy="2164637"/>
+                    </a:xfrm>
+                    <a:prstGeom prst="rect">
+                      <a:avLst/>
+                    </a:prstGeom>
+                  </pic:spPr>
+                </pic:pic>
+              </a:graphicData>
+            </a:graphic>
+          </wp:inline>
+        </w:drawing>
+      </w:r>
+    </w:p>
+    <w:p>
+      <w:pPr>
+        <w:pStyle w:val="Lgende"/>
+      </w:pPr>
+      <w:r>
+        <w:t>Imprime écran 1</w:t>
+      </w:r>
     </w:p>
     <w:p>
       <w:pPr>
@@ -2765,6 +4036,436 @@
 <file path=word/numbering.xml><?xml version="1.0" encoding="utf-8"?>
 <w:numbering xmlns:wpc="http://schemas.microsoft.com/office/word/2010/wordprocessingCanvas" xmlns:cx="http://schemas.microsoft.com/office/drawing/2014/chartex" xmlns:cx1="http://schemas.microsoft.com/office/drawing/2015/9/8/chartex" xmlns:cx2="http://schemas.microsoft.com/office/drawing/2015/10/21/chartex" xmlns:cx3="http://schemas.microsoft.com/office/drawing/2016/5/9/chartex" xmlns:cx4="http://schemas.microsoft.com/office/drawing/2016/5/10/chartex" xmlns:cx5="http://schemas.microsoft.com/office/drawing/2016/5/11/chartex" xmlns:cx6="http://schemas.microsoft.com/office/drawing/2016/5/12/chartex" xmlns:cx7="http://schemas.microsoft.com/office/drawing/2016/5/13/chartex" xmlns:cx8="http://schemas.microsoft.com/office/drawing/2016/5/14/chartex" xmlns:mc="http://schemas.openxmlformats.org/markup-compatibility/2006" xmlns:aink="http://schemas.microsoft.com/office/drawing/2016/ink" xmlns:am3d="http://schemas.microsoft.com/office/drawing/2017/model3d" xmlns:o="urn:schemas-microsoft-com:office:office" xmlns:oel="http://schemas.microsoft.com/office/2019/extlst" xmlns:r="http://schemas.openxmlformats.org/officeDocument/2006/relationships" xmlns:m="http://schemas.openxmlformats.org/officeDocument/2006/math" xmlns:v="urn:schemas-microsoft-com:vml" xmlns:wp14="http://schemas.microsoft.com/office/word/2010/wordprocessingDrawing" xmlns:wp="http://schemas.openxmlformats.org/drawingml/2006/wordprocessingDrawing" xmlns:w10="urn:schemas-microsoft-com:office:word" xmlns:w="http://schemas.openxmlformats.org/wordprocessingml/2006/main" xmlns:w14="http://schemas.microsoft.com/office/word/2010/wordml" xmlns:w15="http://schemas.microsoft.com/office/word/2012/wordml" xmlns:w16cex="http://schemas.microsoft.com/office/word/2018/wordml/cex" xmlns:w16cid="http://schemas.microsoft.com/office/word/2016/wordml/cid" xmlns:w16="http://schemas.microsoft.com/office/word/2018/wordml" xmlns:w16du="http://schemas.microsoft.com/office/word/2023/wordml/word16du" xmlns:w16sdtdh="http://schemas.microsoft.com/office/word/2020/wordml/sdtdatahash" xmlns:w16sdtfl="http://schemas.microsoft.com/office/word/2024/wordml/sdtformatlock" xmlns:w16se="http://schemas.microsoft.com/office/word/2015/wordml/symex" xmlns:wpg="http://schemas.microsoft.com/office/word/2010/wordprocessingGroup" xmlns:wpi="http://schemas.microsoft.com/office/word/2010/wordprocessingInk" xmlns:wne="http://schemas.microsoft.com/office/word/2006/wordml" xmlns:wps="http://schemas.microsoft.com/office/word/2010/wordprocessingShape" mc:Ignorable="w14 w15 w16se w16cid w16 w16cex w16sdtdh w16sdtfl w16du wp14">
   <w:abstractNum w:abstractNumId="0" w15:restartNumberingAfterBreak="0">
+    <w:nsid w:val="00236820"/>
+    <w:multiLevelType w:val="hybridMultilevel"/>
+    <w:tmpl w:val="A9C8EACE"/>
+    <w:lvl w:ilvl="0" w:tplc="0C0C000F">
+      <w:start w:val="1"/>
+      <w:numFmt w:val="decimal"/>
+      <w:lvlText w:val="%1."/>
+      <w:lvlJc w:val="left"/>
+      <w:pPr>
+        <w:ind w:left="720" w:hanging="360"/>
+      </w:pPr>
+    </w:lvl>
+    <w:lvl w:ilvl="1" w:tplc="0C0C0019">
+      <w:start w:val="1"/>
+      <w:numFmt w:val="lowerLetter"/>
+      <w:lvlText w:val="%2."/>
+      <w:lvlJc w:val="left"/>
+      <w:pPr>
+        <w:ind w:left="1440" w:hanging="360"/>
+      </w:pPr>
+    </w:lvl>
+    <w:lvl w:ilvl="2" w:tplc="0C0C001B">
+      <w:start w:val="1"/>
+      <w:numFmt w:val="lowerRoman"/>
+      <w:lvlText w:val="%3."/>
+      <w:lvlJc w:val="right"/>
+      <w:pPr>
+        <w:ind w:left="2160" w:hanging="180"/>
+      </w:pPr>
+    </w:lvl>
+    <w:lvl w:ilvl="3" w:tplc="0C0C000F">
+      <w:start w:val="1"/>
+      <w:numFmt w:val="decimal"/>
+      <w:lvlText w:val="%4."/>
+      <w:lvlJc w:val="left"/>
+      <w:pPr>
+        <w:ind w:left="2880" w:hanging="360"/>
+      </w:pPr>
+    </w:lvl>
+    <w:lvl w:ilvl="4" w:tplc="0C0C0019">
+      <w:start w:val="1"/>
+      <w:numFmt w:val="lowerLetter"/>
+      <w:lvlText w:val="%5."/>
+      <w:lvlJc w:val="left"/>
+      <w:pPr>
+        <w:ind w:left="3600" w:hanging="360"/>
+      </w:pPr>
+    </w:lvl>
+    <w:lvl w:ilvl="5" w:tplc="0C0C001B">
+      <w:start w:val="1"/>
+      <w:numFmt w:val="lowerRoman"/>
+      <w:lvlText w:val="%6."/>
+      <w:lvlJc w:val="right"/>
+      <w:pPr>
+        <w:ind w:left="4320" w:hanging="180"/>
+      </w:pPr>
+    </w:lvl>
+    <w:lvl w:ilvl="6" w:tplc="0C0C000F">
+      <w:start w:val="1"/>
+      <w:numFmt w:val="decimal"/>
+      <w:lvlText w:val="%7."/>
+      <w:lvlJc w:val="left"/>
+      <w:pPr>
+        <w:ind w:left="5040" w:hanging="360"/>
+      </w:pPr>
+    </w:lvl>
+    <w:lvl w:ilvl="7" w:tplc="0C0C0019">
+      <w:start w:val="1"/>
+      <w:numFmt w:val="lowerLetter"/>
+      <w:lvlText w:val="%8."/>
+      <w:lvlJc w:val="left"/>
+      <w:pPr>
+        <w:ind w:left="5760" w:hanging="360"/>
+      </w:pPr>
+    </w:lvl>
+    <w:lvl w:ilvl="8" w:tplc="0C0C001B">
+      <w:start w:val="1"/>
+      <w:numFmt w:val="lowerRoman"/>
+      <w:lvlText w:val="%9."/>
+      <w:lvlJc w:val="right"/>
+      <w:pPr>
+        <w:ind w:left="6480" w:hanging="180"/>
+      </w:pPr>
+    </w:lvl>
+  </w:abstractNum>
+  <w:abstractNum w:abstractNumId="1" w15:restartNumberingAfterBreak="0">
+    <w:nsid w:val="00A96FA6"/>
+    <w:multiLevelType w:val="hybridMultilevel"/>
+    <w:tmpl w:val="6802AFBE"/>
+    <w:lvl w:ilvl="0" w:tplc="FFFFFFFF">
+      <w:start w:val="1"/>
+      <w:numFmt w:val="decimal"/>
+      <w:lvlText w:val="%1."/>
+      <w:lvlJc w:val="left"/>
+      <w:pPr>
+        <w:ind w:left="720" w:hanging="360"/>
+      </w:pPr>
+    </w:lvl>
+    <w:lvl w:ilvl="1" w:tplc="FFFFFFFF">
+      <w:start w:val="1"/>
+      <w:numFmt w:val="lowerLetter"/>
+      <w:lvlText w:val="%2."/>
+      <w:lvlJc w:val="left"/>
+      <w:pPr>
+        <w:ind w:left="1440" w:hanging="360"/>
+      </w:pPr>
+    </w:lvl>
+    <w:lvl w:ilvl="2" w:tplc="FFFFFFFF">
+      <w:start w:val="1"/>
+      <w:numFmt w:val="lowerRoman"/>
+      <w:lvlText w:val="%3."/>
+      <w:lvlJc w:val="right"/>
+      <w:pPr>
+        <w:ind w:left="2160" w:hanging="180"/>
+      </w:pPr>
+    </w:lvl>
+    <w:lvl w:ilvl="3" w:tplc="FFFFFFFF">
+      <w:start w:val="1"/>
+      <w:numFmt w:val="decimal"/>
+      <w:lvlText w:val="%4."/>
+      <w:lvlJc w:val="left"/>
+      <w:pPr>
+        <w:ind w:left="2880" w:hanging="360"/>
+      </w:pPr>
+    </w:lvl>
+    <w:lvl w:ilvl="4" w:tplc="FFFFFFFF">
+      <w:start w:val="1"/>
+      <w:numFmt w:val="lowerLetter"/>
+      <w:lvlText w:val="%5."/>
+      <w:lvlJc w:val="left"/>
+      <w:pPr>
+        <w:ind w:left="3600" w:hanging="360"/>
+      </w:pPr>
+    </w:lvl>
+    <w:lvl w:ilvl="5" w:tplc="FFFFFFFF">
+      <w:start w:val="1"/>
+      <w:numFmt w:val="lowerRoman"/>
+      <w:lvlText w:val="%6."/>
+      <w:lvlJc w:val="right"/>
+      <w:pPr>
+        <w:ind w:left="4320" w:hanging="180"/>
+      </w:pPr>
+    </w:lvl>
+    <w:lvl w:ilvl="6" w:tplc="FFFFFFFF">
+      <w:start w:val="1"/>
+      <w:numFmt w:val="decimal"/>
+      <w:lvlText w:val="%7."/>
+      <w:lvlJc w:val="left"/>
+      <w:pPr>
+        <w:ind w:left="5040" w:hanging="360"/>
+      </w:pPr>
+    </w:lvl>
+    <w:lvl w:ilvl="7" w:tplc="FFFFFFFF">
+      <w:start w:val="1"/>
+      <w:numFmt w:val="lowerLetter"/>
+      <w:lvlText w:val="%8."/>
+      <w:lvlJc w:val="left"/>
+      <w:pPr>
+        <w:ind w:left="5760" w:hanging="360"/>
+      </w:pPr>
+    </w:lvl>
+    <w:lvl w:ilvl="8" w:tplc="FFFFFFFF">
+      <w:start w:val="1"/>
+      <w:numFmt w:val="lowerRoman"/>
+      <w:lvlText w:val="%9."/>
+      <w:lvlJc w:val="right"/>
+      <w:pPr>
+        <w:ind w:left="6480" w:hanging="180"/>
+      </w:pPr>
+    </w:lvl>
+  </w:abstractNum>
+  <w:abstractNum w:abstractNumId="2" w15:restartNumberingAfterBreak="0">
+    <w:nsid w:val="075B5DB6"/>
+    <w:multiLevelType w:val="hybridMultilevel"/>
+    <w:tmpl w:val="E1F04468"/>
+    <w:lvl w:ilvl="0" w:tplc="FFFFFFFF">
+      <w:start w:val="1"/>
+      <w:numFmt w:val="decimal"/>
+      <w:lvlText w:val="%1."/>
+      <w:lvlJc w:val="left"/>
+      <w:pPr>
+        <w:ind w:left="720" w:hanging="360"/>
+      </w:pPr>
+    </w:lvl>
+    <w:lvl w:ilvl="1" w:tplc="FFFFFFFF">
+      <w:start w:val="1"/>
+      <w:numFmt w:val="lowerLetter"/>
+      <w:lvlText w:val="%2."/>
+      <w:lvlJc w:val="left"/>
+      <w:pPr>
+        <w:ind w:left="1440" w:hanging="360"/>
+      </w:pPr>
+    </w:lvl>
+    <w:lvl w:ilvl="2" w:tplc="FFFFFFFF">
+      <w:start w:val="1"/>
+      <w:numFmt w:val="lowerRoman"/>
+      <w:lvlText w:val="%3."/>
+      <w:lvlJc w:val="right"/>
+      <w:pPr>
+        <w:ind w:left="2160" w:hanging="180"/>
+      </w:pPr>
+    </w:lvl>
+    <w:lvl w:ilvl="3" w:tplc="FFFFFFFF">
+      <w:start w:val="1"/>
+      <w:numFmt w:val="decimal"/>
+      <w:lvlText w:val="%4."/>
+      <w:lvlJc w:val="left"/>
+      <w:pPr>
+        <w:ind w:left="2880" w:hanging="360"/>
+      </w:pPr>
+    </w:lvl>
+    <w:lvl w:ilvl="4" w:tplc="FFFFFFFF">
+      <w:start w:val="1"/>
+      <w:numFmt w:val="lowerLetter"/>
+      <w:lvlText w:val="%5."/>
+      <w:lvlJc w:val="left"/>
+      <w:pPr>
+        <w:ind w:left="3600" w:hanging="360"/>
+      </w:pPr>
+    </w:lvl>
+    <w:lvl w:ilvl="5" w:tplc="FFFFFFFF">
+      <w:start w:val="1"/>
+      <w:numFmt w:val="lowerRoman"/>
+      <w:lvlText w:val="%6."/>
+      <w:lvlJc w:val="right"/>
+      <w:pPr>
+        <w:ind w:left="4320" w:hanging="180"/>
+      </w:pPr>
+    </w:lvl>
+    <w:lvl w:ilvl="6" w:tplc="FFFFFFFF">
+      <w:start w:val="1"/>
+      <w:numFmt w:val="decimal"/>
+      <w:lvlText w:val="%7."/>
+      <w:lvlJc w:val="left"/>
+      <w:pPr>
+        <w:ind w:left="5040" w:hanging="360"/>
+      </w:pPr>
+    </w:lvl>
+    <w:lvl w:ilvl="7" w:tplc="FFFFFFFF">
+      <w:start w:val="1"/>
+      <w:numFmt w:val="lowerLetter"/>
+      <w:lvlText w:val="%8."/>
+      <w:lvlJc w:val="left"/>
+      <w:pPr>
+        <w:ind w:left="5760" w:hanging="360"/>
+      </w:pPr>
+    </w:lvl>
+    <w:lvl w:ilvl="8" w:tplc="FFFFFFFF">
+      <w:start w:val="1"/>
+      <w:numFmt w:val="lowerRoman"/>
+      <w:lvlText w:val="%9."/>
+      <w:lvlJc w:val="right"/>
+      <w:pPr>
+        <w:ind w:left="6480" w:hanging="180"/>
+      </w:pPr>
+    </w:lvl>
+  </w:abstractNum>
+  <w:abstractNum w:abstractNumId="3" w15:restartNumberingAfterBreak="0">
+    <w:nsid w:val="1B427C1D"/>
+    <w:multiLevelType w:val="hybridMultilevel"/>
+    <w:tmpl w:val="68A4DFA0"/>
+    <w:lvl w:ilvl="0" w:tplc="FFFFFFFF">
+      <w:start w:val="1"/>
+      <w:numFmt w:val="decimal"/>
+      <w:lvlText w:val="%1."/>
+      <w:lvlJc w:val="left"/>
+      <w:pPr>
+        <w:ind w:left="720" w:hanging="360"/>
+      </w:pPr>
+    </w:lvl>
+    <w:lvl w:ilvl="1" w:tplc="FFFFFFFF">
+      <w:start w:val="1"/>
+      <w:numFmt w:val="lowerLetter"/>
+      <w:lvlText w:val="%2."/>
+      <w:lvlJc w:val="left"/>
+      <w:pPr>
+        <w:ind w:left="1440" w:hanging="360"/>
+      </w:pPr>
+    </w:lvl>
+    <w:lvl w:ilvl="2" w:tplc="FFFFFFFF">
+      <w:start w:val="1"/>
+      <w:numFmt w:val="lowerRoman"/>
+      <w:lvlText w:val="%3."/>
+      <w:lvlJc w:val="right"/>
+      <w:pPr>
+        <w:ind w:left="2160" w:hanging="180"/>
+      </w:pPr>
+    </w:lvl>
+    <w:lvl w:ilvl="3" w:tplc="FFFFFFFF">
+      <w:start w:val="1"/>
+      <w:numFmt w:val="decimal"/>
+      <w:lvlText w:val="%4."/>
+      <w:lvlJc w:val="left"/>
+      <w:pPr>
+        <w:ind w:left="2880" w:hanging="360"/>
+      </w:pPr>
+    </w:lvl>
+    <w:lvl w:ilvl="4" w:tplc="FFFFFFFF">
+      <w:start w:val="1"/>
+      <w:numFmt w:val="lowerLetter"/>
+      <w:lvlText w:val="%5."/>
+      <w:lvlJc w:val="left"/>
+      <w:pPr>
+        <w:ind w:left="3600" w:hanging="360"/>
+      </w:pPr>
+    </w:lvl>
+    <w:lvl w:ilvl="5" w:tplc="FFFFFFFF">
+      <w:start w:val="1"/>
+      <w:numFmt w:val="lowerRoman"/>
+      <w:lvlText w:val="%6."/>
+      <w:lvlJc w:val="right"/>
+      <w:pPr>
+        <w:ind w:left="4320" w:hanging="180"/>
+      </w:pPr>
+    </w:lvl>
+    <w:lvl w:ilvl="6" w:tplc="FFFFFFFF">
+      <w:start w:val="1"/>
+      <w:numFmt w:val="decimal"/>
+      <w:lvlText w:val="%7."/>
+      <w:lvlJc w:val="left"/>
+      <w:pPr>
+        <w:ind w:left="5040" w:hanging="360"/>
+      </w:pPr>
+    </w:lvl>
+    <w:lvl w:ilvl="7" w:tplc="FFFFFFFF">
+      <w:start w:val="1"/>
+      <w:numFmt w:val="lowerLetter"/>
+      <w:lvlText w:val="%8."/>
+      <w:lvlJc w:val="left"/>
+      <w:pPr>
+        <w:ind w:left="5760" w:hanging="360"/>
+      </w:pPr>
+    </w:lvl>
+    <w:lvl w:ilvl="8" w:tplc="FFFFFFFF">
+      <w:start w:val="1"/>
+      <w:numFmt w:val="lowerRoman"/>
+      <w:lvlText w:val="%9."/>
+      <w:lvlJc w:val="right"/>
+      <w:pPr>
+        <w:ind w:left="6480" w:hanging="180"/>
+      </w:pPr>
+    </w:lvl>
+  </w:abstractNum>
+  <w:abstractNum w:abstractNumId="4" w15:restartNumberingAfterBreak="0">
+    <w:nsid w:val="1C075CE7"/>
+    <w:multiLevelType w:val="hybridMultilevel"/>
+    <w:tmpl w:val="9C307A64"/>
+    <w:lvl w:ilvl="0" w:tplc="FFFFFFFF">
+      <w:start w:val="1"/>
+      <w:numFmt w:val="decimal"/>
+      <w:lvlText w:val="%1."/>
+      <w:lvlJc w:val="left"/>
+      <w:pPr>
+        <w:ind w:left="720" w:hanging="360"/>
+      </w:pPr>
+    </w:lvl>
+    <w:lvl w:ilvl="1" w:tplc="0C0C0019" w:tentative="1">
+      <w:start w:val="1"/>
+      <w:numFmt w:val="lowerLetter"/>
+      <w:lvlText w:val="%2."/>
+      <w:lvlJc w:val="left"/>
+      <w:pPr>
+        <w:ind w:left="1440" w:hanging="360"/>
+      </w:pPr>
+    </w:lvl>
+    <w:lvl w:ilvl="2" w:tplc="0C0C001B" w:tentative="1">
+      <w:start w:val="1"/>
+      <w:numFmt w:val="lowerRoman"/>
+      <w:lvlText w:val="%3."/>
+      <w:lvlJc w:val="right"/>
+      <w:pPr>
+        <w:ind w:left="2160" w:hanging="180"/>
+      </w:pPr>
+    </w:lvl>
+    <w:lvl w:ilvl="3" w:tplc="0C0C000F" w:tentative="1">
+      <w:start w:val="1"/>
+      <w:numFmt w:val="decimal"/>
+      <w:lvlText w:val="%4."/>
+      <w:lvlJc w:val="left"/>
+      <w:pPr>
+        <w:ind w:left="2880" w:hanging="360"/>
+      </w:pPr>
+    </w:lvl>
+    <w:lvl w:ilvl="4" w:tplc="0C0C0019" w:tentative="1">
+      <w:start w:val="1"/>
+      <w:numFmt w:val="lowerLetter"/>
+      <w:lvlText w:val="%5."/>
+      <w:lvlJc w:val="left"/>
+      <w:pPr>
+        <w:ind w:left="3600" w:hanging="360"/>
+      </w:pPr>
+    </w:lvl>
+    <w:lvl w:ilvl="5" w:tplc="0C0C001B" w:tentative="1">
+      <w:start w:val="1"/>
+      <w:numFmt w:val="lowerRoman"/>
+      <w:lvlText w:val="%6."/>
+      <w:lvlJc w:val="right"/>
+      <w:pPr>
+        <w:ind w:left="4320" w:hanging="180"/>
+      </w:pPr>
+    </w:lvl>
+    <w:lvl w:ilvl="6" w:tplc="0C0C000F" w:tentative="1">
+      <w:start w:val="1"/>
+      <w:numFmt w:val="decimal"/>
+      <w:lvlText w:val="%7."/>
+      <w:lvlJc w:val="left"/>
+      <w:pPr>
+        <w:ind w:left="5040" w:hanging="360"/>
+      </w:pPr>
+    </w:lvl>
+    <w:lvl w:ilvl="7" w:tplc="0C0C0019" w:tentative="1">
+      <w:start w:val="1"/>
+      <w:numFmt w:val="lowerLetter"/>
+      <w:lvlText w:val="%8."/>
+      <w:lvlJc w:val="left"/>
+      <w:pPr>
+        <w:ind w:left="5760" w:hanging="360"/>
+      </w:pPr>
+    </w:lvl>
+    <w:lvl w:ilvl="8" w:tplc="0C0C001B" w:tentative="1">
+      <w:start w:val="1"/>
+      <w:numFmt w:val="lowerRoman"/>
+      <w:lvlText w:val="%9."/>
+      <w:lvlJc w:val="right"/>
+      <w:pPr>
+        <w:ind w:left="6480" w:hanging="180"/>
+      </w:pPr>
+    </w:lvl>
+  </w:abstractNum>
+  <w:abstractNum w:abstractNumId="5" w15:restartNumberingAfterBreak="0">
     <w:nsid w:val="295B3B22"/>
     <w:multiLevelType w:val="hybridMultilevel"/>
     <w:tmpl w:val="75000FE6"/>
@@ -2850,8 +4551,409 @@
       </w:pPr>
     </w:lvl>
   </w:abstractNum>
+  <w:abstractNum w:abstractNumId="6" w15:restartNumberingAfterBreak="0">
+    <w:nsid w:val="2E1803A9"/>
+    <w:multiLevelType w:val="hybridMultilevel"/>
+    <w:tmpl w:val="FDB6F64A"/>
+    <w:lvl w:ilvl="0" w:tplc="FFFFFFFF">
+      <w:start w:val="1"/>
+      <w:numFmt w:val="decimal"/>
+      <w:lvlText w:val="%1."/>
+      <w:lvlJc w:val="left"/>
+      <w:pPr>
+        <w:ind w:left="720" w:hanging="360"/>
+      </w:pPr>
+    </w:lvl>
+    <w:lvl w:ilvl="1" w:tplc="FFFFFFFF">
+      <w:start w:val="1"/>
+      <w:numFmt w:val="lowerLetter"/>
+      <w:lvlText w:val="%2."/>
+      <w:lvlJc w:val="left"/>
+      <w:pPr>
+        <w:ind w:left="1440" w:hanging="360"/>
+      </w:pPr>
+    </w:lvl>
+    <w:lvl w:ilvl="2" w:tplc="FFFFFFFF">
+      <w:start w:val="1"/>
+      <w:numFmt w:val="lowerRoman"/>
+      <w:lvlText w:val="%3."/>
+      <w:lvlJc w:val="right"/>
+      <w:pPr>
+        <w:ind w:left="2160" w:hanging="180"/>
+      </w:pPr>
+    </w:lvl>
+    <w:lvl w:ilvl="3" w:tplc="FFFFFFFF">
+      <w:start w:val="1"/>
+      <w:numFmt w:val="decimal"/>
+      <w:lvlText w:val="%4."/>
+      <w:lvlJc w:val="left"/>
+      <w:pPr>
+        <w:ind w:left="2880" w:hanging="360"/>
+      </w:pPr>
+    </w:lvl>
+    <w:lvl w:ilvl="4" w:tplc="FFFFFFFF">
+      <w:start w:val="1"/>
+      <w:numFmt w:val="lowerLetter"/>
+      <w:lvlText w:val="%5."/>
+      <w:lvlJc w:val="left"/>
+      <w:pPr>
+        <w:ind w:left="3600" w:hanging="360"/>
+      </w:pPr>
+    </w:lvl>
+    <w:lvl w:ilvl="5" w:tplc="FFFFFFFF">
+      <w:start w:val="1"/>
+      <w:numFmt w:val="lowerRoman"/>
+      <w:lvlText w:val="%6."/>
+      <w:lvlJc w:val="right"/>
+      <w:pPr>
+        <w:ind w:left="4320" w:hanging="180"/>
+      </w:pPr>
+    </w:lvl>
+    <w:lvl w:ilvl="6" w:tplc="FFFFFFFF">
+      <w:start w:val="1"/>
+      <w:numFmt w:val="decimal"/>
+      <w:lvlText w:val="%7."/>
+      <w:lvlJc w:val="left"/>
+      <w:pPr>
+        <w:ind w:left="5040" w:hanging="360"/>
+      </w:pPr>
+    </w:lvl>
+    <w:lvl w:ilvl="7" w:tplc="FFFFFFFF">
+      <w:start w:val="1"/>
+      <w:numFmt w:val="lowerLetter"/>
+      <w:lvlText w:val="%8."/>
+      <w:lvlJc w:val="left"/>
+      <w:pPr>
+        <w:ind w:left="5760" w:hanging="360"/>
+      </w:pPr>
+    </w:lvl>
+    <w:lvl w:ilvl="8" w:tplc="FFFFFFFF">
+      <w:start w:val="1"/>
+      <w:numFmt w:val="lowerRoman"/>
+      <w:lvlText w:val="%9."/>
+      <w:lvlJc w:val="right"/>
+      <w:pPr>
+        <w:ind w:left="6480" w:hanging="180"/>
+      </w:pPr>
+    </w:lvl>
+  </w:abstractNum>
+  <w:abstractNum w:abstractNumId="7" w15:restartNumberingAfterBreak="0">
+    <w:nsid w:val="49783DDA"/>
+    <w:multiLevelType w:val="hybridMultilevel"/>
+    <w:tmpl w:val="06F07C78"/>
+    <w:lvl w:ilvl="0" w:tplc="FFFFFFFF">
+      <w:start w:val="1"/>
+      <w:numFmt w:val="decimal"/>
+      <w:lvlText w:val="%1."/>
+      <w:lvlJc w:val="left"/>
+      <w:pPr>
+        <w:ind w:left="720" w:hanging="360"/>
+      </w:pPr>
+    </w:lvl>
+    <w:lvl w:ilvl="1" w:tplc="FFFFFFFF">
+      <w:start w:val="1"/>
+      <w:numFmt w:val="lowerLetter"/>
+      <w:lvlText w:val="%2."/>
+      <w:lvlJc w:val="left"/>
+      <w:pPr>
+        <w:ind w:left="1440" w:hanging="360"/>
+      </w:pPr>
+    </w:lvl>
+    <w:lvl w:ilvl="2" w:tplc="FFFFFFFF">
+      <w:start w:val="1"/>
+      <w:numFmt w:val="lowerRoman"/>
+      <w:lvlText w:val="%3."/>
+      <w:lvlJc w:val="right"/>
+      <w:pPr>
+        <w:ind w:left="2160" w:hanging="180"/>
+      </w:pPr>
+    </w:lvl>
+    <w:lvl w:ilvl="3" w:tplc="FFFFFFFF">
+      <w:start w:val="1"/>
+      <w:numFmt w:val="decimal"/>
+      <w:lvlText w:val="%4."/>
+      <w:lvlJc w:val="left"/>
+      <w:pPr>
+        <w:ind w:left="2880" w:hanging="360"/>
+      </w:pPr>
+    </w:lvl>
+    <w:lvl w:ilvl="4" w:tplc="FFFFFFFF">
+      <w:start w:val="1"/>
+      <w:numFmt w:val="lowerLetter"/>
+      <w:lvlText w:val="%5."/>
+      <w:lvlJc w:val="left"/>
+      <w:pPr>
+        <w:ind w:left="3600" w:hanging="360"/>
+      </w:pPr>
+    </w:lvl>
+    <w:lvl w:ilvl="5" w:tplc="FFFFFFFF">
+      <w:start w:val="1"/>
+      <w:numFmt w:val="lowerRoman"/>
+      <w:lvlText w:val="%6."/>
+      <w:lvlJc w:val="right"/>
+      <w:pPr>
+        <w:ind w:left="4320" w:hanging="180"/>
+      </w:pPr>
+    </w:lvl>
+    <w:lvl w:ilvl="6" w:tplc="FFFFFFFF">
+      <w:start w:val="1"/>
+      <w:numFmt w:val="decimal"/>
+      <w:lvlText w:val="%7."/>
+      <w:lvlJc w:val="left"/>
+      <w:pPr>
+        <w:ind w:left="5040" w:hanging="360"/>
+      </w:pPr>
+    </w:lvl>
+    <w:lvl w:ilvl="7" w:tplc="FFFFFFFF">
+      <w:start w:val="1"/>
+      <w:numFmt w:val="lowerLetter"/>
+      <w:lvlText w:val="%8."/>
+      <w:lvlJc w:val="left"/>
+      <w:pPr>
+        <w:ind w:left="5760" w:hanging="360"/>
+      </w:pPr>
+    </w:lvl>
+    <w:lvl w:ilvl="8" w:tplc="FFFFFFFF">
+      <w:start w:val="1"/>
+      <w:numFmt w:val="lowerRoman"/>
+      <w:lvlText w:val="%9."/>
+      <w:lvlJc w:val="right"/>
+      <w:pPr>
+        <w:ind w:left="6480" w:hanging="180"/>
+      </w:pPr>
+    </w:lvl>
+  </w:abstractNum>
+  <w:abstractNum w:abstractNumId="8" w15:restartNumberingAfterBreak="0">
+    <w:nsid w:val="531462F1"/>
+    <w:multiLevelType w:val="hybridMultilevel"/>
+    <w:tmpl w:val="EFF8B4B4"/>
+    <w:lvl w:ilvl="0" w:tplc="FFFFFFFF">
+      <w:start w:val="1"/>
+      <w:numFmt w:val="decimal"/>
+      <w:lvlText w:val="%1."/>
+      <w:lvlJc w:val="left"/>
+      <w:pPr>
+        <w:ind w:left="720" w:hanging="360"/>
+      </w:pPr>
+    </w:lvl>
+    <w:lvl w:ilvl="1" w:tplc="0C0C0019" w:tentative="1">
+      <w:start w:val="1"/>
+      <w:numFmt w:val="lowerLetter"/>
+      <w:lvlText w:val="%2."/>
+      <w:lvlJc w:val="left"/>
+      <w:pPr>
+        <w:ind w:left="1440" w:hanging="360"/>
+      </w:pPr>
+    </w:lvl>
+    <w:lvl w:ilvl="2" w:tplc="0C0C001B" w:tentative="1">
+      <w:start w:val="1"/>
+      <w:numFmt w:val="lowerRoman"/>
+      <w:lvlText w:val="%3."/>
+      <w:lvlJc w:val="right"/>
+      <w:pPr>
+        <w:ind w:left="2160" w:hanging="180"/>
+      </w:pPr>
+    </w:lvl>
+    <w:lvl w:ilvl="3" w:tplc="0C0C000F" w:tentative="1">
+      <w:start w:val="1"/>
+      <w:numFmt w:val="decimal"/>
+      <w:lvlText w:val="%4."/>
+      <w:lvlJc w:val="left"/>
+      <w:pPr>
+        <w:ind w:left="2880" w:hanging="360"/>
+      </w:pPr>
+    </w:lvl>
+    <w:lvl w:ilvl="4" w:tplc="0C0C0019" w:tentative="1">
+      <w:start w:val="1"/>
+      <w:numFmt w:val="lowerLetter"/>
+      <w:lvlText w:val="%5."/>
+      <w:lvlJc w:val="left"/>
+      <w:pPr>
+        <w:ind w:left="3600" w:hanging="360"/>
+      </w:pPr>
+    </w:lvl>
+    <w:lvl w:ilvl="5" w:tplc="0C0C001B" w:tentative="1">
+      <w:start w:val="1"/>
+      <w:numFmt w:val="lowerRoman"/>
+      <w:lvlText w:val="%6."/>
+      <w:lvlJc w:val="right"/>
+      <w:pPr>
+        <w:ind w:left="4320" w:hanging="180"/>
+      </w:pPr>
+    </w:lvl>
+    <w:lvl w:ilvl="6" w:tplc="0C0C000F" w:tentative="1">
+      <w:start w:val="1"/>
+      <w:numFmt w:val="decimal"/>
+      <w:lvlText w:val="%7."/>
+      <w:lvlJc w:val="left"/>
+      <w:pPr>
+        <w:ind w:left="5040" w:hanging="360"/>
+      </w:pPr>
+    </w:lvl>
+    <w:lvl w:ilvl="7" w:tplc="0C0C0019" w:tentative="1">
+      <w:start w:val="1"/>
+      <w:numFmt w:val="lowerLetter"/>
+      <w:lvlText w:val="%8."/>
+      <w:lvlJc w:val="left"/>
+      <w:pPr>
+        <w:ind w:left="5760" w:hanging="360"/>
+      </w:pPr>
+    </w:lvl>
+    <w:lvl w:ilvl="8" w:tplc="0C0C001B" w:tentative="1">
+      <w:start w:val="1"/>
+      <w:numFmt w:val="lowerRoman"/>
+      <w:lvlText w:val="%9."/>
+      <w:lvlJc w:val="right"/>
+      <w:pPr>
+        <w:ind w:left="6480" w:hanging="180"/>
+      </w:pPr>
+    </w:lvl>
+  </w:abstractNum>
+  <w:abstractNum w:abstractNumId="9" w15:restartNumberingAfterBreak="0">
+    <w:nsid w:val="6CB1136A"/>
+    <w:multiLevelType w:val="hybridMultilevel"/>
+    <w:tmpl w:val="1F9854D4"/>
+    <w:lvl w:ilvl="0" w:tplc="FFFFFFFF">
+      <w:start w:val="1"/>
+      <w:numFmt w:val="decimal"/>
+      <w:lvlText w:val="%1."/>
+      <w:lvlJc w:val="left"/>
+      <w:pPr>
+        <w:ind w:left="720" w:hanging="360"/>
+      </w:pPr>
+    </w:lvl>
+    <w:lvl w:ilvl="1" w:tplc="0C0C0019" w:tentative="1">
+      <w:start w:val="1"/>
+      <w:numFmt w:val="lowerLetter"/>
+      <w:lvlText w:val="%2."/>
+      <w:lvlJc w:val="left"/>
+      <w:pPr>
+        <w:ind w:left="1440" w:hanging="360"/>
+      </w:pPr>
+    </w:lvl>
+    <w:lvl w:ilvl="2" w:tplc="0C0C001B" w:tentative="1">
+      <w:start w:val="1"/>
+      <w:numFmt w:val="lowerRoman"/>
+      <w:lvlText w:val="%3."/>
+      <w:lvlJc w:val="right"/>
+      <w:pPr>
+        <w:ind w:left="2160" w:hanging="180"/>
+      </w:pPr>
+    </w:lvl>
+    <w:lvl w:ilvl="3" w:tplc="0C0C000F" w:tentative="1">
+      <w:start w:val="1"/>
+      <w:numFmt w:val="decimal"/>
+      <w:lvlText w:val="%4."/>
+      <w:lvlJc w:val="left"/>
+      <w:pPr>
+        <w:ind w:left="2880" w:hanging="360"/>
+      </w:pPr>
+    </w:lvl>
+    <w:lvl w:ilvl="4" w:tplc="0C0C0019" w:tentative="1">
+      <w:start w:val="1"/>
+      <w:numFmt w:val="lowerLetter"/>
+      <w:lvlText w:val="%5."/>
+      <w:lvlJc w:val="left"/>
+      <w:pPr>
+        <w:ind w:left="3600" w:hanging="360"/>
+      </w:pPr>
+    </w:lvl>
+    <w:lvl w:ilvl="5" w:tplc="0C0C001B" w:tentative="1">
+      <w:start w:val="1"/>
+      <w:numFmt w:val="lowerRoman"/>
+      <w:lvlText w:val="%6."/>
+      <w:lvlJc w:val="right"/>
+      <w:pPr>
+        <w:ind w:left="4320" w:hanging="180"/>
+      </w:pPr>
+    </w:lvl>
+    <w:lvl w:ilvl="6" w:tplc="0C0C000F" w:tentative="1">
+      <w:start w:val="1"/>
+      <w:numFmt w:val="decimal"/>
+      <w:lvlText w:val="%7."/>
+      <w:lvlJc w:val="left"/>
+      <w:pPr>
+        <w:ind w:left="5040" w:hanging="360"/>
+      </w:pPr>
+    </w:lvl>
+    <w:lvl w:ilvl="7" w:tplc="0C0C0019" w:tentative="1">
+      <w:start w:val="1"/>
+      <w:numFmt w:val="lowerLetter"/>
+      <w:lvlText w:val="%8."/>
+      <w:lvlJc w:val="left"/>
+      <w:pPr>
+        <w:ind w:left="5760" w:hanging="360"/>
+      </w:pPr>
+    </w:lvl>
+    <w:lvl w:ilvl="8" w:tplc="0C0C001B" w:tentative="1">
+      <w:start w:val="1"/>
+      <w:numFmt w:val="lowerRoman"/>
+      <w:lvlText w:val="%9."/>
+      <w:lvlJc w:val="right"/>
+      <w:pPr>
+        <w:ind w:left="6480" w:hanging="180"/>
+      </w:pPr>
+    </w:lvl>
+  </w:abstractNum>
   <w:num w:numId="1" w16cid:durableId="1617059456">
+    <w:abstractNumId w:val="5"/>
+  </w:num>
+  <w:num w:numId="2" w16cid:durableId="1588881246">
     <w:abstractNumId w:val="0"/>
+    <w:lvlOverride w:ilvl="0">
+      <w:startOverride w:val="1"/>
+    </w:lvlOverride>
+    <w:lvlOverride w:ilvl="1">
+      <w:startOverride w:val="1"/>
+    </w:lvlOverride>
+    <w:lvlOverride w:ilvl="2">
+      <w:startOverride w:val="1"/>
+    </w:lvlOverride>
+    <w:lvlOverride w:ilvl="3">
+      <w:startOverride w:val="1"/>
+    </w:lvlOverride>
+    <w:lvlOverride w:ilvl="4">
+      <w:startOverride w:val="1"/>
+    </w:lvlOverride>
+    <w:lvlOverride w:ilvl="5">
+      <w:startOverride w:val="1"/>
+    </w:lvlOverride>
+    <w:lvlOverride w:ilvl="6">
+      <w:startOverride w:val="1"/>
+    </w:lvlOverride>
+    <w:lvlOverride w:ilvl="7">
+      <w:startOverride w:val="1"/>
+    </w:lvlOverride>
+    <w:lvlOverride w:ilvl="8">
+      <w:startOverride w:val="1"/>
+    </w:lvlOverride>
+  </w:num>
+  <w:num w:numId="3" w16cid:durableId="1647975462">
+    <w:abstractNumId w:val="0"/>
+  </w:num>
+  <w:num w:numId="4" w16cid:durableId="552423818">
+    <w:abstractNumId w:val="6"/>
+  </w:num>
+  <w:num w:numId="5" w16cid:durableId="924846493">
+    <w:abstractNumId w:val="9"/>
+  </w:num>
+  <w:num w:numId="6" w16cid:durableId="621501009">
+    <w:abstractNumId w:val="4"/>
+  </w:num>
+  <w:num w:numId="7" w16cid:durableId="970987322">
+    <w:abstractNumId w:val="8"/>
+  </w:num>
+  <w:num w:numId="8" w16cid:durableId="1213274178">
+    <w:abstractNumId w:val="3"/>
+  </w:num>
+  <w:num w:numId="9" w16cid:durableId="121770381">
+    <w:abstractNumId w:val="1"/>
+  </w:num>
+  <w:num w:numId="10" w16cid:durableId="1587226040">
+    <w:abstractNumId w:val="2"/>
+  </w:num>
+  <w:num w:numId="11" w16cid:durableId="305206479">
+    <w:abstractNumId w:val="7"/>
   </w:num>
 </w:numbering>
 </file>
@@ -3256,7 +5358,7 @@
   <w:style w:type="paragraph" w:default="1" w:styleId="Normal">
     <w:name w:val="Normal"/>
     <w:qFormat/>
-    <w:rsid w:val="00BD3B1E"/>
+    <w:rsid w:val="007C6C05"/>
     <w:pPr>
       <w:spacing w:after="200" w:line="276" w:lineRule="auto"/>
     </w:pPr>
@@ -3878,6 +5980,25 @@
       <w:ind w:left="220"/>
     </w:pPr>
   </w:style>
+  <w:style w:type="paragraph" w:styleId="Lgende">
+    <w:name w:val="caption"/>
+    <w:basedOn w:val="Normal"/>
+    <w:next w:val="Normal"/>
+    <w:uiPriority w:val="35"/>
+    <w:unhideWhenUsed/>
+    <w:qFormat/>
+    <w:rsid w:val="004D3FB1"/>
+    <w:pPr>
+      <w:spacing w:line="240" w:lineRule="auto"/>
+    </w:pPr>
+    <w:rPr>
+      <w:i/>
+      <w:iCs/>
+      <w:color w:val="0E2841" w:themeColor="text2"/>
+      <w:sz w:val="18"/>
+      <w:szCs w:val="18"/>
+    </w:rPr>
+  </w:style>
 </w:styles>
 </file>
 

--- a/remise2.docx
+++ b/remise2.docx
@@ -1595,29 +1595,20 @@
         <w:rPr>
           <w:lang w:val="fr-FR" w:eastAsia="en-US"/>
         </w:rPr>
-        <w:t xml:space="preserve">Books to </w:t>
-      </w:r>
-      <w:proofErr w:type="spellStart"/>
+        <w:t>Books to Scrape</w:t>
+      </w:r>
       <w:r>
         <w:rPr>
           <w:lang w:val="fr-FR" w:eastAsia="en-US"/>
         </w:rPr>
-        <w:t>Scrape</w:t>
-      </w:r>
-      <w:proofErr w:type="spellEnd"/>
+        <w:t xml:space="preserve">, </w:t>
+      </w:r>
       <w:r>
         <w:rPr>
           <w:lang w:val="fr-FR" w:eastAsia="en-US"/>
         </w:rPr>
-        <w:t xml:space="preserve">, </w:t>
-      </w:r>
-      <w:r>
-        <w:rPr>
-          <w:lang w:val="fr-FR" w:eastAsia="en-US"/>
-        </w:rPr>
         <w:t xml:space="preserve">site qui est fait pour que les gens puissent se pratiquer à faire du </w:t>
       </w:r>
-      <w:proofErr w:type="spellStart"/>
       <w:r>
         <w:rPr>
           <w:i/>
@@ -1626,7 +1617,6 @@
         </w:rPr>
         <w:t>Scrapping</w:t>
       </w:r>
-      <w:proofErr w:type="spellEnd"/>
       <w:r>
         <w:rPr>
           <w:lang w:val="fr-FR" w:eastAsia="en-US"/>
@@ -1703,21 +1693,7 @@
         <w:rPr>
           <w:lang w:val="fr-FR"/>
         </w:rPr>
-        <w:t xml:space="preserve">Outil de </w:t>
-      </w:r>
-      <w:proofErr w:type="spellStart"/>
-      <w:r>
-        <w:rPr>
-          <w:lang w:val="fr-FR"/>
-        </w:rPr>
-        <w:t>webscraping</w:t>
-      </w:r>
-      <w:proofErr w:type="spellEnd"/>
-      <w:r>
-        <w:rPr>
-          <w:lang w:val="fr-FR"/>
-        </w:rPr>
-        <w:t xml:space="preserve"> utilisé</w:t>
+        <w:t>Outil de webscraping utilisé</w:t>
       </w:r>
       <w:bookmarkEnd w:id="1"/>
     </w:p>
@@ -1739,21 +1715,7 @@
         <w:rPr>
           <w:lang w:val="fr-FR" w:eastAsia="en-US"/>
         </w:rPr>
-        <w:t xml:space="preserve"> </w:t>
-      </w:r>
-      <w:proofErr w:type="spellStart"/>
-      <w:r>
-        <w:rPr>
-          <w:lang w:val="fr-FR" w:eastAsia="en-US"/>
-        </w:rPr>
-        <w:t>Scrapy</w:t>
-      </w:r>
-      <w:proofErr w:type="spellEnd"/>
-      <w:r>
-        <w:rPr>
-          <w:lang w:val="fr-FR" w:eastAsia="en-US"/>
-        </w:rPr>
-        <w:t xml:space="preserve"> </w:t>
+        <w:t xml:space="preserve"> Scrapy </w:t>
       </w:r>
     </w:p>
     <w:p>
@@ -1842,16 +1804,8 @@
         <w:rPr>
           <w:lang w:val="fr-FR"/>
         </w:rPr>
-        <w:t xml:space="preserve">Création d’un projet </w:t>
-      </w:r>
-      <w:proofErr w:type="spellStart"/>
-      <w:r>
-        <w:rPr>
-          <w:lang w:val="fr-FR"/>
-        </w:rPr>
-        <w:t>Scrapy</w:t>
-      </w:r>
-      <w:proofErr w:type="spellEnd"/>
+        <w:t>Création d’un projet Scrapy</w:t>
+      </w:r>
     </w:p>
     <w:p>
       <w:pPr>
@@ -1870,43 +1824,19 @@
         </w:rPr>
         <w:t>Exécution d’un « </w:t>
       </w:r>
-      <w:proofErr w:type="spellStart"/>
       <w:r>
         <w:rPr>
           <w:i/>
           <w:iCs/>
           <w:lang w:val="fr-FR"/>
         </w:rPr>
-        <w:t>Scrapy</w:t>
-      </w:r>
-      <w:proofErr w:type="spellEnd"/>
-      <w:r>
-        <w:rPr>
-          <w:i/>
-          <w:iCs/>
-          <w:lang w:val="fr-FR"/>
-        </w:rPr>
-        <w:t xml:space="preserve"> spider</w:t>
-      </w:r>
-      <w:r>
-        <w:rPr>
-          <w:lang w:val="fr-FR"/>
-        </w:rPr>
-        <w:t> </w:t>
-      </w:r>
-      <w:proofErr w:type="gramStart"/>
-      <w:r>
-        <w:rPr>
-          <w:lang w:val="fr-FR"/>
-        </w:rPr>
-        <w:t>»  (</w:t>
-      </w:r>
-      <w:proofErr w:type="gramEnd"/>
-      <w:r>
-        <w:rPr>
-          <w:lang w:val="fr-FR"/>
-        </w:rPr>
-        <w:t>pour récupérer les données du site)</w:t>
+        <w:t>Scrapy spider</w:t>
+      </w:r>
+      <w:r>
+        <w:rPr>
+          <w:lang w:val="fr-FR"/>
+        </w:rPr>
+        <w:t> »  (pour récupérer les données du site)</w:t>
       </w:r>
     </w:p>
     <w:p>
@@ -1924,21 +1854,7 @@
         <w:rPr>
           <w:lang w:val="fr-FR"/>
         </w:rPr>
-        <w:t xml:space="preserve">Exporter les données </w:t>
-      </w:r>
-      <w:proofErr w:type="gramStart"/>
-      <w:r>
-        <w:rPr>
-          <w:lang w:val="fr-FR"/>
-        </w:rPr>
-        <w:t>récupérées  (</w:t>
-      </w:r>
-      <w:proofErr w:type="gramEnd"/>
-      <w:r>
-        <w:rPr>
-          <w:lang w:val="fr-FR"/>
-        </w:rPr>
-        <w:t>format JSON, CSV</w:t>
+        <w:t>Exporter les données récupérées  (format JSON, CSV</w:t>
       </w:r>
       <w:r>
         <w:rPr>
@@ -1970,99 +1886,74 @@
         </w:rPr>
         <w:t>Utiliser « </w:t>
       </w:r>
-      <w:proofErr w:type="spellStart"/>
       <w:r>
         <w:rPr>
           <w:i/>
           <w:iCs/>
           <w:lang w:val="fr-FR"/>
         </w:rPr>
-        <w:t>Scrapy</w:t>
-      </w:r>
-      <w:proofErr w:type="spellEnd"/>
+        <w:t>Scrapy Shell</w:t>
+      </w:r>
+      <w:r>
+        <w:rPr>
+          <w:lang w:val="fr-FR"/>
+        </w:rPr>
+        <w:t xml:space="preserve"> »  (pour tester et débugger la logique </w:t>
+      </w:r>
       <w:r>
         <w:rPr>
           <w:i/>
           <w:iCs/>
           <w:lang w:val="fr-FR"/>
         </w:rPr>
-        <w:t xml:space="preserve"> Shell</w:t>
-      </w:r>
-      <w:r>
-        <w:rPr>
-          <w:lang w:val="fr-FR"/>
-        </w:rPr>
-        <w:t> </w:t>
-      </w:r>
-      <w:proofErr w:type="gramStart"/>
-      <w:r>
-        <w:rPr>
-          <w:lang w:val="fr-FR"/>
-        </w:rPr>
-        <w:t>»  (</w:t>
-      </w:r>
-      <w:proofErr w:type="gramEnd"/>
-      <w:r>
-        <w:rPr>
-          <w:lang w:val="fr-FR"/>
-        </w:rPr>
-        <w:t xml:space="preserve">pour tester et débugger la logique </w:t>
-      </w:r>
-      <w:proofErr w:type="spellStart"/>
+        <w:t>Scraping</w:t>
+      </w:r>
+      <w:r>
+        <w:rPr>
+          <w:lang w:val="fr-FR"/>
+        </w:rPr>
+        <w:t>)</w:t>
+      </w:r>
+    </w:p>
+    <w:p>
+      <w:r>
+        <w:t xml:space="preserve">Scrapy est un </w:t>
+      </w:r>
       <w:r>
         <w:rPr>
           <w:i/>
           <w:iCs/>
-          <w:lang w:val="fr-FR"/>
-        </w:rPr>
-        <w:t>Scraping</w:t>
-      </w:r>
-      <w:proofErr w:type="spellEnd"/>
-      <w:r>
-        <w:rPr>
-          <w:lang w:val="fr-FR"/>
-        </w:rPr>
-        <w:t>)</w:t>
-      </w:r>
-    </w:p>
-    <w:p>
-      <w:proofErr w:type="spellStart"/>
-      <w:r>
-        <w:t>Scrapy</w:t>
-      </w:r>
-      <w:proofErr w:type="spellEnd"/>
-      <w:r>
-        <w:t xml:space="preserve"> est un </w:t>
-      </w:r>
-      <w:proofErr w:type="spellStart"/>
+        </w:rPr>
+        <w:t>framework</w:t>
+      </w:r>
+      <w:r>
+        <w:t xml:space="preserve"> Python </w:t>
+      </w:r>
       <w:r>
         <w:rPr>
           <w:i/>
           <w:iCs/>
         </w:rPr>
-        <w:t>framework</w:t>
-      </w:r>
-      <w:proofErr w:type="spellEnd"/>
-      <w:r>
-        <w:t xml:space="preserve"> Python </w:t>
+        <w:t>open-source</w:t>
+      </w:r>
+      <w:r>
+        <w:t xml:space="preserve"> qui extrait des données de sites web en envoyant des requêtes HTTP, en téléchargeant le contenu des pages, en le parsant avec des sélecteurs CSS ou XPath pour en extraire les informations (utilisant les </w:t>
+      </w:r>
+      <w:r>
+        <w:t>« </w:t>
       </w:r>
       <w:r>
         <w:rPr>
           <w:i/>
           <w:iCs/>
         </w:rPr>
-        <w:t>open-source</w:t>
-      </w:r>
-      <w:r>
-        <w:t xml:space="preserve"> qui extrait des données de sites web en envoyant des requêtes HTTP, en téléchargeant le contenu des pages, en le </w:t>
-      </w:r>
-      <w:proofErr w:type="spellStart"/>
-      <w:r>
-        <w:t>parsant</w:t>
-      </w:r>
-      <w:proofErr w:type="spellEnd"/>
-      <w:r>
-        <w:t xml:space="preserve"> avec des sélecteurs CSS ou XPath pour en extraire les informations (utilisant les </w:t>
+        <w:t>Spiders</w:t>
+      </w:r>
+      <w:r>
+        <w:t> »</w:t>
+      </w:r>
+      <w:r>
+        <w:t>), puis en structurant et en stockant ces données via des pipelines. Son fonctionnement est dirigé par un moteur qui coordonne les araignées (</w:t>
       </w:r>
       <w:r>
         <w:t>« </w:t>
@@ -2075,40 +1966,22 @@
         <w:t>Spiders</w:t>
       </w:r>
       <w:r>
-        <w:t> »</w:t>
-      </w:r>
-      <w:r>
-        <w:t>), puis en structurant et en stockant ces données via des pipelines. Son fonctionnement est dirigé par un moteur qui coordonne les araignées (</w:t>
-      </w:r>
-      <w:r>
-        <w:t>« </w:t>
-      </w:r>
-      <w:r>
         <w:rPr>
           <w:i/>
           <w:iCs/>
         </w:rPr>
-        <w:t>Spiders</w:t>
+        <w:t> »</w:t>
+      </w:r>
+      <w:r>
+        <w:t xml:space="preserve">) et l'ordonnanceur pour gérer le flux de requêtes et de réponses, offrant ainsi un moyen efficace et extensible de réaliser du web </w:t>
       </w:r>
       <w:r>
         <w:rPr>
           <w:i/>
           <w:iCs/>
         </w:rPr>
-        <w:t> »</w:t>
-      </w:r>
-      <w:r>
-        <w:t xml:space="preserve">) et l'ordonnanceur pour gérer le flux de requêtes et de réponses, offrant ainsi un moyen efficace et extensible de réaliser du web </w:t>
-      </w:r>
-      <w:proofErr w:type="spellStart"/>
-      <w:r>
-        <w:rPr>
-          <w:i/>
-          <w:iCs/>
-        </w:rPr>
         <w:t>scraping</w:t>
       </w:r>
-      <w:proofErr w:type="spellEnd"/>
       <w:r>
         <w:t xml:space="preserve"> pour des projets de toute envergure. </w:t>
       </w:r>
@@ -2175,25 +2048,7 @@
                 <w:bCs/>
                 <w:lang w:val="fr-FR" w:eastAsia="en-US"/>
               </w:rPr>
-              <w:t xml:space="preserve">Installation de </w:t>
-            </w:r>
-            <w:proofErr w:type="spellStart"/>
-            <w:r>
-              <w:rPr>
-                <w:b/>
-                <w:bCs/>
-                <w:lang w:val="fr-FR" w:eastAsia="en-US"/>
-              </w:rPr>
-              <w:t>Scrapy</w:t>
-            </w:r>
-            <w:proofErr w:type="spellEnd"/>
-            <w:r>
-              <w:rPr>
-                <w:b/>
-                <w:bCs/>
-                <w:lang w:val="fr-FR" w:eastAsia="en-US"/>
-              </w:rPr>
-              <w:t> :</w:t>
+              <w:t>Installation de Scrapy :</w:t>
             </w:r>
           </w:p>
           <w:p>
@@ -2207,44 +2062,12 @@
                 <w:lang w:val="fr-FR" w:eastAsia="en-US"/>
               </w:rPr>
             </w:pPr>
-            <w:proofErr w:type="spellStart"/>
-            <w:proofErr w:type="gramStart"/>
-            <w:r>
-              <w:rPr>
-                <w:lang w:val="fr-FR" w:eastAsia="en-US"/>
-              </w:rPr>
-              <w:t>pip</w:t>
-            </w:r>
-            <w:proofErr w:type="spellEnd"/>
-            <w:proofErr w:type="gramEnd"/>
-            <w:r>
-              <w:rPr>
-                <w:lang w:val="fr-FR" w:eastAsia="en-US"/>
-              </w:rPr>
-              <w:t xml:space="preserve"> </w:t>
-            </w:r>
-            <w:proofErr w:type="spellStart"/>
-            <w:r>
-              <w:rPr>
-                <w:lang w:val="fr-FR" w:eastAsia="en-US"/>
-              </w:rPr>
-              <w:t>install</w:t>
-            </w:r>
-            <w:proofErr w:type="spellEnd"/>
-            <w:r>
-              <w:rPr>
-                <w:lang w:val="fr-FR" w:eastAsia="en-US"/>
-              </w:rPr>
-              <w:t xml:space="preserve"> </w:t>
-            </w:r>
-            <w:proofErr w:type="spellStart"/>
-            <w:r>
-              <w:rPr>
-                <w:lang w:val="fr-FR" w:eastAsia="en-US"/>
-              </w:rPr>
-              <w:t>scrapy</w:t>
-            </w:r>
-            <w:proofErr w:type="spellEnd"/>
+            <w:r>
+              <w:rPr>
+                <w:lang w:val="fr-FR" w:eastAsia="en-US"/>
+              </w:rPr>
+              <w:t>pip install scrapy</w:t>
+            </w:r>
           </w:p>
           <w:p>
             <w:pPr>
@@ -2258,25 +2081,7 @@
                 <w:bCs/>
                 <w:lang w:val="fr-FR" w:eastAsia="en-US"/>
               </w:rPr>
-              <w:t xml:space="preserve">Dans </w:t>
-            </w:r>
-            <w:proofErr w:type="spellStart"/>
-            <w:r>
-              <w:rPr>
-                <w:b/>
-                <w:bCs/>
-                <w:lang w:val="fr-FR" w:eastAsia="en-US"/>
-              </w:rPr>
-              <w:t>VSCode</w:t>
-            </w:r>
-            <w:proofErr w:type="spellEnd"/>
-            <w:r>
-              <w:rPr>
-                <w:b/>
-                <w:bCs/>
-                <w:lang w:val="fr-FR" w:eastAsia="en-US"/>
-              </w:rPr>
-              <w:t> :</w:t>
+              <w:t>Dans VSCode :</w:t>
             </w:r>
             <w:r>
               <w:rPr>
@@ -2296,56 +2101,12 @@
                 <w:lang w:val="fr-FR" w:eastAsia="en-US"/>
               </w:rPr>
             </w:pPr>
-            <w:proofErr w:type="gramStart"/>
-            <w:r>
-              <w:rPr>
-                <w:lang w:val="fr-FR" w:eastAsia="en-US"/>
-              </w:rPr>
-              <w:t>python</w:t>
-            </w:r>
-            <w:proofErr w:type="gramEnd"/>
-            <w:r>
-              <w:rPr>
-                <w:lang w:val="fr-FR" w:eastAsia="en-US"/>
-              </w:rPr>
-              <w:t xml:space="preserve"> -m </w:t>
-            </w:r>
-            <w:proofErr w:type="spellStart"/>
-            <w:r>
-              <w:rPr>
-                <w:lang w:val="fr-FR" w:eastAsia="en-US"/>
-              </w:rPr>
-              <w:t>scrapy</w:t>
-            </w:r>
-            <w:proofErr w:type="spellEnd"/>
-            <w:r>
-              <w:rPr>
-                <w:lang w:val="fr-FR" w:eastAsia="en-US"/>
-              </w:rPr>
-              <w:t xml:space="preserve"> </w:t>
-            </w:r>
-            <w:proofErr w:type="spellStart"/>
-            <w:r>
-              <w:rPr>
-                <w:lang w:val="fr-FR" w:eastAsia="en-US"/>
-              </w:rPr>
-              <w:t>startproject</w:t>
-            </w:r>
-            <w:proofErr w:type="spellEnd"/>
-            <w:r>
-              <w:rPr>
-                <w:lang w:val="fr-FR" w:eastAsia="en-US"/>
-              </w:rPr>
-              <w:t xml:space="preserve"> </w:t>
-            </w:r>
-            <w:proofErr w:type="spellStart"/>
-            <w:r>
-              <w:rPr>
-                <w:lang w:val="fr-FR" w:eastAsia="en-US"/>
-              </w:rPr>
-              <w:t>hl_nouvelles_technos</w:t>
-            </w:r>
-            <w:proofErr w:type="spellEnd"/>
+            <w:r>
+              <w:rPr>
+                <w:lang w:val="fr-FR" w:eastAsia="en-US"/>
+              </w:rPr>
+              <w:t>python -m scrapy startproject hl_nouvelles_technos</w:t>
+            </w:r>
           </w:p>
           <w:p>
             <w:pPr>
@@ -2358,28 +2119,12 @@
                 <w:lang w:val="fr-FR" w:eastAsia="en-US"/>
               </w:rPr>
             </w:pPr>
-            <w:proofErr w:type="gramStart"/>
-            <w:r>
-              <w:rPr>
-                <w:lang w:val="fr-FR" w:eastAsia="en-US"/>
-              </w:rPr>
-              <w:t>cd</w:t>
-            </w:r>
-            <w:proofErr w:type="gramEnd"/>
-            <w:r>
-              <w:rPr>
-                <w:lang w:val="fr-FR" w:eastAsia="en-US"/>
-              </w:rPr>
-              <w:t xml:space="preserve"> </w:t>
-            </w:r>
-            <w:proofErr w:type="spellStart"/>
-            <w:r>
-              <w:rPr>
-                <w:lang w:val="fr-FR" w:eastAsia="en-US"/>
-              </w:rPr>
-              <w:t>hl_nouvelles_technos</w:t>
-            </w:r>
-            <w:proofErr w:type="spellEnd"/>
+            <w:r>
+              <w:rPr>
+                <w:lang w:val="fr-FR" w:eastAsia="en-US"/>
+              </w:rPr>
+              <w:t>cd hl_nouvelles_technos</w:t>
+            </w:r>
           </w:p>
           <w:p>
             <w:pPr>
@@ -2392,47 +2137,11 @@
                 <w:lang w:val="fr-FR" w:eastAsia="en-US"/>
               </w:rPr>
             </w:pPr>
-            <w:proofErr w:type="gramStart"/>
-            <w:r>
-              <w:rPr>
-                <w:lang w:val="fr-FR" w:eastAsia="en-US"/>
-              </w:rPr>
-              <w:t>python</w:t>
-            </w:r>
-            <w:proofErr w:type="gramEnd"/>
-            <w:r>
-              <w:rPr>
-                <w:lang w:val="fr-FR" w:eastAsia="en-US"/>
-              </w:rPr>
-              <w:t xml:space="preserve"> -m </w:t>
-            </w:r>
-            <w:proofErr w:type="spellStart"/>
-            <w:r>
-              <w:rPr>
-                <w:lang w:val="fr-FR" w:eastAsia="en-US"/>
-              </w:rPr>
-              <w:t>scrapy</w:t>
-            </w:r>
-            <w:proofErr w:type="spellEnd"/>
-            <w:r>
-              <w:rPr>
-                <w:lang w:val="fr-FR" w:eastAsia="en-US"/>
-              </w:rPr>
-              <w:t xml:space="preserve"> </w:t>
-            </w:r>
-            <w:proofErr w:type="spellStart"/>
-            <w:r>
-              <w:rPr>
-                <w:lang w:val="fr-FR" w:eastAsia="en-US"/>
-              </w:rPr>
-              <w:t>genspider</w:t>
-            </w:r>
-            <w:proofErr w:type="spellEnd"/>
-            <w:r>
-              <w:rPr>
-                <w:lang w:val="fr-FR" w:eastAsia="en-US"/>
-              </w:rPr>
-              <w:t xml:space="preserve"> </w:t>
+            <w:r>
+              <w:rPr>
+                <w:lang w:val="fr-FR" w:eastAsia="en-US"/>
+              </w:rPr>
+              <w:t xml:space="preserve">python -m scrapy genspider </w:t>
             </w:r>
             <w:r>
               <w:rPr>
@@ -2461,23 +2170,7 @@
                 <w:bCs/>
                 <w:lang w:val="fr-FR" w:eastAsia="en-US"/>
               </w:rPr>
-              <w:t>Dans Users/lavoi /hl_nouvelles_technos</w:t>
-            </w:r>
-            <w:r>
-              <w:rPr>
-                <w:b/>
-                <w:bCs/>
-                <w:lang w:val="fr-FR" w:eastAsia="en-US"/>
-              </w:rPr>
-              <w:t>/hl_nouvelles_technos</w:t>
-            </w:r>
-            <w:r>
-              <w:rPr>
-                <w:b/>
-                <w:bCs/>
-                <w:lang w:val="fr-FR" w:eastAsia="en-US"/>
-              </w:rPr>
-              <w:t>/spiders/</w:t>
+              <w:t>Dans Users/lavoi /hl_nouvelles_technos/hl_nouvelles_technos/spiders/</w:t>
             </w:r>
             <w:r>
               <w:rPr>
@@ -2537,34 +2230,12 @@
                 <w:lang w:val="fr-FR" w:eastAsia="en-US"/>
               </w:rPr>
             </w:pPr>
-            <w:proofErr w:type="gramStart"/>
             <w:r>
               <w:rPr>
                 <w:lang w:val="fr-FR" w:eastAsia="en-US"/>
               </w:rPr>
               <w:lastRenderedPageBreak/>
-              <w:t>python</w:t>
-            </w:r>
-            <w:proofErr w:type="gramEnd"/>
-            <w:r>
-              <w:rPr>
-                <w:lang w:val="fr-FR" w:eastAsia="en-US"/>
-              </w:rPr>
-              <w:t xml:space="preserve"> -m </w:t>
-            </w:r>
-            <w:proofErr w:type="spellStart"/>
-            <w:r>
-              <w:rPr>
-                <w:lang w:val="fr-FR" w:eastAsia="en-US"/>
-              </w:rPr>
-              <w:t>scrapy</w:t>
-            </w:r>
-            <w:proofErr w:type="spellEnd"/>
-            <w:r>
-              <w:rPr>
-                <w:lang w:val="fr-FR" w:eastAsia="en-US"/>
-              </w:rPr>
-              <w:t xml:space="preserve"> crawl </w:t>
+              <w:t xml:space="preserve">python -m scrapy crawl </w:t>
             </w:r>
             <w:r>
               <w:rPr>
@@ -2576,18 +2247,8 @@
               <w:rPr>
                 <w:lang w:val="fr-FR" w:eastAsia="en-US"/>
               </w:rPr>
-              <w:t xml:space="preserve"> -O </w:t>
-            </w:r>
-            <w:proofErr w:type="spellStart"/>
-            <w:proofErr w:type="gramStart"/>
-            <w:r>
-              <w:rPr>
-                <w:lang w:val="fr-FR" w:eastAsia="en-US"/>
-              </w:rPr>
-              <w:t>produits.json</w:t>
-            </w:r>
-            <w:proofErr w:type="spellEnd"/>
-            <w:proofErr w:type="gramEnd"/>
+              <w:t xml:space="preserve"> -O produits.json</w:t>
+            </w:r>
           </w:p>
           <w:p>
             <w:pPr>
@@ -2664,13 +2325,7 @@
               <w:rPr>
                 <w:lang w:val="fr-FR" w:eastAsia="en-US"/>
               </w:rPr>
-              <w:t>Plusieurs modifications à faire, beaucoup de recherche</w:t>
-            </w:r>
-            <w:r>
-              <w:rPr>
-                <w:lang w:val="fr-FR" w:eastAsia="en-US"/>
-              </w:rPr>
-              <w:t xml:space="preserve"> </w:t>
+              <w:t xml:space="preserve">Plusieurs modifications à faire, beaucoup de recherche </w:t>
             </w:r>
             <w:r>
               <w:rPr>
@@ -2691,25 +2346,7 @@
                 <w:bCs/>
                 <w:lang w:val="fr-FR" w:eastAsia="en-US"/>
               </w:rPr>
-              <w:t xml:space="preserve">Dans </w:t>
-            </w:r>
-            <w:proofErr w:type="spellStart"/>
-            <w:r>
-              <w:rPr>
-                <w:b/>
-                <w:bCs/>
-                <w:lang w:val="fr-FR" w:eastAsia="en-US"/>
-              </w:rPr>
-              <w:t>VSCode</w:t>
-            </w:r>
-            <w:proofErr w:type="spellEnd"/>
-            <w:r>
-              <w:rPr>
-                <w:b/>
-                <w:bCs/>
-                <w:lang w:val="fr-FR" w:eastAsia="en-US"/>
-              </w:rPr>
-              <w:t> :</w:t>
+              <w:t>Dans VSCode :</w:t>
             </w:r>
             <w:r>
               <w:rPr>
@@ -2729,44 +2366,12 @@
                 <w:lang w:val="fr-FR" w:eastAsia="en-US"/>
               </w:rPr>
             </w:pPr>
-            <w:proofErr w:type="gramStart"/>
-            <w:r>
-              <w:rPr>
-                <w:lang w:val="fr-FR" w:eastAsia="en-US"/>
-              </w:rPr>
-              <w:t>python</w:t>
-            </w:r>
-            <w:proofErr w:type="gramEnd"/>
-            <w:r>
-              <w:rPr>
-                <w:lang w:val="fr-FR" w:eastAsia="en-US"/>
-              </w:rPr>
-              <w:t xml:space="preserve"> -m </w:t>
-            </w:r>
-            <w:proofErr w:type="spellStart"/>
-            <w:r>
-              <w:rPr>
-                <w:lang w:val="fr-FR" w:eastAsia="en-US"/>
-              </w:rPr>
-              <w:t>scrapy</w:t>
-            </w:r>
-            <w:proofErr w:type="spellEnd"/>
-            <w:r>
-              <w:rPr>
-                <w:lang w:val="fr-FR" w:eastAsia="en-US"/>
-              </w:rPr>
-              <w:t xml:space="preserve"> crawl hl_projet2 -o </w:t>
-            </w:r>
-            <w:proofErr w:type="spellStart"/>
-            <w:proofErr w:type="gramStart"/>
-            <w:r>
-              <w:rPr>
-                <w:lang w:val="fr-FR" w:eastAsia="en-US"/>
-              </w:rPr>
-              <w:t>produits.json</w:t>
-            </w:r>
-            <w:proofErr w:type="spellEnd"/>
-            <w:proofErr w:type="gramEnd"/>
+            <w:r>
+              <w:rPr>
+                <w:lang w:val="fr-FR" w:eastAsia="en-US"/>
+              </w:rPr>
+              <w:t>python -m scrapy crawl hl_projet2 -o produits.json</w:t>
+            </w:r>
           </w:p>
           <w:p>
             <w:pPr>
@@ -3243,7 +2848,6 @@
         </w:rPr>
       </w:pPr>
       <w:bookmarkStart w:id="9" w:name="_Toc211110076"/>
-      <w:proofErr w:type="spellStart"/>
       <w:r>
         <w:rPr>
           <w:lang w:val="fr-FR" w:eastAsia="en-US"/>
@@ -3251,7 +2855,6 @@
         <w:t>Scrappy</w:t>
       </w:r>
       <w:bookmarkEnd w:id="9"/>
-      <w:proofErr w:type="spellEnd"/>
       <w:r>
         <w:rPr>
           <w:lang w:val="fr-FR" w:eastAsia="en-US"/>
@@ -3471,6 +3074,44 @@
           <w:p>
             <w:pPr>
               <w:rPr>
+                <w:lang w:val="fr-FR" w:eastAsia="en-US"/>
+              </w:rPr>
+            </w:pPr>
+            <w:r>
+              <w:rPr>
+                <w:lang w:val="fr-FR" w:eastAsia="en-US"/>
+              </w:rPr>
+              <w:t xml:space="preserve">Recherche du site </w:t>
+            </w:r>
+            <w:r>
+              <w:rPr>
+                <w:lang w:val="fr-FR" w:eastAsia="en-US"/>
+              </w:rPr>
+              <w:tab/>
+            </w:r>
+            <w:r>
+              <w:rPr>
+                <w:lang w:val="fr-FR" w:eastAsia="en-US"/>
+              </w:rPr>
+              <w:tab/>
+            </w:r>
+            <w:r>
+              <w:rPr>
+                <w:lang w:val="fr-FR" w:eastAsia="en-US"/>
+              </w:rPr>
+              <w:tab/>
+            </w:r>
+            <w:r>
+              <w:rPr>
+                <w:lang w:val="fr-FR" w:eastAsia="en-US"/>
+              </w:rPr>
+              <w:tab/>
+              <w:t>(0,5h)</w:t>
+            </w:r>
+          </w:p>
+          <w:p>
+            <w:pPr>
+              <w:rPr>
                 <w:lang w:eastAsia="en-US"/>
               </w:rPr>
             </w:pPr>
@@ -3613,44 +3254,6 @@
             </w:pPr>
             <w:r>
               <w:rPr>
-                <w:lang w:val="fr-FR" w:eastAsia="en-US"/>
-              </w:rPr>
-              <w:t xml:space="preserve">Recherche du site </w:t>
-            </w:r>
-            <w:r>
-              <w:rPr>
-                <w:lang w:val="fr-FR" w:eastAsia="en-US"/>
-              </w:rPr>
-              <w:tab/>
-            </w:r>
-            <w:r>
-              <w:rPr>
-                <w:lang w:val="fr-FR" w:eastAsia="en-US"/>
-              </w:rPr>
-              <w:tab/>
-            </w:r>
-            <w:r>
-              <w:rPr>
-                <w:lang w:val="fr-FR" w:eastAsia="en-US"/>
-              </w:rPr>
-              <w:tab/>
-            </w:r>
-            <w:r>
-              <w:rPr>
-                <w:lang w:val="fr-FR" w:eastAsia="en-US"/>
-              </w:rPr>
-              <w:tab/>
-              <w:t>()</w:t>
-            </w:r>
-          </w:p>
-          <w:p>
-            <w:pPr>
-              <w:rPr>
-                <w:lang w:eastAsia="en-US"/>
-              </w:rPr>
-            </w:pPr>
-            <w:r>
-              <w:rPr>
                 <w:lang w:eastAsia="en-US"/>
               </w:rPr>
               <w:t>Créer une base de données dans MongoDB Atlas</w:t>
@@ -3754,16 +3357,8 @@
               <w:rPr>
                 <w:lang w:val="fr-FR" w:eastAsia="en-US"/>
               </w:rPr>
-              <w:t xml:space="preserve">Recherche de l’outil de </w:t>
-            </w:r>
-            <w:proofErr w:type="spellStart"/>
-            <w:r>
-              <w:rPr>
-                <w:lang w:val="fr-FR" w:eastAsia="en-US"/>
-              </w:rPr>
-              <w:t>webscraping</w:t>
-            </w:r>
-            <w:proofErr w:type="spellEnd"/>
+              <w:t>Recherche de l’outil de webscraping</w:t>
+            </w:r>
             <w:r>
               <w:rPr>
                 <w:lang w:val="fr-FR" w:eastAsia="en-US"/>
@@ -3794,21 +3389,7 @@
               <w:rPr>
                 <w:lang w:val="fr-FR" w:eastAsia="en-US"/>
               </w:rPr>
-              <w:t>Production de 3 requêtes de sélection (</w:t>
-            </w:r>
-            <w:proofErr w:type="spellStart"/>
-            <w:r>
-              <w:rPr>
-                <w:lang w:val="fr-FR" w:eastAsia="en-US"/>
-              </w:rPr>
-              <w:t>find</w:t>
-            </w:r>
-            <w:proofErr w:type="spellEnd"/>
-            <w:r>
-              <w:rPr>
-                <w:lang w:val="fr-FR" w:eastAsia="en-US"/>
-              </w:rPr>
-              <w:t>)</w:t>
+              <w:t>Production de 3 requêtes de sélection (find)</w:t>
             </w:r>
             <w:r>
               <w:rPr>
@@ -5572,6 +5153,7 @@
   <w:style w:type="character" w:default="1" w:styleId="Policepardfaut">
     <w:name w:val="Default Paragraph Font"/>
     <w:uiPriority w:val="1"/>
+    <w:semiHidden/>
     <w:unhideWhenUsed/>
   </w:style>
   <w:style w:type="table" w:default="1" w:styleId="TableauNormal">

--- a/remise2.docx
+++ b/remise2.docx
@@ -660,7 +660,7 @@
           <w:r>
             <w:fldChar w:fldCharType="separate"/>
           </w:r>
-          <w:hyperlink w:anchor="_Toc211110067" w:history="1">
+          <w:hyperlink w:anchor="_Toc211160459" w:history="1">
             <w:r>
               <w:rPr>
                 <w:rStyle w:val="Lienhypertexte"/>
@@ -688,7 +688,7 @@
                 <w:noProof/>
                 <w:webHidden/>
               </w:rPr>
-              <w:instrText xml:space="preserve"> PAGEREF _Toc211110067 \h </w:instrText>
+              <w:instrText xml:space="preserve"> PAGEREF _Toc211160459 \h </w:instrText>
             </w:r>
             <w:r>
               <w:rPr>
@@ -733,7 +733,7 @@
               <w14:ligatures w14:val="standardContextual"/>
             </w:rPr>
           </w:pPr>
-          <w:hyperlink w:anchor="_Toc211110068" w:history="1">
+          <w:hyperlink w:anchor="_Toc211160460" w:history="1">
             <w:r>
               <w:rPr>
                 <w:rStyle w:val="Lienhypertexte"/>
@@ -761,7 +761,7 @@
                 <w:noProof/>
                 <w:webHidden/>
               </w:rPr>
-              <w:instrText xml:space="preserve"> PAGEREF _Toc211110068 \h </w:instrText>
+              <w:instrText xml:space="preserve"> PAGEREF _Toc211160460 \h </w:instrText>
             </w:r>
             <w:r>
               <w:rPr>
@@ -806,7 +806,7 @@
               <w14:ligatures w14:val="standardContextual"/>
             </w:rPr>
           </w:pPr>
-          <w:hyperlink w:anchor="_Toc211110069" w:history="1">
+          <w:hyperlink w:anchor="_Toc211160461" w:history="1">
             <w:r>
               <w:rPr>
                 <w:rStyle w:val="Lienhypertexte"/>
@@ -834,7 +834,7 @@
                 <w:noProof/>
                 <w:webHidden/>
               </w:rPr>
-              <w:instrText xml:space="preserve"> PAGEREF _Toc211110069 \h </w:instrText>
+              <w:instrText xml:space="preserve"> PAGEREF _Toc211160461 \h </w:instrText>
             </w:r>
             <w:r>
               <w:rPr>
@@ -879,7 +879,7 @@
               <w14:ligatures w14:val="standardContextual"/>
             </w:rPr>
           </w:pPr>
-          <w:hyperlink w:anchor="_Toc211110070" w:history="1">
+          <w:hyperlink w:anchor="_Toc211160462" w:history="1">
             <w:r>
               <w:rPr>
                 <w:rStyle w:val="Lienhypertexte"/>
@@ -907,7 +907,7 @@
                 <w:noProof/>
                 <w:webHidden/>
               </w:rPr>
-              <w:instrText xml:space="preserve"> PAGEREF _Toc211110070 \h </w:instrText>
+              <w:instrText xml:space="preserve"> PAGEREF _Toc211160462 \h </w:instrText>
             </w:r>
             <w:r>
               <w:rPr>
@@ -952,7 +952,7 @@
               <w14:ligatures w14:val="standardContextual"/>
             </w:rPr>
           </w:pPr>
-          <w:hyperlink w:anchor="_Toc211110071" w:history="1">
+          <w:hyperlink w:anchor="_Toc211160463" w:history="1">
             <w:r>
               <w:rPr>
                 <w:rStyle w:val="Lienhypertexte"/>
@@ -980,7 +980,7 @@
                 <w:noProof/>
                 <w:webHidden/>
               </w:rPr>
-              <w:instrText xml:space="preserve"> PAGEREF _Toc211110071 \h </w:instrText>
+              <w:instrText xml:space="preserve"> PAGEREF _Toc211160463 \h </w:instrText>
             </w:r>
             <w:r>
               <w:rPr>
@@ -1025,7 +1025,7 @@
               <w14:ligatures w14:val="standardContextual"/>
             </w:rPr>
           </w:pPr>
-          <w:hyperlink w:anchor="_Toc211110072" w:history="1">
+          <w:hyperlink w:anchor="_Toc211160464" w:history="1">
             <w:r>
               <w:rPr>
                 <w:rStyle w:val="Lienhypertexte"/>
@@ -1053,7 +1053,7 @@
                 <w:noProof/>
                 <w:webHidden/>
               </w:rPr>
-              <w:instrText xml:space="preserve"> PAGEREF _Toc211110072 \h </w:instrText>
+              <w:instrText xml:space="preserve"> PAGEREF _Toc211160464 \h </w:instrText>
             </w:r>
             <w:r>
               <w:rPr>
@@ -1098,7 +1098,7 @@
               <w14:ligatures w14:val="standardContextual"/>
             </w:rPr>
           </w:pPr>
-          <w:hyperlink w:anchor="_Toc211110073" w:history="1">
+          <w:hyperlink w:anchor="_Toc211160465" w:history="1">
             <w:r>
               <w:rPr>
                 <w:rStyle w:val="Lienhypertexte"/>
@@ -1126,7 +1126,7 @@
                 <w:noProof/>
                 <w:webHidden/>
               </w:rPr>
-              <w:instrText xml:space="preserve"> PAGEREF _Toc211110073 \h </w:instrText>
+              <w:instrText xml:space="preserve"> PAGEREF _Toc211160465 \h </w:instrText>
             </w:r>
             <w:r>
               <w:rPr>
@@ -1171,7 +1171,7 @@
               <w14:ligatures w14:val="standardContextual"/>
             </w:rPr>
           </w:pPr>
-          <w:hyperlink w:anchor="_Toc211110074" w:history="1">
+          <w:hyperlink w:anchor="_Toc211160466" w:history="1">
             <w:r>
               <w:rPr>
                 <w:rStyle w:val="Lienhypertexte"/>
@@ -1199,7 +1199,7 @@
                 <w:noProof/>
                 <w:webHidden/>
               </w:rPr>
-              <w:instrText xml:space="preserve"> PAGEREF _Toc211110074 \h </w:instrText>
+              <w:instrText xml:space="preserve"> PAGEREF _Toc211160466 \h </w:instrText>
             </w:r>
             <w:r>
               <w:rPr>
@@ -1244,7 +1244,7 @@
               <w14:ligatures w14:val="standardContextual"/>
             </w:rPr>
           </w:pPr>
-          <w:hyperlink w:anchor="_Toc211110075" w:history="1">
+          <w:hyperlink w:anchor="_Toc211160467" w:history="1">
             <w:r>
               <w:rPr>
                 <w:rStyle w:val="Lienhypertexte"/>
@@ -1272,7 +1272,7 @@
                 <w:noProof/>
                 <w:webHidden/>
               </w:rPr>
-              <w:instrText xml:space="preserve"> PAGEREF _Toc211110075 \h </w:instrText>
+              <w:instrText xml:space="preserve"> PAGEREF _Toc211160467 \h </w:instrText>
             </w:r>
             <w:r>
               <w:rPr>
@@ -1317,14 +1317,14 @@
               <w14:ligatures w14:val="standardContextual"/>
             </w:rPr>
           </w:pPr>
-          <w:hyperlink w:anchor="_Toc211110076" w:history="1">
+          <w:hyperlink w:anchor="_Toc211160468" w:history="1">
             <w:r>
               <w:rPr>
                 <w:rStyle w:val="Lienhypertexte"/>
                 <w:noProof/>
                 <w:lang w:val="fr-FR" w:eastAsia="en-US"/>
               </w:rPr>
-              <w:t>Scrappy</w:t>
+              <w:t>Scrapy</w:t>
             </w:r>
             <w:r>
               <w:rPr>
@@ -1345,7 +1345,80 @@
                 <w:noProof/>
                 <w:webHidden/>
               </w:rPr>
-              <w:instrText xml:space="preserve"> PAGEREF _Toc211110076 \h </w:instrText>
+              <w:instrText xml:space="preserve"> PAGEREF _Toc211160468 \h </w:instrText>
+            </w:r>
+            <w:r>
+              <w:rPr>
+                <w:noProof/>
+                <w:webHidden/>
+              </w:rPr>
+            </w:r>
+            <w:r>
+              <w:rPr>
+                <w:noProof/>
+                <w:webHidden/>
+              </w:rPr>
+              <w:fldChar w:fldCharType="separate"/>
+            </w:r>
+            <w:r>
+              <w:rPr>
+                <w:noProof/>
+                <w:webHidden/>
+              </w:rPr>
+              <w:t>7</w:t>
+            </w:r>
+            <w:r>
+              <w:rPr>
+                <w:noProof/>
+                <w:webHidden/>
+              </w:rPr>
+              <w:fldChar w:fldCharType="end"/>
+            </w:r>
+          </w:hyperlink>
+        </w:p>
+        <w:p>
+          <w:pPr>
+            <w:pStyle w:val="TM2"/>
+            <w:tabs>
+              <w:tab w:val="right" w:leader="dot" w:pos="9622"/>
+            </w:tabs>
+            <w:rPr>
+              <w:noProof/>
+              <w:kern w:val="2"/>
+              <w:sz w:val="24"/>
+              <w:szCs w:val="24"/>
+              <w14:ligatures w14:val="standardContextual"/>
+            </w:rPr>
+          </w:pPr>
+          <w:hyperlink w:anchor="_Toc211160469" w:history="1">
+            <w:r>
+              <w:rPr>
+                <w:rStyle w:val="Lienhypertexte"/>
+                <w:noProof/>
+                <w:lang w:val="fr-FR" w:eastAsia="en-US"/>
+              </w:rPr>
+              <w:t>MongoDB Atlas</w:t>
+            </w:r>
+            <w:r>
+              <w:rPr>
+                <w:noProof/>
+                <w:webHidden/>
+              </w:rPr>
+              <w:tab/>
+            </w:r>
+            <w:r>
+              <w:rPr>
+                <w:noProof/>
+                <w:webHidden/>
+              </w:rPr>
+              <w:fldChar w:fldCharType="begin"/>
+            </w:r>
+            <w:r>
+              <w:rPr>
+                <w:noProof/>
+                <w:webHidden/>
+              </w:rPr>
+              <w:instrText xml:space="preserve"> PAGEREF _Toc211160469 \h </w:instrText>
             </w:r>
             <w:r>
               <w:rPr>
@@ -1390,7 +1463,7 @@
               <w14:ligatures w14:val="standardContextual"/>
             </w:rPr>
           </w:pPr>
-          <w:hyperlink w:anchor="_Toc211110077" w:history="1">
+          <w:hyperlink w:anchor="_Toc211160470" w:history="1">
             <w:r>
               <w:rPr>
                 <w:rStyle w:val="Lienhypertexte"/>
@@ -1418,7 +1491,7 @@
                 <w:noProof/>
                 <w:webHidden/>
               </w:rPr>
-              <w:instrText xml:space="preserve"> PAGEREF _Toc211110077 \h </w:instrText>
+              <w:instrText xml:space="preserve"> PAGEREF _Toc211160470 \h </w:instrText>
             </w:r>
             <w:r>
               <w:rPr>
@@ -1463,7 +1536,7 @@
               <w14:ligatures w14:val="standardContextual"/>
             </w:rPr>
           </w:pPr>
-          <w:hyperlink w:anchor="_Toc211110078" w:history="1">
+          <w:hyperlink w:anchor="_Toc211160471" w:history="1">
             <w:r>
               <w:rPr>
                 <w:rStyle w:val="Lienhypertexte"/>
@@ -1491,7 +1564,7 @@
                 <w:noProof/>
                 <w:webHidden/>
               </w:rPr>
-              <w:instrText xml:space="preserve"> PAGEREF _Toc211110078 \h </w:instrText>
+              <w:instrText xml:space="preserve"> PAGEREF _Toc211160471 \h </w:instrText>
             </w:r>
             <w:r>
               <w:rPr>
@@ -1561,7 +1634,7 @@
           <w:lang w:val="fr-FR"/>
         </w:rPr>
       </w:pPr>
-      <w:bookmarkStart w:id="0" w:name="_Toc211110067"/>
+      <w:bookmarkStart w:id="0" w:name="_Toc211160459"/>
       <w:r>
         <w:rPr>
           <w:lang w:val="fr-FR"/>
@@ -1688,7 +1761,7 @@
           <w:lang w:val="fr-FR"/>
         </w:rPr>
       </w:pPr>
-      <w:bookmarkStart w:id="1" w:name="_Toc211110068"/>
+      <w:bookmarkStart w:id="1" w:name="_Toc211160460"/>
       <w:r>
         <w:rPr>
           <w:lang w:val="fr-FR"/>
@@ -2031,11 +2104,28 @@
                 <w:bCs/>
                 <w:lang w:val="fr-FR" w:eastAsia="en-US"/>
               </w:rPr>
-              <w:t>Étapes :</w:t>
+              <w:t>Étapes </w:t>
+            </w:r>
+            <w:r>
+              <w:rPr>
+                <w:b/>
+                <w:bCs/>
+                <w:lang w:val="fr-FR" w:eastAsia="en-US"/>
+              </w:rPr>
+              <w:t>(Heidi)</w:t>
+            </w:r>
+            <w:r>
+              <w:rPr>
+                <w:b/>
+                <w:bCs/>
+                <w:lang w:val="fr-FR" w:eastAsia="en-US"/>
+              </w:rPr>
+              <w:t>:</w:t>
             </w:r>
           </w:p>
           <w:p>
             <w:pPr>
+              <w:spacing w:after="0"/>
               <w:rPr>
                 <w:b/>
                 <w:bCs/>
@@ -2058,6 +2148,7 @@
                 <w:ilvl w:val="0"/>
                 <w:numId w:val="4"/>
               </w:numPr>
+              <w:spacing w:after="0"/>
               <w:rPr>
                 <w:lang w:val="fr-FR" w:eastAsia="en-US"/>
               </w:rPr>
@@ -2071,6 +2162,7 @@
           </w:p>
           <w:p>
             <w:pPr>
+              <w:spacing w:after="0"/>
               <w:rPr>
                 <w:lang w:val="fr-FR" w:eastAsia="en-US"/>
               </w:rPr>
@@ -2097,6 +2189,7 @@
                 <w:ilvl w:val="0"/>
                 <w:numId w:val="4"/>
               </w:numPr>
+              <w:spacing w:after="0"/>
               <w:rPr>
                 <w:lang w:val="fr-FR" w:eastAsia="en-US"/>
               </w:rPr>
@@ -2115,6 +2208,7 @@
                 <w:ilvl w:val="0"/>
                 <w:numId w:val="4"/>
               </w:numPr>
+              <w:spacing w:after="0"/>
               <w:rPr>
                 <w:lang w:val="fr-FR" w:eastAsia="en-US"/>
               </w:rPr>
@@ -2133,6 +2227,7 @@
                 <w:ilvl w:val="0"/>
                 <w:numId w:val="4"/>
               </w:numPr>
+              <w:spacing w:after="0"/>
               <w:rPr>
                 <w:lang w:val="fr-FR" w:eastAsia="en-US"/>
               </w:rPr>
@@ -2158,6 +2253,7 @@
           </w:p>
           <w:p>
             <w:pPr>
+              <w:spacing w:after="0"/>
               <w:rPr>
                 <w:b/>
                 <w:bCs/>
@@ -2196,6 +2292,7 @@
                 <w:ilvl w:val="0"/>
                 <w:numId w:val="4"/>
               </w:numPr>
+              <w:spacing w:after="0"/>
               <w:rPr>
                 <w:lang w:eastAsia="en-US"/>
               </w:rPr>
@@ -2226,6 +2323,7 @@
                 <w:ilvl w:val="0"/>
                 <w:numId w:val="4"/>
               </w:numPr>
+              <w:spacing w:after="0"/>
               <w:rPr>
                 <w:lang w:val="fr-FR" w:eastAsia="en-US"/>
               </w:rPr>
@@ -2234,7 +2332,6 @@
               <w:rPr>
                 <w:lang w:val="fr-FR" w:eastAsia="en-US"/>
               </w:rPr>
-              <w:lastRenderedPageBreak/>
               <w:t xml:space="preserve">python -m scrapy crawl </w:t>
             </w:r>
             <w:r>
@@ -2252,6 +2349,7 @@
           </w:p>
           <w:p>
             <w:pPr>
+              <w:spacing w:after="0"/>
               <w:rPr>
                 <w:b/>
                 <w:bCs/>
@@ -2274,6 +2372,7 @@
                 <w:ilvl w:val="0"/>
                 <w:numId w:val="4"/>
               </w:numPr>
+              <w:spacing w:after="0"/>
               <w:rPr>
                 <w:lang w:val="fr-FR" w:eastAsia="en-US"/>
               </w:rPr>
@@ -2287,6 +2386,7 @@
           </w:p>
           <w:p>
             <w:pPr>
+              <w:spacing w:after="0"/>
               <w:rPr>
                 <w:b/>
                 <w:bCs/>
@@ -2299,6 +2399,7 @@
                 <w:bCs/>
                 <w:lang w:val="fr-FR" w:eastAsia="en-US"/>
               </w:rPr>
+              <w:lastRenderedPageBreak/>
               <w:t>Modifier le fichier hl_projet2.py</w:t>
             </w:r>
             <w:r>
@@ -2317,6 +2418,7 @@
                 <w:ilvl w:val="0"/>
                 <w:numId w:val="4"/>
               </w:numPr>
+              <w:spacing w:after="0"/>
               <w:rPr>
                 <w:lang w:val="fr-FR" w:eastAsia="en-US"/>
               </w:rPr>
@@ -2336,23 +2438,89 @@
           </w:p>
           <w:p>
             <w:pPr>
-              <w:rPr>
-                <w:lang w:val="fr-FR" w:eastAsia="en-US"/>
-              </w:rPr>
-            </w:pPr>
-            <w:r>
+              <w:spacing w:after="0"/>
               <w:rPr>
                 <w:b/>
                 <w:bCs/>
                 <w:lang w:val="fr-FR" w:eastAsia="en-US"/>
               </w:rPr>
-              <w:t>Dans VSCode :</w:t>
-            </w:r>
-            <w:r>
-              <w:rPr>
-                <w:lang w:val="fr-FR" w:eastAsia="en-US"/>
-              </w:rPr>
-              <w:t xml:space="preserve"> </w:t>
+            </w:pPr>
+            <w:r>
+              <w:rPr>
+                <w:b/>
+                <w:bCs/>
+                <w:lang w:val="fr-FR" w:eastAsia="en-US"/>
+              </w:rPr>
+              <w:t>Installation d’un traducteur pour prendre les données en français :</w:t>
+            </w:r>
+          </w:p>
+          <w:p>
+            <w:pPr>
+              <w:pStyle w:val="Paragraphedeliste"/>
+              <w:numPr>
+                <w:ilvl w:val="0"/>
+                <w:numId w:val="1"/>
+              </w:numPr>
+              <w:spacing w:after="0"/>
+              <w:rPr>
+                <w:lang w:val="fr-FR" w:eastAsia="en-US"/>
+              </w:rPr>
+            </w:pPr>
+            <w:r>
+              <w:rPr>
+                <w:lang w:val="fr-FR" w:eastAsia="en-US"/>
+              </w:rPr>
+              <w:t>pip install deep-translator</w:t>
+            </w:r>
+          </w:p>
+          <w:p>
+            <w:pPr>
+              <w:spacing w:after="0"/>
+              <w:rPr>
+                <w:b/>
+                <w:bCs/>
+                <w:lang w:val="fr-FR" w:eastAsia="en-US"/>
+              </w:rPr>
+            </w:pPr>
+            <w:r>
+              <w:rPr>
+                <w:b/>
+                <w:bCs/>
+                <w:lang w:val="fr-FR" w:eastAsia="en-US"/>
+              </w:rPr>
+              <w:t xml:space="preserve">Ajouter dans le haut du </w:t>
+            </w:r>
+            <w:r>
+              <w:rPr>
+                <w:b/>
+                <w:bCs/>
+                <w:lang w:val="fr-FR" w:eastAsia="en-US"/>
+              </w:rPr>
+              <w:t>fichier hl_projet2.py</w:t>
+            </w:r>
+            <w:r>
+              <w:rPr>
+                <w:b/>
+                <w:bCs/>
+                <w:lang w:val="fr-FR" w:eastAsia="en-US"/>
+              </w:rPr>
+              <w:t> </w:t>
+            </w:r>
+            <w:r>
+              <w:rPr>
+                <w:b/>
+                <w:bCs/>
+                <w:lang w:val="fr-FR" w:eastAsia="en-US"/>
+              </w:rPr>
+              <w:t xml:space="preserve">pour la </w:t>
+            </w:r>
+            <w:r>
+              <w:rPr>
+                <w:b/>
+                <w:bCs/>
+                <w:lang w:val="fr-FR" w:eastAsia="en-US"/>
+              </w:rPr>
+              <w:t>traduction :</w:t>
             </w:r>
           </w:p>
           <w:p>
@@ -2362,15 +2530,74 @@
                 <w:ilvl w:val="0"/>
                 <w:numId w:val="4"/>
               </w:numPr>
+              <w:spacing w:after="0"/>
               <w:rPr>
                 <w:lang w:val="fr-FR" w:eastAsia="en-US"/>
               </w:rPr>
             </w:pPr>
             <w:r>
               <w:rPr>
-                <w:lang w:val="fr-FR" w:eastAsia="en-US"/>
-              </w:rPr>
-              <w:t>python -m scrapy crawl hl_projet2 -o produits.json</w:t>
+                <w:lang w:eastAsia="en-US"/>
+              </w:rPr>
+              <w:t xml:space="preserve"> </w:t>
+            </w:r>
+            <w:r>
+              <w:rPr>
+                <w:lang w:val="fr-FR" w:eastAsia="en-US"/>
+              </w:rPr>
+              <w:t>Quelques</w:t>
+            </w:r>
+            <w:r>
+              <w:rPr>
+                <w:lang w:val="fr-FR" w:eastAsia="en-US"/>
+              </w:rPr>
+              <w:t xml:space="preserve"> modifications à faire</w:t>
+            </w:r>
+            <w:r>
+              <w:rPr>
+                <w:lang w:val="fr-FR" w:eastAsia="en-US"/>
+              </w:rPr>
+              <w:t xml:space="preserve"> </w:t>
+            </w:r>
+            <w:r>
+              <w:rPr>
+                <w:lang w:val="fr-FR" w:eastAsia="en-US"/>
+              </w:rPr>
+              <w:t xml:space="preserve">(imprime écran </w:t>
+            </w:r>
+            <w:r>
+              <w:rPr>
+                <w:lang w:val="fr-FR" w:eastAsia="en-US"/>
+              </w:rPr>
+              <w:t>2</w:t>
+            </w:r>
+            <w:r>
+              <w:rPr>
+                <w:lang w:val="fr-FR" w:eastAsia="en-US"/>
+              </w:rPr>
+              <w:t>)</w:t>
+            </w:r>
+          </w:p>
+          <w:p>
+            <w:pPr>
+              <w:spacing w:after="0"/>
+              <w:rPr>
+                <w:lang w:val="fr-FR" w:eastAsia="en-US"/>
+              </w:rPr>
+            </w:pPr>
+            <w:r>
+              <w:rPr>
+                <w:b/>
+                <w:bCs/>
+                <w:lang w:val="fr-FR" w:eastAsia="en-US"/>
+              </w:rPr>
+              <w:t>Dans VSCode :</w:t>
+            </w:r>
+            <w:r>
+              <w:rPr>
+                <w:lang w:val="fr-FR" w:eastAsia="en-US"/>
+              </w:rPr>
+              <w:t xml:space="preserve"> </w:t>
             </w:r>
           </w:p>
           <w:p>
@@ -2380,6 +2607,7 @@
                 <w:ilvl w:val="0"/>
                 <w:numId w:val="4"/>
               </w:numPr>
+              <w:spacing w:after="0"/>
               <w:rPr>
                 <w:lang w:val="fr-FR" w:eastAsia="en-US"/>
               </w:rPr>
@@ -2388,7 +2616,117 @@
               <w:rPr>
                 <w:lang w:val="fr-FR" w:eastAsia="en-US"/>
               </w:rPr>
-              <w:t>Attendre longtemps</w:t>
+              <w:t>python -m scrapy crawl hl_projet2 -o produits.json</w:t>
+            </w:r>
+          </w:p>
+          <w:p>
+            <w:pPr>
+              <w:spacing w:after="0"/>
+              <w:rPr>
+                <w:b/>
+                <w:bCs/>
+                <w:lang w:val="fr-FR" w:eastAsia="en-US"/>
+              </w:rPr>
+            </w:pPr>
+            <w:r>
+              <w:rPr>
+                <w:b/>
+                <w:bCs/>
+                <w:lang w:val="fr-FR" w:eastAsia="en-US"/>
+              </w:rPr>
+              <w:t>T</w:t>
+            </w:r>
+            <w:r>
+              <w:rPr>
+                <w:b/>
+                <w:bCs/>
+                <w:lang w:val="fr-FR" w:eastAsia="en-US"/>
+              </w:rPr>
+              <w:t>est avant de récupérer toutes les données</w:t>
+            </w:r>
+            <w:r>
+              <w:rPr>
+                <w:b/>
+                <w:bCs/>
+                <w:lang w:val="fr-FR" w:eastAsia="en-US"/>
+              </w:rPr>
+              <w:t> :</w:t>
+            </w:r>
+          </w:p>
+          <w:p>
+            <w:pPr>
+              <w:pStyle w:val="Paragraphedeliste"/>
+              <w:numPr>
+                <w:ilvl w:val="0"/>
+                <w:numId w:val="4"/>
+              </w:numPr>
+              <w:spacing w:after="0"/>
+              <w:rPr>
+                <w:lang w:val="fr-FR" w:eastAsia="en-US"/>
+              </w:rPr>
+            </w:pPr>
+            <w:r>
+              <w:rPr>
+                <w:lang w:val="fr-FR" w:eastAsia="en-US"/>
+              </w:rPr>
+              <w:t>Scrape une dizaine de données</w:t>
+            </w:r>
+          </w:p>
+          <w:p>
+            <w:pPr>
+              <w:pStyle w:val="Paragraphedeliste"/>
+              <w:numPr>
+                <w:ilvl w:val="0"/>
+                <w:numId w:val="4"/>
+              </w:numPr>
+              <w:spacing w:after="0"/>
+              <w:rPr>
+                <w:lang w:val="fr-FR" w:eastAsia="en-US"/>
+              </w:rPr>
+            </w:pPr>
+            <w:r>
+              <w:rPr>
+                <w:lang w:val="fr-FR" w:eastAsia="en-US"/>
+              </w:rPr>
+              <w:t>Essayer d’importer le fichier dans MongoDB Atlas pour s’assurer que le format est bien</w:t>
+            </w:r>
+          </w:p>
+          <w:p>
+            <w:pPr>
+              <w:pStyle w:val="Paragraphedeliste"/>
+              <w:numPr>
+                <w:ilvl w:val="0"/>
+                <w:numId w:val="4"/>
+              </w:numPr>
+              <w:spacing w:after="0"/>
+              <w:rPr>
+                <w:lang w:val="fr-FR" w:eastAsia="en-US"/>
+              </w:rPr>
+            </w:pPr>
+            <w:r>
+              <w:rPr>
+                <w:lang w:val="fr-FR" w:eastAsia="en-US"/>
+              </w:rPr>
+              <w:t>Quelques modifications pour faciliter l’import dans MondoBD Atlas</w:t>
+            </w:r>
+          </w:p>
+          <w:p>
+            <w:pPr>
+              <w:pStyle w:val="Paragraphedeliste"/>
+              <w:numPr>
+                <w:ilvl w:val="0"/>
+                <w:numId w:val="4"/>
+              </w:numPr>
+              <w:spacing w:after="0"/>
+              <w:rPr>
+                <w:lang w:val="fr-FR" w:eastAsia="en-US"/>
+              </w:rPr>
+            </w:pPr>
+            <w:r>
+              <w:rPr>
+                <w:lang w:val="fr-FR" w:eastAsia="en-US"/>
+              </w:rPr>
+              <w:t>Scrape les 2500 données</w:t>
             </w:r>
           </w:p>
         </w:tc>
@@ -2408,7 +2746,7 @@
           <w:lang w:val="fr-FR"/>
         </w:rPr>
       </w:pPr>
-      <w:bookmarkStart w:id="2" w:name="_Toc211110069"/>
+      <w:bookmarkStart w:id="2" w:name="_Toc211160461"/>
       <w:r>
         <w:rPr>
           <w:lang w:val="fr-FR"/>
@@ -2445,7 +2783,7 @@
           <w:lang w:val="fr-FR"/>
         </w:rPr>
       </w:pPr>
-      <w:bookmarkStart w:id="3" w:name="_Toc211110070"/>
+      <w:bookmarkStart w:id="3" w:name="_Toc211160462"/>
       <w:r>
         <w:rPr>
           <w:lang w:val="fr-FR"/>
@@ -2483,7 +2821,7 @@
           <w:lang w:val="fr-FR"/>
         </w:rPr>
       </w:pPr>
-      <w:bookmarkStart w:id="4" w:name="_Toc211110071"/>
+      <w:bookmarkStart w:id="4" w:name="_Toc211160463"/>
       <w:r>
         <w:rPr>
           <w:lang w:val="fr-FR"/>
@@ -2702,7 +3040,7 @@
           <w:lang w:val="fr-FR"/>
         </w:rPr>
       </w:pPr>
-      <w:bookmarkStart w:id="5" w:name="_Toc211110072"/>
+      <w:bookmarkStart w:id="5" w:name="_Toc211160464"/>
       <w:r>
         <w:rPr>
           <w:lang w:val="fr-FR"/>
@@ -2724,7 +3062,7 @@
           <w:lang w:val="fr-FR"/>
         </w:rPr>
       </w:pPr>
-      <w:bookmarkStart w:id="6" w:name="_Toc211110073"/>
+      <w:bookmarkStart w:id="6" w:name="_Toc211160465"/>
       <w:r>
         <w:rPr>
           <w:lang w:val="fr-FR"/>
@@ -2747,7 +3085,7 @@
           <w:lang w:val="fr-FR"/>
         </w:rPr>
       </w:pPr>
-      <w:bookmarkStart w:id="7" w:name="_Toc211110074"/>
+      <w:bookmarkStart w:id="7" w:name="_Toc211160466"/>
       <w:r>
         <w:rPr>
           <w:lang w:val="fr-FR"/>
@@ -2817,7 +3155,7 @@
           <w:lang w:val="fr-FR"/>
         </w:rPr>
       </w:pPr>
-      <w:bookmarkStart w:id="8" w:name="_Toc211110075"/>
+      <w:bookmarkStart w:id="8" w:name="_Toc211160467"/>
       <w:r>
         <w:rPr>
           <w:lang w:val="fr-FR"/>
@@ -2847,12 +3185,12 @@
           <w:lang w:val="fr-FR" w:eastAsia="en-US"/>
         </w:rPr>
       </w:pPr>
-      <w:bookmarkStart w:id="9" w:name="_Toc211110076"/>
+      <w:bookmarkStart w:id="9" w:name="_Toc211160468"/>
       <w:r>
         <w:rPr>
           <w:lang w:val="fr-FR" w:eastAsia="en-US"/>
         </w:rPr>
-        <w:t>Scrappy</w:t>
+        <w:t>Scrapy</w:t>
       </w:r>
       <w:bookmarkEnd w:id="9"/>
       <w:r>
@@ -2868,6 +3206,100 @@
           <w:lang w:val="fr-FR" w:eastAsia="en-US"/>
         </w:rPr>
       </w:pPr>
+      <w:r>
+        <w:rPr>
+          <w:lang w:val="fr-FR" w:eastAsia="en-US"/>
+        </w:rPr>
+        <w:t xml:space="preserve">Scrapy a quand même été facile à utiliser, surtout parce qu’il y a beaucoup de documentation. Il y a quand même eu quelques défis, au début nous avions choisi le site Best Buy, mais Best Buy bloque ce genre d’outil, donc j’ai essayé de contourner les protections avec Playwright, mais même après plus d’une heure, je n’étais pas en mesure de ramasser aucune donnée (à cause des protections et du fait que les informations sont chargées avec du JavaScript et non du HTML). J’ai donc décidé de changer de site, pour en utiliser un moins protégé et qui utilisait moins de JS. Je suis tombé sur le site Books to Scrape, et j’ai décidé de l’utiliser. Avec ce site fait pour le </w:t>
+      </w:r>
+      <w:r>
+        <w:rPr>
+          <w:i/>
+          <w:iCs/>
+          <w:lang w:val="fr-FR" w:eastAsia="en-US"/>
+        </w:rPr>
+        <w:t>scrapping</w:t>
+      </w:r>
+      <w:r>
+        <w:rPr>
+          <w:lang w:val="fr-FR" w:eastAsia="en-US"/>
+        </w:rPr>
+        <w:t xml:space="preserve">, c’était vraiment plus facile d’explorer Scrapy et d’apprendre à l’utiliser. </w:t>
+      </w:r>
+      <w:r>
+        <w:rPr>
+          <w:lang w:val="fr-FR" w:eastAsia="en-US"/>
+        </w:rPr>
+        <w:t xml:space="preserve">Ensuite, même si je donnais l’URL du site en français, les données recueillies étaient en anglais, mais Scrapy </w:t>
+      </w:r>
+      <w:r>
+        <w:rPr>
+          <w:lang w:val="fr-FR" w:eastAsia="en-US"/>
+        </w:rPr>
+        <w:t>permet</w:t>
+      </w:r>
+      <w:r>
+        <w:rPr>
+          <w:lang w:val="fr-FR" w:eastAsia="en-US"/>
+        </w:rPr>
+        <w:t xml:space="preserve"> d’utiliser la traduction Google, donc j’ai adapté mon </w:t>
+      </w:r>
+      <w:r>
+        <w:rPr>
+          <w:i/>
+          <w:iCs/>
+          <w:lang w:val="fr-FR" w:eastAsia="en-US"/>
+        </w:rPr>
+        <w:t>s</w:t>
+      </w:r>
+      <w:r>
+        <w:rPr>
+          <w:i/>
+          <w:iCs/>
+          <w:lang w:val="fr-FR" w:eastAsia="en-US"/>
+        </w:rPr>
+        <w:t>pider</w:t>
+      </w:r>
+      <w:r>
+        <w:rPr>
+          <w:lang w:val="fr-FR" w:eastAsia="en-US"/>
+        </w:rPr>
+        <w:t xml:space="preserve"> et après quelques essaie</w:t>
+      </w:r>
+      <w:r>
+        <w:rPr>
+          <w:lang w:val="fr-FR" w:eastAsia="en-US"/>
+        </w:rPr>
+        <w:t>s</w:t>
+      </w:r>
+      <w:r>
+        <w:rPr>
+          <w:lang w:val="fr-FR" w:eastAsia="en-US"/>
+        </w:rPr>
+        <w:t xml:space="preserve">, les données étaient en français. </w:t>
+      </w:r>
+      <w:r>
+        <w:rPr>
+          <w:lang w:val="fr-FR" w:eastAsia="en-US"/>
+        </w:rPr>
+        <w:t>Donc pour le projet, j’ai eux quelques problèmes, mais avec un site plus accessible, Scrapy est facile à utiliser et beaucoup de choses sont possibles avec l’outil.</w:t>
+      </w:r>
+    </w:p>
+    <w:p>
+      <w:pPr>
+        <w:pStyle w:val="Titre2"/>
+        <w:rPr>
+          <w:lang w:val="fr-FR" w:eastAsia="en-US"/>
+        </w:rPr>
+      </w:pPr>
+      <w:bookmarkStart w:id="10" w:name="_Toc211160469"/>
+      <w:r>
+        <w:rPr>
+          <w:lang w:val="fr-FR" w:eastAsia="en-US"/>
+        </w:rPr>
+        <w:t>MongoDB Atlas</w:t>
+      </w:r>
+      <w:bookmarkEnd w:id="10"/>
     </w:p>
     <w:p>
       <w:pPr>
@@ -2890,7 +3322,7 @@
           <w:lang w:val="fr-FR"/>
         </w:rPr>
       </w:pPr>
-      <w:bookmarkStart w:id="10" w:name="_Toc211110077"/>
+      <w:bookmarkStart w:id="11" w:name="_Toc211160470"/>
       <w:r>
         <w:rPr>
           <w:lang w:val="fr-FR"/>
@@ -2898,7 +3330,7 @@
         <w:lastRenderedPageBreak/>
         <w:t>Tableau indiquant la contribution de chaque coéquipier</w:t>
       </w:r>
-      <w:bookmarkEnd w:id="10"/>
+      <w:bookmarkEnd w:id="11"/>
     </w:p>
     <w:p>
       <w:pPr>
@@ -3479,7 +3911,7 @@
           <w:lang w:val="fr-FR" w:eastAsia="en-US"/>
         </w:rPr>
       </w:pPr>
-      <w:bookmarkStart w:id="11" w:name="_Toc211110078"/>
+      <w:bookmarkStart w:id="12" w:name="_Toc211160471"/>
       <w:r>
         <w:rPr>
           <w:lang w:val="fr-FR" w:eastAsia="en-US"/>
@@ -3487,7 +3919,7 @@
         <w:lastRenderedPageBreak/>
         <w:t>Imprime écran</w:t>
       </w:r>
-      <w:bookmarkEnd w:id="11"/>
+      <w:bookmarkEnd w:id="12"/>
       <w:r>
         <w:rPr>
           <w:lang w:val="fr-FR" w:eastAsia="en-US"/>
@@ -3599,6 +4031,57 @@
     </w:p>
     <w:p>
       <w:pPr>
+        <w:keepNext/>
+      </w:pPr>
+      <w:r>
+        <w:lastRenderedPageBreak/>
+        <w:drawing>
+          <wp:inline distT="0" distB="0" distL="0" distR="0" wp14:anchorId="2C9ED2FB" wp14:editId="64595193">
+            <wp:extent cx="6116320" cy="1811020"/>
+            <wp:effectExtent l="0" t="0" r="0" b="0"/>
+            <wp:docPr id="316009195" name="Image 1" descr="Une image contenant texte, capture d’écran, Police&#10;&#10;Le contenu généré par l’IA peut être incorrect."/>
+            <wp:cNvGraphicFramePr>
+              <a:graphicFrameLocks xmlns:a="http://schemas.openxmlformats.org/drawingml/2006/main" noChangeAspect="1"/>
+            </wp:cNvGraphicFramePr>
+            <a:graphic xmlns:a="http://schemas.openxmlformats.org/drawingml/2006/main">
+              <a:graphicData uri="http://schemas.openxmlformats.org/drawingml/2006/picture">
+                <pic:pic xmlns:pic="http://schemas.openxmlformats.org/drawingml/2006/picture">
+                  <pic:nvPicPr>
+                    <pic:cNvPr id="316009195" name="Image 1" descr="Une image contenant texte, capture d’écran, Police&#10;&#10;Le contenu généré par l’IA peut être incorrect."/>
+                    <pic:cNvPicPr/>
+                  </pic:nvPicPr>
+                  <pic:blipFill>
+                    <a:blip r:embed="rId13"/>
+                    <a:stretch>
+                      <a:fillRect/>
+                    </a:stretch>
+                  </pic:blipFill>
+                  <pic:spPr>
+                    <a:xfrm>
+                      <a:off x="0" y="0"/>
+                      <a:ext cx="6116320" cy="1811020"/>
+                    </a:xfrm>
+                    <a:prstGeom prst="rect">
+                      <a:avLst/>
+                    </a:prstGeom>
+                  </pic:spPr>
+                </pic:pic>
+              </a:graphicData>
+            </a:graphic>
+          </wp:inline>
+        </w:drawing>
+      </w:r>
+    </w:p>
+    <w:p>
+      <w:pPr>
+        <w:pStyle w:val="Lgende"/>
+      </w:pPr>
+      <w:r>
+        <w:t>Imprime écran 2</w:t>
+      </w:r>
+    </w:p>
+    <w:p>
+      <w:pPr>
         <w:rPr>
           <w:lang w:val="fr-FR" w:eastAsia="en-US"/>
         </w:rPr>
@@ -3875,6 +4358,92 @@
     </w:lvl>
   </w:abstractNum>
   <w:abstractNum w:abstractNumId="3" w15:restartNumberingAfterBreak="0">
+    <w:nsid w:val="0A4E7FCC"/>
+    <w:multiLevelType w:val="hybridMultilevel"/>
+    <w:tmpl w:val="FDB6F64A"/>
+    <w:lvl w:ilvl="0" w:tplc="FFFFFFFF">
+      <w:start w:val="1"/>
+      <w:numFmt w:val="decimal"/>
+      <w:lvlText w:val="%1."/>
+      <w:lvlJc w:val="left"/>
+      <w:pPr>
+        <w:ind w:left="720" w:hanging="360"/>
+      </w:pPr>
+    </w:lvl>
+    <w:lvl w:ilvl="1" w:tplc="FFFFFFFF">
+      <w:start w:val="1"/>
+      <w:numFmt w:val="lowerLetter"/>
+      <w:lvlText w:val="%2."/>
+      <w:lvlJc w:val="left"/>
+      <w:pPr>
+        <w:ind w:left="1440" w:hanging="360"/>
+      </w:pPr>
+    </w:lvl>
+    <w:lvl w:ilvl="2" w:tplc="FFFFFFFF">
+      <w:start w:val="1"/>
+      <w:numFmt w:val="lowerRoman"/>
+      <w:lvlText w:val="%3."/>
+      <w:lvlJc w:val="right"/>
+      <w:pPr>
+        <w:ind w:left="2160" w:hanging="180"/>
+      </w:pPr>
+    </w:lvl>
+    <w:lvl w:ilvl="3" w:tplc="FFFFFFFF">
+      <w:start w:val="1"/>
+      <w:numFmt w:val="decimal"/>
+      <w:lvlText w:val="%4."/>
+      <w:lvlJc w:val="left"/>
+      <w:pPr>
+        <w:ind w:left="2880" w:hanging="360"/>
+      </w:pPr>
+    </w:lvl>
+    <w:lvl w:ilvl="4" w:tplc="FFFFFFFF">
+      <w:start w:val="1"/>
+      <w:numFmt w:val="lowerLetter"/>
+      <w:lvlText w:val="%5."/>
+      <w:lvlJc w:val="left"/>
+      <w:pPr>
+        <w:ind w:left="3600" w:hanging="360"/>
+      </w:pPr>
+    </w:lvl>
+    <w:lvl w:ilvl="5" w:tplc="FFFFFFFF">
+      <w:start w:val="1"/>
+      <w:numFmt w:val="lowerRoman"/>
+      <w:lvlText w:val="%6."/>
+      <w:lvlJc w:val="right"/>
+      <w:pPr>
+        <w:ind w:left="4320" w:hanging="180"/>
+      </w:pPr>
+    </w:lvl>
+    <w:lvl w:ilvl="6" w:tplc="FFFFFFFF">
+      <w:start w:val="1"/>
+      <w:numFmt w:val="decimal"/>
+      <w:lvlText w:val="%7."/>
+      <w:lvlJc w:val="left"/>
+      <w:pPr>
+        <w:ind w:left="5040" w:hanging="360"/>
+      </w:pPr>
+    </w:lvl>
+    <w:lvl w:ilvl="7" w:tplc="FFFFFFFF">
+      <w:start w:val="1"/>
+      <w:numFmt w:val="lowerLetter"/>
+      <w:lvlText w:val="%8."/>
+      <w:lvlJc w:val="left"/>
+      <w:pPr>
+        <w:ind w:left="5760" w:hanging="360"/>
+      </w:pPr>
+    </w:lvl>
+    <w:lvl w:ilvl="8" w:tplc="FFFFFFFF">
+      <w:start w:val="1"/>
+      <w:numFmt w:val="lowerRoman"/>
+      <w:lvlText w:val="%9."/>
+      <w:lvlJc w:val="right"/>
+      <w:pPr>
+        <w:ind w:left="6480" w:hanging="180"/>
+      </w:pPr>
+    </w:lvl>
+  </w:abstractNum>
+  <w:abstractNum w:abstractNumId="4" w15:restartNumberingAfterBreak="0">
     <w:nsid w:val="1B427C1D"/>
     <w:multiLevelType w:val="hybridMultilevel"/>
     <w:tmpl w:val="68A4DFA0"/>
@@ -3960,7 +4529,7 @@
       </w:pPr>
     </w:lvl>
   </w:abstractNum>
-  <w:abstractNum w:abstractNumId="4" w15:restartNumberingAfterBreak="0">
+  <w:abstractNum w:abstractNumId="5" w15:restartNumberingAfterBreak="0">
     <w:nsid w:val="1C075CE7"/>
     <w:multiLevelType w:val="hybridMultilevel"/>
     <w:tmpl w:val="9C307A64"/>
@@ -4046,11 +4615,11 @@
       </w:pPr>
     </w:lvl>
   </w:abstractNum>
-  <w:abstractNum w:abstractNumId="5" w15:restartNumberingAfterBreak="0">
-    <w:nsid w:val="295B3B22"/>
+  <w:abstractNum w:abstractNumId="6" w15:restartNumberingAfterBreak="0">
+    <w:nsid w:val="1DDD679B"/>
     <w:multiLevelType w:val="hybridMultilevel"/>
-    <w:tmpl w:val="75000FE6"/>
-    <w:lvl w:ilvl="0" w:tplc="0C0C000F">
+    <w:tmpl w:val="DDDAAA84"/>
+    <w:lvl w:ilvl="0" w:tplc="FFFFFFFF">
       <w:start w:val="1"/>
       <w:numFmt w:val="decimal"/>
       <w:lvlText w:val="%1."/>
@@ -4132,11 +4701,11 @@
       </w:pPr>
     </w:lvl>
   </w:abstractNum>
-  <w:abstractNum w:abstractNumId="6" w15:restartNumberingAfterBreak="0">
-    <w:nsid w:val="2E1803A9"/>
+  <w:abstractNum w:abstractNumId="7" w15:restartNumberingAfterBreak="0">
+    <w:nsid w:val="295B3B22"/>
     <w:multiLevelType w:val="hybridMultilevel"/>
-    <w:tmpl w:val="FDB6F64A"/>
-    <w:lvl w:ilvl="0" w:tplc="FFFFFFFF">
+    <w:tmpl w:val="987668F2"/>
+    <w:lvl w:ilvl="0" w:tplc="0C0C000F">
       <w:start w:val="1"/>
       <w:numFmt w:val="decimal"/>
       <w:lvlText w:val="%1."/>
@@ -4145,7 +4714,7 @@
         <w:ind w:left="720" w:hanging="360"/>
       </w:pPr>
     </w:lvl>
-    <w:lvl w:ilvl="1" w:tplc="FFFFFFFF">
+    <w:lvl w:ilvl="1" w:tplc="0C0C0019" w:tentative="1">
       <w:start w:val="1"/>
       <w:numFmt w:val="lowerLetter"/>
       <w:lvlText w:val="%2."/>
@@ -4154,7 +4723,7 @@
         <w:ind w:left="1440" w:hanging="360"/>
       </w:pPr>
     </w:lvl>
-    <w:lvl w:ilvl="2" w:tplc="FFFFFFFF">
+    <w:lvl w:ilvl="2" w:tplc="0C0C001B" w:tentative="1">
       <w:start w:val="1"/>
       <w:numFmt w:val="lowerRoman"/>
       <w:lvlText w:val="%3."/>
@@ -4163,7 +4732,7 @@
         <w:ind w:left="2160" w:hanging="180"/>
       </w:pPr>
     </w:lvl>
-    <w:lvl w:ilvl="3" w:tplc="FFFFFFFF">
+    <w:lvl w:ilvl="3" w:tplc="0C0C000F" w:tentative="1">
       <w:start w:val="1"/>
       <w:numFmt w:val="decimal"/>
       <w:lvlText w:val="%4."/>
@@ -4172,7 +4741,7 @@
         <w:ind w:left="2880" w:hanging="360"/>
       </w:pPr>
     </w:lvl>
-    <w:lvl w:ilvl="4" w:tplc="FFFFFFFF">
+    <w:lvl w:ilvl="4" w:tplc="0C0C0019" w:tentative="1">
       <w:start w:val="1"/>
       <w:numFmt w:val="lowerLetter"/>
       <w:lvlText w:val="%5."/>
@@ -4181,7 +4750,7 @@
         <w:ind w:left="3600" w:hanging="360"/>
       </w:pPr>
     </w:lvl>
-    <w:lvl w:ilvl="5" w:tplc="FFFFFFFF">
+    <w:lvl w:ilvl="5" w:tplc="0C0C001B" w:tentative="1">
       <w:start w:val="1"/>
       <w:numFmt w:val="lowerRoman"/>
       <w:lvlText w:val="%6."/>
@@ -4190,7 +4759,7 @@
         <w:ind w:left="4320" w:hanging="180"/>
       </w:pPr>
     </w:lvl>
-    <w:lvl w:ilvl="6" w:tplc="FFFFFFFF">
+    <w:lvl w:ilvl="6" w:tplc="0C0C000F" w:tentative="1">
       <w:start w:val="1"/>
       <w:numFmt w:val="decimal"/>
       <w:lvlText w:val="%7."/>
@@ -4199,7 +4768,7 @@
         <w:ind w:left="5040" w:hanging="360"/>
       </w:pPr>
     </w:lvl>
-    <w:lvl w:ilvl="7" w:tplc="FFFFFFFF">
+    <w:lvl w:ilvl="7" w:tplc="0C0C0019" w:tentative="1">
       <w:start w:val="1"/>
       <w:numFmt w:val="lowerLetter"/>
       <w:lvlText w:val="%8."/>
@@ -4208,7 +4777,7 @@
         <w:ind w:left="5760" w:hanging="360"/>
       </w:pPr>
     </w:lvl>
-    <w:lvl w:ilvl="8" w:tplc="FFFFFFFF">
+    <w:lvl w:ilvl="8" w:tplc="0C0C001B" w:tentative="1">
       <w:start w:val="1"/>
       <w:numFmt w:val="lowerRoman"/>
       <w:lvlText w:val="%9."/>
@@ -4218,7 +4787,179 @@
       </w:pPr>
     </w:lvl>
   </w:abstractNum>
-  <w:abstractNum w:abstractNumId="7" w15:restartNumberingAfterBreak="0">
+  <w:abstractNum w:abstractNumId="8" w15:restartNumberingAfterBreak="0">
+    <w:nsid w:val="2DD33749"/>
+    <w:multiLevelType w:val="hybridMultilevel"/>
+    <w:tmpl w:val="43F0CBF0"/>
+    <w:lvl w:ilvl="0" w:tplc="0C0C000F">
+      <w:start w:val="1"/>
+      <w:numFmt w:val="decimal"/>
+      <w:lvlText w:val="%1."/>
+      <w:lvlJc w:val="left"/>
+      <w:pPr>
+        <w:ind w:left="720" w:hanging="360"/>
+      </w:pPr>
+    </w:lvl>
+    <w:lvl w:ilvl="1" w:tplc="0C0C0019" w:tentative="1">
+      <w:start w:val="1"/>
+      <w:numFmt w:val="lowerLetter"/>
+      <w:lvlText w:val="%2."/>
+      <w:lvlJc w:val="left"/>
+      <w:pPr>
+        <w:ind w:left="1440" w:hanging="360"/>
+      </w:pPr>
+    </w:lvl>
+    <w:lvl w:ilvl="2" w:tplc="0C0C001B" w:tentative="1">
+      <w:start w:val="1"/>
+      <w:numFmt w:val="lowerRoman"/>
+      <w:lvlText w:val="%3."/>
+      <w:lvlJc w:val="right"/>
+      <w:pPr>
+        <w:ind w:left="2160" w:hanging="180"/>
+      </w:pPr>
+    </w:lvl>
+    <w:lvl w:ilvl="3" w:tplc="0C0C000F" w:tentative="1">
+      <w:start w:val="1"/>
+      <w:numFmt w:val="decimal"/>
+      <w:lvlText w:val="%4."/>
+      <w:lvlJc w:val="left"/>
+      <w:pPr>
+        <w:ind w:left="2880" w:hanging="360"/>
+      </w:pPr>
+    </w:lvl>
+    <w:lvl w:ilvl="4" w:tplc="0C0C0019" w:tentative="1">
+      <w:start w:val="1"/>
+      <w:numFmt w:val="lowerLetter"/>
+      <w:lvlText w:val="%5."/>
+      <w:lvlJc w:val="left"/>
+      <w:pPr>
+        <w:ind w:left="3600" w:hanging="360"/>
+      </w:pPr>
+    </w:lvl>
+    <w:lvl w:ilvl="5" w:tplc="0C0C001B" w:tentative="1">
+      <w:start w:val="1"/>
+      <w:numFmt w:val="lowerRoman"/>
+      <w:lvlText w:val="%6."/>
+      <w:lvlJc w:val="right"/>
+      <w:pPr>
+        <w:ind w:left="4320" w:hanging="180"/>
+      </w:pPr>
+    </w:lvl>
+    <w:lvl w:ilvl="6" w:tplc="0C0C000F" w:tentative="1">
+      <w:start w:val="1"/>
+      <w:numFmt w:val="decimal"/>
+      <w:lvlText w:val="%7."/>
+      <w:lvlJc w:val="left"/>
+      <w:pPr>
+        <w:ind w:left="5040" w:hanging="360"/>
+      </w:pPr>
+    </w:lvl>
+    <w:lvl w:ilvl="7" w:tplc="0C0C0019" w:tentative="1">
+      <w:start w:val="1"/>
+      <w:numFmt w:val="lowerLetter"/>
+      <w:lvlText w:val="%8."/>
+      <w:lvlJc w:val="left"/>
+      <w:pPr>
+        <w:ind w:left="5760" w:hanging="360"/>
+      </w:pPr>
+    </w:lvl>
+    <w:lvl w:ilvl="8" w:tplc="0C0C001B" w:tentative="1">
+      <w:start w:val="1"/>
+      <w:numFmt w:val="lowerRoman"/>
+      <w:lvlText w:val="%9."/>
+      <w:lvlJc w:val="right"/>
+      <w:pPr>
+        <w:ind w:left="6480" w:hanging="180"/>
+      </w:pPr>
+    </w:lvl>
+  </w:abstractNum>
+  <w:abstractNum w:abstractNumId="9" w15:restartNumberingAfterBreak="0">
+    <w:nsid w:val="2E1803A9"/>
+    <w:multiLevelType w:val="hybridMultilevel"/>
+    <w:tmpl w:val="4DF081DA"/>
+    <w:lvl w:ilvl="0" w:tplc="FFFFFFFF">
+      <w:start w:val="1"/>
+      <w:numFmt w:val="decimal"/>
+      <w:lvlText w:val="%1."/>
+      <w:lvlJc w:val="left"/>
+      <w:pPr>
+        <w:ind w:left="720" w:hanging="360"/>
+      </w:pPr>
+    </w:lvl>
+    <w:lvl w:ilvl="1" w:tplc="FFFFFFFF">
+      <w:start w:val="1"/>
+      <w:numFmt w:val="lowerLetter"/>
+      <w:lvlText w:val="%2."/>
+      <w:lvlJc w:val="left"/>
+      <w:pPr>
+        <w:ind w:left="1440" w:hanging="360"/>
+      </w:pPr>
+    </w:lvl>
+    <w:lvl w:ilvl="2" w:tplc="FFFFFFFF">
+      <w:start w:val="1"/>
+      <w:numFmt w:val="lowerRoman"/>
+      <w:lvlText w:val="%3."/>
+      <w:lvlJc w:val="right"/>
+      <w:pPr>
+        <w:ind w:left="2160" w:hanging="180"/>
+      </w:pPr>
+    </w:lvl>
+    <w:lvl w:ilvl="3" w:tplc="FFFFFFFF">
+      <w:start w:val="1"/>
+      <w:numFmt w:val="decimal"/>
+      <w:lvlText w:val="%4."/>
+      <w:lvlJc w:val="left"/>
+      <w:pPr>
+        <w:ind w:left="2880" w:hanging="360"/>
+      </w:pPr>
+    </w:lvl>
+    <w:lvl w:ilvl="4" w:tplc="FFFFFFFF">
+      <w:start w:val="1"/>
+      <w:numFmt w:val="lowerLetter"/>
+      <w:lvlText w:val="%5."/>
+      <w:lvlJc w:val="left"/>
+      <w:pPr>
+        <w:ind w:left="3600" w:hanging="360"/>
+      </w:pPr>
+    </w:lvl>
+    <w:lvl w:ilvl="5" w:tplc="FFFFFFFF">
+      <w:start w:val="1"/>
+      <w:numFmt w:val="lowerRoman"/>
+      <w:lvlText w:val="%6."/>
+      <w:lvlJc w:val="right"/>
+      <w:pPr>
+        <w:ind w:left="4320" w:hanging="180"/>
+      </w:pPr>
+    </w:lvl>
+    <w:lvl w:ilvl="6" w:tplc="FFFFFFFF">
+      <w:start w:val="1"/>
+      <w:numFmt w:val="decimal"/>
+      <w:lvlText w:val="%7."/>
+      <w:lvlJc w:val="left"/>
+      <w:pPr>
+        <w:ind w:left="5040" w:hanging="360"/>
+      </w:pPr>
+    </w:lvl>
+    <w:lvl w:ilvl="7" w:tplc="FFFFFFFF">
+      <w:start w:val="1"/>
+      <w:numFmt w:val="lowerLetter"/>
+      <w:lvlText w:val="%8."/>
+      <w:lvlJc w:val="left"/>
+      <w:pPr>
+        <w:ind w:left="5760" w:hanging="360"/>
+      </w:pPr>
+    </w:lvl>
+    <w:lvl w:ilvl="8" w:tplc="FFFFFFFF">
+      <w:start w:val="1"/>
+      <w:numFmt w:val="lowerRoman"/>
+      <w:lvlText w:val="%9."/>
+      <w:lvlJc w:val="right"/>
+      <w:pPr>
+        <w:ind w:left="6480" w:hanging="180"/>
+      </w:pPr>
+    </w:lvl>
+  </w:abstractNum>
+  <w:abstractNum w:abstractNumId="10" w15:restartNumberingAfterBreak="0">
     <w:nsid w:val="49783DDA"/>
     <w:multiLevelType w:val="hybridMultilevel"/>
     <w:tmpl w:val="06F07C78"/>
@@ -4304,7 +5045,7 @@
       </w:pPr>
     </w:lvl>
   </w:abstractNum>
-  <w:abstractNum w:abstractNumId="8" w15:restartNumberingAfterBreak="0">
+  <w:abstractNum w:abstractNumId="11" w15:restartNumberingAfterBreak="0">
     <w:nsid w:val="531462F1"/>
     <w:multiLevelType w:val="hybridMultilevel"/>
     <w:tmpl w:val="EFF8B4B4"/>
@@ -4390,7 +5131,7 @@
       </w:pPr>
     </w:lvl>
   </w:abstractNum>
-  <w:abstractNum w:abstractNumId="9" w15:restartNumberingAfterBreak="0">
+  <w:abstractNum w:abstractNumId="12" w15:restartNumberingAfterBreak="0">
     <w:nsid w:val="6CB1136A"/>
     <w:multiLevelType w:val="hybridMultilevel"/>
     <w:tmpl w:val="1F9854D4"/>
@@ -4476,8 +5217,94 @@
       </w:pPr>
     </w:lvl>
   </w:abstractNum>
+  <w:abstractNum w:abstractNumId="13" w15:restartNumberingAfterBreak="0">
+    <w:nsid w:val="767B1777"/>
+    <w:multiLevelType w:val="hybridMultilevel"/>
+    <w:tmpl w:val="48707D7A"/>
+    <w:lvl w:ilvl="0" w:tplc="FFFFFFFF">
+      <w:start w:val="1"/>
+      <w:numFmt w:val="decimal"/>
+      <w:lvlText w:val="%1."/>
+      <w:lvlJc w:val="left"/>
+      <w:pPr>
+        <w:ind w:left="720" w:hanging="360"/>
+      </w:pPr>
+    </w:lvl>
+    <w:lvl w:ilvl="1" w:tplc="FFFFFFFF">
+      <w:start w:val="1"/>
+      <w:numFmt w:val="lowerLetter"/>
+      <w:lvlText w:val="%2."/>
+      <w:lvlJc w:val="left"/>
+      <w:pPr>
+        <w:ind w:left="1440" w:hanging="360"/>
+      </w:pPr>
+    </w:lvl>
+    <w:lvl w:ilvl="2" w:tplc="FFFFFFFF">
+      <w:start w:val="1"/>
+      <w:numFmt w:val="lowerRoman"/>
+      <w:lvlText w:val="%3."/>
+      <w:lvlJc w:val="right"/>
+      <w:pPr>
+        <w:ind w:left="2160" w:hanging="180"/>
+      </w:pPr>
+    </w:lvl>
+    <w:lvl w:ilvl="3" w:tplc="FFFFFFFF">
+      <w:start w:val="1"/>
+      <w:numFmt w:val="decimal"/>
+      <w:lvlText w:val="%4."/>
+      <w:lvlJc w:val="left"/>
+      <w:pPr>
+        <w:ind w:left="2880" w:hanging="360"/>
+      </w:pPr>
+    </w:lvl>
+    <w:lvl w:ilvl="4" w:tplc="FFFFFFFF">
+      <w:start w:val="1"/>
+      <w:numFmt w:val="lowerLetter"/>
+      <w:lvlText w:val="%5."/>
+      <w:lvlJc w:val="left"/>
+      <w:pPr>
+        <w:ind w:left="3600" w:hanging="360"/>
+      </w:pPr>
+    </w:lvl>
+    <w:lvl w:ilvl="5" w:tplc="FFFFFFFF">
+      <w:start w:val="1"/>
+      <w:numFmt w:val="lowerRoman"/>
+      <w:lvlText w:val="%6."/>
+      <w:lvlJc w:val="right"/>
+      <w:pPr>
+        <w:ind w:left="4320" w:hanging="180"/>
+      </w:pPr>
+    </w:lvl>
+    <w:lvl w:ilvl="6" w:tplc="FFFFFFFF">
+      <w:start w:val="1"/>
+      <w:numFmt w:val="decimal"/>
+      <w:lvlText w:val="%7."/>
+      <w:lvlJc w:val="left"/>
+      <w:pPr>
+        <w:ind w:left="5040" w:hanging="360"/>
+      </w:pPr>
+    </w:lvl>
+    <w:lvl w:ilvl="7" w:tplc="FFFFFFFF">
+      <w:start w:val="1"/>
+      <w:numFmt w:val="lowerLetter"/>
+      <w:lvlText w:val="%8."/>
+      <w:lvlJc w:val="left"/>
+      <w:pPr>
+        <w:ind w:left="5760" w:hanging="360"/>
+      </w:pPr>
+    </w:lvl>
+    <w:lvl w:ilvl="8" w:tplc="FFFFFFFF">
+      <w:start w:val="1"/>
+      <w:numFmt w:val="lowerRoman"/>
+      <w:lvlText w:val="%9."/>
+      <w:lvlJc w:val="right"/>
+      <w:pPr>
+        <w:ind w:left="6480" w:hanging="180"/>
+      </w:pPr>
+    </w:lvl>
+  </w:abstractNum>
   <w:num w:numId="1" w16cid:durableId="1617059456">
-    <w:abstractNumId w:val="5"/>
+    <w:abstractNumId w:val="7"/>
   </w:num>
   <w:num w:numId="2" w16cid:durableId="1588881246">
     <w:abstractNumId w:val="0"/>
@@ -4513,19 +5340,19 @@
     <w:abstractNumId w:val="0"/>
   </w:num>
   <w:num w:numId="4" w16cid:durableId="552423818">
-    <w:abstractNumId w:val="6"/>
+    <w:abstractNumId w:val="9"/>
   </w:num>
   <w:num w:numId="5" w16cid:durableId="924846493">
-    <w:abstractNumId w:val="9"/>
+    <w:abstractNumId w:val="12"/>
   </w:num>
   <w:num w:numId="6" w16cid:durableId="621501009">
-    <w:abstractNumId w:val="4"/>
+    <w:abstractNumId w:val="5"/>
   </w:num>
   <w:num w:numId="7" w16cid:durableId="970987322">
-    <w:abstractNumId w:val="8"/>
+    <w:abstractNumId w:val="11"/>
   </w:num>
   <w:num w:numId="8" w16cid:durableId="1213274178">
-    <w:abstractNumId w:val="3"/>
+    <w:abstractNumId w:val="4"/>
   </w:num>
   <w:num w:numId="9" w16cid:durableId="121770381">
     <w:abstractNumId w:val="1"/>
@@ -4534,7 +5361,19 @@
     <w:abstractNumId w:val="2"/>
   </w:num>
   <w:num w:numId="11" w16cid:durableId="305206479">
-    <w:abstractNumId w:val="7"/>
+    <w:abstractNumId w:val="10"/>
+  </w:num>
+  <w:num w:numId="12" w16cid:durableId="594486131">
+    <w:abstractNumId w:val="8"/>
+  </w:num>
+  <w:num w:numId="13" w16cid:durableId="2011904963">
+    <w:abstractNumId w:val="3"/>
+  </w:num>
+  <w:num w:numId="14" w16cid:durableId="1429083337">
+    <w:abstractNumId w:val="13"/>
+  </w:num>
+  <w:num w:numId="15" w16cid:durableId="1349601748">
+    <w:abstractNumId w:val="6"/>
   </w:num>
 </w:numbering>
 </file>
@@ -4939,7 +5778,7 @@
   <w:style w:type="paragraph" w:default="1" w:styleId="Normal">
     <w:name w:val="Normal"/>
     <w:qFormat/>
-    <w:rsid w:val="007C6C05"/>
+    <w:rsid w:val="009D7246"/>
     <w:pPr>
       <w:spacing w:after="200" w:line="276" w:lineRule="auto"/>
     </w:pPr>
@@ -5153,7 +5992,6 @@
   <w:style w:type="character" w:default="1" w:styleId="Policepardfaut">
     <w:name w:val="Default Paragraph Font"/>
     <w:uiPriority w:val="1"/>
-    <w:semiHidden/>
     <w:unhideWhenUsed/>
   </w:style>
   <w:style w:type="table" w:default="1" w:styleId="TableauNormal">

--- a/remise2.docx
+++ b/remise2.docx
@@ -660,7 +660,7 @@
           <w:r>
             <w:fldChar w:fldCharType="separate"/>
           </w:r>
-          <w:hyperlink w:anchor="_Toc211160459" w:history="1">
+          <w:hyperlink w:anchor="_Toc211162526" w:history="1">
             <w:r>
               <w:rPr>
                 <w:rStyle w:val="Lienhypertexte"/>
@@ -688,7 +688,7 @@
                 <w:noProof/>
                 <w:webHidden/>
               </w:rPr>
-              <w:instrText xml:space="preserve"> PAGEREF _Toc211160459 \h </w:instrText>
+              <w:instrText xml:space="preserve"> PAGEREF _Toc211162526 \h </w:instrText>
             </w:r>
             <w:r>
               <w:rPr>
@@ -733,7 +733,7 @@
               <w14:ligatures w14:val="standardContextual"/>
             </w:rPr>
           </w:pPr>
-          <w:hyperlink w:anchor="_Toc211160460" w:history="1">
+          <w:hyperlink w:anchor="_Toc211162527" w:history="1">
             <w:r>
               <w:rPr>
                 <w:rStyle w:val="Lienhypertexte"/>
@@ -761,7 +761,7 @@
                 <w:noProof/>
                 <w:webHidden/>
               </w:rPr>
-              <w:instrText xml:space="preserve"> PAGEREF _Toc211160460 \h </w:instrText>
+              <w:instrText xml:space="preserve"> PAGEREF _Toc211162527 \h </w:instrText>
             </w:r>
             <w:r>
               <w:rPr>
@@ -806,7 +806,7 @@
               <w14:ligatures w14:val="standardContextual"/>
             </w:rPr>
           </w:pPr>
-          <w:hyperlink w:anchor="_Toc211160461" w:history="1">
+          <w:hyperlink w:anchor="_Toc211162528" w:history="1">
             <w:r>
               <w:rPr>
                 <w:rStyle w:val="Lienhypertexte"/>
@@ -834,7 +834,7 @@
                 <w:noProof/>
                 <w:webHidden/>
               </w:rPr>
-              <w:instrText xml:space="preserve"> PAGEREF _Toc211160461 \h </w:instrText>
+              <w:instrText xml:space="preserve"> PAGEREF _Toc211162528 \h </w:instrText>
             </w:r>
             <w:r>
               <w:rPr>
@@ -854,7 +854,7 @@
                 <w:noProof/>
                 <w:webHidden/>
               </w:rPr>
-              <w:t>4</w:t>
+              <w:t>5</w:t>
             </w:r>
             <w:r>
               <w:rPr>
@@ -879,7 +879,7 @@
               <w14:ligatures w14:val="standardContextual"/>
             </w:rPr>
           </w:pPr>
-          <w:hyperlink w:anchor="_Toc211160462" w:history="1">
+          <w:hyperlink w:anchor="_Toc211162529" w:history="1">
             <w:r>
               <w:rPr>
                 <w:rStyle w:val="Lienhypertexte"/>
@@ -907,7 +907,7 @@
                 <w:noProof/>
                 <w:webHidden/>
               </w:rPr>
-              <w:instrText xml:space="preserve"> PAGEREF _Toc211160462 \h </w:instrText>
+              <w:instrText xml:space="preserve"> PAGEREF _Toc211162529 \h </w:instrText>
             </w:r>
             <w:r>
               <w:rPr>
@@ -927,7 +927,7 @@
                 <w:noProof/>
                 <w:webHidden/>
               </w:rPr>
-              <w:t>5</w:t>
+              <w:t>6</w:t>
             </w:r>
             <w:r>
               <w:rPr>
@@ -952,7 +952,7 @@
               <w14:ligatures w14:val="standardContextual"/>
             </w:rPr>
           </w:pPr>
-          <w:hyperlink w:anchor="_Toc211160463" w:history="1">
+          <w:hyperlink w:anchor="_Toc211162530" w:history="1">
             <w:r>
               <w:rPr>
                 <w:rStyle w:val="Lienhypertexte"/>
@@ -980,7 +980,7 @@
                 <w:noProof/>
                 <w:webHidden/>
               </w:rPr>
-              <w:instrText xml:space="preserve"> PAGEREF _Toc211160463 \h </w:instrText>
+              <w:instrText xml:space="preserve"> PAGEREF _Toc211162530 \h </w:instrText>
             </w:r>
             <w:r>
               <w:rPr>
@@ -1000,7 +1000,7 @@
                 <w:noProof/>
                 <w:webHidden/>
               </w:rPr>
-              <w:t>6</w:t>
+              <w:t>7</w:t>
             </w:r>
             <w:r>
               <w:rPr>
@@ -1025,7 +1025,7 @@
               <w14:ligatures w14:val="standardContextual"/>
             </w:rPr>
           </w:pPr>
-          <w:hyperlink w:anchor="_Toc211160464" w:history="1">
+          <w:hyperlink w:anchor="_Toc211162531" w:history="1">
             <w:r>
               <w:rPr>
                 <w:rStyle w:val="Lienhypertexte"/>
@@ -1053,7 +1053,7 @@
                 <w:noProof/>
                 <w:webHidden/>
               </w:rPr>
-              <w:instrText xml:space="preserve"> PAGEREF _Toc211160464 \h </w:instrText>
+              <w:instrText xml:space="preserve"> PAGEREF _Toc211162531 \h </w:instrText>
             </w:r>
             <w:r>
               <w:rPr>
@@ -1073,7 +1073,7 @@
                 <w:noProof/>
                 <w:webHidden/>
               </w:rPr>
-              <w:t>6</w:t>
+              <w:t>8</w:t>
             </w:r>
             <w:r>
               <w:rPr>
@@ -1098,7 +1098,7 @@
               <w14:ligatures w14:val="standardContextual"/>
             </w:rPr>
           </w:pPr>
-          <w:hyperlink w:anchor="_Toc211160465" w:history="1">
+          <w:hyperlink w:anchor="_Toc211162532" w:history="1">
             <w:r>
               <w:rPr>
                 <w:rStyle w:val="Lienhypertexte"/>
@@ -1126,7 +1126,7 @@
                 <w:noProof/>
                 <w:webHidden/>
               </w:rPr>
-              <w:instrText xml:space="preserve"> PAGEREF _Toc211160465 \h </w:instrText>
+              <w:instrText xml:space="preserve"> PAGEREF _Toc211162532 \h </w:instrText>
             </w:r>
             <w:r>
               <w:rPr>
@@ -1146,7 +1146,7 @@
                 <w:noProof/>
                 <w:webHidden/>
               </w:rPr>
-              <w:t>6</w:t>
+              <w:t>8</w:t>
             </w:r>
             <w:r>
               <w:rPr>
@@ -1171,7 +1171,7 @@
               <w14:ligatures w14:val="standardContextual"/>
             </w:rPr>
           </w:pPr>
-          <w:hyperlink w:anchor="_Toc211160466" w:history="1">
+          <w:hyperlink w:anchor="_Toc211162533" w:history="1">
             <w:r>
               <w:rPr>
                 <w:rStyle w:val="Lienhypertexte"/>
@@ -1199,7 +1199,7 @@
                 <w:noProof/>
                 <w:webHidden/>
               </w:rPr>
-              <w:instrText xml:space="preserve"> PAGEREF _Toc211160466 \h </w:instrText>
+              <w:instrText xml:space="preserve"> PAGEREF _Toc211162533 \h </w:instrText>
             </w:r>
             <w:r>
               <w:rPr>
@@ -1219,7 +1219,7 @@
                 <w:noProof/>
                 <w:webHidden/>
               </w:rPr>
-              <w:t>6</w:t>
+              <w:t>8</w:t>
             </w:r>
             <w:r>
               <w:rPr>
@@ -1244,7 +1244,7 @@
               <w14:ligatures w14:val="standardContextual"/>
             </w:rPr>
           </w:pPr>
-          <w:hyperlink w:anchor="_Toc211160467" w:history="1">
+          <w:hyperlink w:anchor="_Toc211162534" w:history="1">
             <w:r>
               <w:rPr>
                 <w:rStyle w:val="Lienhypertexte"/>
@@ -1272,7 +1272,7 @@
                 <w:noProof/>
                 <w:webHidden/>
               </w:rPr>
-              <w:instrText xml:space="preserve"> PAGEREF _Toc211160467 \h </w:instrText>
+              <w:instrText xml:space="preserve"> PAGEREF _Toc211162534 \h </w:instrText>
             </w:r>
             <w:r>
               <w:rPr>
@@ -1292,7 +1292,7 @@
                 <w:noProof/>
                 <w:webHidden/>
               </w:rPr>
-              <w:t>7</w:t>
+              <w:t>8</w:t>
             </w:r>
             <w:r>
               <w:rPr>
@@ -1317,7 +1317,7 @@
               <w14:ligatures w14:val="standardContextual"/>
             </w:rPr>
           </w:pPr>
-          <w:hyperlink w:anchor="_Toc211160468" w:history="1">
+          <w:hyperlink w:anchor="_Toc211162535" w:history="1">
             <w:r>
               <w:rPr>
                 <w:rStyle w:val="Lienhypertexte"/>
@@ -1345,7 +1345,7 @@
                 <w:noProof/>
                 <w:webHidden/>
               </w:rPr>
-              <w:instrText xml:space="preserve"> PAGEREF _Toc211160468 \h </w:instrText>
+              <w:instrText xml:space="preserve"> PAGEREF _Toc211162535 \h </w:instrText>
             </w:r>
             <w:r>
               <w:rPr>
@@ -1365,7 +1365,7 @@
                 <w:noProof/>
                 <w:webHidden/>
               </w:rPr>
-              <w:t>7</w:t>
+              <w:t>8</w:t>
             </w:r>
             <w:r>
               <w:rPr>
@@ -1390,7 +1390,7 @@
               <w14:ligatures w14:val="standardContextual"/>
             </w:rPr>
           </w:pPr>
-          <w:hyperlink w:anchor="_Toc211160469" w:history="1">
+          <w:hyperlink w:anchor="_Toc211162536" w:history="1">
             <w:r>
               <w:rPr>
                 <w:rStyle w:val="Lienhypertexte"/>
@@ -1418,7 +1418,7 @@
                 <w:noProof/>
                 <w:webHidden/>
               </w:rPr>
-              <w:instrText xml:space="preserve"> PAGEREF _Toc211160469 \h </w:instrText>
+              <w:instrText xml:space="preserve"> PAGEREF _Toc211162536 \h </w:instrText>
             </w:r>
             <w:r>
               <w:rPr>
@@ -1438,7 +1438,7 @@
                 <w:noProof/>
                 <w:webHidden/>
               </w:rPr>
-              <w:t>7</w:t>
+              <w:t>8</w:t>
             </w:r>
             <w:r>
               <w:rPr>
@@ -1463,7 +1463,7 @@
               <w14:ligatures w14:val="standardContextual"/>
             </w:rPr>
           </w:pPr>
-          <w:hyperlink w:anchor="_Toc211160470" w:history="1">
+          <w:hyperlink w:anchor="_Toc211162537" w:history="1">
             <w:r>
               <w:rPr>
                 <w:rStyle w:val="Lienhypertexte"/>
@@ -1491,7 +1491,7 @@
                 <w:noProof/>
                 <w:webHidden/>
               </w:rPr>
-              <w:instrText xml:space="preserve"> PAGEREF _Toc211160470 \h </w:instrText>
+              <w:instrText xml:space="preserve"> PAGEREF _Toc211162537 \h </w:instrText>
             </w:r>
             <w:r>
               <w:rPr>
@@ -1511,7 +1511,7 @@
                 <w:noProof/>
                 <w:webHidden/>
               </w:rPr>
-              <w:t>8</w:t>
+              <w:t>9</w:t>
             </w:r>
             <w:r>
               <w:rPr>
@@ -1536,7 +1536,7 @@
               <w14:ligatures w14:val="standardContextual"/>
             </w:rPr>
           </w:pPr>
-          <w:hyperlink w:anchor="_Toc211160471" w:history="1">
+          <w:hyperlink w:anchor="_Toc211162538" w:history="1">
             <w:r>
               <w:rPr>
                 <w:rStyle w:val="Lienhypertexte"/>
@@ -1564,7 +1564,7 @@
                 <w:noProof/>
                 <w:webHidden/>
               </w:rPr>
-              <w:instrText xml:space="preserve"> PAGEREF _Toc211160471 \h </w:instrText>
+              <w:instrText xml:space="preserve"> PAGEREF _Toc211162538 \h </w:instrText>
             </w:r>
             <w:r>
               <w:rPr>
@@ -1584,7 +1584,7 @@
                 <w:noProof/>
                 <w:webHidden/>
               </w:rPr>
-              <w:t>9</w:t>
+              <w:t>10</w:t>
             </w:r>
             <w:r>
               <w:rPr>
@@ -1634,7 +1634,7 @@
           <w:lang w:val="fr-FR"/>
         </w:rPr>
       </w:pPr>
-      <w:bookmarkStart w:id="0" w:name="_Toc211160459"/>
+      <w:bookmarkStart w:id="0" w:name="_Toc211162526"/>
       <w:r>
         <w:rPr>
           <w:lang w:val="fr-FR"/>
@@ -1745,7 +1745,7 @@
         </w:rPr>
         <w:t xml:space="preserve"> </w:t>
       </w:r>
-      <w:hyperlink r:id="rId6" w:history="1">
+      <w:hyperlink r:id="rId8" w:history="1">
         <w:r>
           <w:rPr>
             <w:rStyle w:val="Lienhypertexte"/>
@@ -1761,12 +1761,26 @@
           <w:lang w:val="fr-FR"/>
         </w:rPr>
       </w:pPr>
-      <w:bookmarkStart w:id="1" w:name="_Toc211160460"/>
-      <w:r>
-        <w:rPr>
-          <w:lang w:val="fr-FR"/>
-        </w:rPr>
-        <w:t>Outil de webscraping utilisé</w:t>
+      <w:bookmarkStart w:id="1" w:name="_Toc211162527"/>
+      <w:r>
+        <w:rPr>
+          <w:lang w:val="fr-FR"/>
+        </w:rPr>
+        <w:t xml:space="preserve">Outil de </w:t>
+      </w:r>
+      <w:proofErr w:type="spellStart"/>
+      <w:r>
+        <w:rPr>
+          <w:lang w:val="fr-FR"/>
+        </w:rPr>
+        <w:t>webscraping</w:t>
+      </w:r>
+      <w:proofErr w:type="spellEnd"/>
+      <w:r>
+        <w:rPr>
+          <w:lang w:val="fr-FR"/>
+        </w:rPr>
+        <w:t xml:space="preserve"> utilisé</w:t>
       </w:r>
       <w:bookmarkEnd w:id="1"/>
     </w:p>
@@ -1827,7 +1841,7 @@
         </w:rPr>
         <w:t xml:space="preserve"> </w:t>
       </w:r>
-      <w:hyperlink r:id="rId7" w:history="1">
+      <w:hyperlink r:id="rId9" w:history="1">
         <w:r>
           <w:rPr>
             <w:rStyle w:val="Lienhypertexte"/>
@@ -1909,7 +1923,21 @@
         <w:rPr>
           <w:lang w:val="fr-FR"/>
         </w:rPr>
-        <w:t> »  (pour récupérer les données du site)</w:t>
+        <w:t> </w:t>
+      </w:r>
+      <w:proofErr w:type="gramStart"/>
+      <w:r>
+        <w:rPr>
+          <w:lang w:val="fr-FR"/>
+        </w:rPr>
+        <w:t>»  (</w:t>
+      </w:r>
+      <w:proofErr w:type="gramEnd"/>
+      <w:r>
+        <w:rPr>
+          <w:lang w:val="fr-FR"/>
+        </w:rPr>
+        <w:t>pour récupérer les données du site)</w:t>
       </w:r>
     </w:p>
     <w:p>
@@ -1927,7 +1955,21 @@
         <w:rPr>
           <w:lang w:val="fr-FR"/>
         </w:rPr>
-        <w:t>Exporter les données récupérées  (format JSON, CSV</w:t>
+        <w:t xml:space="preserve">Exporter les données </w:t>
+      </w:r>
+      <w:proofErr w:type="gramStart"/>
+      <w:r>
+        <w:rPr>
+          <w:lang w:val="fr-FR"/>
+        </w:rPr>
+        <w:t>récupérées  (</w:t>
+      </w:r>
+      <w:proofErr w:type="gramEnd"/>
+      <w:r>
+        <w:rPr>
+          <w:lang w:val="fr-FR"/>
+        </w:rPr>
+        <w:t>format JSON, CSV</w:t>
       </w:r>
       <w:r>
         <w:rPr>
@@ -1971,8 +2013,23 @@
         <w:rPr>
           <w:lang w:val="fr-FR"/>
         </w:rPr>
-        <w:t xml:space="preserve"> »  (pour tester et débugger la logique </w:t>
-      </w:r>
+        <w:t> </w:t>
+      </w:r>
+      <w:proofErr w:type="gramStart"/>
+      <w:r>
+        <w:rPr>
+          <w:lang w:val="fr-FR"/>
+        </w:rPr>
+        <w:t>»  (</w:t>
+      </w:r>
+      <w:proofErr w:type="gramEnd"/>
+      <w:r>
+        <w:rPr>
+          <w:lang w:val="fr-FR"/>
+        </w:rPr>
+        <w:t xml:space="preserve">pour tester et débugger la logique </w:t>
+      </w:r>
+      <w:proofErr w:type="spellStart"/>
       <w:r>
         <w:rPr>
           <w:i/>
@@ -1981,6 +2038,7 @@
         </w:rPr>
         <w:t>Scraping</w:t>
       </w:r>
+      <w:proofErr w:type="spellEnd"/>
       <w:r>
         <w:rPr>
           <w:lang w:val="fr-FR"/>
@@ -1989,9 +2047,15 @@
       </w:r>
     </w:p>
     <w:p>
-      <w:r>
-        <w:t xml:space="preserve">Scrapy est un </w:t>
-      </w:r>
+      <w:proofErr w:type="spellStart"/>
+      <w:r>
+        <w:t>Scrapy</w:t>
+      </w:r>
+      <w:proofErr w:type="spellEnd"/>
+      <w:r>
+        <w:t xml:space="preserve"> est un </w:t>
+      </w:r>
+      <w:proofErr w:type="spellStart"/>
       <w:r>
         <w:rPr>
           <w:i/>
@@ -1999,6 +2063,7 @@
         </w:rPr>
         <w:t>framework</w:t>
       </w:r>
+      <w:proofErr w:type="spellEnd"/>
       <w:r>
         <w:t xml:space="preserve"> Python </w:t>
       </w:r>
@@ -2010,7 +2075,15 @@
         <w:t>open-source</w:t>
       </w:r>
       <w:r>
-        <w:t xml:space="preserve"> qui extrait des données de sites web en envoyant des requêtes HTTP, en téléchargeant le contenu des pages, en le parsant avec des sélecteurs CSS ou XPath pour en extraire les informations (utilisant les </w:t>
+        <w:t xml:space="preserve"> qui extrait des données de sites web en envoyant des requêtes HTTP, en téléchargeant le contenu des pages, en le </w:t>
+      </w:r>
+      <w:proofErr w:type="spellStart"/>
+      <w:r>
+        <w:t>parsant</w:t>
+      </w:r>
+      <w:proofErr w:type="spellEnd"/>
+      <w:r>
+        <w:t xml:space="preserve"> avec des sélecteurs CSS ou XPath pour en extraire les informations (utilisant les </w:t>
       </w:r>
       <w:r>
         <w:t>« </w:t>
@@ -2048,6 +2121,7 @@
       <w:r>
         <w:t xml:space="preserve">) et l'ordonnanceur pour gérer le flux de requêtes et de réponses, offrant ainsi un moyen efficace et extensible de réaliser du web </w:t>
       </w:r>
+      <w:proofErr w:type="spellStart"/>
       <w:r>
         <w:rPr>
           <w:i/>
@@ -2055,6 +2129,7 @@
         </w:rPr>
         <w:t>scraping</w:t>
       </w:r>
+      <w:proofErr w:type="spellEnd"/>
       <w:r>
         <w:t xml:space="preserve"> pour des projets de toute envergure. </w:t>
       </w:r>
@@ -2066,7 +2141,7 @@
         </w:rPr>
         <w:t xml:space="preserve">Source : </w:t>
       </w:r>
-      <w:hyperlink r:id="rId8" w:history="1">
+      <w:hyperlink r:id="rId10" w:history="1">
         <w:r>
           <w:rPr>
             <w:rStyle w:val="Lienhypertexte"/>
@@ -2112,16 +2187,26 @@
                 <w:bCs/>
                 <w:lang w:val="fr-FR" w:eastAsia="en-US"/>
               </w:rPr>
-              <w:t>(Heidi)</w:t>
-            </w:r>
+              <w:t>(Heidi</w:t>
+            </w:r>
+            <w:proofErr w:type="gramStart"/>
             <w:r>
               <w:rPr>
                 <w:b/>
                 <w:bCs/>
                 <w:lang w:val="fr-FR" w:eastAsia="en-US"/>
               </w:rPr>
+              <w:t>)</w:t>
+            </w:r>
+            <w:r>
+              <w:rPr>
+                <w:b/>
+                <w:bCs/>
+                <w:lang w:val="fr-FR" w:eastAsia="en-US"/>
+              </w:rPr>
               <w:t>:</w:t>
             </w:r>
+            <w:proofErr w:type="gramEnd"/>
           </w:p>
           <w:p>
             <w:pPr>
@@ -2153,12 +2238,44 @@
                 <w:lang w:val="fr-FR" w:eastAsia="en-US"/>
               </w:rPr>
             </w:pPr>
-            <w:r>
-              <w:rPr>
-                <w:lang w:val="fr-FR" w:eastAsia="en-US"/>
-              </w:rPr>
-              <w:t>pip install scrapy</w:t>
-            </w:r>
+            <w:proofErr w:type="spellStart"/>
+            <w:proofErr w:type="gramStart"/>
+            <w:r>
+              <w:rPr>
+                <w:lang w:val="fr-FR" w:eastAsia="en-US"/>
+              </w:rPr>
+              <w:t>pip</w:t>
+            </w:r>
+            <w:proofErr w:type="spellEnd"/>
+            <w:proofErr w:type="gramEnd"/>
+            <w:r>
+              <w:rPr>
+                <w:lang w:val="fr-FR" w:eastAsia="en-US"/>
+              </w:rPr>
+              <w:t xml:space="preserve"> </w:t>
+            </w:r>
+            <w:proofErr w:type="spellStart"/>
+            <w:r>
+              <w:rPr>
+                <w:lang w:val="fr-FR" w:eastAsia="en-US"/>
+              </w:rPr>
+              <w:t>install</w:t>
+            </w:r>
+            <w:proofErr w:type="spellEnd"/>
+            <w:r>
+              <w:rPr>
+                <w:lang w:val="fr-FR" w:eastAsia="en-US"/>
+              </w:rPr>
+              <w:t xml:space="preserve"> </w:t>
+            </w:r>
+            <w:proofErr w:type="spellStart"/>
+            <w:r>
+              <w:rPr>
+                <w:lang w:val="fr-FR" w:eastAsia="en-US"/>
+              </w:rPr>
+              <w:t>scrapy</w:t>
+            </w:r>
+            <w:proofErr w:type="spellEnd"/>
           </w:p>
           <w:p>
             <w:pPr>
@@ -2173,7 +2290,25 @@
                 <w:bCs/>
                 <w:lang w:val="fr-FR" w:eastAsia="en-US"/>
               </w:rPr>
-              <w:t>Dans VSCode :</w:t>
+              <w:t xml:space="preserve">Dans </w:t>
+            </w:r>
+            <w:proofErr w:type="spellStart"/>
+            <w:r>
+              <w:rPr>
+                <w:b/>
+                <w:bCs/>
+                <w:lang w:val="fr-FR" w:eastAsia="en-US"/>
+              </w:rPr>
+              <w:t>VSCode</w:t>
+            </w:r>
+            <w:proofErr w:type="spellEnd"/>
+            <w:r>
+              <w:rPr>
+                <w:b/>
+                <w:bCs/>
+                <w:lang w:val="fr-FR" w:eastAsia="en-US"/>
+              </w:rPr>
+              <w:t> :</w:t>
             </w:r>
             <w:r>
               <w:rPr>
@@ -2194,12 +2329,56 @@
                 <w:lang w:val="fr-FR" w:eastAsia="en-US"/>
               </w:rPr>
             </w:pPr>
-            <w:r>
-              <w:rPr>
-                <w:lang w:val="fr-FR" w:eastAsia="en-US"/>
-              </w:rPr>
-              <w:t>python -m scrapy startproject hl_nouvelles_technos</w:t>
-            </w:r>
+            <w:proofErr w:type="gramStart"/>
+            <w:r>
+              <w:rPr>
+                <w:lang w:val="fr-FR" w:eastAsia="en-US"/>
+              </w:rPr>
+              <w:t>python</w:t>
+            </w:r>
+            <w:proofErr w:type="gramEnd"/>
+            <w:r>
+              <w:rPr>
+                <w:lang w:val="fr-FR" w:eastAsia="en-US"/>
+              </w:rPr>
+              <w:t xml:space="preserve"> -m </w:t>
+            </w:r>
+            <w:proofErr w:type="spellStart"/>
+            <w:r>
+              <w:rPr>
+                <w:lang w:val="fr-FR" w:eastAsia="en-US"/>
+              </w:rPr>
+              <w:t>scrapy</w:t>
+            </w:r>
+            <w:proofErr w:type="spellEnd"/>
+            <w:r>
+              <w:rPr>
+                <w:lang w:val="fr-FR" w:eastAsia="en-US"/>
+              </w:rPr>
+              <w:t xml:space="preserve"> </w:t>
+            </w:r>
+            <w:proofErr w:type="spellStart"/>
+            <w:r>
+              <w:rPr>
+                <w:lang w:val="fr-FR" w:eastAsia="en-US"/>
+              </w:rPr>
+              <w:t>startproject</w:t>
+            </w:r>
+            <w:proofErr w:type="spellEnd"/>
+            <w:r>
+              <w:rPr>
+                <w:lang w:val="fr-FR" w:eastAsia="en-US"/>
+              </w:rPr>
+              <w:t xml:space="preserve"> </w:t>
+            </w:r>
+            <w:proofErr w:type="spellStart"/>
+            <w:r>
+              <w:rPr>
+                <w:lang w:val="fr-FR" w:eastAsia="en-US"/>
+              </w:rPr>
+              <w:t>hl_nouvelles_technos</w:t>
+            </w:r>
+            <w:proofErr w:type="spellEnd"/>
           </w:p>
           <w:p>
             <w:pPr>
@@ -2213,12 +2392,28 @@
                 <w:lang w:val="fr-FR" w:eastAsia="en-US"/>
               </w:rPr>
             </w:pPr>
-            <w:r>
-              <w:rPr>
-                <w:lang w:val="fr-FR" w:eastAsia="en-US"/>
-              </w:rPr>
-              <w:t>cd hl_nouvelles_technos</w:t>
-            </w:r>
+            <w:proofErr w:type="gramStart"/>
+            <w:r>
+              <w:rPr>
+                <w:lang w:val="fr-FR" w:eastAsia="en-US"/>
+              </w:rPr>
+              <w:t>cd</w:t>
+            </w:r>
+            <w:proofErr w:type="gramEnd"/>
+            <w:r>
+              <w:rPr>
+                <w:lang w:val="fr-FR" w:eastAsia="en-US"/>
+              </w:rPr>
+              <w:t xml:space="preserve"> </w:t>
+            </w:r>
+            <w:proofErr w:type="spellStart"/>
+            <w:r>
+              <w:rPr>
+                <w:lang w:val="fr-FR" w:eastAsia="en-US"/>
+              </w:rPr>
+              <w:t>hl_nouvelles_technos</w:t>
+            </w:r>
+            <w:proofErr w:type="spellEnd"/>
           </w:p>
           <w:p>
             <w:pPr>
@@ -2232,11 +2427,47 @@
                 <w:lang w:val="fr-FR" w:eastAsia="en-US"/>
               </w:rPr>
             </w:pPr>
-            <w:r>
-              <w:rPr>
-                <w:lang w:val="fr-FR" w:eastAsia="en-US"/>
-              </w:rPr>
-              <w:t xml:space="preserve">python -m scrapy genspider </w:t>
+            <w:proofErr w:type="gramStart"/>
+            <w:r>
+              <w:rPr>
+                <w:lang w:val="fr-FR" w:eastAsia="en-US"/>
+              </w:rPr>
+              <w:t>python</w:t>
+            </w:r>
+            <w:proofErr w:type="gramEnd"/>
+            <w:r>
+              <w:rPr>
+                <w:lang w:val="fr-FR" w:eastAsia="en-US"/>
+              </w:rPr>
+              <w:t xml:space="preserve"> -m </w:t>
+            </w:r>
+            <w:proofErr w:type="spellStart"/>
+            <w:r>
+              <w:rPr>
+                <w:lang w:val="fr-FR" w:eastAsia="en-US"/>
+              </w:rPr>
+              <w:t>scrapy</w:t>
+            </w:r>
+            <w:proofErr w:type="spellEnd"/>
+            <w:r>
+              <w:rPr>
+                <w:lang w:val="fr-FR" w:eastAsia="en-US"/>
+              </w:rPr>
+              <w:t xml:space="preserve"> </w:t>
+            </w:r>
+            <w:proofErr w:type="spellStart"/>
+            <w:r>
+              <w:rPr>
+                <w:lang w:val="fr-FR" w:eastAsia="en-US"/>
+              </w:rPr>
+              <w:t>genspider</w:t>
+            </w:r>
+            <w:proofErr w:type="spellEnd"/>
+            <w:r>
+              <w:rPr>
+                <w:lang w:val="fr-FR" w:eastAsia="en-US"/>
+              </w:rPr>
+              <w:t xml:space="preserve"> </w:t>
             </w:r>
             <w:r>
               <w:rPr>
@@ -2328,11 +2559,33 @@
                 <w:lang w:val="fr-FR" w:eastAsia="en-US"/>
               </w:rPr>
             </w:pPr>
-            <w:r>
-              <w:rPr>
-                <w:lang w:val="fr-FR" w:eastAsia="en-US"/>
-              </w:rPr>
-              <w:t xml:space="preserve">python -m scrapy crawl </w:t>
+            <w:proofErr w:type="gramStart"/>
+            <w:r>
+              <w:rPr>
+                <w:lang w:val="fr-FR" w:eastAsia="en-US"/>
+              </w:rPr>
+              <w:t>python</w:t>
+            </w:r>
+            <w:proofErr w:type="gramEnd"/>
+            <w:r>
+              <w:rPr>
+                <w:lang w:val="fr-FR" w:eastAsia="en-US"/>
+              </w:rPr>
+              <w:t xml:space="preserve"> -m </w:t>
+            </w:r>
+            <w:proofErr w:type="spellStart"/>
+            <w:r>
+              <w:rPr>
+                <w:lang w:val="fr-FR" w:eastAsia="en-US"/>
+              </w:rPr>
+              <w:t>scrapy</w:t>
+            </w:r>
+            <w:proofErr w:type="spellEnd"/>
+            <w:r>
+              <w:rPr>
+                <w:lang w:val="fr-FR" w:eastAsia="en-US"/>
+              </w:rPr>
+              <w:t xml:space="preserve"> crawl </w:t>
             </w:r>
             <w:r>
               <w:rPr>
@@ -2344,8 +2597,18 @@
               <w:rPr>
                 <w:lang w:val="fr-FR" w:eastAsia="en-US"/>
               </w:rPr>
-              <w:t xml:space="preserve"> -O produits.json</w:t>
-            </w:r>
+              <w:t xml:space="preserve"> -O </w:t>
+            </w:r>
+            <w:proofErr w:type="spellStart"/>
+            <w:proofErr w:type="gramStart"/>
+            <w:r>
+              <w:rPr>
+                <w:lang w:val="fr-FR" w:eastAsia="en-US"/>
+              </w:rPr>
+              <w:t>produits.json</w:t>
+            </w:r>
+            <w:proofErr w:type="spellEnd"/>
+            <w:proofErr w:type="gramEnd"/>
           </w:p>
           <w:p>
             <w:pPr>
@@ -2466,11 +2729,49 @@
                 <w:lang w:val="fr-FR" w:eastAsia="en-US"/>
               </w:rPr>
             </w:pPr>
-            <w:r>
-              <w:rPr>
-                <w:lang w:val="fr-FR" w:eastAsia="en-US"/>
-              </w:rPr>
-              <w:t>pip install deep-translator</w:t>
+            <w:proofErr w:type="spellStart"/>
+            <w:proofErr w:type="gramStart"/>
+            <w:r>
+              <w:rPr>
+                <w:lang w:val="fr-FR" w:eastAsia="en-US"/>
+              </w:rPr>
+              <w:t>pip</w:t>
+            </w:r>
+            <w:proofErr w:type="spellEnd"/>
+            <w:proofErr w:type="gramEnd"/>
+            <w:r>
+              <w:rPr>
+                <w:lang w:val="fr-FR" w:eastAsia="en-US"/>
+              </w:rPr>
+              <w:t xml:space="preserve"> </w:t>
+            </w:r>
+            <w:proofErr w:type="spellStart"/>
+            <w:r>
+              <w:rPr>
+                <w:lang w:val="fr-FR" w:eastAsia="en-US"/>
+              </w:rPr>
+              <w:t>install</w:t>
+            </w:r>
+            <w:proofErr w:type="spellEnd"/>
+            <w:r>
+              <w:rPr>
+                <w:lang w:val="fr-FR" w:eastAsia="en-US"/>
+              </w:rPr>
+              <w:t xml:space="preserve"> </w:t>
+            </w:r>
+            <w:proofErr w:type="spellStart"/>
+            <w:r>
+              <w:rPr>
+                <w:lang w:val="fr-FR" w:eastAsia="en-US"/>
+              </w:rPr>
+              <w:t>deep</w:t>
+            </w:r>
+            <w:proofErr w:type="spellEnd"/>
+            <w:r>
+              <w:rPr>
+                <w:lang w:val="fr-FR" w:eastAsia="en-US"/>
+              </w:rPr>
+              <w:t>-translator</w:t>
             </w:r>
           </w:p>
           <w:p>
@@ -2488,7 +2789,23 @@
                 <w:bCs/>
                 <w:lang w:val="fr-FR" w:eastAsia="en-US"/>
               </w:rPr>
-              <w:t xml:space="preserve">Ajouter dans le haut du </w:t>
+              <w:t>Ajouter dans l</w:t>
+            </w:r>
+            <w:r>
+              <w:rPr>
+                <w:b/>
+                <w:bCs/>
+                <w:lang w:val="fr-FR" w:eastAsia="en-US"/>
+              </w:rPr>
+              <w:t>e</w:t>
+            </w:r>
+            <w:r>
+              <w:rPr>
+                <w:b/>
+                <w:bCs/>
+                <w:lang w:val="fr-FR" w:eastAsia="en-US"/>
+              </w:rPr>
+              <w:t xml:space="preserve"> </w:t>
             </w:r>
             <w:r>
               <w:rPr>
@@ -2591,7 +2908,25 @@
                 <w:bCs/>
                 <w:lang w:val="fr-FR" w:eastAsia="en-US"/>
               </w:rPr>
-              <w:t>Dans VSCode :</w:t>
+              <w:t xml:space="preserve">Dans </w:t>
+            </w:r>
+            <w:proofErr w:type="spellStart"/>
+            <w:r>
+              <w:rPr>
+                <w:b/>
+                <w:bCs/>
+                <w:lang w:val="fr-FR" w:eastAsia="en-US"/>
+              </w:rPr>
+              <w:t>VSCode</w:t>
+            </w:r>
+            <w:proofErr w:type="spellEnd"/>
+            <w:r>
+              <w:rPr>
+                <w:b/>
+                <w:bCs/>
+                <w:lang w:val="fr-FR" w:eastAsia="en-US"/>
+              </w:rPr>
+              <w:t> :</w:t>
             </w:r>
             <w:r>
               <w:rPr>
@@ -2612,12 +2947,44 @@
                 <w:lang w:val="fr-FR" w:eastAsia="en-US"/>
               </w:rPr>
             </w:pPr>
-            <w:r>
-              <w:rPr>
-                <w:lang w:val="fr-FR" w:eastAsia="en-US"/>
-              </w:rPr>
-              <w:t>python -m scrapy crawl hl_projet2 -o produits.json</w:t>
-            </w:r>
+            <w:proofErr w:type="gramStart"/>
+            <w:r>
+              <w:rPr>
+                <w:lang w:val="fr-FR" w:eastAsia="en-US"/>
+              </w:rPr>
+              <w:t>python</w:t>
+            </w:r>
+            <w:proofErr w:type="gramEnd"/>
+            <w:r>
+              <w:rPr>
+                <w:lang w:val="fr-FR" w:eastAsia="en-US"/>
+              </w:rPr>
+              <w:t xml:space="preserve"> -m </w:t>
+            </w:r>
+            <w:proofErr w:type="spellStart"/>
+            <w:r>
+              <w:rPr>
+                <w:lang w:val="fr-FR" w:eastAsia="en-US"/>
+              </w:rPr>
+              <w:t>scrapy</w:t>
+            </w:r>
+            <w:proofErr w:type="spellEnd"/>
+            <w:r>
+              <w:rPr>
+                <w:lang w:val="fr-FR" w:eastAsia="en-US"/>
+              </w:rPr>
+              <w:t xml:space="preserve"> crawl hl_projet2 -o </w:t>
+            </w:r>
+            <w:proofErr w:type="spellStart"/>
+            <w:proofErr w:type="gramStart"/>
+            <w:r>
+              <w:rPr>
+                <w:lang w:val="fr-FR" w:eastAsia="en-US"/>
+              </w:rPr>
+              <w:t>produits.json</w:t>
+            </w:r>
+            <w:proofErr w:type="spellEnd"/>
+            <w:proofErr w:type="gramEnd"/>
           </w:p>
           <w:p>
             <w:pPr>
@@ -2707,7 +3074,21 @@
               <w:rPr>
                 <w:lang w:val="fr-FR" w:eastAsia="en-US"/>
               </w:rPr>
-              <w:t>Quelques modifications pour faciliter l’import dans MondoBD Atlas</w:t>
+              <w:t xml:space="preserve">Quelques modifications pour faciliter l’import dans </w:t>
+            </w:r>
+            <w:proofErr w:type="spellStart"/>
+            <w:r>
+              <w:rPr>
+                <w:lang w:val="fr-FR" w:eastAsia="en-US"/>
+              </w:rPr>
+              <w:t>MondoBD</w:t>
+            </w:r>
+            <w:proofErr w:type="spellEnd"/>
+            <w:r>
+              <w:rPr>
+                <w:lang w:val="fr-FR" w:eastAsia="en-US"/>
+              </w:rPr>
+              <w:t xml:space="preserve"> Atlas</w:t>
             </w:r>
           </w:p>
           <w:p>
@@ -2741,16 +3122,35 @@
     </w:p>
     <w:p>
       <w:pPr>
+        <w:spacing w:after="160" w:line="278" w:lineRule="auto"/>
+        <w:rPr>
+          <w:rFonts w:asciiTheme="majorHAnsi" w:eastAsiaTheme="majorEastAsia" w:hAnsiTheme="majorHAnsi" w:cstheme="majorBidi"/>
+          <w:color w:val="0F4761" w:themeColor="accent1" w:themeShade="BF"/>
+          <w:sz w:val="40"/>
+          <w:szCs w:val="40"/>
+          <w:lang w:val="fr-FR"/>
+        </w:rPr>
+      </w:pPr>
+      <w:r>
+        <w:rPr>
+          <w:lang w:val="fr-FR"/>
+        </w:rPr>
+        <w:br w:type="page"/>
+      </w:r>
+    </w:p>
+    <w:p>
+      <w:pPr>
         <w:pStyle w:val="Titre1"/>
         <w:rPr>
           <w:lang w:val="fr-FR"/>
         </w:rPr>
       </w:pPr>
-      <w:bookmarkStart w:id="2" w:name="_Toc211160461"/>
-      <w:r>
-        <w:rPr>
-          <w:lang w:val="fr-FR"/>
-        </w:rPr>
+      <w:bookmarkStart w:id="2" w:name="_Toc211162528"/>
+      <w:r>
+        <w:rPr>
+          <w:lang w:val="fr-FR"/>
+        </w:rPr>
+        <w:lastRenderedPageBreak/>
         <w:t>Méthode d’importation des données dans MongoDB Atlas</w:t>
       </w:r>
       <w:bookmarkEnd w:id="2"/>
@@ -2783,7 +3183,7 @@
           <w:lang w:val="fr-FR"/>
         </w:rPr>
       </w:pPr>
-      <w:bookmarkStart w:id="3" w:name="_Toc211160462"/>
+      <w:bookmarkStart w:id="3" w:name="_Toc211162529"/>
       <w:r>
         <w:rPr>
           <w:lang w:val="fr-FR"/>
@@ -2821,7 +3221,7 @@
           <w:lang w:val="fr-FR"/>
         </w:rPr>
       </w:pPr>
-      <w:bookmarkStart w:id="4" w:name="_Toc211160463"/>
+      <w:bookmarkStart w:id="4" w:name="_Toc211162530"/>
       <w:r>
         <w:rPr>
           <w:lang w:val="fr-FR"/>
@@ -3035,16 +3435,35 @@
     </w:p>
     <w:p>
       <w:pPr>
+        <w:spacing w:after="160" w:line="278" w:lineRule="auto"/>
+        <w:rPr>
+          <w:rFonts w:asciiTheme="majorHAnsi" w:eastAsiaTheme="majorEastAsia" w:hAnsiTheme="majorHAnsi" w:cstheme="majorBidi"/>
+          <w:color w:val="0F4761" w:themeColor="accent1" w:themeShade="BF"/>
+          <w:sz w:val="40"/>
+          <w:szCs w:val="40"/>
+          <w:lang w:val="fr-FR"/>
+        </w:rPr>
+      </w:pPr>
+      <w:r>
+        <w:rPr>
+          <w:lang w:val="fr-FR"/>
+        </w:rPr>
+        <w:br w:type="page"/>
+      </w:r>
+    </w:p>
+    <w:p>
+      <w:pPr>
         <w:pStyle w:val="Titre1"/>
         <w:rPr>
           <w:lang w:val="fr-FR"/>
         </w:rPr>
       </w:pPr>
-      <w:bookmarkStart w:id="5" w:name="_Toc211160464"/>
-      <w:r>
-        <w:rPr>
-          <w:lang w:val="fr-FR"/>
-        </w:rPr>
+      <w:bookmarkStart w:id="5" w:name="_Toc211162531"/>
+      <w:r>
+        <w:rPr>
+          <w:lang w:val="fr-FR"/>
+        </w:rPr>
+        <w:lastRenderedPageBreak/>
         <w:t>Liens</w:t>
       </w:r>
       <w:bookmarkEnd w:id="5"/>
@@ -3062,7 +3481,7 @@
           <w:lang w:val="fr-FR"/>
         </w:rPr>
       </w:pPr>
-      <w:bookmarkStart w:id="6" w:name="_Toc211160465"/>
+      <w:bookmarkStart w:id="6" w:name="_Toc211162532"/>
       <w:r>
         <w:rPr>
           <w:lang w:val="fr-FR"/>
@@ -3085,7 +3504,7 @@
           <w:lang w:val="fr-FR"/>
         </w:rPr>
       </w:pPr>
-      <w:bookmarkStart w:id="7" w:name="_Toc211160466"/>
+      <w:bookmarkStart w:id="7" w:name="_Toc211162533"/>
       <w:r>
         <w:rPr>
           <w:lang w:val="fr-FR"/>
@@ -3096,11 +3515,12 @@
     </w:p>
     <w:p>
       <w:pPr>
-        <w:rPr>
-          <w:lang w:val="fr-FR"/>
-        </w:rPr>
-      </w:pPr>
-      <w:hyperlink r:id="rId9" w:history="1">
+        <w:spacing w:after="0"/>
+        <w:rPr>
+          <w:lang w:val="fr-FR"/>
+        </w:rPr>
+      </w:pPr>
+      <w:hyperlink r:id="rId11" w:history="1">
         <w:r>
           <w:rPr>
             <w:rStyle w:val="Lienhypertexte"/>
@@ -3116,7 +3536,7 @@
           <w:lang w:val="fr-FR"/>
         </w:rPr>
       </w:pPr>
-      <w:hyperlink r:id="rId10" w:history="1">
+      <w:hyperlink r:id="rId12" w:history="1">
         <w:r>
           <w:rPr>
             <w:rStyle w:val="Lienhypertexte"/>
@@ -3128,64 +3548,45 @@
     </w:p>
     <w:p>
       <w:pPr>
-        <w:spacing w:after="160" w:line="278" w:lineRule="auto"/>
-        <w:rPr>
+        <w:pStyle w:val="Titre1"/>
+        <w:rPr>
+          <w:lang w:val="fr-FR"/>
+        </w:rPr>
+      </w:pPr>
+      <w:bookmarkStart w:id="8" w:name="_Toc211162534"/>
+      <w:r>
+        <w:rPr>
+          <w:lang w:val="fr-FR"/>
+        </w:rPr>
+        <w:t>Conclusion</w:t>
+      </w:r>
+      <w:bookmarkEnd w:id="8"/>
+    </w:p>
+    <w:p>
+      <w:pPr>
+        <w:rPr>
+          <w:b/>
+          <w:bCs/>
           <w:lang w:val="fr-FR" w:eastAsia="en-US"/>
         </w:rPr>
       </w:pPr>
-    </w:p>
-    <w:p>
-      <w:pPr>
-        <w:spacing w:after="160" w:line="278" w:lineRule="auto"/>
-        <w:rPr>
+      <w:r>
+        <w:rPr>
+          <w:b/>
+          <w:bCs/>
           <w:lang w:val="fr-FR" w:eastAsia="en-US"/>
         </w:rPr>
-      </w:pPr>
-      <w:r>
+        <w:t>Impression des technologies utilisées :</w:t>
+      </w:r>
+    </w:p>
+    <w:p>
+      <w:pPr>
+        <w:pStyle w:val="Titre2"/>
         <w:rPr>
           <w:lang w:val="fr-FR" w:eastAsia="en-US"/>
         </w:rPr>
-        <w:br w:type="page"/>
-      </w:r>
-    </w:p>
-    <w:p>
-      <w:pPr>
-        <w:pStyle w:val="Titre1"/>
-        <w:rPr>
-          <w:lang w:val="fr-FR"/>
-        </w:rPr>
-      </w:pPr>
-      <w:bookmarkStart w:id="8" w:name="_Toc211160467"/>
-      <w:r>
-        <w:rPr>
-          <w:lang w:val="fr-FR"/>
-        </w:rPr>
-        <w:lastRenderedPageBreak/>
-        <w:t>Conclusion</w:t>
-      </w:r>
-      <w:bookmarkEnd w:id="8"/>
-    </w:p>
-    <w:p>
-      <w:pPr>
-        <w:rPr>
-          <w:lang w:val="fr-FR" w:eastAsia="en-US"/>
-        </w:rPr>
-      </w:pPr>
-      <w:r>
-        <w:rPr>
-          <w:lang w:val="fr-FR" w:eastAsia="en-US"/>
-        </w:rPr>
-        <w:t>Impression des technologies utilisées :</w:t>
-      </w:r>
-    </w:p>
-    <w:p>
-      <w:pPr>
-        <w:pStyle w:val="Titre2"/>
-        <w:rPr>
-          <w:lang w:val="fr-FR" w:eastAsia="en-US"/>
-        </w:rPr>
-      </w:pPr>
-      <w:bookmarkStart w:id="9" w:name="_Toc211160468"/>
+      </w:pPr>
+      <w:bookmarkStart w:id="9" w:name="_Toc211162535"/>
       <w:r>
         <w:rPr>
           <w:lang w:val="fr-FR" w:eastAsia="en-US"/>
@@ -3292,7 +3693,7 @@
           <w:lang w:val="fr-FR" w:eastAsia="en-US"/>
         </w:rPr>
       </w:pPr>
-      <w:bookmarkStart w:id="10" w:name="_Toc211160469"/>
+      <w:bookmarkStart w:id="10" w:name="_Toc211162536"/>
       <w:r>
         <w:rPr>
           <w:lang w:val="fr-FR" w:eastAsia="en-US"/>
@@ -3322,7 +3723,7 @@
           <w:lang w:val="fr-FR"/>
         </w:rPr>
       </w:pPr>
-      <w:bookmarkStart w:id="11" w:name="_Toc211160470"/>
+      <w:bookmarkStart w:id="11" w:name="_Toc211162537"/>
       <w:r>
         <w:rPr>
           <w:lang w:val="fr-FR"/>
@@ -3506,70 +3907,32 @@
           <w:p>
             <w:pPr>
               <w:rPr>
-                <w:lang w:val="fr-FR" w:eastAsia="en-US"/>
+                <w:lang w:eastAsia="en-US"/>
               </w:rPr>
             </w:pPr>
             <w:r>
               <w:rPr>
-                <w:lang w:val="fr-FR" w:eastAsia="en-US"/>
-              </w:rPr>
-              <w:t xml:space="preserve">Recherche du site </w:t>
-            </w:r>
-            <w:r>
-              <w:rPr>
-                <w:lang w:val="fr-FR" w:eastAsia="en-US"/>
-              </w:rPr>
-              <w:tab/>
-            </w:r>
-            <w:r>
-              <w:rPr>
-                <w:lang w:val="fr-FR" w:eastAsia="en-US"/>
-              </w:rPr>
-              <w:tab/>
-            </w:r>
-            <w:r>
-              <w:rPr>
-                <w:lang w:val="fr-FR" w:eastAsia="en-US"/>
-              </w:rPr>
-              <w:tab/>
-            </w:r>
-            <w:r>
-              <w:rPr>
-                <w:lang w:val="fr-FR" w:eastAsia="en-US"/>
-              </w:rPr>
-              <w:tab/>
-              <w:t>(0,5h)</w:t>
-            </w:r>
-          </w:p>
-          <w:p>
-            <w:pPr>
-              <w:rPr>
                 <w:lang w:eastAsia="en-US"/>
               </w:rPr>
-            </w:pPr>
+              <w:t>Extra</w:t>
+            </w:r>
             <w:r>
               <w:rPr>
                 <w:lang w:eastAsia="en-US"/>
               </w:rPr>
-              <w:t>Extra</w:t>
+              <w:t>ction de 2500 éléments</w:t>
             </w:r>
             <w:r>
               <w:rPr>
                 <w:lang w:eastAsia="en-US"/>
               </w:rPr>
-              <w:t>ction de 2500 éléments</w:t>
+              <w:t xml:space="preserve"> </w:t>
             </w:r>
             <w:r>
               <w:rPr>
                 <w:lang w:eastAsia="en-US"/>
               </w:rPr>
-              <w:t xml:space="preserve"> </w:t>
-            </w:r>
-            <w:r>
-              <w:rPr>
-                <w:lang w:eastAsia="en-US"/>
-              </w:rPr>
-              <w:tab/>
+              <w:t>et test</w:t>
             </w:r>
             <w:r>
               <w:rPr>
@@ -3588,7 +3951,7 @@
               <w:rPr>
                 <w:lang w:eastAsia="en-US"/>
               </w:rPr>
-              <w:t>3</w:t>
+              <w:t>4</w:t>
             </w:r>
             <w:r>
               <w:rPr>
@@ -3789,13 +4152,19 @@
               <w:rPr>
                 <w:lang w:val="fr-FR" w:eastAsia="en-US"/>
               </w:rPr>
-              <w:t>Recherche de l’outil de webscraping</w:t>
-            </w:r>
-            <w:r>
-              <w:rPr>
-                <w:lang w:val="fr-FR" w:eastAsia="en-US"/>
-              </w:rPr>
-              <w:t xml:space="preserve"> </w:t>
+              <w:t xml:space="preserve">Recherche du site </w:t>
+            </w:r>
+            <w:r>
+              <w:rPr>
+                <w:lang w:val="fr-FR" w:eastAsia="en-US"/>
+              </w:rPr>
+              <w:tab/>
+            </w:r>
+            <w:r>
+              <w:rPr>
+                <w:lang w:val="fr-FR" w:eastAsia="en-US"/>
+              </w:rPr>
+              <w:tab/>
             </w:r>
             <w:r>
               <w:rPr>
@@ -3821,7 +4190,61 @@
               <w:rPr>
                 <w:lang w:val="fr-FR" w:eastAsia="en-US"/>
               </w:rPr>
-              <w:t>Production de 3 requêtes de sélection (find)</w:t>
+              <w:t xml:space="preserve">Recherche de l’outil de </w:t>
+            </w:r>
+            <w:proofErr w:type="spellStart"/>
+            <w:r>
+              <w:rPr>
+                <w:lang w:val="fr-FR" w:eastAsia="en-US"/>
+              </w:rPr>
+              <w:t>webscraping</w:t>
+            </w:r>
+            <w:proofErr w:type="spellEnd"/>
+            <w:r>
+              <w:rPr>
+                <w:lang w:val="fr-FR" w:eastAsia="en-US"/>
+              </w:rPr>
+              <w:t xml:space="preserve"> </w:t>
+            </w:r>
+            <w:r>
+              <w:rPr>
+                <w:lang w:val="fr-FR" w:eastAsia="en-US"/>
+              </w:rPr>
+              <w:tab/>
+            </w:r>
+            <w:r>
+              <w:rPr>
+                <w:lang w:val="fr-FR" w:eastAsia="en-US"/>
+              </w:rPr>
+              <w:tab/>
+              <w:t>(0,5h)</w:t>
+            </w:r>
+          </w:p>
+          <w:p>
+            <w:pPr>
+              <w:rPr>
+                <w:lang w:val="fr-FR" w:eastAsia="en-US"/>
+              </w:rPr>
+            </w:pPr>
+            <w:r>
+              <w:rPr>
+                <w:lang w:val="fr-FR" w:eastAsia="en-US"/>
+              </w:rPr>
+              <w:t>Production de 3 requêtes de sélection (</w:t>
+            </w:r>
+            <w:proofErr w:type="spellStart"/>
+            <w:r>
+              <w:rPr>
+                <w:lang w:val="fr-FR" w:eastAsia="en-US"/>
+              </w:rPr>
+              <w:t>find</w:t>
+            </w:r>
+            <w:proofErr w:type="spellEnd"/>
+            <w:r>
+              <w:rPr>
+                <w:lang w:val="fr-FR" w:eastAsia="en-US"/>
+              </w:rPr>
+              <w:t>)</w:t>
             </w:r>
             <w:r>
               <w:rPr>
@@ -3880,14 +4303,6 @@
     </w:tbl>
     <w:p>
       <w:pPr>
-        <w:pStyle w:val="Titre1"/>
-        <w:rPr>
-          <w:lang w:val="fr-FR" w:eastAsia="en-US"/>
-        </w:rPr>
-      </w:pPr>
-    </w:p>
-    <w:p>
-      <w:pPr>
         <w:spacing w:after="160" w:line="278" w:lineRule="auto"/>
         <w:rPr>
           <w:rFonts w:asciiTheme="majorHAnsi" w:eastAsiaTheme="majorEastAsia" w:hAnsiTheme="majorHAnsi" w:cstheme="majorBidi"/>
@@ -3897,21 +4312,15 @@
           <w:lang w:val="fr-FR" w:eastAsia="en-US"/>
         </w:rPr>
       </w:pPr>
-      <w:r>
+    </w:p>
+    <w:p>
+      <w:pPr>
+        <w:pStyle w:val="Titre1"/>
         <w:rPr>
           <w:lang w:val="fr-FR" w:eastAsia="en-US"/>
         </w:rPr>
-        <w:br w:type="page"/>
-      </w:r>
-    </w:p>
-    <w:p>
-      <w:pPr>
-        <w:pStyle w:val="Titre1"/>
-        <w:rPr>
-          <w:lang w:val="fr-FR" w:eastAsia="en-US"/>
-        </w:rPr>
-      </w:pPr>
-      <w:bookmarkStart w:id="12" w:name="_Toc211160471"/>
+      </w:pPr>
+      <w:bookmarkStart w:id="12" w:name="_Toc211162538"/>
       <w:r>
         <w:rPr>
           <w:lang w:val="fr-FR" w:eastAsia="en-US"/>
@@ -3953,7 +4362,7 @@
                     <pic:cNvPicPr/>
                   </pic:nvPicPr>
                   <pic:blipFill>
-                    <a:blip r:embed="rId11"/>
+                    <a:blip r:embed="rId13"/>
                     <a:stretch>
                       <a:fillRect/>
                     </a:stretch>
@@ -4000,7 +4409,7 @@
                     <pic:cNvPicPr/>
                   </pic:nvPicPr>
                   <pic:blipFill>
-                    <a:blip r:embed="rId12"/>
+                    <a:blip r:embed="rId14"/>
                     <a:stretch>
                       <a:fillRect/>
                     </a:stretch>
@@ -4036,8 +4445,45 @@
       <w:r>
         <w:lastRenderedPageBreak/>
         <w:drawing>
-          <wp:inline distT="0" distB="0" distL="0" distR="0" wp14:anchorId="2C9ED2FB" wp14:editId="64595193">
-            <wp:extent cx="6116320" cy="1811020"/>
+          <wp:inline distT="0" distB="0" distL="0" distR="0" wp14:anchorId="3B2173BC" wp14:editId="794A28F0">
+            <wp:extent cx="5944430" cy="5649113"/>
+            <wp:effectExtent l="0" t="0" r="0" b="8890"/>
+            <wp:docPr id="1366921191" name="Image 1" descr="Une image contenant texte, capture d’écran&#10;&#10;Le contenu généré par l’IA peut être incorrect."/>
+            <wp:cNvGraphicFramePr>
+              <a:graphicFrameLocks xmlns:a="http://schemas.openxmlformats.org/drawingml/2006/main" noChangeAspect="1"/>
+            </wp:cNvGraphicFramePr>
+            <a:graphic xmlns:a="http://schemas.openxmlformats.org/drawingml/2006/main">
+              <a:graphicData uri="http://schemas.openxmlformats.org/drawingml/2006/picture">
+                <pic:pic xmlns:pic="http://schemas.openxmlformats.org/drawingml/2006/picture">
+                  <pic:nvPicPr>
+                    <pic:cNvPr id="1366921191" name="Image 1" descr="Une image contenant texte, capture d’écran&#10;&#10;Le contenu généré par l’IA peut être incorrect."/>
+                    <pic:cNvPicPr/>
+                  </pic:nvPicPr>
+                  <pic:blipFill>
+                    <a:blip r:embed="rId15"/>
+                    <a:stretch>
+                      <a:fillRect/>
+                    </a:stretch>
+                  </pic:blipFill>
+                  <pic:spPr>
+                    <a:xfrm>
+                      <a:off x="0" y="0"/>
+                      <a:ext cx="5944430" cy="5649113"/>
+                    </a:xfrm>
+                    <a:prstGeom prst="rect">
+                      <a:avLst/>
+                    </a:prstGeom>
+                  </pic:spPr>
+                </pic:pic>
+              </a:graphicData>
+            </a:graphic>
+          </wp:inline>
+        </w:drawing>
+      </w:r>
+      <w:r>
+        <w:drawing>
+          <wp:inline distT="0" distB="0" distL="0" distR="0" wp14:anchorId="2C9ED2FB" wp14:editId="2AE646BC">
+            <wp:extent cx="5944235" cy="1760066"/>
             <wp:effectExtent l="0" t="0" r="0" b="0"/>
             <wp:docPr id="316009195" name="Image 1" descr="Une image contenant texte, capture d’écran, Police&#10;&#10;Le contenu généré par l’IA peut être incorrect."/>
             <wp:cNvGraphicFramePr>
@@ -4051,7 +4497,7 @@
                     <pic:cNvPicPr/>
                   </pic:nvPicPr>
                   <pic:blipFill>
-                    <a:blip r:embed="rId13"/>
+                    <a:blip r:embed="rId16"/>
                     <a:stretch>
                       <a:fillRect/>
                     </a:stretch>
@@ -4059,7 +4505,7 @@
                   <pic:spPr>
                     <a:xfrm>
                       <a:off x="0" y="0"/>
-                      <a:ext cx="6116320" cy="1811020"/>
+                      <a:ext cx="5958383" cy="1764255"/>
                     </a:xfrm>
                     <a:prstGeom prst="rect">
                       <a:avLst/>
@@ -4088,13 +4534,110 @@
       </w:pPr>
     </w:p>
     <w:sectPr>
+      <w:footerReference w:type="default" r:id="rId17"/>
       <w:pgSz w:w="12240" w:h="15840"/>
       <w:pgMar w:top="1418" w:right="1304" w:bottom="1418" w:left="1304" w:header="709" w:footer="709" w:gutter="0"/>
       <w:cols w:space="708"/>
+      <w:titlePg/>
       <w:docGrid w:linePitch="360"/>
     </w:sectPr>
   </w:body>
 </w:document>
+</file>
+
+<file path=word/endnotes.xml><?xml version="1.0" encoding="utf-8"?>
+<w:endnotes xmlns:wpc="http://schemas.microsoft.com/office/word/2010/wordprocessingCanvas" xmlns:cx="http://schemas.microsoft.com/office/drawing/2014/chartex" xmlns:cx1="http://schemas.microsoft.com/office/drawing/2015/9/8/chartex" xmlns:cx2="http://schemas.microsoft.com/office/drawing/2015/10/21/chartex" xmlns:cx3="http://schemas.microsoft.com/office/drawing/2016/5/9/chartex" xmlns:cx4="http://schemas.microsoft.com/office/drawing/2016/5/10/chartex" xmlns:cx5="http://schemas.microsoft.com/office/drawing/2016/5/11/chartex" xmlns:cx6="http://schemas.microsoft.com/office/drawing/2016/5/12/chartex" xmlns:cx7="http://schemas.microsoft.com/office/drawing/2016/5/13/chartex" xmlns:cx8="http://schemas.microsoft.com/office/drawing/2016/5/14/chartex" xmlns:mc="http://schemas.openxmlformats.org/markup-compatibility/2006" xmlns:aink="http://schemas.microsoft.com/office/drawing/2016/ink" xmlns:am3d="http://schemas.microsoft.com/office/drawing/2017/model3d" xmlns:o="urn:schemas-microsoft-com:office:office" xmlns:oel="http://schemas.microsoft.com/office/2019/extlst" xmlns:r="http://schemas.openxmlformats.org/officeDocument/2006/relationships" xmlns:m="http://schemas.openxmlformats.org/officeDocument/2006/math" xmlns:v="urn:schemas-microsoft-com:vml" xmlns:wp14="http://schemas.microsoft.com/office/word/2010/wordprocessingDrawing" xmlns:wp="http://schemas.openxmlformats.org/drawingml/2006/wordprocessingDrawing" xmlns:w10="urn:schemas-microsoft-com:office:word" xmlns:w="http://schemas.openxmlformats.org/wordprocessingml/2006/main" xmlns:w14="http://schemas.microsoft.com/office/word/2010/wordml" xmlns:w15="http://schemas.microsoft.com/office/word/2012/wordml" xmlns:w16cex="http://schemas.microsoft.com/office/word/2018/wordml/cex" xmlns:w16cid="http://schemas.microsoft.com/office/word/2016/wordml/cid" xmlns:w16="http://schemas.microsoft.com/office/word/2018/wordml" xmlns:w16du="http://schemas.microsoft.com/office/word/2023/wordml/word16du" xmlns:w16sdtdh="http://schemas.microsoft.com/office/word/2020/wordml/sdtdatahash" xmlns:w16sdtfl="http://schemas.microsoft.com/office/word/2024/wordml/sdtformatlock" xmlns:w16se="http://schemas.microsoft.com/office/word/2015/wordml/symex" xmlns:wpg="http://schemas.microsoft.com/office/word/2010/wordprocessingGroup" xmlns:wpi="http://schemas.microsoft.com/office/word/2010/wordprocessingInk" xmlns:wne="http://schemas.microsoft.com/office/word/2006/wordml" xmlns:wps="http://schemas.microsoft.com/office/word/2010/wordprocessingShape" mc:Ignorable="w14 w15 w16se w16cid w16 w16cex w16sdtdh w16sdtfl w16du wp14">
+  <w:endnote w:type="separator" w:id="-1">
+    <w:p>
+      <w:pPr>
+        <w:spacing w:after="0" w:line="240" w:lineRule="auto"/>
+      </w:pPr>
+      <w:r>
+        <w:separator/>
+      </w:r>
+    </w:p>
+  </w:endnote>
+  <w:endnote w:type="continuationSeparator" w:id="0">
+    <w:p>
+      <w:pPr>
+        <w:spacing w:after="0" w:line="240" w:lineRule="auto"/>
+      </w:pPr>
+      <w:r>
+        <w:continuationSeparator/>
+      </w:r>
+    </w:p>
+  </w:endnote>
+</w:endnotes>
+</file>
+
+<file path=word/footer1.xml><?xml version="1.0" encoding="utf-8"?>
+<w:ftr xmlns:wpc="http://schemas.microsoft.com/office/word/2010/wordprocessingCanvas" xmlns:cx="http://schemas.microsoft.com/office/drawing/2014/chartex" xmlns:cx1="http://schemas.microsoft.com/office/drawing/2015/9/8/chartex" xmlns:cx2="http://schemas.microsoft.com/office/drawing/2015/10/21/chartex" xmlns:cx3="http://schemas.microsoft.com/office/drawing/2016/5/9/chartex" xmlns:cx4="http://schemas.microsoft.com/office/drawing/2016/5/10/chartex" xmlns:cx5="http://schemas.microsoft.com/office/drawing/2016/5/11/chartex" xmlns:cx6="http://schemas.microsoft.com/office/drawing/2016/5/12/chartex" xmlns:cx7="http://schemas.microsoft.com/office/drawing/2016/5/13/chartex" xmlns:cx8="http://schemas.microsoft.com/office/drawing/2016/5/14/chartex" xmlns:mc="http://schemas.openxmlformats.org/markup-compatibility/2006" xmlns:aink="http://schemas.microsoft.com/office/drawing/2016/ink" xmlns:am3d="http://schemas.microsoft.com/office/drawing/2017/model3d" xmlns:o="urn:schemas-microsoft-com:office:office" xmlns:oel="http://schemas.microsoft.com/office/2019/extlst" xmlns:r="http://schemas.openxmlformats.org/officeDocument/2006/relationships" xmlns:m="http://schemas.openxmlformats.org/officeDocument/2006/math" xmlns:v="urn:schemas-microsoft-com:vml" xmlns:wp14="http://schemas.microsoft.com/office/word/2010/wordprocessingDrawing" xmlns:wp="http://schemas.openxmlformats.org/drawingml/2006/wordprocessingDrawing" xmlns:w10="urn:schemas-microsoft-com:office:word" xmlns:w="http://schemas.openxmlformats.org/wordprocessingml/2006/main" xmlns:w14="http://schemas.microsoft.com/office/word/2010/wordml" xmlns:w15="http://schemas.microsoft.com/office/word/2012/wordml" xmlns:w16cex="http://schemas.microsoft.com/office/word/2018/wordml/cex" xmlns:w16cid="http://schemas.microsoft.com/office/word/2016/wordml/cid" xmlns:w16="http://schemas.microsoft.com/office/word/2018/wordml" xmlns:w16du="http://schemas.microsoft.com/office/word/2023/wordml/word16du" xmlns:w16sdtdh="http://schemas.microsoft.com/office/word/2020/wordml/sdtdatahash" xmlns:w16sdtfl="http://schemas.microsoft.com/office/word/2024/wordml/sdtformatlock" xmlns:w16se="http://schemas.microsoft.com/office/word/2015/wordml/symex" xmlns:wpg="http://schemas.microsoft.com/office/word/2010/wordprocessingGroup" xmlns:wpi="http://schemas.microsoft.com/office/word/2010/wordprocessingInk" xmlns:wne="http://schemas.microsoft.com/office/word/2006/wordml" xmlns:wps="http://schemas.microsoft.com/office/word/2010/wordprocessingShape" mc:Ignorable="w14 w15 w16se w16cid w16 w16cex w16sdtdh w16sdtfl w16du wp14">
+  <w:sdt>
+    <w:sdtPr>
+      <w:id w:val="1483969499"/>
+      <w:docPartObj>
+        <w:docPartGallery w:val="Page Numbers (Bottom of Page)"/>
+        <w:docPartUnique/>
+      </w:docPartObj>
+    </w:sdtPr>
+    <w:sdtContent>
+      <w:p>
+        <w:pPr>
+          <w:pStyle w:val="Pieddepage"/>
+          <w:jc w:val="right"/>
+        </w:pPr>
+        <w:r>
+          <w:fldChar w:fldCharType="begin"/>
+        </w:r>
+        <w:r>
+          <w:instrText>PAGE   \* MERGEFORMAT</w:instrText>
+        </w:r>
+        <w:r>
+          <w:fldChar w:fldCharType="separate"/>
+        </w:r>
+        <w:r>
+          <w:rPr>
+            <w:lang w:val="fr-FR"/>
+          </w:rPr>
+          <w:t>2</w:t>
+        </w:r>
+        <w:r>
+          <w:fldChar w:fldCharType="end"/>
+        </w:r>
+      </w:p>
+    </w:sdtContent>
+  </w:sdt>
+  <w:p>
+    <w:pPr>
+      <w:pStyle w:val="Pieddepage"/>
+    </w:pPr>
+  </w:p>
+</w:ftr>
+</file>
+
+<file path=word/footnotes.xml><?xml version="1.0" encoding="utf-8"?>
+<w:footnotes xmlns:wpc="http://schemas.microsoft.com/office/word/2010/wordprocessingCanvas" xmlns:cx="http://schemas.microsoft.com/office/drawing/2014/chartex" xmlns:cx1="http://schemas.microsoft.com/office/drawing/2015/9/8/chartex" xmlns:cx2="http://schemas.microsoft.com/office/drawing/2015/10/21/chartex" xmlns:cx3="http://schemas.microsoft.com/office/drawing/2016/5/9/chartex" xmlns:cx4="http://schemas.microsoft.com/office/drawing/2016/5/10/chartex" xmlns:cx5="http://schemas.microsoft.com/office/drawing/2016/5/11/chartex" xmlns:cx6="http://schemas.microsoft.com/office/drawing/2016/5/12/chartex" xmlns:cx7="http://schemas.microsoft.com/office/drawing/2016/5/13/chartex" xmlns:cx8="http://schemas.microsoft.com/office/drawing/2016/5/14/chartex" xmlns:mc="http://schemas.openxmlformats.org/markup-compatibility/2006" xmlns:aink="http://schemas.microsoft.com/office/drawing/2016/ink" xmlns:am3d="http://schemas.microsoft.com/office/drawing/2017/model3d" xmlns:o="urn:schemas-microsoft-com:office:office" xmlns:oel="http://schemas.microsoft.com/office/2019/extlst" xmlns:r="http://schemas.openxmlformats.org/officeDocument/2006/relationships" xmlns:m="http://schemas.openxmlformats.org/officeDocument/2006/math" xmlns:v="urn:schemas-microsoft-com:vml" xmlns:wp14="http://schemas.microsoft.com/office/word/2010/wordprocessingDrawing" xmlns:wp="http://schemas.openxmlformats.org/drawingml/2006/wordprocessingDrawing" xmlns:w10="urn:schemas-microsoft-com:office:word" xmlns:w="http://schemas.openxmlformats.org/wordprocessingml/2006/main" xmlns:w14="http://schemas.microsoft.com/office/word/2010/wordml" xmlns:w15="http://schemas.microsoft.com/office/word/2012/wordml" xmlns:w16cex="http://schemas.microsoft.com/office/word/2018/wordml/cex" xmlns:w16cid="http://schemas.microsoft.com/office/word/2016/wordml/cid" xmlns:w16="http://schemas.microsoft.com/office/word/2018/wordml" xmlns:w16du="http://schemas.microsoft.com/office/word/2023/wordml/word16du" xmlns:w16sdtdh="http://schemas.microsoft.com/office/word/2020/wordml/sdtdatahash" xmlns:w16sdtfl="http://schemas.microsoft.com/office/word/2024/wordml/sdtformatlock" xmlns:w16se="http://schemas.microsoft.com/office/word/2015/wordml/symex" xmlns:wpg="http://schemas.microsoft.com/office/word/2010/wordprocessingGroup" xmlns:wpi="http://schemas.microsoft.com/office/word/2010/wordprocessingInk" xmlns:wne="http://schemas.microsoft.com/office/word/2006/wordml" xmlns:wps="http://schemas.microsoft.com/office/word/2010/wordprocessingShape" mc:Ignorable="w14 w15 w16se w16cid w16 w16cex w16sdtdh w16sdtfl w16du wp14">
+  <w:footnote w:type="separator" w:id="-1">
+    <w:p>
+      <w:pPr>
+        <w:spacing w:after="0" w:line="240" w:lineRule="auto"/>
+      </w:pPr>
+      <w:r>
+        <w:separator/>
+      </w:r>
+    </w:p>
+  </w:footnote>
+  <w:footnote w:type="continuationSeparator" w:id="0">
+    <w:p>
+      <w:pPr>
+        <w:spacing w:after="0" w:line="240" w:lineRule="auto"/>
+      </w:pPr>
+      <w:r>
+        <w:continuationSeparator/>
+      </w:r>
+    </w:p>
+  </w:footnote>
+</w:footnotes>
 </file>
 
 <file path=word/numbering.xml><?xml version="1.0" encoding="utf-8"?>
@@ -6419,6 +6962,66 @@
       <w:szCs w:val="18"/>
     </w:rPr>
   </w:style>
+  <w:style w:type="paragraph" w:styleId="En-tte">
+    <w:name w:val="header"/>
+    <w:basedOn w:val="Normal"/>
+    <w:link w:val="En-tteCar"/>
+    <w:uiPriority w:val="99"/>
+    <w:unhideWhenUsed/>
+    <w:rsid w:val="00290304"/>
+    <w:pPr>
+      <w:tabs>
+        <w:tab w:val="center" w:pos="4703"/>
+        <w:tab w:val="right" w:pos="9406"/>
+      </w:tabs>
+      <w:spacing w:after="0" w:line="240" w:lineRule="auto"/>
+    </w:pPr>
+  </w:style>
+  <w:style w:type="character" w:customStyle="1" w:styleId="En-tteCar">
+    <w:name w:val="En-tête Car"/>
+    <w:basedOn w:val="Policepardfaut"/>
+    <w:link w:val="En-tte"/>
+    <w:uiPriority w:val="99"/>
+    <w:rsid w:val="00290304"/>
+    <w:rPr>
+      <w:rFonts w:eastAsiaTheme="minorEastAsia"/>
+      <w:kern w:val="0"/>
+      <w:sz w:val="22"/>
+      <w:szCs w:val="22"/>
+      <w:lang w:eastAsia="fr-CA"/>
+      <w14:ligatures w14:val="none"/>
+    </w:rPr>
+  </w:style>
+  <w:style w:type="paragraph" w:styleId="Pieddepage">
+    <w:name w:val="footer"/>
+    <w:basedOn w:val="Normal"/>
+    <w:link w:val="PieddepageCar"/>
+    <w:uiPriority w:val="99"/>
+    <w:unhideWhenUsed/>
+    <w:rsid w:val="00290304"/>
+    <w:pPr>
+      <w:tabs>
+        <w:tab w:val="center" w:pos="4703"/>
+        <w:tab w:val="right" w:pos="9406"/>
+      </w:tabs>
+      <w:spacing w:after="0" w:line="240" w:lineRule="auto"/>
+    </w:pPr>
+  </w:style>
+  <w:style w:type="character" w:customStyle="1" w:styleId="PieddepageCar">
+    <w:name w:val="Pied de page Car"/>
+    <w:basedOn w:val="Policepardfaut"/>
+    <w:link w:val="Pieddepage"/>
+    <w:uiPriority w:val="99"/>
+    <w:rsid w:val="00290304"/>
+    <w:rPr>
+      <w:rFonts w:eastAsiaTheme="minorEastAsia"/>
+      <w:kern w:val="0"/>
+      <w:sz w:val="22"/>
+      <w:szCs w:val="22"/>
+      <w:lang w:eastAsia="fr-CA"/>
+      <w14:ligatures w14:val="none"/>
+    </w:rPr>
+  </w:style>
 </w:styles>
 </file>
 

--- a/remise2.docx
+++ b/remise2.docx
@@ -660,7 +660,7 @@
           <w:r>
             <w:fldChar w:fldCharType="separate"/>
           </w:r>
-          <w:hyperlink w:anchor="_Toc211162526" w:history="1">
+          <w:hyperlink w:anchor="_Toc211170076" w:history="1">
             <w:r>
               <w:rPr>
                 <w:rStyle w:val="Lienhypertexte"/>
@@ -688,7 +688,7 @@
                 <w:noProof/>
                 <w:webHidden/>
               </w:rPr>
-              <w:instrText xml:space="preserve"> PAGEREF _Toc211162526 \h </w:instrText>
+              <w:instrText xml:space="preserve"> PAGEREF _Toc211170076 \h </w:instrText>
             </w:r>
             <w:r>
               <w:rPr>
@@ -733,7 +733,7 @@
               <w14:ligatures w14:val="standardContextual"/>
             </w:rPr>
           </w:pPr>
-          <w:hyperlink w:anchor="_Toc211162527" w:history="1">
+          <w:hyperlink w:anchor="_Toc211170077" w:history="1">
             <w:r>
               <w:rPr>
                 <w:rStyle w:val="Lienhypertexte"/>
@@ -761,7 +761,7 @@
                 <w:noProof/>
                 <w:webHidden/>
               </w:rPr>
-              <w:instrText xml:space="preserve"> PAGEREF _Toc211162527 \h </w:instrText>
+              <w:instrText xml:space="preserve"> PAGEREF _Toc211170077 \h </w:instrText>
             </w:r>
             <w:r>
               <w:rPr>
@@ -806,7 +806,7 @@
               <w14:ligatures w14:val="standardContextual"/>
             </w:rPr>
           </w:pPr>
-          <w:hyperlink w:anchor="_Toc211162528" w:history="1">
+          <w:hyperlink w:anchor="_Toc211170078" w:history="1">
             <w:r>
               <w:rPr>
                 <w:rStyle w:val="Lienhypertexte"/>
@@ -834,7 +834,7 @@
                 <w:noProof/>
                 <w:webHidden/>
               </w:rPr>
-              <w:instrText xml:space="preserve"> PAGEREF _Toc211162528 \h </w:instrText>
+              <w:instrText xml:space="preserve"> PAGEREF _Toc211170078 \h </w:instrText>
             </w:r>
             <w:r>
               <w:rPr>
@@ -879,7 +879,7 @@
               <w14:ligatures w14:val="standardContextual"/>
             </w:rPr>
           </w:pPr>
-          <w:hyperlink w:anchor="_Toc211162529" w:history="1">
+          <w:hyperlink w:anchor="_Toc211170079" w:history="1">
             <w:r>
               <w:rPr>
                 <w:rStyle w:val="Lienhypertexte"/>
@@ -907,7 +907,7 @@
                 <w:noProof/>
                 <w:webHidden/>
               </w:rPr>
-              <w:instrText xml:space="preserve"> PAGEREF _Toc211162529 \h </w:instrText>
+              <w:instrText xml:space="preserve"> PAGEREF _Toc211170079 \h </w:instrText>
             </w:r>
             <w:r>
               <w:rPr>
@@ -952,7 +952,7 @@
               <w14:ligatures w14:val="standardContextual"/>
             </w:rPr>
           </w:pPr>
-          <w:hyperlink w:anchor="_Toc211162530" w:history="1">
+          <w:hyperlink w:anchor="_Toc211170080" w:history="1">
             <w:r>
               <w:rPr>
                 <w:rStyle w:val="Lienhypertexte"/>
@@ -980,7 +980,7 @@
                 <w:noProof/>
                 <w:webHidden/>
               </w:rPr>
-              <w:instrText xml:space="preserve"> PAGEREF _Toc211162530 \h </w:instrText>
+              <w:instrText xml:space="preserve"> PAGEREF _Toc211170080 \h </w:instrText>
             </w:r>
             <w:r>
               <w:rPr>
@@ -1025,7 +1025,7 @@
               <w14:ligatures w14:val="standardContextual"/>
             </w:rPr>
           </w:pPr>
-          <w:hyperlink w:anchor="_Toc211162531" w:history="1">
+          <w:hyperlink w:anchor="_Toc211170081" w:history="1">
             <w:r>
               <w:rPr>
                 <w:rStyle w:val="Lienhypertexte"/>
@@ -1053,7 +1053,7 @@
                 <w:noProof/>
                 <w:webHidden/>
               </w:rPr>
-              <w:instrText xml:space="preserve"> PAGEREF _Toc211162531 \h </w:instrText>
+              <w:instrText xml:space="preserve"> PAGEREF _Toc211170081 \h </w:instrText>
             </w:r>
             <w:r>
               <w:rPr>
@@ -1098,7 +1098,7 @@
               <w14:ligatures w14:val="standardContextual"/>
             </w:rPr>
           </w:pPr>
-          <w:hyperlink w:anchor="_Toc211162532" w:history="1">
+          <w:hyperlink w:anchor="_Toc211170082" w:history="1">
             <w:r>
               <w:rPr>
                 <w:rStyle w:val="Lienhypertexte"/>
@@ -1126,7 +1126,7 @@
                 <w:noProof/>
                 <w:webHidden/>
               </w:rPr>
-              <w:instrText xml:space="preserve"> PAGEREF _Toc211162532 \h </w:instrText>
+              <w:instrText xml:space="preserve"> PAGEREF _Toc211170082 \h </w:instrText>
             </w:r>
             <w:r>
               <w:rPr>
@@ -1171,7 +1171,7 @@
               <w14:ligatures w14:val="standardContextual"/>
             </w:rPr>
           </w:pPr>
-          <w:hyperlink w:anchor="_Toc211162533" w:history="1">
+          <w:hyperlink w:anchor="_Toc211170083" w:history="1">
             <w:r>
               <w:rPr>
                 <w:rStyle w:val="Lienhypertexte"/>
@@ -1199,7 +1199,7 @@
                 <w:noProof/>
                 <w:webHidden/>
               </w:rPr>
-              <w:instrText xml:space="preserve"> PAGEREF _Toc211162533 \h </w:instrText>
+              <w:instrText xml:space="preserve"> PAGEREF _Toc211170083 \h </w:instrText>
             </w:r>
             <w:r>
               <w:rPr>
@@ -1244,7 +1244,7 @@
               <w14:ligatures w14:val="standardContextual"/>
             </w:rPr>
           </w:pPr>
-          <w:hyperlink w:anchor="_Toc211162534" w:history="1">
+          <w:hyperlink w:anchor="_Toc211170084" w:history="1">
             <w:r>
               <w:rPr>
                 <w:rStyle w:val="Lienhypertexte"/>
@@ -1272,7 +1272,7 @@
                 <w:noProof/>
                 <w:webHidden/>
               </w:rPr>
-              <w:instrText xml:space="preserve"> PAGEREF _Toc211162534 \h </w:instrText>
+              <w:instrText xml:space="preserve"> PAGEREF _Toc211170084 \h </w:instrText>
             </w:r>
             <w:r>
               <w:rPr>
@@ -1317,7 +1317,7 @@
               <w14:ligatures w14:val="standardContextual"/>
             </w:rPr>
           </w:pPr>
-          <w:hyperlink w:anchor="_Toc211162535" w:history="1">
+          <w:hyperlink w:anchor="_Toc211170085" w:history="1">
             <w:r>
               <w:rPr>
                 <w:rStyle w:val="Lienhypertexte"/>
@@ -1345,7 +1345,7 @@
                 <w:noProof/>
                 <w:webHidden/>
               </w:rPr>
-              <w:instrText xml:space="preserve"> PAGEREF _Toc211162535 \h </w:instrText>
+              <w:instrText xml:space="preserve"> PAGEREF _Toc211170085 \h </w:instrText>
             </w:r>
             <w:r>
               <w:rPr>
@@ -1390,7 +1390,7 @@
               <w14:ligatures w14:val="standardContextual"/>
             </w:rPr>
           </w:pPr>
-          <w:hyperlink w:anchor="_Toc211162536" w:history="1">
+          <w:hyperlink w:anchor="_Toc211170086" w:history="1">
             <w:r>
               <w:rPr>
                 <w:rStyle w:val="Lienhypertexte"/>
@@ -1418,7 +1418,7 @@
                 <w:noProof/>
                 <w:webHidden/>
               </w:rPr>
-              <w:instrText xml:space="preserve"> PAGEREF _Toc211162536 \h </w:instrText>
+              <w:instrText xml:space="preserve"> PAGEREF _Toc211170086 \h </w:instrText>
             </w:r>
             <w:r>
               <w:rPr>
@@ -1463,7 +1463,7 @@
               <w14:ligatures w14:val="standardContextual"/>
             </w:rPr>
           </w:pPr>
-          <w:hyperlink w:anchor="_Toc211162537" w:history="1">
+          <w:hyperlink w:anchor="_Toc211170087" w:history="1">
             <w:r>
               <w:rPr>
                 <w:rStyle w:val="Lienhypertexte"/>
@@ -1491,7 +1491,7 @@
                 <w:noProof/>
                 <w:webHidden/>
               </w:rPr>
-              <w:instrText xml:space="preserve"> PAGEREF _Toc211162537 \h </w:instrText>
+              <w:instrText xml:space="preserve"> PAGEREF _Toc211170087 \h </w:instrText>
             </w:r>
             <w:r>
               <w:rPr>
@@ -1536,7 +1536,7 @@
               <w14:ligatures w14:val="standardContextual"/>
             </w:rPr>
           </w:pPr>
-          <w:hyperlink w:anchor="_Toc211162538" w:history="1">
+          <w:hyperlink w:anchor="_Toc211170088" w:history="1">
             <w:r>
               <w:rPr>
                 <w:rStyle w:val="Lienhypertexte"/>
@@ -1564,7 +1564,7 @@
                 <w:noProof/>
                 <w:webHidden/>
               </w:rPr>
-              <w:instrText xml:space="preserve"> PAGEREF _Toc211162538 \h </w:instrText>
+              <w:instrText xml:space="preserve"> PAGEREF _Toc211170088 \h </w:instrText>
             </w:r>
             <w:r>
               <w:rPr>
@@ -1634,7 +1634,7 @@
           <w:lang w:val="fr-FR"/>
         </w:rPr>
       </w:pPr>
-      <w:bookmarkStart w:id="0" w:name="_Toc211162526"/>
+      <w:bookmarkStart w:id="0" w:name="_Toc211170076"/>
       <w:r>
         <w:rPr>
           <w:lang w:val="fr-FR"/>
@@ -1668,8 +1668,16 @@
         <w:rPr>
           <w:lang w:val="fr-FR" w:eastAsia="en-US"/>
         </w:rPr>
-        <w:t>Books to Scrape</w:t>
-      </w:r>
+        <w:t xml:space="preserve">Books to </w:t>
+      </w:r>
+      <w:proofErr w:type="spellStart"/>
+      <w:r>
+        <w:rPr>
+          <w:lang w:val="fr-FR" w:eastAsia="en-US"/>
+        </w:rPr>
+        <w:t>Scrape</w:t>
+      </w:r>
+      <w:proofErr w:type="spellEnd"/>
       <w:r>
         <w:rPr>
           <w:lang w:val="fr-FR" w:eastAsia="en-US"/>
@@ -1682,6 +1690,7 @@
         </w:rPr>
         <w:t xml:space="preserve">site qui est fait pour que les gens puissent se pratiquer à faire du </w:t>
       </w:r>
+      <w:proofErr w:type="spellStart"/>
       <w:r>
         <w:rPr>
           <w:i/>
@@ -1690,6 +1699,7 @@
         </w:rPr>
         <w:t>Scrapping</w:t>
       </w:r>
+      <w:proofErr w:type="spellEnd"/>
       <w:r>
         <w:rPr>
           <w:lang w:val="fr-FR" w:eastAsia="en-US"/>
@@ -1761,7 +1771,7 @@
           <w:lang w:val="fr-FR"/>
         </w:rPr>
       </w:pPr>
-      <w:bookmarkStart w:id="1" w:name="_Toc211162527"/>
+      <w:bookmarkStart w:id="1" w:name="_Toc211170077"/>
       <w:r>
         <w:rPr>
           <w:lang w:val="fr-FR"/>
@@ -1802,7 +1812,21 @@
         <w:rPr>
           <w:lang w:val="fr-FR" w:eastAsia="en-US"/>
         </w:rPr>
-        <w:t xml:space="preserve"> Scrapy </w:t>
+        <w:t xml:space="preserve"> </w:t>
+      </w:r>
+      <w:proofErr w:type="spellStart"/>
+      <w:r>
+        <w:rPr>
+          <w:lang w:val="fr-FR" w:eastAsia="en-US"/>
+        </w:rPr>
+        <w:t>Scrapy</w:t>
+      </w:r>
+      <w:proofErr w:type="spellEnd"/>
+      <w:r>
+        <w:rPr>
+          <w:lang w:val="fr-FR" w:eastAsia="en-US"/>
+        </w:rPr>
+        <w:t xml:space="preserve"> </w:t>
       </w:r>
     </w:p>
     <w:p>
@@ -1891,8 +1915,16 @@
         <w:rPr>
           <w:lang w:val="fr-FR"/>
         </w:rPr>
-        <w:t>Création d’un projet Scrapy</w:t>
-      </w:r>
+        <w:t xml:space="preserve">Création d’un projet </w:t>
+      </w:r>
+      <w:proofErr w:type="spellStart"/>
+      <w:r>
+        <w:rPr>
+          <w:lang w:val="fr-FR"/>
+        </w:rPr>
+        <w:t>Scrapy</w:t>
+      </w:r>
+      <w:proofErr w:type="spellEnd"/>
     </w:p>
     <w:p>
       <w:pPr>
@@ -1911,13 +1943,23 @@
         </w:rPr>
         <w:t>Exécution d’un « </w:t>
       </w:r>
+      <w:proofErr w:type="spellStart"/>
       <w:r>
         <w:rPr>
           <w:i/>
           <w:iCs/>
           <w:lang w:val="fr-FR"/>
         </w:rPr>
-        <w:t>Scrapy spider</w:t>
+        <w:t>Scrapy</w:t>
+      </w:r>
+      <w:proofErr w:type="spellEnd"/>
+      <w:r>
+        <w:rPr>
+          <w:i/>
+          <w:iCs/>
+          <w:lang w:val="fr-FR"/>
+        </w:rPr>
+        <w:t xml:space="preserve"> spider</w:t>
       </w:r>
       <w:r>
         <w:rPr>
@@ -2001,13 +2043,23 @@
         </w:rPr>
         <w:t>Utiliser « </w:t>
       </w:r>
+      <w:proofErr w:type="spellStart"/>
       <w:r>
         <w:rPr>
           <w:i/>
           <w:iCs/>
           <w:lang w:val="fr-FR"/>
         </w:rPr>
-        <w:t>Scrapy Shell</w:t>
+        <w:t>Scrapy</w:t>
+      </w:r>
+      <w:proofErr w:type="spellEnd"/>
+      <w:r>
+        <w:rPr>
+          <w:i/>
+          <w:iCs/>
+          <w:lang w:val="fr-FR"/>
+        </w:rPr>
+        <w:t xml:space="preserve"> Shell</w:t>
       </w:r>
       <w:r>
         <w:rPr>
@@ -2179,34 +2231,8 @@
                 <w:bCs/>
                 <w:lang w:val="fr-FR" w:eastAsia="en-US"/>
               </w:rPr>
-              <w:t>Étapes </w:t>
-            </w:r>
-            <w:r>
-              <w:rPr>
-                <w:b/>
-                <w:bCs/>
-                <w:lang w:val="fr-FR" w:eastAsia="en-US"/>
-              </w:rPr>
-              <w:t>(Heidi</w:t>
-            </w:r>
-            <w:proofErr w:type="gramStart"/>
-            <w:r>
-              <w:rPr>
-                <w:b/>
-                <w:bCs/>
-                <w:lang w:val="fr-FR" w:eastAsia="en-US"/>
-              </w:rPr>
-              <w:t>)</w:t>
-            </w:r>
-            <w:r>
-              <w:rPr>
-                <w:b/>
-                <w:bCs/>
-                <w:lang w:val="fr-FR" w:eastAsia="en-US"/>
-              </w:rPr>
-              <w:t>:</w:t>
-            </w:r>
-            <w:proofErr w:type="gramEnd"/>
+              <w:t>Étapes :</w:t>
+            </w:r>
           </w:p>
           <w:p>
             <w:pPr>
@@ -2223,7 +2249,25 @@
                 <w:bCs/>
                 <w:lang w:val="fr-FR" w:eastAsia="en-US"/>
               </w:rPr>
-              <w:t>Installation de Scrapy :</w:t>
+              <w:t xml:space="preserve">Installation de </w:t>
+            </w:r>
+            <w:proofErr w:type="spellStart"/>
+            <w:r>
+              <w:rPr>
+                <w:b/>
+                <w:bCs/>
+                <w:lang w:val="fr-FR" w:eastAsia="en-US"/>
+              </w:rPr>
+              <w:t>Scrapy</w:t>
+            </w:r>
+            <w:proofErr w:type="spellEnd"/>
+            <w:r>
+              <w:rPr>
+                <w:b/>
+                <w:bCs/>
+                <w:lang w:val="fr-FR" w:eastAsia="en-US"/>
+              </w:rPr>
+              <w:t> :</w:t>
             </w:r>
           </w:p>
           <w:p>
@@ -2605,7 +2649,13 @@
               <w:rPr>
                 <w:lang w:val="fr-FR" w:eastAsia="en-US"/>
               </w:rPr>
-              <w:t>produits.json</w:t>
+              <w:t>livres</w:t>
+            </w:r>
+            <w:r>
+              <w:rPr>
+                <w:lang w:val="fr-FR" w:eastAsia="en-US"/>
+              </w:rPr>
+              <w:t>.json</w:t>
             </w:r>
             <w:proofErr w:type="spellEnd"/>
             <w:proofErr w:type="gramEnd"/>
@@ -2722,7 +2772,7 @@
               <w:pStyle w:val="Paragraphedeliste"/>
               <w:numPr>
                 <w:ilvl w:val="0"/>
-                <w:numId w:val="1"/>
+                <w:numId w:val="4"/>
               </w:numPr>
               <w:spacing w:after="0"/>
               <w:rPr>
@@ -2981,7 +3031,13 @@
               <w:rPr>
                 <w:lang w:val="fr-FR" w:eastAsia="en-US"/>
               </w:rPr>
-              <w:t>produits.json</w:t>
+              <w:t>livres</w:t>
+            </w:r>
+            <w:r>
+              <w:rPr>
+                <w:lang w:val="fr-FR" w:eastAsia="en-US"/>
+              </w:rPr>
+              <w:t>.json</w:t>
             </w:r>
             <w:proofErr w:type="spellEnd"/>
             <w:proofErr w:type="gramEnd"/>
@@ -3032,11 +3088,67 @@
                 <w:lang w:val="fr-FR" w:eastAsia="en-US"/>
               </w:rPr>
             </w:pPr>
-            <w:r>
-              <w:rPr>
-                <w:lang w:val="fr-FR" w:eastAsia="en-US"/>
-              </w:rPr>
-              <w:t>Scrape une dizaine de données</w:t>
+            <w:proofErr w:type="spellStart"/>
+            <w:r>
+              <w:rPr>
+                <w:lang w:val="fr-FR" w:eastAsia="en-US"/>
+              </w:rPr>
+              <w:t>Scrape</w:t>
+            </w:r>
+            <w:proofErr w:type="spellEnd"/>
+            <w:r>
+              <w:rPr>
+                <w:lang w:val="fr-FR" w:eastAsia="en-US"/>
+              </w:rPr>
+              <w:t xml:space="preserve"> une dizaine de données</w:t>
+            </w:r>
+            <w:r>
+              <w:rPr>
+                <w:lang w:val="fr-FR" w:eastAsia="en-US"/>
+              </w:rPr>
+              <w:t xml:space="preserve"> (</w:t>
+            </w:r>
+            <w:r>
+              <w:rPr>
+                <w:lang w:val="fr-FR" w:eastAsia="en-US"/>
+              </w:rPr>
+              <w:t xml:space="preserve">python -m </w:t>
+            </w:r>
+            <w:proofErr w:type="spellStart"/>
+            <w:r>
+              <w:rPr>
+                <w:lang w:val="fr-FR" w:eastAsia="en-US"/>
+              </w:rPr>
+              <w:t>scrapy</w:t>
+            </w:r>
+            <w:proofErr w:type="spellEnd"/>
+            <w:r>
+              <w:rPr>
+                <w:lang w:val="fr-FR" w:eastAsia="en-US"/>
+              </w:rPr>
+              <w:t xml:space="preserve"> crawl hl_projet2 -o </w:t>
+            </w:r>
+            <w:proofErr w:type="spellStart"/>
+            <w:proofErr w:type="gramStart"/>
+            <w:r>
+              <w:rPr>
+                <w:lang w:val="fr-FR" w:eastAsia="en-US"/>
+              </w:rPr>
+              <w:t>livres</w:t>
+            </w:r>
+            <w:r>
+              <w:rPr>
+                <w:lang w:val="fr-FR" w:eastAsia="en-US"/>
+              </w:rPr>
+              <w:t>.json</w:t>
+            </w:r>
+            <w:proofErr w:type="spellEnd"/>
+            <w:proofErr w:type="gramEnd"/>
+            <w:r>
+              <w:rPr>
+                <w:lang w:val="fr-FR" w:eastAsia="en-US"/>
+              </w:rPr>
+              <w:t>)</w:t>
             </w:r>
           </w:p>
           <w:p>
@@ -3093,6 +3205,24 @@
           </w:p>
           <w:p>
             <w:pPr>
+              <w:spacing w:after="0"/>
+              <w:rPr>
+                <w:b/>
+                <w:bCs/>
+                <w:lang w:val="fr-FR" w:eastAsia="en-US"/>
+              </w:rPr>
+            </w:pPr>
+            <w:r>
+              <w:rPr>
+                <w:b/>
+                <w:bCs/>
+                <w:lang w:val="fr-FR" w:eastAsia="en-US"/>
+              </w:rPr>
+              <w:t>Final :</w:t>
+            </w:r>
+          </w:p>
+          <w:p>
+            <w:pPr>
               <w:pStyle w:val="Paragraphedeliste"/>
               <w:numPr>
                 <w:ilvl w:val="0"/>
@@ -3103,11 +3233,52 @@
                 <w:lang w:val="fr-FR" w:eastAsia="en-US"/>
               </w:rPr>
             </w:pPr>
-            <w:r>
-              <w:rPr>
-                <w:lang w:val="fr-FR" w:eastAsia="en-US"/>
-              </w:rPr>
-              <w:t>Scrape les 2500 données</w:t>
+            <w:proofErr w:type="spellStart"/>
+            <w:r>
+              <w:rPr>
+                <w:lang w:val="fr-FR" w:eastAsia="en-US"/>
+              </w:rPr>
+              <w:t>Scrape</w:t>
+            </w:r>
+            <w:proofErr w:type="spellEnd"/>
+            <w:r>
+              <w:rPr>
+                <w:lang w:val="fr-FR" w:eastAsia="en-US"/>
+              </w:rPr>
+              <w:t xml:space="preserve"> 2500 données</w:t>
+            </w:r>
+          </w:p>
+          <w:p>
+            <w:pPr>
+              <w:pStyle w:val="Paragraphedeliste"/>
+              <w:numPr>
+                <w:ilvl w:val="0"/>
+                <w:numId w:val="4"/>
+              </w:numPr>
+              <w:spacing w:after="0"/>
+              <w:rPr>
+                <w:lang w:val="fr-FR" w:eastAsia="en-US"/>
+              </w:rPr>
+            </w:pPr>
+            <w:r>
+              <w:rPr>
+                <w:lang w:val="fr-FR" w:eastAsia="en-US"/>
+              </w:rPr>
+              <w:t xml:space="preserve">Fichier </w:t>
+            </w:r>
+            <w:proofErr w:type="spellStart"/>
+            <w:r>
+              <w:rPr>
+                <w:lang w:val="fr-FR" w:eastAsia="en-US"/>
+              </w:rPr>
+              <w:t>json</w:t>
+            </w:r>
+            <w:proofErr w:type="spellEnd"/>
+            <w:r>
+              <w:rPr>
+                <w:lang w:val="fr-FR" w:eastAsia="en-US"/>
+              </w:rPr>
+              <w:t xml:space="preserve"> -&gt; csv</w:t>
             </w:r>
           </w:p>
         </w:tc>
@@ -3145,7 +3316,7 @@
           <w:lang w:val="fr-FR"/>
         </w:rPr>
       </w:pPr>
-      <w:bookmarkStart w:id="2" w:name="_Toc211162528"/>
+      <w:bookmarkStart w:id="2" w:name="_Toc211170078"/>
       <w:r>
         <w:rPr>
           <w:lang w:val="fr-FR"/>
@@ -3183,7 +3354,7 @@
           <w:lang w:val="fr-FR"/>
         </w:rPr>
       </w:pPr>
-      <w:bookmarkStart w:id="3" w:name="_Toc211162529"/>
+      <w:bookmarkStart w:id="3" w:name="_Toc211170079"/>
       <w:r>
         <w:rPr>
           <w:lang w:val="fr-FR"/>
@@ -3221,7 +3392,7 @@
           <w:lang w:val="fr-FR"/>
         </w:rPr>
       </w:pPr>
-      <w:bookmarkStart w:id="4" w:name="_Toc211162530"/>
+      <w:bookmarkStart w:id="4" w:name="_Toc211170080"/>
       <w:r>
         <w:rPr>
           <w:lang w:val="fr-FR"/>
@@ -3458,7 +3629,7 @@
           <w:lang w:val="fr-FR"/>
         </w:rPr>
       </w:pPr>
-      <w:bookmarkStart w:id="5" w:name="_Toc211162531"/>
+      <w:bookmarkStart w:id="5" w:name="_Toc211170081"/>
       <w:r>
         <w:rPr>
           <w:lang w:val="fr-FR"/>
@@ -3481,7 +3652,7 @@
           <w:lang w:val="fr-FR"/>
         </w:rPr>
       </w:pPr>
-      <w:bookmarkStart w:id="6" w:name="_Toc211162532"/>
+      <w:bookmarkStart w:id="6" w:name="_Toc211170082"/>
       <w:r>
         <w:rPr>
           <w:lang w:val="fr-FR"/>
@@ -3504,7 +3675,7 @@
           <w:lang w:val="fr-FR"/>
         </w:rPr>
       </w:pPr>
-      <w:bookmarkStart w:id="7" w:name="_Toc211162533"/>
+      <w:bookmarkStart w:id="7" w:name="_Toc211170083"/>
       <w:r>
         <w:rPr>
           <w:lang w:val="fr-FR"/>
@@ -3553,7 +3724,7 @@
           <w:lang w:val="fr-FR"/>
         </w:rPr>
       </w:pPr>
-      <w:bookmarkStart w:id="8" w:name="_Toc211162534"/>
+      <w:bookmarkStart w:id="8" w:name="_Toc211170084"/>
       <w:r>
         <w:rPr>
           <w:lang w:val="fr-FR"/>
@@ -3586,7 +3757,8 @@
           <w:lang w:val="fr-FR" w:eastAsia="en-US"/>
         </w:rPr>
       </w:pPr>
-      <w:bookmarkStart w:id="9" w:name="_Toc211162535"/>
+      <w:bookmarkStart w:id="9" w:name="_Toc211170085"/>
+      <w:proofErr w:type="spellStart"/>
       <w:r>
         <w:rPr>
           <w:lang w:val="fr-FR" w:eastAsia="en-US"/>
@@ -3594,6 +3766,7 @@
         <w:t>Scrapy</w:t>
       </w:r>
       <w:bookmarkEnd w:id="9"/>
+      <w:proofErr w:type="spellEnd"/>
       <w:r>
         <w:rPr>
           <w:lang w:val="fr-FR" w:eastAsia="en-US"/>
@@ -3607,12 +3780,77 @@
           <w:lang w:val="fr-FR" w:eastAsia="en-US"/>
         </w:rPr>
       </w:pPr>
-      <w:r>
-        <w:rPr>
-          <w:lang w:val="fr-FR" w:eastAsia="en-US"/>
-        </w:rPr>
-        <w:t xml:space="preserve">Scrapy a quand même été facile à utiliser, surtout parce qu’il y a beaucoup de documentation. Il y a quand même eu quelques défis, au début nous avions choisi le site Best Buy, mais Best Buy bloque ce genre d’outil, donc j’ai essayé de contourner les protections avec Playwright, mais même après plus d’une heure, je n’étais pas en mesure de ramasser aucune donnée (à cause des protections et du fait que les informations sont chargées avec du JavaScript et non du HTML). J’ai donc décidé de changer de site, pour en utiliser un moins protégé et qui utilisait moins de JS. Je suis tombé sur le site Books to Scrape, et j’ai décidé de l’utiliser. Avec ce site fait pour le </w:t>
-      </w:r>
+      <w:proofErr w:type="spellStart"/>
+      <w:r>
+        <w:rPr>
+          <w:lang w:val="fr-FR" w:eastAsia="en-US"/>
+        </w:rPr>
+        <w:t>Scrapy</w:t>
+      </w:r>
+      <w:proofErr w:type="spellEnd"/>
+      <w:r>
+        <w:rPr>
+          <w:lang w:val="fr-FR" w:eastAsia="en-US"/>
+        </w:rPr>
+        <w:t xml:space="preserve"> a quand même été facile à utiliser, surtout parce qu’il y a beaucoup de documentation. Il y a quand même eu quelques défis, au début nous avions choisi le site Best </w:t>
+      </w:r>
+      <w:proofErr w:type="spellStart"/>
+      <w:r>
+        <w:rPr>
+          <w:lang w:val="fr-FR" w:eastAsia="en-US"/>
+        </w:rPr>
+        <w:t>Buy</w:t>
+      </w:r>
+      <w:proofErr w:type="spellEnd"/>
+      <w:r>
+        <w:rPr>
+          <w:lang w:val="fr-FR" w:eastAsia="en-US"/>
+        </w:rPr>
+        <w:t xml:space="preserve">, mais Best </w:t>
+      </w:r>
+      <w:proofErr w:type="spellStart"/>
+      <w:r>
+        <w:rPr>
+          <w:lang w:val="fr-FR" w:eastAsia="en-US"/>
+        </w:rPr>
+        <w:t>Buy</w:t>
+      </w:r>
+      <w:proofErr w:type="spellEnd"/>
+      <w:r>
+        <w:rPr>
+          <w:lang w:val="fr-FR" w:eastAsia="en-US"/>
+        </w:rPr>
+        <w:t xml:space="preserve"> bloque ce genre d’outil, donc j’ai essayé de contourner les protections avec </w:t>
+      </w:r>
+      <w:proofErr w:type="spellStart"/>
+      <w:r>
+        <w:rPr>
+          <w:lang w:val="fr-FR" w:eastAsia="en-US"/>
+        </w:rPr>
+        <w:t>Playwright</w:t>
+      </w:r>
+      <w:proofErr w:type="spellEnd"/>
+      <w:r>
+        <w:rPr>
+          <w:lang w:val="fr-FR" w:eastAsia="en-US"/>
+        </w:rPr>
+        <w:t xml:space="preserve">, mais même après plus d’une heure, je n’étais pas en mesure de ramasser aucune donnée (à cause des protections et du fait que les informations sont chargées avec du JavaScript et non du HTML). J’ai donc décidé de changer de site, pour en utiliser un moins protégé et qui utilisait moins de JS. Je suis tombé sur le site Books to </w:t>
+      </w:r>
+      <w:proofErr w:type="spellStart"/>
+      <w:r>
+        <w:rPr>
+          <w:lang w:val="fr-FR" w:eastAsia="en-US"/>
+        </w:rPr>
+        <w:t>Scrape</w:t>
+      </w:r>
+      <w:proofErr w:type="spellEnd"/>
+      <w:r>
+        <w:rPr>
+          <w:lang w:val="fr-FR" w:eastAsia="en-US"/>
+        </w:rPr>
+        <w:t xml:space="preserve">, et j’ai décidé de l’utiliser. Avec ce site fait pour le </w:t>
+      </w:r>
+      <w:proofErr w:type="spellStart"/>
       <w:r>
         <w:rPr>
           <w:i/>
@@ -3621,17 +3859,46 @@
         </w:rPr>
         <w:t>scrapping</w:t>
       </w:r>
-      <w:r>
-        <w:rPr>
-          <w:lang w:val="fr-FR" w:eastAsia="en-US"/>
-        </w:rPr>
-        <w:t xml:space="preserve">, c’était vraiment plus facile d’explorer Scrapy et d’apprendre à l’utiliser. </w:t>
-      </w:r>
-      <w:r>
-        <w:rPr>
-          <w:lang w:val="fr-FR" w:eastAsia="en-US"/>
-        </w:rPr>
-        <w:t xml:space="preserve">Ensuite, même si je donnais l’URL du site en français, les données recueillies étaient en anglais, mais Scrapy </w:t>
+      <w:proofErr w:type="spellEnd"/>
+      <w:r>
+        <w:rPr>
+          <w:lang w:val="fr-FR" w:eastAsia="en-US"/>
+        </w:rPr>
+        <w:t xml:space="preserve">, c’était vraiment plus facile d’explorer </w:t>
+      </w:r>
+      <w:proofErr w:type="spellStart"/>
+      <w:r>
+        <w:rPr>
+          <w:lang w:val="fr-FR" w:eastAsia="en-US"/>
+        </w:rPr>
+        <w:t>Scrapy</w:t>
+      </w:r>
+      <w:proofErr w:type="spellEnd"/>
+      <w:r>
+        <w:rPr>
+          <w:lang w:val="fr-FR" w:eastAsia="en-US"/>
+        </w:rPr>
+        <w:t xml:space="preserve"> et d’apprendre à l’utiliser. </w:t>
+      </w:r>
+      <w:r>
+        <w:rPr>
+          <w:lang w:val="fr-FR" w:eastAsia="en-US"/>
+        </w:rPr>
+        <w:t xml:space="preserve">Ensuite, même si je donnais l’URL du site en français, les données recueillies étaient en anglais, mais </w:t>
+      </w:r>
+      <w:proofErr w:type="spellStart"/>
+      <w:r>
+        <w:rPr>
+          <w:lang w:val="fr-FR" w:eastAsia="en-US"/>
+        </w:rPr>
+        <w:t>Scrapy</w:t>
+      </w:r>
+      <w:proofErr w:type="spellEnd"/>
+      <w:r>
+        <w:rPr>
+          <w:lang w:val="fr-FR" w:eastAsia="en-US"/>
+        </w:rPr>
+        <w:t xml:space="preserve"> </w:t>
       </w:r>
       <w:r>
         <w:rPr>
@@ -3683,7 +3950,21 @@
         <w:rPr>
           <w:lang w:val="fr-FR" w:eastAsia="en-US"/>
         </w:rPr>
-        <w:t>Donc pour le projet, j’ai eux quelques problèmes, mais avec un site plus accessible, Scrapy est facile à utiliser et beaucoup de choses sont possibles avec l’outil.</w:t>
+        <w:t xml:space="preserve">Donc pour le projet, j’ai eu quelques problèmes, mais avec un site plus accessible, </w:t>
+      </w:r>
+      <w:proofErr w:type="spellStart"/>
+      <w:r>
+        <w:rPr>
+          <w:lang w:val="fr-FR" w:eastAsia="en-US"/>
+        </w:rPr>
+        <w:t>Scrapy</w:t>
+      </w:r>
+      <w:proofErr w:type="spellEnd"/>
+      <w:r>
+        <w:rPr>
+          <w:lang w:val="fr-FR" w:eastAsia="en-US"/>
+        </w:rPr>
+        <w:t xml:space="preserve"> est facile à utiliser et beaucoup de choses sont possibles avec l’outil.</w:t>
       </w:r>
     </w:p>
     <w:p>
@@ -3693,7 +3974,7 @@
           <w:lang w:val="fr-FR" w:eastAsia="en-US"/>
         </w:rPr>
       </w:pPr>
-      <w:bookmarkStart w:id="10" w:name="_Toc211162536"/>
+      <w:bookmarkStart w:id="10" w:name="_Toc211170086"/>
       <w:r>
         <w:rPr>
           <w:lang w:val="fr-FR" w:eastAsia="en-US"/>
@@ -3723,7 +4004,7 @@
           <w:lang w:val="fr-FR"/>
         </w:rPr>
       </w:pPr>
-      <w:bookmarkStart w:id="11" w:name="_Toc211162537"/>
+      <w:bookmarkStart w:id="11" w:name="_Toc211170087"/>
       <w:r>
         <w:rPr>
           <w:lang w:val="fr-FR"/>
@@ -3890,84 +4171,83 @@
               </w:rPr>
               <w:t xml:space="preserve"> </w:t>
             </w:r>
-            <w:r>
-              <w:rPr>
-                <w:lang w:val="fr-FR" w:eastAsia="en-US"/>
-              </w:rPr>
-              <w:tab/>
-            </w:r>
-            <w:r>
-              <w:rPr>
-                <w:lang w:val="fr-FR" w:eastAsia="en-US"/>
-              </w:rPr>
-              <w:tab/>
-              <w:t>(1h)</w:t>
-            </w:r>
           </w:p>
           <w:p>
             <w:pPr>
               <w:rPr>
-                <w:lang w:eastAsia="en-US"/>
+                <w:lang w:val="fr-FR" w:eastAsia="en-US"/>
               </w:rPr>
             </w:pPr>
             <w:r>
               <w:rPr>
-                <w:lang w:eastAsia="en-US"/>
-              </w:rPr>
-              <w:t>Extra</w:t>
-            </w:r>
-            <w:r>
-              <w:rPr>
-                <w:lang w:eastAsia="en-US"/>
-              </w:rPr>
-              <w:t>ction de 2500 éléments</w:t>
-            </w:r>
-            <w:r>
-              <w:rPr>
-                <w:lang w:eastAsia="en-US"/>
-              </w:rPr>
-              <w:t xml:space="preserve"> </w:t>
-            </w:r>
-            <w:r>
-              <w:rPr>
-                <w:lang w:eastAsia="en-US"/>
-              </w:rPr>
-              <w:t>et test</w:t>
-            </w:r>
-            <w:r>
-              <w:rPr>
-                <w:lang w:eastAsia="en-US"/>
+                <w:lang w:val="fr-FR" w:eastAsia="en-US"/>
+              </w:rPr>
+              <w:t xml:space="preserve">Recherche du </w:t>
+            </w:r>
+            <w:r>
+              <w:rPr>
+                <w:lang w:val="fr-FR" w:eastAsia="en-US"/>
+              </w:rPr>
+              <w:t>nouveau site</w:t>
+            </w:r>
+            <w:r>
+              <w:rPr>
+                <w:lang w:val="fr-FR" w:eastAsia="en-US"/>
               </w:rPr>
               <w:tab/>
-            </w:r>
-            <w:r>
-              <w:rPr>
-                <w:lang w:eastAsia="en-US"/>
-              </w:rPr>
-              <w:tab/>
-              <w:t>(</w:t>
-            </w:r>
-            <w:r>
-              <w:rPr>
-                <w:lang w:eastAsia="en-US"/>
-              </w:rPr>
-              <w:t>4</w:t>
-            </w:r>
-            <w:r>
-              <w:rPr>
-                <w:lang w:eastAsia="en-US"/>
-              </w:rPr>
-              <w:t>h minimum)</w:t>
             </w:r>
           </w:p>
           <w:p>
             <w:pPr>
               <w:rPr>
-                <w:lang w:val="fr-FR" w:eastAsia="en-US"/>
+                <w:lang w:eastAsia="en-US"/>
               </w:rPr>
             </w:pPr>
             <w:r>
               <w:rPr>
+                <w:lang w:eastAsia="en-US"/>
+              </w:rPr>
+              <w:t>Extra</w:t>
+            </w:r>
+            <w:r>
+              <w:rPr>
+                <w:lang w:eastAsia="en-US"/>
+              </w:rPr>
+              <w:t>ction de 2500 éléments</w:t>
+            </w:r>
+            <w:r>
+              <w:rPr>
+                <w:lang w:eastAsia="en-US"/>
+              </w:rPr>
+              <w:t xml:space="preserve"> </w:t>
+            </w:r>
+            <w:r>
+              <w:rPr>
+                <w:lang w:eastAsia="en-US"/>
+              </w:rPr>
+              <w:t>et test</w:t>
+            </w:r>
+            <w:r>
+              <w:rPr>
+                <w:lang w:eastAsia="en-US"/>
+              </w:rPr>
+              <w:tab/>
+            </w:r>
+            <w:r>
+              <w:rPr>
+                <w:lang w:eastAsia="en-US"/>
+              </w:rPr>
+              <w:tab/>
+            </w:r>
+          </w:p>
+          <w:p>
+            <w:pPr>
+              <w:rPr>
+                <w:lang w:val="fr-FR" w:eastAsia="en-US"/>
+              </w:rPr>
+            </w:pPr>
+            <w:r>
+              <w:rPr>
                 <w:lang w:val="fr-FR" w:eastAsia="en-US"/>
               </w:rPr>
               <w:t>Exporter les données dans un fichier CVS</w:t>
@@ -3977,7 +4257,6 @@
                 <w:lang w:val="fr-FR" w:eastAsia="en-US"/>
               </w:rPr>
               <w:tab/>
-              <w:t>()</w:t>
             </w:r>
           </w:p>
         </w:tc>
@@ -4053,13 +4332,6 @@
               </w:rPr>
               <w:t>Créer une base de données dans MongoDB Atlas</w:t>
             </w:r>
-            <w:r>
-              <w:rPr>
-                <w:lang w:eastAsia="en-US"/>
-              </w:rPr>
-              <w:tab/>
-              <w:t>()</w:t>
-            </w:r>
           </w:p>
           <w:p>
             <w:pPr>
@@ -4078,7 +4350,6 @@
                 <w:lang w:eastAsia="en-US"/>
               </w:rPr>
               <w:tab/>
-              <w:t>()</w:t>
             </w:r>
           </w:p>
         </w:tc>
@@ -4152,32 +4423,7 @@
               <w:rPr>
                 <w:lang w:val="fr-FR" w:eastAsia="en-US"/>
               </w:rPr>
-              <w:t xml:space="preserve">Recherche du site </w:t>
-            </w:r>
-            <w:r>
-              <w:rPr>
-                <w:lang w:val="fr-FR" w:eastAsia="en-US"/>
-              </w:rPr>
-              <w:tab/>
-            </w:r>
-            <w:r>
-              <w:rPr>
-                <w:lang w:val="fr-FR" w:eastAsia="en-US"/>
-              </w:rPr>
-              <w:tab/>
-            </w:r>
-            <w:r>
-              <w:rPr>
-                <w:lang w:val="fr-FR" w:eastAsia="en-US"/>
-              </w:rPr>
-              <w:tab/>
-            </w:r>
-            <w:r>
-              <w:rPr>
-                <w:lang w:val="fr-FR" w:eastAsia="en-US"/>
-              </w:rPr>
-              <w:tab/>
-              <w:t>(0,5h)</w:t>
+              <w:t>Recherche du site</w:t>
             </w:r>
           </w:p>
           <w:p>
@@ -4217,7 +4463,6 @@
                 <w:lang w:val="fr-FR" w:eastAsia="en-US"/>
               </w:rPr>
               <w:tab/>
-              <w:t>(0,5h)</w:t>
             </w:r>
           </w:p>
           <w:p>
@@ -4246,13 +4491,6 @@
               </w:rPr>
               <w:t>)</w:t>
             </w:r>
-            <w:r>
-              <w:rPr>
-                <w:lang w:val="fr-FR" w:eastAsia="en-US"/>
-              </w:rPr>
-              <w:tab/>
-              <w:t>()</w:t>
-            </w:r>
           </w:p>
           <w:p>
             <w:pPr>
@@ -4271,7 +4509,6 @@
                 <w:lang w:val="fr-FR" w:eastAsia="en-US"/>
               </w:rPr>
               <w:tab/>
-              <w:t>()</w:t>
             </w:r>
           </w:p>
         </w:tc>
@@ -4320,7 +4557,7 @@
           <w:lang w:val="fr-FR" w:eastAsia="en-US"/>
         </w:rPr>
       </w:pPr>
-      <w:bookmarkStart w:id="12" w:name="_Toc211162538"/>
+      <w:bookmarkStart w:id="12" w:name="_Toc211170088"/>
       <w:r>
         <w:rPr>
           <w:lang w:val="fr-FR" w:eastAsia="en-US"/>
@@ -4443,6 +4680,9 @@
         <w:keepNext/>
       </w:pPr>
       <w:r>
+        <w:rPr>
+          <w:noProof/>
+        </w:rPr>
         <w:lastRenderedPageBreak/>
         <w:drawing>
           <wp:inline distT="0" distB="0" distL="0" distR="0" wp14:anchorId="3B2173BC" wp14:editId="794A28F0">
@@ -4481,6 +4721,9 @@
         </w:drawing>
       </w:r>
       <w:r>
+        <w:rPr>
+          <w:noProof/>
+        </w:rPr>
         <w:drawing>
           <wp:inline distT="0" distB="0" distL="0" distR="0" wp14:anchorId="2C9ED2FB" wp14:editId="2AE646BC">
             <wp:extent cx="5944235" cy="1760066"/>
@@ -5247,7 +5490,7 @@
   <w:abstractNum w:abstractNumId="7" w15:restartNumberingAfterBreak="0">
     <w:nsid w:val="295B3B22"/>
     <w:multiLevelType w:val="hybridMultilevel"/>
-    <w:tmpl w:val="987668F2"/>
+    <w:tmpl w:val="F564B6C6"/>
     <w:lvl w:ilvl="0" w:tplc="0C0C000F">
       <w:start w:val="1"/>
       <w:numFmt w:val="decimal"/>
@@ -5419,7 +5662,7 @@
   <w:abstractNum w:abstractNumId="9" w15:restartNumberingAfterBreak="0">
     <w:nsid w:val="2E1803A9"/>
     <w:multiLevelType w:val="hybridMultilevel"/>
-    <w:tmpl w:val="4DF081DA"/>
+    <w:tmpl w:val="89D065CA"/>
     <w:lvl w:ilvl="0" w:tplc="FFFFFFFF">
       <w:start w:val="1"/>
       <w:numFmt w:val="decimal"/>
@@ -5503,6 +5746,92 @@
     </w:lvl>
   </w:abstractNum>
   <w:abstractNum w:abstractNumId="10" w15:restartNumberingAfterBreak="0">
+    <w:nsid w:val="3B7526BB"/>
+    <w:multiLevelType w:val="hybridMultilevel"/>
+    <w:tmpl w:val="4DF081DA"/>
+    <w:lvl w:ilvl="0" w:tplc="FFFFFFFF">
+      <w:start w:val="1"/>
+      <w:numFmt w:val="decimal"/>
+      <w:lvlText w:val="%1."/>
+      <w:lvlJc w:val="left"/>
+      <w:pPr>
+        <w:ind w:left="720" w:hanging="360"/>
+      </w:pPr>
+    </w:lvl>
+    <w:lvl w:ilvl="1" w:tplc="FFFFFFFF">
+      <w:start w:val="1"/>
+      <w:numFmt w:val="lowerLetter"/>
+      <w:lvlText w:val="%2."/>
+      <w:lvlJc w:val="left"/>
+      <w:pPr>
+        <w:ind w:left="1440" w:hanging="360"/>
+      </w:pPr>
+    </w:lvl>
+    <w:lvl w:ilvl="2" w:tplc="FFFFFFFF">
+      <w:start w:val="1"/>
+      <w:numFmt w:val="lowerRoman"/>
+      <w:lvlText w:val="%3."/>
+      <w:lvlJc w:val="right"/>
+      <w:pPr>
+        <w:ind w:left="2160" w:hanging="180"/>
+      </w:pPr>
+    </w:lvl>
+    <w:lvl w:ilvl="3" w:tplc="FFFFFFFF">
+      <w:start w:val="1"/>
+      <w:numFmt w:val="decimal"/>
+      <w:lvlText w:val="%4."/>
+      <w:lvlJc w:val="left"/>
+      <w:pPr>
+        <w:ind w:left="2880" w:hanging="360"/>
+      </w:pPr>
+    </w:lvl>
+    <w:lvl w:ilvl="4" w:tplc="FFFFFFFF">
+      <w:start w:val="1"/>
+      <w:numFmt w:val="lowerLetter"/>
+      <w:lvlText w:val="%5."/>
+      <w:lvlJc w:val="left"/>
+      <w:pPr>
+        <w:ind w:left="3600" w:hanging="360"/>
+      </w:pPr>
+    </w:lvl>
+    <w:lvl w:ilvl="5" w:tplc="FFFFFFFF">
+      <w:start w:val="1"/>
+      <w:numFmt w:val="lowerRoman"/>
+      <w:lvlText w:val="%6."/>
+      <w:lvlJc w:val="right"/>
+      <w:pPr>
+        <w:ind w:left="4320" w:hanging="180"/>
+      </w:pPr>
+    </w:lvl>
+    <w:lvl w:ilvl="6" w:tplc="FFFFFFFF">
+      <w:start w:val="1"/>
+      <w:numFmt w:val="decimal"/>
+      <w:lvlText w:val="%7."/>
+      <w:lvlJc w:val="left"/>
+      <w:pPr>
+        <w:ind w:left="5040" w:hanging="360"/>
+      </w:pPr>
+    </w:lvl>
+    <w:lvl w:ilvl="7" w:tplc="FFFFFFFF">
+      <w:start w:val="1"/>
+      <w:numFmt w:val="lowerLetter"/>
+      <w:lvlText w:val="%8."/>
+      <w:lvlJc w:val="left"/>
+      <w:pPr>
+        <w:ind w:left="5760" w:hanging="360"/>
+      </w:pPr>
+    </w:lvl>
+    <w:lvl w:ilvl="8" w:tplc="FFFFFFFF">
+      <w:start w:val="1"/>
+      <w:numFmt w:val="lowerRoman"/>
+      <w:lvlText w:val="%9."/>
+      <w:lvlJc w:val="right"/>
+      <w:pPr>
+        <w:ind w:left="6480" w:hanging="180"/>
+      </w:pPr>
+    </w:lvl>
+  </w:abstractNum>
+  <w:abstractNum w:abstractNumId="11" w15:restartNumberingAfterBreak="0">
     <w:nsid w:val="49783DDA"/>
     <w:multiLevelType w:val="hybridMultilevel"/>
     <w:tmpl w:val="06F07C78"/>
@@ -5588,7 +5917,7 @@
       </w:pPr>
     </w:lvl>
   </w:abstractNum>
-  <w:abstractNum w:abstractNumId="11" w15:restartNumberingAfterBreak="0">
+  <w:abstractNum w:abstractNumId="12" w15:restartNumberingAfterBreak="0">
     <w:nsid w:val="531462F1"/>
     <w:multiLevelType w:val="hybridMultilevel"/>
     <w:tmpl w:val="EFF8B4B4"/>
@@ -5674,7 +6003,7 @@
       </w:pPr>
     </w:lvl>
   </w:abstractNum>
-  <w:abstractNum w:abstractNumId="12" w15:restartNumberingAfterBreak="0">
+  <w:abstractNum w:abstractNumId="13" w15:restartNumberingAfterBreak="0">
     <w:nsid w:val="6CB1136A"/>
     <w:multiLevelType w:val="hybridMultilevel"/>
     <w:tmpl w:val="1F9854D4"/>
@@ -5760,7 +6089,7 @@
       </w:pPr>
     </w:lvl>
   </w:abstractNum>
-  <w:abstractNum w:abstractNumId="13" w15:restartNumberingAfterBreak="0">
+  <w:abstractNum w:abstractNumId="14" w15:restartNumberingAfterBreak="0">
     <w:nsid w:val="767B1777"/>
     <w:multiLevelType w:val="hybridMultilevel"/>
     <w:tmpl w:val="48707D7A"/>
@@ -5886,13 +6215,13 @@
     <w:abstractNumId w:val="9"/>
   </w:num>
   <w:num w:numId="5" w16cid:durableId="924846493">
-    <w:abstractNumId w:val="12"/>
+    <w:abstractNumId w:val="13"/>
   </w:num>
   <w:num w:numId="6" w16cid:durableId="621501009">
     <w:abstractNumId w:val="5"/>
   </w:num>
   <w:num w:numId="7" w16cid:durableId="970987322">
-    <w:abstractNumId w:val="11"/>
+    <w:abstractNumId w:val="12"/>
   </w:num>
   <w:num w:numId="8" w16cid:durableId="1213274178">
     <w:abstractNumId w:val="4"/>
@@ -5904,7 +6233,7 @@
     <w:abstractNumId w:val="2"/>
   </w:num>
   <w:num w:numId="11" w16cid:durableId="305206479">
-    <w:abstractNumId w:val="10"/>
+    <w:abstractNumId w:val="11"/>
   </w:num>
   <w:num w:numId="12" w16cid:durableId="594486131">
     <w:abstractNumId w:val="8"/>
@@ -5913,10 +6242,13 @@
     <w:abstractNumId w:val="3"/>
   </w:num>
   <w:num w:numId="14" w16cid:durableId="1429083337">
-    <w:abstractNumId w:val="13"/>
+    <w:abstractNumId w:val="14"/>
   </w:num>
   <w:num w:numId="15" w16cid:durableId="1349601748">
     <w:abstractNumId w:val="6"/>
+  </w:num>
+  <w:num w:numId="16" w16cid:durableId="157384138">
+    <w:abstractNumId w:val="10"/>
   </w:num>
 </w:numbering>
 </file>
@@ -6535,6 +6867,7 @@
   <w:style w:type="character" w:default="1" w:styleId="Policepardfaut">
     <w:name w:val="Default Paragraph Font"/>
     <w:uiPriority w:val="1"/>
+    <w:semiHidden/>
     <w:unhideWhenUsed/>
   </w:style>
   <w:style w:type="table" w:default="1" w:styleId="TableauNormal">

--- a/remise2.docx
+++ b/remise2.docx
@@ -1668,14 +1668,14 @@
         <w:rPr>
           <w:lang w:val="fr-FR" w:eastAsia="en-US"/>
         </w:rPr>
-        <w:t xml:space="preserve">Books to </w:t>
+        <w:t xml:space="preserve">Open </w:t>
       </w:r>
       <w:proofErr w:type="spellStart"/>
       <w:r>
         <w:rPr>
           <w:lang w:val="fr-FR" w:eastAsia="en-US"/>
         </w:rPr>
-        <w:t>Scrape</w:t>
+        <w:t>library</w:t>
       </w:r>
       <w:proofErr w:type="spellEnd"/>
       <w:r>
@@ -1688,23 +1688,7 @@
         <w:rPr>
           <w:lang w:val="fr-FR" w:eastAsia="en-US"/>
         </w:rPr>
-        <w:t xml:space="preserve">site qui est fait pour que les gens puissent se pratiquer à faire du </w:t>
-      </w:r>
-      <w:proofErr w:type="spellStart"/>
-      <w:r>
-        <w:rPr>
-          <w:i/>
-          <w:iCs/>
-          <w:lang w:val="fr-FR" w:eastAsia="en-US"/>
-        </w:rPr>
-        <w:t>Scrapping</w:t>
-      </w:r>
-      <w:proofErr w:type="spellEnd"/>
-      <w:r>
-        <w:rPr>
-          <w:lang w:val="fr-FR" w:eastAsia="en-US"/>
-        </w:rPr>
-        <w:t>. Celui-ci propose une liste de livre</w:t>
+        <w:t>catalogue en ligne de livres disponible à lire.</w:t>
       </w:r>
     </w:p>
     <w:p>
@@ -1725,13 +1709,13 @@
         <w:rPr>
           <w:lang w:val="fr-FR" w:eastAsia="en-US"/>
         </w:rPr>
-        <w:t xml:space="preserve"> Les données choisies sont la liste des </w:t>
-      </w:r>
-      <w:r>
-        <w:rPr>
-          <w:lang w:val="fr-FR" w:eastAsia="en-US"/>
-        </w:rPr>
-        <w:t>tous les livres du site</w:t>
+        <w:t xml:space="preserve"> Les données choisies sont </w:t>
+      </w:r>
+      <w:r>
+        <w:rPr>
+          <w:lang w:val="fr-FR" w:eastAsia="en-US"/>
+        </w:rPr>
+        <w:t>des livres de plusieurs catégorie</w:t>
       </w:r>
       <w:r>
         <w:rPr>
@@ -1760,7 +1744,7 @@
           <w:rPr>
             <w:rStyle w:val="Lienhypertexte"/>
           </w:rPr>
-          <w:t>https://books.toscrape.com/</w:t>
+          <w:t>https://openlibrary.org/</w:t>
         </w:r>
       </w:hyperlink>
     </w:p>
@@ -2712,7 +2696,6 @@
                 <w:bCs/>
                 <w:lang w:val="fr-FR" w:eastAsia="en-US"/>
               </w:rPr>
-              <w:lastRenderedPageBreak/>
               <w:t>Modifier le fichier hl_projet2.py</w:t>
             </w:r>
             <w:r>
@@ -2740,13 +2723,8 @@
               <w:rPr>
                 <w:lang w:val="fr-FR" w:eastAsia="en-US"/>
               </w:rPr>
+              <w:lastRenderedPageBreak/>
               <w:t xml:space="preserve">Plusieurs modifications à faire, beaucoup de recherche </w:t>
-            </w:r>
-            <w:r>
-              <w:rPr>
-                <w:lang w:val="fr-FR" w:eastAsia="en-US"/>
-              </w:rPr>
-              <w:t>(imprime écran 1)</w:t>
             </w:r>
           </w:p>
           <w:p>
@@ -2936,7 +2914,7 @@
               <w:rPr>
                 <w:lang w:val="fr-FR" w:eastAsia="en-US"/>
               </w:rPr>
-              <w:t>2</w:t>
+              <w:t>1</w:t>
             </w:r>
             <w:r>
               <w:rPr>
@@ -3834,46 +3812,60 @@
         <w:rPr>
           <w:lang w:val="fr-FR" w:eastAsia="en-US"/>
         </w:rPr>
-        <w:t xml:space="preserve">, mais même après plus d’une heure, je n’étais pas en mesure de ramasser aucune donnée (à cause des protections et du fait que les informations sont chargées avec du JavaScript et non du HTML). J’ai donc décidé de changer de site, pour en utiliser un moins protégé et qui utilisait moins de JS. Je suis tombé sur le site Books to </w:t>
+        <w:t xml:space="preserve">, mais même après plus d’une heure, je n’étais pas en mesure de ramasser aucune donnée (à cause des protections et du fait que les informations sont chargées avec du JavaScript et non du HTML). J’ai donc décidé de changer de site, pour en utiliser un moins protégé et qui utilisait moins de JS. Je suis tombé sur le site </w:t>
+      </w:r>
+      <w:r>
+        <w:rPr>
+          <w:lang w:val="fr-FR" w:eastAsia="en-US"/>
+        </w:rPr>
+        <w:t xml:space="preserve">Open </w:t>
       </w:r>
       <w:proofErr w:type="spellStart"/>
       <w:r>
         <w:rPr>
           <w:lang w:val="fr-FR" w:eastAsia="en-US"/>
         </w:rPr>
-        <w:t>Scrape</w:t>
+        <w:t>library</w:t>
       </w:r>
       <w:proofErr w:type="spellEnd"/>
       <w:r>
         <w:rPr>
           <w:lang w:val="fr-FR" w:eastAsia="en-US"/>
         </w:rPr>
-        <w:t xml:space="preserve">, et j’ai décidé de l’utiliser. Avec ce site fait pour le </w:t>
+        <w:t xml:space="preserve">, et j’ai décidé de l’utiliser. Avec ce site </w:t>
+      </w:r>
+      <w:r>
+        <w:rPr>
+          <w:lang w:val="fr-FR" w:eastAsia="en-US"/>
+        </w:rPr>
+        <w:t xml:space="preserve">qui ne bloque pas les outils comme </w:t>
       </w:r>
       <w:proofErr w:type="spellStart"/>
       <w:r>
         <w:rPr>
-          <w:i/>
-          <w:iCs/>
-          <w:lang w:val="fr-FR" w:eastAsia="en-US"/>
-        </w:rPr>
-        <w:t>scrapping</w:t>
+          <w:lang w:val="fr-FR" w:eastAsia="en-US"/>
+        </w:rPr>
+        <w:t>Scrapy</w:t>
       </w:r>
       <w:proofErr w:type="spellEnd"/>
       <w:r>
         <w:rPr>
           <w:lang w:val="fr-FR" w:eastAsia="en-US"/>
         </w:rPr>
-        <w:t xml:space="preserve">, c’était vraiment plus facile d’explorer </w:t>
-      </w:r>
-      <w:proofErr w:type="spellStart"/>
-      <w:r>
-        <w:rPr>
-          <w:lang w:val="fr-FR" w:eastAsia="en-US"/>
-        </w:rPr>
-        <w:t>Scrapy</w:t>
-      </w:r>
-      <w:proofErr w:type="spellEnd"/>
+        <w:t xml:space="preserve"> et qui utilise peu de JavaScript</w:t>
+      </w:r>
+      <w:r>
+        <w:rPr>
+          <w:lang w:val="fr-FR" w:eastAsia="en-US"/>
+        </w:rPr>
+        <w:t>, c’était vraiment plus facile d’explorer</w:t>
+      </w:r>
+      <w:r>
+        <w:rPr>
+          <w:lang w:val="fr-FR" w:eastAsia="en-US"/>
+        </w:rPr>
+        <w:t xml:space="preserve"> l’outil</w:t>
+      </w:r>
       <w:r>
         <w:rPr>
           <w:lang w:val="fr-FR" w:eastAsia="en-US"/>
@@ -4579,15 +4571,11 @@
         <w:spacing w:after="0"/>
       </w:pPr>
       <w:r>
-        <w:rPr>
-          <w:noProof/>
-          <w14:ligatures w14:val="standardContextual"/>
-        </w:rPr>
         <w:drawing>
-          <wp:inline distT="0" distB="0" distL="0" distR="0" wp14:anchorId="7D004BE4" wp14:editId="42FBC3A0">
-            <wp:extent cx="4096385" cy="5092838"/>
+          <wp:inline distT="0" distB="0" distL="0" distR="0" wp14:anchorId="7B4BFB08" wp14:editId="2CEA5599">
+            <wp:extent cx="5696745" cy="2781688"/>
             <wp:effectExtent l="0" t="0" r="0" b="0"/>
-            <wp:docPr id="1687113977" name="Image 1" descr="Une image contenant texte, capture d’écran, logiciel&#10;&#10;Le contenu généré par l’IA peut être incorrect."/>
+            <wp:docPr id="2058883719" name="Image 1"/>
             <wp:cNvGraphicFramePr>
               <a:graphicFrameLocks xmlns:a="http://schemas.openxmlformats.org/drawingml/2006/main" noChangeAspect="1"/>
             </wp:cNvGraphicFramePr>
@@ -4595,7 +4583,7 @@
               <a:graphicData uri="http://schemas.openxmlformats.org/drawingml/2006/picture">
                 <pic:pic xmlns:pic="http://schemas.openxmlformats.org/drawingml/2006/picture">
                   <pic:nvPicPr>
-                    <pic:cNvPr id="1687113977" name="Image 1" descr="Une image contenant texte, capture d’écran, logiciel&#10;&#10;Le contenu généré par l’IA peut être incorrect."/>
+                    <pic:cNvPr id="2058883719" name=""/>
                     <pic:cNvPicPr/>
                   </pic:nvPicPr>
                   <pic:blipFill>
@@ -4607,7 +4595,7 @@
                   <pic:spPr>
                     <a:xfrm>
                       <a:off x="0" y="0"/>
-                      <a:ext cx="4107473" cy="5106623"/>
+                      <a:ext cx="5696745" cy="2781688"/>
                     </a:xfrm>
                     <a:prstGeom prst="rect">
                       <a:avLst/>
@@ -4626,15 +4614,11 @@
         <w:spacing w:after="0"/>
       </w:pPr>
       <w:r>
-        <w:rPr>
-          <w:noProof/>
-          <w14:ligatures w14:val="standardContextual"/>
-        </w:rPr>
         <w:drawing>
-          <wp:inline distT="0" distB="0" distL="0" distR="0" wp14:anchorId="32181FAA" wp14:editId="478B130A">
-            <wp:extent cx="4096987" cy="2158660"/>
-            <wp:effectExtent l="0" t="0" r="0" b="0"/>
-            <wp:docPr id="311268959" name="Image 1" descr="Une image contenant texte, capture d’écran, logiciel&#10;&#10;Le contenu généré par l’IA peut être incorrect."/>
+          <wp:inline distT="0" distB="0" distL="0" distR="0" wp14:anchorId="731C5383" wp14:editId="7B52EA1F">
+            <wp:extent cx="5700382" cy="913765"/>
+            <wp:effectExtent l="0" t="0" r="0" b="635"/>
+            <wp:docPr id="2077721216" name="Image 1" descr="Une image contenant texte, capture d’écran, Police&#10;&#10;Le contenu généré par l’IA peut être incorrect."/>
             <wp:cNvGraphicFramePr>
               <a:graphicFrameLocks xmlns:a="http://schemas.openxmlformats.org/drawingml/2006/main" noChangeAspect="1"/>
             </wp:cNvGraphicFramePr>
@@ -4642,7 +4626,7 @@
               <a:graphicData uri="http://schemas.openxmlformats.org/drawingml/2006/picture">
                 <pic:pic xmlns:pic="http://schemas.openxmlformats.org/drawingml/2006/picture">
                   <pic:nvPicPr>
-                    <pic:cNvPr id="311268959" name="Image 1" descr="Une image contenant texte, capture d’écran, logiciel&#10;&#10;Le contenu généré par l’IA peut être incorrect."/>
+                    <pic:cNvPr id="2077721216" name="Image 1" descr="Une image contenant texte, capture d’écran, Police&#10;&#10;Le contenu généré par l’IA peut être incorrect."/>
                     <pic:cNvPicPr/>
                   </pic:nvPicPr>
                   <pic:blipFill>
@@ -4654,7 +4638,7 @@
                   <pic:spPr>
                     <a:xfrm>
                       <a:off x="0" y="0"/>
-                      <a:ext cx="4108331" cy="2164637"/>
+                      <a:ext cx="5809349" cy="931232"/>
                     </a:xfrm>
                     <a:prstGeom prst="rect">
                       <a:avLst/>
@@ -4669,6 +4653,12 @@
     </w:p>
     <w:p>
       <w:pPr>
+        <w:keepNext/>
+        <w:spacing w:after="0"/>
+      </w:pPr>
+    </w:p>
+    <w:p>
+      <w:pPr>
         <w:pStyle w:val="Lgende"/>
       </w:pPr>
       <w:r>
@@ -4679,95 +4669,6 @@
       <w:pPr>
         <w:keepNext/>
       </w:pPr>
-      <w:r>
-        <w:rPr>
-          <w:noProof/>
-        </w:rPr>
-        <w:lastRenderedPageBreak/>
-        <w:drawing>
-          <wp:inline distT="0" distB="0" distL="0" distR="0" wp14:anchorId="3B2173BC" wp14:editId="794A28F0">
-            <wp:extent cx="5944430" cy="5649113"/>
-            <wp:effectExtent l="0" t="0" r="0" b="8890"/>
-            <wp:docPr id="1366921191" name="Image 1" descr="Une image contenant texte, capture d’écran&#10;&#10;Le contenu généré par l’IA peut être incorrect."/>
-            <wp:cNvGraphicFramePr>
-              <a:graphicFrameLocks xmlns:a="http://schemas.openxmlformats.org/drawingml/2006/main" noChangeAspect="1"/>
-            </wp:cNvGraphicFramePr>
-            <a:graphic xmlns:a="http://schemas.openxmlformats.org/drawingml/2006/main">
-              <a:graphicData uri="http://schemas.openxmlformats.org/drawingml/2006/picture">
-                <pic:pic xmlns:pic="http://schemas.openxmlformats.org/drawingml/2006/picture">
-                  <pic:nvPicPr>
-                    <pic:cNvPr id="1366921191" name="Image 1" descr="Une image contenant texte, capture d’écran&#10;&#10;Le contenu généré par l’IA peut être incorrect."/>
-                    <pic:cNvPicPr/>
-                  </pic:nvPicPr>
-                  <pic:blipFill>
-                    <a:blip r:embed="rId15"/>
-                    <a:stretch>
-                      <a:fillRect/>
-                    </a:stretch>
-                  </pic:blipFill>
-                  <pic:spPr>
-                    <a:xfrm>
-                      <a:off x="0" y="0"/>
-                      <a:ext cx="5944430" cy="5649113"/>
-                    </a:xfrm>
-                    <a:prstGeom prst="rect">
-                      <a:avLst/>
-                    </a:prstGeom>
-                  </pic:spPr>
-                </pic:pic>
-              </a:graphicData>
-            </a:graphic>
-          </wp:inline>
-        </w:drawing>
-      </w:r>
-      <w:r>
-        <w:rPr>
-          <w:noProof/>
-        </w:rPr>
-        <w:drawing>
-          <wp:inline distT="0" distB="0" distL="0" distR="0" wp14:anchorId="2C9ED2FB" wp14:editId="2AE646BC">
-            <wp:extent cx="5944235" cy="1760066"/>
-            <wp:effectExtent l="0" t="0" r="0" b="0"/>
-            <wp:docPr id="316009195" name="Image 1" descr="Une image contenant texte, capture d’écran, Police&#10;&#10;Le contenu généré par l’IA peut être incorrect."/>
-            <wp:cNvGraphicFramePr>
-              <a:graphicFrameLocks xmlns:a="http://schemas.openxmlformats.org/drawingml/2006/main" noChangeAspect="1"/>
-            </wp:cNvGraphicFramePr>
-            <a:graphic xmlns:a="http://schemas.openxmlformats.org/drawingml/2006/main">
-              <a:graphicData uri="http://schemas.openxmlformats.org/drawingml/2006/picture">
-                <pic:pic xmlns:pic="http://schemas.openxmlformats.org/drawingml/2006/picture">
-                  <pic:nvPicPr>
-                    <pic:cNvPr id="316009195" name="Image 1" descr="Une image contenant texte, capture d’écran, Police&#10;&#10;Le contenu généré par l’IA peut être incorrect."/>
-                    <pic:cNvPicPr/>
-                  </pic:nvPicPr>
-                  <pic:blipFill>
-                    <a:blip r:embed="rId16"/>
-                    <a:stretch>
-                      <a:fillRect/>
-                    </a:stretch>
-                  </pic:blipFill>
-                  <pic:spPr>
-                    <a:xfrm>
-                      <a:off x="0" y="0"/>
-                      <a:ext cx="5958383" cy="1764255"/>
-                    </a:xfrm>
-                    <a:prstGeom prst="rect">
-                      <a:avLst/>
-                    </a:prstGeom>
-                  </pic:spPr>
-                </pic:pic>
-              </a:graphicData>
-            </a:graphic>
-          </wp:inline>
-        </w:drawing>
-      </w:r>
-    </w:p>
-    <w:p>
-      <w:pPr>
-        <w:pStyle w:val="Lgende"/>
-      </w:pPr>
-      <w:r>
-        <w:t>Imprime écran 2</w:t>
-      </w:r>
     </w:p>
     <w:p>
       <w:pPr>
@@ -4777,7 +4678,7 @@
       </w:pPr>
     </w:p>
     <w:sectPr>
-      <w:footerReference w:type="default" r:id="rId17"/>
+      <w:footerReference w:type="default" r:id="rId15"/>
       <w:pgSz w:w="12240" w:h="15840"/>
       <w:pgMar w:top="1418" w:right="1304" w:bottom="1418" w:left="1304" w:header="709" w:footer="709" w:gutter="0"/>
       <w:cols w:space="708"/>

--- a/remise2.docx
+++ b/remise2.docx
@@ -660,7 +660,7 @@
           <w:r>
             <w:fldChar w:fldCharType="separate"/>
           </w:r>
-          <w:hyperlink w:anchor="_Toc211170076" w:history="1">
+          <w:hyperlink w:anchor="_Toc211255945" w:history="1">
             <w:r>
               <w:rPr>
                 <w:rStyle w:val="Lienhypertexte"/>
@@ -688,7 +688,7 @@
                 <w:noProof/>
                 <w:webHidden/>
               </w:rPr>
-              <w:instrText xml:space="preserve"> PAGEREF _Toc211170076 \h </w:instrText>
+              <w:instrText xml:space="preserve"> PAGEREF _Toc211255945 \h </w:instrText>
             </w:r>
             <w:r>
               <w:rPr>
@@ -733,7 +733,7 @@
               <w14:ligatures w14:val="standardContextual"/>
             </w:rPr>
           </w:pPr>
-          <w:hyperlink w:anchor="_Toc211170077" w:history="1">
+          <w:hyperlink w:anchor="_Toc211255946" w:history="1">
             <w:r>
               <w:rPr>
                 <w:rStyle w:val="Lienhypertexte"/>
@@ -761,7 +761,7 @@
                 <w:noProof/>
                 <w:webHidden/>
               </w:rPr>
-              <w:instrText xml:space="preserve"> PAGEREF _Toc211170077 \h </w:instrText>
+              <w:instrText xml:space="preserve"> PAGEREF _Toc211255946 \h </w:instrText>
             </w:r>
             <w:r>
               <w:rPr>
@@ -806,7 +806,7 @@
               <w14:ligatures w14:val="standardContextual"/>
             </w:rPr>
           </w:pPr>
-          <w:hyperlink w:anchor="_Toc211170078" w:history="1">
+          <w:hyperlink w:anchor="_Toc211255947" w:history="1">
             <w:r>
               <w:rPr>
                 <w:rStyle w:val="Lienhypertexte"/>
@@ -834,7 +834,7 @@
                 <w:noProof/>
                 <w:webHidden/>
               </w:rPr>
-              <w:instrText xml:space="preserve"> PAGEREF _Toc211170078 \h </w:instrText>
+              <w:instrText xml:space="preserve"> PAGEREF _Toc211255947 \h </w:instrText>
             </w:r>
             <w:r>
               <w:rPr>
@@ -879,7 +879,7 @@
               <w14:ligatures w14:val="standardContextual"/>
             </w:rPr>
           </w:pPr>
-          <w:hyperlink w:anchor="_Toc211170079" w:history="1">
+          <w:hyperlink w:anchor="_Toc211255948" w:history="1">
             <w:r>
               <w:rPr>
                 <w:rStyle w:val="Lienhypertexte"/>
@@ -907,7 +907,7 @@
                 <w:noProof/>
                 <w:webHidden/>
               </w:rPr>
-              <w:instrText xml:space="preserve"> PAGEREF _Toc211170079 \h </w:instrText>
+              <w:instrText xml:space="preserve"> PAGEREF _Toc211255948 \h </w:instrText>
             </w:r>
             <w:r>
               <w:rPr>
@@ -952,7 +952,7 @@
               <w14:ligatures w14:val="standardContextual"/>
             </w:rPr>
           </w:pPr>
-          <w:hyperlink w:anchor="_Toc211170080" w:history="1">
+          <w:hyperlink w:anchor="_Toc211255949" w:history="1">
             <w:r>
               <w:rPr>
                 <w:rStyle w:val="Lienhypertexte"/>
@@ -980,7 +980,7 @@
                 <w:noProof/>
                 <w:webHidden/>
               </w:rPr>
-              <w:instrText xml:space="preserve"> PAGEREF _Toc211170080 \h </w:instrText>
+              <w:instrText xml:space="preserve"> PAGEREF _Toc211255949 \h </w:instrText>
             </w:r>
             <w:r>
               <w:rPr>
@@ -1025,7 +1025,7 @@
               <w14:ligatures w14:val="standardContextual"/>
             </w:rPr>
           </w:pPr>
-          <w:hyperlink w:anchor="_Toc211170081" w:history="1">
+          <w:hyperlink w:anchor="_Toc211255950" w:history="1">
             <w:r>
               <w:rPr>
                 <w:rStyle w:val="Lienhypertexte"/>
@@ -1053,7 +1053,7 @@
                 <w:noProof/>
                 <w:webHidden/>
               </w:rPr>
-              <w:instrText xml:space="preserve"> PAGEREF _Toc211170081 \h </w:instrText>
+              <w:instrText xml:space="preserve"> PAGEREF _Toc211255950 \h </w:instrText>
             </w:r>
             <w:r>
               <w:rPr>
@@ -1098,7 +1098,7 @@
               <w14:ligatures w14:val="standardContextual"/>
             </w:rPr>
           </w:pPr>
-          <w:hyperlink w:anchor="_Toc211170082" w:history="1">
+          <w:hyperlink w:anchor="_Toc211255951" w:history="1">
             <w:r>
               <w:rPr>
                 <w:rStyle w:val="Lienhypertexte"/>
@@ -1126,7 +1126,7 @@
                 <w:noProof/>
                 <w:webHidden/>
               </w:rPr>
-              <w:instrText xml:space="preserve"> PAGEREF _Toc211170082 \h </w:instrText>
+              <w:instrText xml:space="preserve"> PAGEREF _Toc211255951 \h </w:instrText>
             </w:r>
             <w:r>
               <w:rPr>
@@ -1171,7 +1171,7 @@
               <w14:ligatures w14:val="standardContextual"/>
             </w:rPr>
           </w:pPr>
-          <w:hyperlink w:anchor="_Toc211170083" w:history="1">
+          <w:hyperlink w:anchor="_Toc211255952" w:history="1">
             <w:r>
               <w:rPr>
                 <w:rStyle w:val="Lienhypertexte"/>
@@ -1199,7 +1199,7 @@
                 <w:noProof/>
                 <w:webHidden/>
               </w:rPr>
-              <w:instrText xml:space="preserve"> PAGEREF _Toc211170083 \h </w:instrText>
+              <w:instrText xml:space="preserve"> PAGEREF _Toc211255952 \h </w:instrText>
             </w:r>
             <w:r>
               <w:rPr>
@@ -1244,7 +1244,7 @@
               <w14:ligatures w14:val="standardContextual"/>
             </w:rPr>
           </w:pPr>
-          <w:hyperlink w:anchor="_Toc211170084" w:history="1">
+          <w:hyperlink w:anchor="_Toc211255953" w:history="1">
             <w:r>
               <w:rPr>
                 <w:rStyle w:val="Lienhypertexte"/>
@@ -1272,7 +1272,7 @@
                 <w:noProof/>
                 <w:webHidden/>
               </w:rPr>
-              <w:instrText xml:space="preserve"> PAGEREF _Toc211170084 \h </w:instrText>
+              <w:instrText xml:space="preserve"> PAGEREF _Toc211255953 \h </w:instrText>
             </w:r>
             <w:r>
               <w:rPr>
@@ -1317,7 +1317,7 @@
               <w14:ligatures w14:val="standardContextual"/>
             </w:rPr>
           </w:pPr>
-          <w:hyperlink w:anchor="_Toc211170085" w:history="1">
+          <w:hyperlink w:anchor="_Toc211255954" w:history="1">
             <w:r>
               <w:rPr>
                 <w:rStyle w:val="Lienhypertexte"/>
@@ -1345,7 +1345,7 @@
                 <w:noProof/>
                 <w:webHidden/>
               </w:rPr>
-              <w:instrText xml:space="preserve"> PAGEREF _Toc211170085 \h </w:instrText>
+              <w:instrText xml:space="preserve"> PAGEREF _Toc211255954 \h </w:instrText>
             </w:r>
             <w:r>
               <w:rPr>
@@ -1390,7 +1390,7 @@
               <w14:ligatures w14:val="standardContextual"/>
             </w:rPr>
           </w:pPr>
-          <w:hyperlink w:anchor="_Toc211170086" w:history="1">
+          <w:hyperlink w:anchor="_Toc211255955" w:history="1">
             <w:r>
               <w:rPr>
                 <w:rStyle w:val="Lienhypertexte"/>
@@ -1418,7 +1418,7 @@
                 <w:noProof/>
                 <w:webHidden/>
               </w:rPr>
-              <w:instrText xml:space="preserve"> PAGEREF _Toc211170086 \h </w:instrText>
+              <w:instrText xml:space="preserve"> PAGEREF _Toc211255955 \h </w:instrText>
             </w:r>
             <w:r>
               <w:rPr>
@@ -1463,7 +1463,7 @@
               <w14:ligatures w14:val="standardContextual"/>
             </w:rPr>
           </w:pPr>
-          <w:hyperlink w:anchor="_Toc211170087" w:history="1">
+          <w:hyperlink w:anchor="_Toc211255956" w:history="1">
             <w:r>
               <w:rPr>
                 <w:rStyle w:val="Lienhypertexte"/>
@@ -1491,7 +1491,7 @@
                 <w:noProof/>
                 <w:webHidden/>
               </w:rPr>
-              <w:instrText xml:space="preserve"> PAGEREF _Toc211170087 \h </w:instrText>
+              <w:instrText xml:space="preserve"> PAGEREF _Toc211255956 \h </w:instrText>
             </w:r>
             <w:r>
               <w:rPr>
@@ -1536,7 +1536,7 @@
               <w14:ligatures w14:val="standardContextual"/>
             </w:rPr>
           </w:pPr>
-          <w:hyperlink w:anchor="_Toc211170088" w:history="1">
+          <w:hyperlink w:anchor="_Toc211255957" w:history="1">
             <w:r>
               <w:rPr>
                 <w:rStyle w:val="Lienhypertexte"/>
@@ -1564,7 +1564,7 @@
                 <w:noProof/>
                 <w:webHidden/>
               </w:rPr>
-              <w:instrText xml:space="preserve"> PAGEREF _Toc211170088 \h </w:instrText>
+              <w:instrText xml:space="preserve"> PAGEREF _Toc211255957 \h </w:instrText>
             </w:r>
             <w:r>
               <w:rPr>
@@ -1634,7 +1634,7 @@
           <w:lang w:val="fr-FR"/>
         </w:rPr>
       </w:pPr>
-      <w:bookmarkStart w:id="0" w:name="_Toc211170076"/>
+      <w:bookmarkStart w:id="0" w:name="_Toc211255945"/>
       <w:r>
         <w:rPr>
           <w:lang w:val="fr-FR"/>
@@ -1755,7 +1755,7 @@
           <w:lang w:val="fr-FR"/>
         </w:rPr>
       </w:pPr>
-      <w:bookmarkStart w:id="1" w:name="_Toc211170077"/>
+      <w:bookmarkStart w:id="1" w:name="_Toc211255946"/>
       <w:r>
         <w:rPr>
           <w:lang w:val="fr-FR"/>
@@ -3225,6 +3225,12 @@
               </w:rPr>
               <w:t xml:space="preserve"> 2500 données</w:t>
             </w:r>
+            <w:r>
+              <w:rPr>
+                <w:lang w:val="fr-FR" w:eastAsia="en-US"/>
+              </w:rPr>
+              <w:t xml:space="preserve"> (attendre longtemps)</w:t>
+            </w:r>
           </w:p>
           <w:p>
             <w:pPr>
@@ -3294,7 +3300,7 @@
           <w:lang w:val="fr-FR"/>
         </w:rPr>
       </w:pPr>
-      <w:bookmarkStart w:id="2" w:name="_Toc211170078"/>
+      <w:bookmarkStart w:id="2" w:name="_Toc211255947"/>
       <w:r>
         <w:rPr>
           <w:lang w:val="fr-FR"/>
@@ -3332,7 +3338,7 @@
           <w:lang w:val="fr-FR"/>
         </w:rPr>
       </w:pPr>
-      <w:bookmarkStart w:id="3" w:name="_Toc211170079"/>
+      <w:bookmarkStart w:id="3" w:name="_Toc211255948"/>
       <w:r>
         <w:rPr>
           <w:lang w:val="fr-FR"/>
@@ -3370,7 +3376,7 @@
           <w:lang w:val="fr-FR"/>
         </w:rPr>
       </w:pPr>
-      <w:bookmarkStart w:id="4" w:name="_Toc211170080"/>
+      <w:bookmarkStart w:id="4" w:name="_Toc211255949"/>
       <w:r>
         <w:rPr>
           <w:lang w:val="fr-FR"/>
@@ -3607,7 +3613,7 @@
           <w:lang w:val="fr-FR"/>
         </w:rPr>
       </w:pPr>
-      <w:bookmarkStart w:id="5" w:name="_Toc211170081"/>
+      <w:bookmarkStart w:id="5" w:name="_Toc211255950"/>
       <w:r>
         <w:rPr>
           <w:lang w:val="fr-FR"/>
@@ -3630,7 +3636,7 @@
           <w:lang w:val="fr-FR"/>
         </w:rPr>
       </w:pPr>
-      <w:bookmarkStart w:id="6" w:name="_Toc211170082"/>
+      <w:bookmarkStart w:id="6" w:name="_Toc211255951"/>
       <w:r>
         <w:rPr>
           <w:lang w:val="fr-FR"/>
@@ -3653,7 +3659,7 @@
           <w:lang w:val="fr-FR"/>
         </w:rPr>
       </w:pPr>
-      <w:bookmarkStart w:id="7" w:name="_Toc211170083"/>
+      <w:bookmarkStart w:id="7" w:name="_Toc211255952"/>
       <w:r>
         <w:rPr>
           <w:lang w:val="fr-FR"/>
@@ -3702,7 +3708,7 @@
           <w:lang w:val="fr-FR"/>
         </w:rPr>
       </w:pPr>
-      <w:bookmarkStart w:id="8" w:name="_Toc211170084"/>
+      <w:bookmarkStart w:id="8" w:name="_Toc211255953"/>
       <w:r>
         <w:rPr>
           <w:lang w:val="fr-FR"/>
@@ -3735,7 +3741,7 @@
           <w:lang w:val="fr-FR" w:eastAsia="en-US"/>
         </w:rPr>
       </w:pPr>
-      <w:bookmarkStart w:id="9" w:name="_Toc211170085"/>
+      <w:bookmarkStart w:id="9" w:name="_Toc211255954"/>
       <w:proofErr w:type="spellStart"/>
       <w:r>
         <w:rPr>
@@ -3966,7 +3972,7 @@
           <w:lang w:val="fr-FR" w:eastAsia="en-US"/>
         </w:rPr>
       </w:pPr>
-      <w:bookmarkStart w:id="10" w:name="_Toc211170086"/>
+      <w:bookmarkStart w:id="10" w:name="_Toc211255955"/>
       <w:r>
         <w:rPr>
           <w:lang w:val="fr-FR" w:eastAsia="en-US"/>
@@ -3996,7 +4002,7 @@
           <w:lang w:val="fr-FR"/>
         </w:rPr>
       </w:pPr>
-      <w:bookmarkStart w:id="11" w:name="_Toc211170087"/>
+      <w:bookmarkStart w:id="11" w:name="_Toc211255956"/>
       <w:r>
         <w:rPr>
           <w:lang w:val="fr-FR"/>
@@ -4167,31 +4173,6 @@
           <w:p>
             <w:pPr>
               <w:rPr>
-                <w:lang w:val="fr-FR" w:eastAsia="en-US"/>
-              </w:rPr>
-            </w:pPr>
-            <w:r>
-              <w:rPr>
-                <w:lang w:val="fr-FR" w:eastAsia="en-US"/>
-              </w:rPr>
-              <w:t xml:space="preserve">Recherche du </w:t>
-            </w:r>
-            <w:r>
-              <w:rPr>
-                <w:lang w:val="fr-FR" w:eastAsia="en-US"/>
-              </w:rPr>
-              <w:t>nouveau site</w:t>
-            </w:r>
-            <w:r>
-              <w:rPr>
-                <w:lang w:val="fr-FR" w:eastAsia="en-US"/>
-              </w:rPr>
-              <w:tab/>
-            </w:r>
-          </w:p>
-          <w:p>
-            <w:pPr>
-              <w:rPr>
                 <w:lang w:eastAsia="en-US"/>
               </w:rPr>
             </w:pPr>
@@ -4549,7 +4530,7 @@
           <w:lang w:val="fr-FR" w:eastAsia="en-US"/>
         </w:rPr>
       </w:pPr>
-      <w:bookmarkStart w:id="12" w:name="_Toc211170088"/>
+      <w:bookmarkStart w:id="12" w:name="_Toc211255957"/>
       <w:r>
         <w:rPr>
           <w:lang w:val="fr-FR" w:eastAsia="en-US"/>
@@ -4653,23 +4634,13 @@
     </w:p>
     <w:p>
       <w:pPr>
-        <w:keepNext/>
-        <w:spacing w:after="0"/>
-      </w:pPr>
-    </w:p>
-    <w:p>
-      <w:pPr>
         <w:pStyle w:val="Lgende"/>
       </w:pPr>
       <w:r>
         <w:t>Imprime écran 1</w:t>
       </w:r>
     </w:p>
-    <w:p>
-      <w:pPr>
-        <w:keepNext/>
-      </w:pPr>
-    </w:p>
+    <w:p/>
     <w:p>
       <w:pPr>
         <w:rPr>

--- a/remise2.docx
+++ b/remise2.docx
@@ -1668,16 +1668,8 @@
         <w:rPr>
           <w:lang w:val="fr-FR" w:eastAsia="en-US"/>
         </w:rPr>
-        <w:t xml:space="preserve">Open </w:t>
-      </w:r>
-      <w:proofErr w:type="spellStart"/>
-      <w:r>
-        <w:rPr>
-          <w:lang w:val="fr-FR" w:eastAsia="en-US"/>
-        </w:rPr>
-        <w:t>library</w:t>
-      </w:r>
-      <w:proofErr w:type="spellEnd"/>
+        <w:t>Open library</w:t>
+      </w:r>
       <w:r>
         <w:rPr>
           <w:lang w:val="fr-FR" w:eastAsia="en-US"/>
@@ -1760,21 +1752,7 @@
         <w:rPr>
           <w:lang w:val="fr-FR"/>
         </w:rPr>
-        <w:t xml:space="preserve">Outil de </w:t>
-      </w:r>
-      <w:proofErr w:type="spellStart"/>
-      <w:r>
-        <w:rPr>
-          <w:lang w:val="fr-FR"/>
-        </w:rPr>
-        <w:t>webscraping</w:t>
-      </w:r>
-      <w:proofErr w:type="spellEnd"/>
-      <w:r>
-        <w:rPr>
-          <w:lang w:val="fr-FR"/>
-        </w:rPr>
-        <w:t xml:space="preserve"> utilisé</w:t>
+        <w:t>Outil de webscraping utilisé</w:t>
       </w:r>
       <w:bookmarkEnd w:id="1"/>
     </w:p>
@@ -1796,21 +1774,7 @@
         <w:rPr>
           <w:lang w:val="fr-FR" w:eastAsia="en-US"/>
         </w:rPr>
-        <w:t xml:space="preserve"> </w:t>
-      </w:r>
-      <w:proofErr w:type="spellStart"/>
-      <w:r>
-        <w:rPr>
-          <w:lang w:val="fr-FR" w:eastAsia="en-US"/>
-        </w:rPr>
-        <w:t>Scrapy</w:t>
-      </w:r>
-      <w:proofErr w:type="spellEnd"/>
-      <w:r>
-        <w:rPr>
-          <w:lang w:val="fr-FR" w:eastAsia="en-US"/>
-        </w:rPr>
-        <w:t xml:space="preserve"> </w:t>
+        <w:t xml:space="preserve"> Scrapy </w:t>
       </w:r>
     </w:p>
     <w:p>
@@ -1899,16 +1863,8 @@
         <w:rPr>
           <w:lang w:val="fr-FR"/>
         </w:rPr>
-        <w:t xml:space="preserve">Création d’un projet </w:t>
-      </w:r>
-      <w:proofErr w:type="spellStart"/>
-      <w:r>
-        <w:rPr>
-          <w:lang w:val="fr-FR"/>
-        </w:rPr>
-        <w:t>Scrapy</w:t>
-      </w:r>
-      <w:proofErr w:type="spellEnd"/>
+        <w:t>Création d’un projet Scrapy</w:t>
+      </w:r>
     </w:p>
     <w:p>
       <w:pPr>
@@ -1927,43 +1883,19 @@
         </w:rPr>
         <w:t>Exécution d’un « </w:t>
       </w:r>
-      <w:proofErr w:type="spellStart"/>
       <w:r>
         <w:rPr>
           <w:i/>
           <w:iCs/>
           <w:lang w:val="fr-FR"/>
         </w:rPr>
-        <w:t>Scrapy</w:t>
-      </w:r>
-      <w:proofErr w:type="spellEnd"/>
-      <w:r>
-        <w:rPr>
-          <w:i/>
-          <w:iCs/>
-          <w:lang w:val="fr-FR"/>
-        </w:rPr>
-        <w:t xml:space="preserve"> spider</w:t>
-      </w:r>
-      <w:r>
-        <w:rPr>
-          <w:lang w:val="fr-FR"/>
-        </w:rPr>
-        <w:t> </w:t>
-      </w:r>
-      <w:proofErr w:type="gramStart"/>
-      <w:r>
-        <w:rPr>
-          <w:lang w:val="fr-FR"/>
-        </w:rPr>
-        <w:t>»  (</w:t>
-      </w:r>
-      <w:proofErr w:type="gramEnd"/>
-      <w:r>
-        <w:rPr>
-          <w:lang w:val="fr-FR"/>
-        </w:rPr>
-        <w:t>pour récupérer les données du site)</w:t>
+        <w:t>Scrapy spider</w:t>
+      </w:r>
+      <w:r>
+        <w:rPr>
+          <w:lang w:val="fr-FR"/>
+        </w:rPr>
+        <w:t> »  (pour récupérer les données du site)</w:t>
       </w:r>
     </w:p>
     <w:p>
@@ -1981,21 +1913,7 @@
         <w:rPr>
           <w:lang w:val="fr-FR"/>
         </w:rPr>
-        <w:t xml:space="preserve">Exporter les données </w:t>
-      </w:r>
-      <w:proofErr w:type="gramStart"/>
-      <w:r>
-        <w:rPr>
-          <w:lang w:val="fr-FR"/>
-        </w:rPr>
-        <w:t>récupérées  (</w:t>
-      </w:r>
-      <w:proofErr w:type="gramEnd"/>
-      <w:r>
-        <w:rPr>
-          <w:lang w:val="fr-FR"/>
-        </w:rPr>
-        <w:t>format JSON, CSV</w:t>
+        <w:t>Exporter les données récupérées  (format JSON, CSV</w:t>
       </w:r>
       <w:r>
         <w:rPr>
@@ -2027,99 +1945,74 @@
         </w:rPr>
         <w:t>Utiliser « </w:t>
       </w:r>
-      <w:proofErr w:type="spellStart"/>
       <w:r>
         <w:rPr>
           <w:i/>
           <w:iCs/>
           <w:lang w:val="fr-FR"/>
         </w:rPr>
-        <w:t>Scrapy</w:t>
-      </w:r>
-      <w:proofErr w:type="spellEnd"/>
+        <w:t>Scrapy Shell</w:t>
+      </w:r>
+      <w:r>
+        <w:rPr>
+          <w:lang w:val="fr-FR"/>
+        </w:rPr>
+        <w:t xml:space="preserve"> »  (pour tester et débugger la logique </w:t>
+      </w:r>
       <w:r>
         <w:rPr>
           <w:i/>
           <w:iCs/>
           <w:lang w:val="fr-FR"/>
         </w:rPr>
-        <w:t xml:space="preserve"> Shell</w:t>
-      </w:r>
-      <w:r>
-        <w:rPr>
-          <w:lang w:val="fr-FR"/>
-        </w:rPr>
-        <w:t> </w:t>
-      </w:r>
-      <w:proofErr w:type="gramStart"/>
-      <w:r>
-        <w:rPr>
-          <w:lang w:val="fr-FR"/>
-        </w:rPr>
-        <w:t>»  (</w:t>
-      </w:r>
-      <w:proofErr w:type="gramEnd"/>
-      <w:r>
-        <w:rPr>
-          <w:lang w:val="fr-FR"/>
-        </w:rPr>
-        <w:t xml:space="preserve">pour tester et débugger la logique </w:t>
-      </w:r>
-      <w:proofErr w:type="spellStart"/>
+        <w:t>Scraping</w:t>
+      </w:r>
+      <w:r>
+        <w:rPr>
+          <w:lang w:val="fr-FR"/>
+        </w:rPr>
+        <w:t>)</w:t>
+      </w:r>
+    </w:p>
+    <w:p>
+      <w:r>
+        <w:t xml:space="preserve">Scrapy est un </w:t>
+      </w:r>
       <w:r>
         <w:rPr>
           <w:i/>
           <w:iCs/>
-          <w:lang w:val="fr-FR"/>
-        </w:rPr>
-        <w:t>Scraping</w:t>
-      </w:r>
-      <w:proofErr w:type="spellEnd"/>
-      <w:r>
-        <w:rPr>
-          <w:lang w:val="fr-FR"/>
-        </w:rPr>
-        <w:t>)</w:t>
-      </w:r>
-    </w:p>
-    <w:p>
-      <w:proofErr w:type="spellStart"/>
-      <w:r>
-        <w:t>Scrapy</w:t>
-      </w:r>
-      <w:proofErr w:type="spellEnd"/>
-      <w:r>
-        <w:t xml:space="preserve"> est un </w:t>
-      </w:r>
-      <w:proofErr w:type="spellStart"/>
+        </w:rPr>
+        <w:t>framework</w:t>
+      </w:r>
+      <w:r>
+        <w:t xml:space="preserve"> Python </w:t>
+      </w:r>
       <w:r>
         <w:rPr>
           <w:i/>
           <w:iCs/>
         </w:rPr>
-        <w:t>framework</w:t>
-      </w:r>
-      <w:proofErr w:type="spellEnd"/>
-      <w:r>
-        <w:t xml:space="preserve"> Python </w:t>
+        <w:t>open-source</w:t>
+      </w:r>
+      <w:r>
+        <w:t xml:space="preserve"> qui extrait des données de sites web en envoyant des requêtes HTTP, en téléchargeant le contenu des pages, en le parsant avec des sélecteurs CSS ou XPath pour en extraire les informations (utilisant les </w:t>
+      </w:r>
+      <w:r>
+        <w:t>« </w:t>
       </w:r>
       <w:r>
         <w:rPr>
           <w:i/>
           <w:iCs/>
         </w:rPr>
-        <w:t>open-source</w:t>
-      </w:r>
-      <w:r>
-        <w:t xml:space="preserve"> qui extrait des données de sites web en envoyant des requêtes HTTP, en téléchargeant le contenu des pages, en le </w:t>
-      </w:r>
-      <w:proofErr w:type="spellStart"/>
-      <w:r>
-        <w:t>parsant</w:t>
-      </w:r>
-      <w:proofErr w:type="spellEnd"/>
-      <w:r>
-        <w:t xml:space="preserve"> avec des sélecteurs CSS ou XPath pour en extraire les informations (utilisant les </w:t>
+        <w:t>Spiders</w:t>
+      </w:r>
+      <w:r>
+        <w:t> »</w:t>
+      </w:r>
+      <w:r>
+        <w:t>), puis en structurant et en stockant ces données via des pipelines. Son fonctionnement est dirigé par un moteur qui coordonne les araignées (</w:t>
       </w:r>
       <w:r>
         <w:t>« </w:t>
@@ -2132,40 +2025,22 @@
         <w:t>Spiders</w:t>
       </w:r>
       <w:r>
-        <w:t> »</w:t>
-      </w:r>
-      <w:r>
-        <w:t>), puis en structurant et en stockant ces données via des pipelines. Son fonctionnement est dirigé par un moteur qui coordonne les araignées (</w:t>
-      </w:r>
-      <w:r>
-        <w:t>« </w:t>
-      </w:r>
-      <w:r>
         <w:rPr>
           <w:i/>
           <w:iCs/>
         </w:rPr>
-        <w:t>Spiders</w:t>
+        <w:t> »</w:t>
+      </w:r>
+      <w:r>
+        <w:t xml:space="preserve">) et l'ordonnanceur pour gérer le flux de requêtes et de réponses, offrant ainsi un moyen efficace et extensible de réaliser du web </w:t>
       </w:r>
       <w:r>
         <w:rPr>
           <w:i/>
           <w:iCs/>
         </w:rPr>
-        <w:t> »</w:t>
-      </w:r>
-      <w:r>
-        <w:t xml:space="preserve">) et l'ordonnanceur pour gérer le flux de requêtes et de réponses, offrant ainsi un moyen efficace et extensible de réaliser du web </w:t>
-      </w:r>
-      <w:proofErr w:type="spellStart"/>
-      <w:r>
-        <w:rPr>
-          <w:i/>
-          <w:iCs/>
-        </w:rPr>
         <w:t>scraping</w:t>
       </w:r>
-      <w:proofErr w:type="spellEnd"/>
       <w:r>
         <w:t xml:space="preserve"> pour des projets de toute envergure. </w:t>
       </w:r>
@@ -2233,25 +2108,7 @@
                 <w:bCs/>
                 <w:lang w:val="fr-FR" w:eastAsia="en-US"/>
               </w:rPr>
-              <w:t xml:space="preserve">Installation de </w:t>
-            </w:r>
-            <w:proofErr w:type="spellStart"/>
-            <w:r>
-              <w:rPr>
-                <w:b/>
-                <w:bCs/>
-                <w:lang w:val="fr-FR" w:eastAsia="en-US"/>
-              </w:rPr>
-              <w:t>Scrapy</w:t>
-            </w:r>
-            <w:proofErr w:type="spellEnd"/>
-            <w:r>
-              <w:rPr>
-                <w:b/>
-                <w:bCs/>
-                <w:lang w:val="fr-FR" w:eastAsia="en-US"/>
-              </w:rPr>
-              <w:t> :</w:t>
+              <w:t>Installation de Scrapy :</w:t>
             </w:r>
           </w:p>
           <w:p>
@@ -2266,44 +2123,12 @@
                 <w:lang w:val="fr-FR" w:eastAsia="en-US"/>
               </w:rPr>
             </w:pPr>
-            <w:proofErr w:type="spellStart"/>
-            <w:proofErr w:type="gramStart"/>
-            <w:r>
-              <w:rPr>
-                <w:lang w:val="fr-FR" w:eastAsia="en-US"/>
-              </w:rPr>
-              <w:t>pip</w:t>
-            </w:r>
-            <w:proofErr w:type="spellEnd"/>
-            <w:proofErr w:type="gramEnd"/>
-            <w:r>
-              <w:rPr>
-                <w:lang w:val="fr-FR" w:eastAsia="en-US"/>
-              </w:rPr>
-              <w:t xml:space="preserve"> </w:t>
-            </w:r>
-            <w:proofErr w:type="spellStart"/>
-            <w:r>
-              <w:rPr>
-                <w:lang w:val="fr-FR" w:eastAsia="en-US"/>
-              </w:rPr>
-              <w:t>install</w:t>
-            </w:r>
-            <w:proofErr w:type="spellEnd"/>
-            <w:r>
-              <w:rPr>
-                <w:lang w:val="fr-FR" w:eastAsia="en-US"/>
-              </w:rPr>
-              <w:t xml:space="preserve"> </w:t>
-            </w:r>
-            <w:proofErr w:type="spellStart"/>
-            <w:r>
-              <w:rPr>
-                <w:lang w:val="fr-FR" w:eastAsia="en-US"/>
-              </w:rPr>
-              <w:t>scrapy</w:t>
-            </w:r>
-            <w:proofErr w:type="spellEnd"/>
+            <w:r>
+              <w:rPr>
+                <w:lang w:val="fr-FR" w:eastAsia="en-US"/>
+              </w:rPr>
+              <w:t>pip install scrapy</w:t>
+            </w:r>
           </w:p>
           <w:p>
             <w:pPr>
@@ -2318,25 +2143,7 @@
                 <w:bCs/>
                 <w:lang w:val="fr-FR" w:eastAsia="en-US"/>
               </w:rPr>
-              <w:t xml:space="preserve">Dans </w:t>
-            </w:r>
-            <w:proofErr w:type="spellStart"/>
-            <w:r>
-              <w:rPr>
-                <w:b/>
-                <w:bCs/>
-                <w:lang w:val="fr-FR" w:eastAsia="en-US"/>
-              </w:rPr>
-              <w:t>VSCode</w:t>
-            </w:r>
-            <w:proofErr w:type="spellEnd"/>
-            <w:r>
-              <w:rPr>
-                <w:b/>
-                <w:bCs/>
-                <w:lang w:val="fr-FR" w:eastAsia="en-US"/>
-              </w:rPr>
-              <w:t> :</w:t>
+              <w:t>Dans VSCode :</w:t>
             </w:r>
             <w:r>
               <w:rPr>
@@ -2357,56 +2164,12 @@
                 <w:lang w:val="fr-FR" w:eastAsia="en-US"/>
               </w:rPr>
             </w:pPr>
-            <w:proofErr w:type="gramStart"/>
-            <w:r>
-              <w:rPr>
-                <w:lang w:val="fr-FR" w:eastAsia="en-US"/>
-              </w:rPr>
-              <w:t>python</w:t>
-            </w:r>
-            <w:proofErr w:type="gramEnd"/>
-            <w:r>
-              <w:rPr>
-                <w:lang w:val="fr-FR" w:eastAsia="en-US"/>
-              </w:rPr>
-              <w:t xml:space="preserve"> -m </w:t>
-            </w:r>
-            <w:proofErr w:type="spellStart"/>
-            <w:r>
-              <w:rPr>
-                <w:lang w:val="fr-FR" w:eastAsia="en-US"/>
-              </w:rPr>
-              <w:t>scrapy</w:t>
-            </w:r>
-            <w:proofErr w:type="spellEnd"/>
-            <w:r>
-              <w:rPr>
-                <w:lang w:val="fr-FR" w:eastAsia="en-US"/>
-              </w:rPr>
-              <w:t xml:space="preserve"> </w:t>
-            </w:r>
-            <w:proofErr w:type="spellStart"/>
-            <w:r>
-              <w:rPr>
-                <w:lang w:val="fr-FR" w:eastAsia="en-US"/>
-              </w:rPr>
-              <w:t>startproject</w:t>
-            </w:r>
-            <w:proofErr w:type="spellEnd"/>
-            <w:r>
-              <w:rPr>
-                <w:lang w:val="fr-FR" w:eastAsia="en-US"/>
-              </w:rPr>
-              <w:t xml:space="preserve"> </w:t>
-            </w:r>
-            <w:proofErr w:type="spellStart"/>
-            <w:r>
-              <w:rPr>
-                <w:lang w:val="fr-FR" w:eastAsia="en-US"/>
-              </w:rPr>
-              <w:t>hl_nouvelles_technos</w:t>
-            </w:r>
-            <w:proofErr w:type="spellEnd"/>
+            <w:r>
+              <w:rPr>
+                <w:lang w:val="fr-FR" w:eastAsia="en-US"/>
+              </w:rPr>
+              <w:t>python -m scrapy startproject hl_nouvelles_technos</w:t>
+            </w:r>
           </w:p>
           <w:p>
             <w:pPr>
@@ -2420,28 +2183,12 @@
                 <w:lang w:val="fr-FR" w:eastAsia="en-US"/>
               </w:rPr>
             </w:pPr>
-            <w:proofErr w:type="gramStart"/>
-            <w:r>
-              <w:rPr>
-                <w:lang w:val="fr-FR" w:eastAsia="en-US"/>
-              </w:rPr>
-              <w:t>cd</w:t>
-            </w:r>
-            <w:proofErr w:type="gramEnd"/>
-            <w:r>
-              <w:rPr>
-                <w:lang w:val="fr-FR" w:eastAsia="en-US"/>
-              </w:rPr>
-              <w:t xml:space="preserve"> </w:t>
-            </w:r>
-            <w:proofErr w:type="spellStart"/>
-            <w:r>
-              <w:rPr>
-                <w:lang w:val="fr-FR" w:eastAsia="en-US"/>
-              </w:rPr>
-              <w:t>hl_nouvelles_technos</w:t>
-            </w:r>
-            <w:proofErr w:type="spellEnd"/>
+            <w:r>
+              <w:rPr>
+                <w:lang w:val="fr-FR" w:eastAsia="en-US"/>
+              </w:rPr>
+              <w:t>cd hl_nouvelles_technos</w:t>
+            </w:r>
           </w:p>
           <w:p>
             <w:pPr>
@@ -2455,47 +2202,11 @@
                 <w:lang w:val="fr-FR" w:eastAsia="en-US"/>
               </w:rPr>
             </w:pPr>
-            <w:proofErr w:type="gramStart"/>
-            <w:r>
-              <w:rPr>
-                <w:lang w:val="fr-FR" w:eastAsia="en-US"/>
-              </w:rPr>
-              <w:t>python</w:t>
-            </w:r>
-            <w:proofErr w:type="gramEnd"/>
-            <w:r>
-              <w:rPr>
-                <w:lang w:val="fr-FR" w:eastAsia="en-US"/>
-              </w:rPr>
-              <w:t xml:space="preserve"> -m </w:t>
-            </w:r>
-            <w:proofErr w:type="spellStart"/>
-            <w:r>
-              <w:rPr>
-                <w:lang w:val="fr-FR" w:eastAsia="en-US"/>
-              </w:rPr>
-              <w:t>scrapy</w:t>
-            </w:r>
-            <w:proofErr w:type="spellEnd"/>
-            <w:r>
-              <w:rPr>
-                <w:lang w:val="fr-FR" w:eastAsia="en-US"/>
-              </w:rPr>
-              <w:t xml:space="preserve"> </w:t>
-            </w:r>
-            <w:proofErr w:type="spellStart"/>
-            <w:r>
-              <w:rPr>
-                <w:lang w:val="fr-FR" w:eastAsia="en-US"/>
-              </w:rPr>
-              <w:t>genspider</w:t>
-            </w:r>
-            <w:proofErr w:type="spellEnd"/>
-            <w:r>
-              <w:rPr>
-                <w:lang w:val="fr-FR" w:eastAsia="en-US"/>
-              </w:rPr>
-              <w:t xml:space="preserve"> </w:t>
+            <w:r>
+              <w:rPr>
+                <w:lang w:val="fr-FR" w:eastAsia="en-US"/>
+              </w:rPr>
+              <w:t xml:space="preserve">python -m scrapy genspider </w:t>
             </w:r>
             <w:r>
               <w:rPr>
@@ -2587,33 +2298,11 @@
                 <w:lang w:val="fr-FR" w:eastAsia="en-US"/>
               </w:rPr>
             </w:pPr>
-            <w:proofErr w:type="gramStart"/>
-            <w:r>
-              <w:rPr>
-                <w:lang w:val="fr-FR" w:eastAsia="en-US"/>
-              </w:rPr>
-              <w:t>python</w:t>
-            </w:r>
-            <w:proofErr w:type="gramEnd"/>
-            <w:r>
-              <w:rPr>
-                <w:lang w:val="fr-FR" w:eastAsia="en-US"/>
-              </w:rPr>
-              <w:t xml:space="preserve"> -m </w:t>
-            </w:r>
-            <w:proofErr w:type="spellStart"/>
-            <w:r>
-              <w:rPr>
-                <w:lang w:val="fr-FR" w:eastAsia="en-US"/>
-              </w:rPr>
-              <w:t>scrapy</w:t>
-            </w:r>
-            <w:proofErr w:type="spellEnd"/>
-            <w:r>
-              <w:rPr>
-                <w:lang w:val="fr-FR" w:eastAsia="en-US"/>
-              </w:rPr>
-              <w:t xml:space="preserve"> crawl </w:t>
+            <w:r>
+              <w:rPr>
+                <w:lang w:val="fr-FR" w:eastAsia="en-US"/>
+              </w:rPr>
+              <w:t xml:space="preserve">python -m scrapy crawl </w:t>
             </w:r>
             <w:r>
               <w:rPr>
@@ -2627,8 +2316,6 @@
               </w:rPr>
               <w:t xml:space="preserve"> -O </w:t>
             </w:r>
-            <w:proofErr w:type="spellStart"/>
-            <w:proofErr w:type="gramStart"/>
             <w:r>
               <w:rPr>
                 <w:lang w:val="fr-FR" w:eastAsia="en-US"/>
@@ -2641,8 +2328,6 @@
               </w:rPr>
               <w:t>.json</w:t>
             </w:r>
-            <w:proofErr w:type="spellEnd"/>
-            <w:proofErr w:type="gramEnd"/>
           </w:p>
           <w:p>
             <w:pPr>
@@ -2757,49 +2442,11 @@
                 <w:lang w:val="fr-FR" w:eastAsia="en-US"/>
               </w:rPr>
             </w:pPr>
-            <w:proofErr w:type="spellStart"/>
-            <w:proofErr w:type="gramStart"/>
-            <w:r>
-              <w:rPr>
-                <w:lang w:val="fr-FR" w:eastAsia="en-US"/>
-              </w:rPr>
-              <w:t>pip</w:t>
-            </w:r>
-            <w:proofErr w:type="spellEnd"/>
-            <w:proofErr w:type="gramEnd"/>
-            <w:r>
-              <w:rPr>
-                <w:lang w:val="fr-FR" w:eastAsia="en-US"/>
-              </w:rPr>
-              <w:t xml:space="preserve"> </w:t>
-            </w:r>
-            <w:proofErr w:type="spellStart"/>
-            <w:r>
-              <w:rPr>
-                <w:lang w:val="fr-FR" w:eastAsia="en-US"/>
-              </w:rPr>
-              <w:t>install</w:t>
-            </w:r>
-            <w:proofErr w:type="spellEnd"/>
-            <w:r>
-              <w:rPr>
-                <w:lang w:val="fr-FR" w:eastAsia="en-US"/>
-              </w:rPr>
-              <w:t xml:space="preserve"> </w:t>
-            </w:r>
-            <w:proofErr w:type="spellStart"/>
-            <w:r>
-              <w:rPr>
-                <w:lang w:val="fr-FR" w:eastAsia="en-US"/>
-              </w:rPr>
-              <w:t>deep</w:t>
-            </w:r>
-            <w:proofErr w:type="spellEnd"/>
-            <w:r>
-              <w:rPr>
-                <w:lang w:val="fr-FR" w:eastAsia="en-US"/>
-              </w:rPr>
-              <w:t>-translator</w:t>
+            <w:r>
+              <w:rPr>
+                <w:lang w:val="fr-FR" w:eastAsia="en-US"/>
+              </w:rPr>
+              <w:t>pip install deep-translator</w:t>
             </w:r>
           </w:p>
           <w:p>
@@ -2936,25 +2583,7 @@
                 <w:bCs/>
                 <w:lang w:val="fr-FR" w:eastAsia="en-US"/>
               </w:rPr>
-              <w:t xml:space="preserve">Dans </w:t>
-            </w:r>
-            <w:proofErr w:type="spellStart"/>
-            <w:r>
-              <w:rPr>
-                <w:b/>
-                <w:bCs/>
-                <w:lang w:val="fr-FR" w:eastAsia="en-US"/>
-              </w:rPr>
-              <w:t>VSCode</w:t>
-            </w:r>
-            <w:proofErr w:type="spellEnd"/>
-            <w:r>
-              <w:rPr>
-                <w:b/>
-                <w:bCs/>
-                <w:lang w:val="fr-FR" w:eastAsia="en-US"/>
-              </w:rPr>
-              <w:t> :</w:t>
+              <w:t>Dans VSCode :</w:t>
             </w:r>
             <w:r>
               <w:rPr>
@@ -2975,36 +2604,12 @@
                 <w:lang w:val="fr-FR" w:eastAsia="en-US"/>
               </w:rPr>
             </w:pPr>
-            <w:proofErr w:type="gramStart"/>
-            <w:r>
-              <w:rPr>
-                <w:lang w:val="fr-FR" w:eastAsia="en-US"/>
-              </w:rPr>
-              <w:t>python</w:t>
-            </w:r>
-            <w:proofErr w:type="gramEnd"/>
-            <w:r>
-              <w:rPr>
-                <w:lang w:val="fr-FR" w:eastAsia="en-US"/>
-              </w:rPr>
-              <w:t xml:space="preserve"> -m </w:t>
-            </w:r>
-            <w:proofErr w:type="spellStart"/>
-            <w:r>
-              <w:rPr>
-                <w:lang w:val="fr-FR" w:eastAsia="en-US"/>
-              </w:rPr>
-              <w:t>scrapy</w:t>
-            </w:r>
-            <w:proofErr w:type="spellEnd"/>
-            <w:r>
-              <w:rPr>
-                <w:lang w:val="fr-FR" w:eastAsia="en-US"/>
-              </w:rPr>
-              <w:t xml:space="preserve"> crawl hl_projet2 -o </w:t>
-            </w:r>
-            <w:proofErr w:type="spellStart"/>
-            <w:proofErr w:type="gramStart"/>
+            <w:r>
+              <w:rPr>
+                <w:lang w:val="fr-FR" w:eastAsia="en-US"/>
+              </w:rPr>
+              <w:t xml:space="preserve">python -m scrapy crawl hl_projet2 -o </w:t>
+            </w:r>
             <w:r>
               <w:rPr>
                 <w:lang w:val="fr-FR" w:eastAsia="en-US"/>
@@ -3017,8 +2622,6 @@
               </w:rPr>
               <w:t>.json</w:t>
             </w:r>
-            <w:proofErr w:type="spellEnd"/>
-            <w:proofErr w:type="gramEnd"/>
           </w:p>
           <w:p>
             <w:pPr>
@@ -3066,19 +2669,11 @@
                 <w:lang w:val="fr-FR" w:eastAsia="en-US"/>
               </w:rPr>
             </w:pPr>
-            <w:proofErr w:type="spellStart"/>
-            <w:r>
-              <w:rPr>
-                <w:lang w:val="fr-FR" w:eastAsia="en-US"/>
-              </w:rPr>
-              <w:t>Scrape</w:t>
-            </w:r>
-            <w:proofErr w:type="spellEnd"/>
-            <w:r>
-              <w:rPr>
-                <w:lang w:val="fr-FR" w:eastAsia="en-US"/>
-              </w:rPr>
-              <w:t xml:space="preserve"> une dizaine de données</w:t>
+            <w:r>
+              <w:rPr>
+                <w:lang w:val="fr-FR" w:eastAsia="en-US"/>
+              </w:rPr>
+              <w:t>Scrape une dizaine de données</w:t>
             </w:r>
             <w:r>
               <w:rPr>
@@ -3090,24 +2685,8 @@
               <w:rPr>
                 <w:lang w:val="fr-FR" w:eastAsia="en-US"/>
               </w:rPr>
-              <w:t xml:space="preserve">python -m </w:t>
-            </w:r>
-            <w:proofErr w:type="spellStart"/>
-            <w:r>
-              <w:rPr>
-                <w:lang w:val="fr-FR" w:eastAsia="en-US"/>
-              </w:rPr>
-              <w:t>scrapy</w:t>
-            </w:r>
-            <w:proofErr w:type="spellEnd"/>
-            <w:r>
-              <w:rPr>
-                <w:lang w:val="fr-FR" w:eastAsia="en-US"/>
-              </w:rPr>
-              <w:t xml:space="preserve"> crawl hl_projet2 -o </w:t>
-            </w:r>
-            <w:proofErr w:type="spellStart"/>
-            <w:proofErr w:type="gramStart"/>
+              <w:t xml:space="preserve">python -m scrapy crawl hl_projet2 -o </w:t>
+            </w:r>
             <w:r>
               <w:rPr>
                 <w:lang w:val="fr-FR" w:eastAsia="en-US"/>
@@ -3120,8 +2699,6 @@
               </w:rPr>
               <w:t>.json</w:t>
             </w:r>
-            <w:proofErr w:type="spellEnd"/>
-            <w:proofErr w:type="gramEnd"/>
             <w:r>
               <w:rPr>
                 <w:lang w:val="fr-FR" w:eastAsia="en-US"/>
@@ -3164,21 +2741,7 @@
               <w:rPr>
                 <w:lang w:val="fr-FR" w:eastAsia="en-US"/>
               </w:rPr>
-              <w:t xml:space="preserve">Quelques modifications pour faciliter l’import dans </w:t>
-            </w:r>
-            <w:proofErr w:type="spellStart"/>
-            <w:r>
-              <w:rPr>
-                <w:lang w:val="fr-FR" w:eastAsia="en-US"/>
-              </w:rPr>
-              <w:t>MondoBD</w:t>
-            </w:r>
-            <w:proofErr w:type="spellEnd"/>
-            <w:r>
-              <w:rPr>
-                <w:lang w:val="fr-FR" w:eastAsia="en-US"/>
-              </w:rPr>
-              <w:t xml:space="preserve"> Atlas</w:t>
+              <w:t>Quelques modifications pour faciliter l’import dans MondoBD Atlas</w:t>
             </w:r>
           </w:p>
           <w:p>
@@ -3211,19 +2774,11 @@
                 <w:lang w:val="fr-FR" w:eastAsia="en-US"/>
               </w:rPr>
             </w:pPr>
-            <w:proofErr w:type="spellStart"/>
-            <w:r>
-              <w:rPr>
-                <w:lang w:val="fr-FR" w:eastAsia="en-US"/>
-              </w:rPr>
-              <w:t>Scrape</w:t>
-            </w:r>
-            <w:proofErr w:type="spellEnd"/>
-            <w:r>
-              <w:rPr>
-                <w:lang w:val="fr-FR" w:eastAsia="en-US"/>
-              </w:rPr>
-              <w:t xml:space="preserve"> 2500 données</w:t>
+            <w:r>
+              <w:rPr>
+                <w:lang w:val="fr-FR" w:eastAsia="en-US"/>
+              </w:rPr>
+              <w:t>Scrape 2500 données</w:t>
             </w:r>
             <w:r>
               <w:rPr>
@@ -3248,21 +2803,7 @@
               <w:rPr>
                 <w:lang w:val="fr-FR" w:eastAsia="en-US"/>
               </w:rPr>
-              <w:t xml:space="preserve">Fichier </w:t>
-            </w:r>
-            <w:proofErr w:type="spellStart"/>
-            <w:r>
-              <w:rPr>
-                <w:lang w:val="fr-FR" w:eastAsia="en-US"/>
-              </w:rPr>
-              <w:t>json</w:t>
-            </w:r>
-            <w:proofErr w:type="spellEnd"/>
-            <w:r>
-              <w:rPr>
-                <w:lang w:val="fr-FR" w:eastAsia="en-US"/>
-              </w:rPr>
-              <w:t xml:space="preserve"> -&gt; csv</w:t>
+              <w:t>Fichier json -&gt; csv</w:t>
             </w:r>
           </w:p>
         </w:tc>
@@ -3316,6 +2857,48 @@
           <w:lang w:val="fr-FR" w:eastAsia="en-US"/>
         </w:rPr>
       </w:pPr>
+      <w:r>
+        <w:rPr>
+          <w:lang w:val="fr-FR" w:eastAsia="en-US"/>
+        </w:rPr>
+        <w:t xml:space="preserve">Les données obtenus à partir du Scraping ont été </w:t>
+      </w:r>
+      <w:r>
+        <w:rPr>
+          <w:lang w:val="fr-FR" w:eastAsia="en-US"/>
+        </w:rPr>
+        <w:t>importé</w:t>
+      </w:r>
+      <w:r>
+        <w:rPr>
+          <w:lang w:val="fr-FR" w:eastAsia="en-US"/>
+        </w:rPr>
+        <w:t xml:space="preserve"> directement dans MongoDB </w:t>
+      </w:r>
+      <w:r>
+        <w:rPr>
+          <w:lang w:val="fr-FR" w:eastAsia="en-US"/>
+        </w:rPr>
+        <w:t xml:space="preserve">Compass </w:t>
+      </w:r>
+      <w:r>
+        <w:rPr>
+          <w:lang w:val="fr-FR" w:eastAsia="en-US"/>
+        </w:rPr>
+        <w:t>via l’option « </w:t>
+      </w:r>
+      <w:r>
+        <w:rPr>
+          <w:lang w:val="fr-FR" w:eastAsia="en-US"/>
+        </w:rPr>
+        <w:t>Add data</w:t>
+      </w:r>
+      <w:r>
+        <w:rPr>
+          <w:lang w:val="fr-FR" w:eastAsia="en-US"/>
+        </w:rPr>
+        <w:t> », puis importé dans un collection nommée « Livres » du projet « projet2 ».</w:t>
+      </w:r>
     </w:p>
     <w:p>
       <w:pPr>
@@ -3354,6 +2937,12 @@
           <w:lang w:val="fr-FR" w:eastAsia="en-US"/>
         </w:rPr>
       </w:pPr>
+      <w:r>
+        <w:rPr>
+          <w:lang w:val="fr-FR" w:eastAsia="en-US"/>
+        </w:rPr>
+        <w:t xml:space="preserve">Chaque document dans la collection « Livres » contient les champs suivants : </w:t>
+      </w:r>
     </w:p>
     <w:p>
       <w:pPr>
@@ -3362,6 +2951,208 @@
           <w:lang w:val="fr-FR" w:eastAsia="en-US"/>
         </w:rPr>
       </w:pPr>
+      <w:r>
+        <w:rPr>
+          <w:lang w:val="fr-FR" w:eastAsia="en-US"/>
+        </w:rPr>
+        <w:t>_id : ObjectId (identifiant</w:t>
+      </w:r>
+      <w:r>
+        <w:rPr>
+          <w:lang w:val="fr-FR" w:eastAsia="en-US"/>
+        </w:rPr>
+        <w:t xml:space="preserve"> </w:t>
+      </w:r>
+      <w:r>
+        <w:rPr>
+          <w:lang w:val="fr-FR" w:eastAsia="en-US"/>
+        </w:rPr>
+        <w:t xml:space="preserve">généré automatiquement par MongoDB) </w:t>
+      </w:r>
+    </w:p>
+    <w:p>
+      <w:pPr>
+        <w:spacing w:after="160" w:line="278" w:lineRule="auto"/>
+        <w:rPr>
+          <w:lang w:val="fr-FR" w:eastAsia="en-US"/>
+        </w:rPr>
+      </w:pPr>
+      <w:r>
+        <w:rPr>
+          <w:lang w:val="fr-FR" w:eastAsia="en-US"/>
+        </w:rPr>
+        <w:t xml:space="preserve">id_livre : </w:t>
+      </w:r>
+      <w:r>
+        <w:rPr>
+          <w:lang w:val="fr-FR" w:eastAsia="en-US"/>
+        </w:rPr>
+        <w:t xml:space="preserve">nombre </w:t>
+      </w:r>
+      <w:r>
+        <w:rPr>
+          <w:lang w:val="fr-FR" w:eastAsia="en-US"/>
+        </w:rPr>
+        <w:t>entier</w:t>
+      </w:r>
+    </w:p>
+    <w:p>
+      <w:pPr>
+        <w:spacing w:after="160" w:line="278" w:lineRule="auto"/>
+        <w:rPr>
+          <w:lang w:val="fr-FR" w:eastAsia="en-US"/>
+        </w:rPr>
+      </w:pPr>
+      <w:r>
+        <w:rPr>
+          <w:lang w:val="fr-FR" w:eastAsia="en-US"/>
+        </w:rPr>
+        <w:t xml:space="preserve">titre : chaîne de caractères </w:t>
+      </w:r>
+    </w:p>
+    <w:p>
+      <w:pPr>
+        <w:spacing w:after="160" w:line="278" w:lineRule="auto"/>
+        <w:rPr>
+          <w:lang w:val="fr-FR" w:eastAsia="en-US"/>
+        </w:rPr>
+      </w:pPr>
+      <w:r>
+        <w:rPr>
+          <w:lang w:val="fr-FR" w:eastAsia="en-US"/>
+        </w:rPr>
+        <w:t>auteur : chaîne</w:t>
+      </w:r>
+      <w:r>
+        <w:rPr>
+          <w:lang w:val="fr-FR" w:eastAsia="en-US"/>
+        </w:rPr>
+        <w:t xml:space="preserve"> </w:t>
+      </w:r>
+      <w:r>
+        <w:rPr>
+          <w:lang w:val="fr-FR" w:eastAsia="en-US"/>
+        </w:rPr>
+        <w:t xml:space="preserve">de caractères </w:t>
+      </w:r>
+    </w:p>
+    <w:p>
+      <w:pPr>
+        <w:spacing w:after="160" w:line="278" w:lineRule="auto"/>
+        <w:rPr>
+          <w:lang w:val="fr-FR" w:eastAsia="en-US"/>
+        </w:rPr>
+      </w:pPr>
+      <w:r>
+        <w:rPr>
+          <w:lang w:val="fr-FR" w:eastAsia="en-US"/>
+        </w:rPr>
+        <w:t xml:space="preserve">categorie : chaîne de caractères </w:t>
+      </w:r>
+    </w:p>
+    <w:p>
+      <w:pPr>
+        <w:spacing w:after="160" w:line="278" w:lineRule="auto"/>
+        <w:rPr>
+          <w:lang w:val="fr-FR" w:eastAsia="en-US"/>
+        </w:rPr>
+      </w:pPr>
+      <w:r>
+        <w:rPr>
+          <w:lang w:val="fr-FR" w:eastAsia="en-US"/>
+        </w:rPr>
+        <w:t>sous_categorie : tableau de chaînes</w:t>
+      </w:r>
+      <w:r>
+        <w:rPr>
+          <w:lang w:val="fr-FR" w:eastAsia="en-US"/>
+        </w:rPr>
+        <w:t xml:space="preserve"> </w:t>
+      </w:r>
+    </w:p>
+    <w:p>
+      <w:pPr>
+        <w:spacing w:after="160" w:line="278" w:lineRule="auto"/>
+        <w:rPr>
+          <w:lang w:val="fr-FR" w:eastAsia="en-US"/>
+        </w:rPr>
+      </w:pPr>
+      <w:r>
+        <w:rPr>
+          <w:lang w:val="fr-FR" w:eastAsia="en-US"/>
+        </w:rPr>
+        <w:t xml:space="preserve">nombre_editions : </w:t>
+      </w:r>
+      <w:r>
+        <w:rPr>
+          <w:lang w:val="fr-FR" w:eastAsia="en-US"/>
+        </w:rPr>
+        <w:t xml:space="preserve">nombre </w:t>
+      </w:r>
+      <w:r>
+        <w:rPr>
+          <w:lang w:val="fr-FR" w:eastAsia="en-US"/>
+        </w:rPr>
+        <w:t xml:space="preserve">entier </w:t>
+      </w:r>
+    </w:p>
+    <w:p>
+      <w:pPr>
+        <w:spacing w:after="160" w:line="278" w:lineRule="auto"/>
+        <w:rPr>
+          <w:lang w:val="fr-FR" w:eastAsia="en-US"/>
+        </w:rPr>
+      </w:pPr>
+      <w:r>
+        <w:rPr>
+          <w:lang w:val="fr-FR" w:eastAsia="en-US"/>
+        </w:rPr>
+        <w:t>note_popularite : nombre (float)</w:t>
+      </w:r>
+    </w:p>
+    <w:p>
+      <w:pPr>
+        <w:spacing w:after="160" w:line="278" w:lineRule="auto"/>
+        <w:rPr>
+          <w:lang w:val="fr-FR" w:eastAsia="en-US"/>
+        </w:rPr>
+      </w:pPr>
+      <w:r>
+        <w:rPr>
+          <w:lang w:val="fr-FR" w:eastAsia="en-US"/>
+        </w:rPr>
+        <w:t>image_url : chaîne (URL</w:t>
+      </w:r>
+      <w:r>
+        <w:rPr>
+          <w:lang w:val="fr-FR" w:eastAsia="en-US"/>
+        </w:rPr>
+        <w:t xml:space="preserve"> de l’image</w:t>
+      </w:r>
+      <w:r>
+        <w:rPr>
+          <w:lang w:val="fr-FR" w:eastAsia="en-US"/>
+        </w:rPr>
+        <w:t xml:space="preserve"> de la couverture</w:t>
+      </w:r>
+      <w:r>
+        <w:rPr>
+          <w:lang w:val="fr-FR" w:eastAsia="en-US"/>
+        </w:rPr>
+        <w:t xml:space="preserve"> du livre</w:t>
+      </w:r>
+      <w:r>
+        <w:rPr>
+          <w:lang w:val="fr-FR" w:eastAsia="en-US"/>
+        </w:rPr>
+        <w:t>)</w:t>
+      </w:r>
+      <w:r>
+        <w:rPr>
+          <w:lang w:val="fr-FR" w:eastAsia="en-US"/>
+        </w:rPr>
+        <w:cr/>
+      </w:r>
       <w:r>
         <w:rPr>
           <w:lang w:val="fr-FR" w:eastAsia="en-US"/>
@@ -3450,6 +3241,42 @@
               </w:rPr>
               <w:t>Requête :</w:t>
             </w:r>
+            <w:r>
+              <w:rPr>
+                <w:lang w:val="fr-FR" w:eastAsia="en-US"/>
+              </w:rPr>
+              <w:t xml:space="preserve"> </w:t>
+            </w:r>
+            <w:r>
+              <w:rPr>
+                <w:lang w:val="fr-FR" w:eastAsia="en-US"/>
+              </w:rPr>
+              <w:t xml:space="preserve">db.Livres.find( { </w:t>
+            </w:r>
+            <w:r>
+              <w:rPr>
+                <w:lang w:val="fr-FR" w:eastAsia="en-US"/>
+              </w:rPr>
+              <w:t>auteur</w:t>
+            </w:r>
+            <w:r>
+              <w:rPr>
+                <w:lang w:val="fr-FR" w:eastAsia="en-US"/>
+              </w:rPr>
+              <w:t>: "</w:t>
+            </w:r>
+            <w:r>
+              <w:rPr>
+                <w:lang w:val="fr-FR" w:eastAsia="en-US"/>
+              </w:rPr>
+              <w:t>Stephen King</w:t>
+            </w:r>
+            <w:r>
+              <w:rPr>
+                <w:lang w:val="fr-FR" w:eastAsia="en-US"/>
+              </w:rPr>
+              <w:t>" })</w:t>
+            </w:r>
           </w:p>
           <w:p>
             <w:pPr>
@@ -3462,6 +3289,12 @@
                 <w:lang w:val="fr-FR" w:eastAsia="en-US"/>
               </w:rPr>
               <w:t>Explication :</w:t>
+            </w:r>
+            <w:r>
+              <w:rPr>
+                <w:lang w:val="fr-FR" w:eastAsia="en-US"/>
+              </w:rPr>
+              <w:t xml:space="preserve"> La requête sort tous les livres dont l’auteur est Stephen King.</w:t>
             </w:r>
           </w:p>
         </w:tc>
@@ -3507,6 +3340,18 @@
               </w:rPr>
               <w:t>Requête :</w:t>
             </w:r>
+            <w:r>
+              <w:rPr>
+                <w:lang w:val="fr-FR" w:eastAsia="en-US"/>
+              </w:rPr>
+              <w:t xml:space="preserve"> </w:t>
+            </w:r>
+            <w:r>
+              <w:rPr>
+                <w:lang w:val="fr-FR" w:eastAsia="en-US"/>
+              </w:rPr>
+              <w:t>db.Livres.find({ sous_categorie: "Romans classiques" })</w:t>
+            </w:r>
           </w:p>
           <w:p>
             <w:pPr>
@@ -3519,6 +3364,12 @@
                 <w:lang w:val="fr-FR" w:eastAsia="en-US"/>
               </w:rPr>
               <w:t>Explication :</w:t>
+            </w:r>
+            <w:r>
+              <w:rPr>
+                <w:lang w:val="fr-FR" w:eastAsia="en-US"/>
+              </w:rPr>
+              <w:t xml:space="preserve"> La requête sort tous les livres ayant comme sous-catégorie « Roman classique ».</w:t>
             </w:r>
           </w:p>
         </w:tc>
@@ -3564,6 +3415,42 @@
               </w:rPr>
               <w:t>Requête :</w:t>
             </w:r>
+            <w:r>
+              <w:rPr>
+                <w:lang w:val="fr-FR" w:eastAsia="en-US"/>
+              </w:rPr>
+              <w:t xml:space="preserve"> </w:t>
+            </w:r>
+            <w:r>
+              <w:rPr>
+                <w:lang w:val="fr-FR" w:eastAsia="en-US"/>
+              </w:rPr>
+              <w:t xml:space="preserve">db.Livres.find().sort({ </w:t>
+            </w:r>
+            <w:r>
+              <w:rPr>
+                <w:lang w:val="fr-FR" w:eastAsia="en-US"/>
+              </w:rPr>
+              <w:t>note_popularite</w:t>
+            </w:r>
+            <w:r>
+              <w:rPr>
+                <w:lang w:val="fr-FR" w:eastAsia="en-US"/>
+              </w:rPr>
+              <w:t xml:space="preserve">: </w:t>
+            </w:r>
+            <w:r>
+              <w:rPr>
+                <w:lang w:val="fr-FR" w:eastAsia="en-US"/>
+              </w:rPr>
+              <w:t>-1</w:t>
+            </w:r>
+            <w:r>
+              <w:rPr>
+                <w:lang w:val="fr-FR" w:eastAsia="en-US"/>
+              </w:rPr>
+              <w:t xml:space="preserve"> })</w:t>
+            </w:r>
           </w:p>
           <w:p>
             <w:pPr>
@@ -3576,6 +3463,12 @@
                 <w:lang w:val="fr-FR" w:eastAsia="en-US"/>
               </w:rPr>
               <w:t>Explication :</w:t>
+            </w:r>
+            <w:r>
+              <w:rPr>
+                <w:lang w:val="fr-FR" w:eastAsia="en-US"/>
+              </w:rPr>
+              <w:t xml:space="preserve"> La requête trie les livres du plus populaire au moins populaire.</w:t>
             </w:r>
           </w:p>
         </w:tc>
@@ -3742,7 +3635,6 @@
         </w:rPr>
       </w:pPr>
       <w:bookmarkStart w:id="9" w:name="_Toc211255954"/>
-      <w:proofErr w:type="spellStart"/>
       <w:r>
         <w:rPr>
           <w:lang w:val="fr-FR" w:eastAsia="en-US"/>
@@ -3750,7 +3642,6 @@
         <w:t>Scrapy</w:t>
       </w:r>
       <w:bookmarkEnd w:id="9"/>
-      <w:proofErr w:type="spellEnd"/>
       <w:r>
         <w:rPr>
           <w:lang w:val="fr-FR" w:eastAsia="en-US"/>
@@ -3764,76 +3655,18 @@
           <w:lang w:val="fr-FR" w:eastAsia="en-US"/>
         </w:rPr>
       </w:pPr>
-      <w:proofErr w:type="spellStart"/>
-      <w:r>
-        <w:rPr>
-          <w:lang w:val="fr-FR" w:eastAsia="en-US"/>
-        </w:rPr>
-        <w:t>Scrapy</w:t>
-      </w:r>
-      <w:proofErr w:type="spellEnd"/>
-      <w:r>
-        <w:rPr>
-          <w:lang w:val="fr-FR" w:eastAsia="en-US"/>
-        </w:rPr>
-        <w:t xml:space="preserve"> a quand même été facile à utiliser, surtout parce qu’il y a beaucoup de documentation. Il y a quand même eu quelques défis, au début nous avions choisi le site Best </w:t>
-      </w:r>
-      <w:proofErr w:type="spellStart"/>
-      <w:r>
-        <w:rPr>
-          <w:lang w:val="fr-FR" w:eastAsia="en-US"/>
-        </w:rPr>
-        <w:t>Buy</w:t>
-      </w:r>
-      <w:proofErr w:type="spellEnd"/>
-      <w:r>
-        <w:rPr>
-          <w:lang w:val="fr-FR" w:eastAsia="en-US"/>
-        </w:rPr>
-        <w:t xml:space="preserve">, mais Best </w:t>
-      </w:r>
-      <w:proofErr w:type="spellStart"/>
-      <w:r>
-        <w:rPr>
-          <w:lang w:val="fr-FR" w:eastAsia="en-US"/>
-        </w:rPr>
-        <w:t>Buy</w:t>
-      </w:r>
-      <w:proofErr w:type="spellEnd"/>
-      <w:r>
-        <w:rPr>
-          <w:lang w:val="fr-FR" w:eastAsia="en-US"/>
-        </w:rPr>
-        <w:t xml:space="preserve"> bloque ce genre d’outil, donc j’ai essayé de contourner les protections avec </w:t>
-      </w:r>
-      <w:proofErr w:type="spellStart"/>
-      <w:r>
-        <w:rPr>
-          <w:lang w:val="fr-FR" w:eastAsia="en-US"/>
-        </w:rPr>
-        <w:t>Playwright</w:t>
-      </w:r>
-      <w:proofErr w:type="spellEnd"/>
-      <w:r>
-        <w:rPr>
-          <w:lang w:val="fr-FR" w:eastAsia="en-US"/>
-        </w:rPr>
-        <w:t xml:space="preserve">, mais même après plus d’une heure, je n’étais pas en mesure de ramasser aucune donnée (à cause des protections et du fait que les informations sont chargées avec du JavaScript et non du HTML). J’ai donc décidé de changer de site, pour en utiliser un moins protégé et qui utilisait moins de JS. Je suis tombé sur le site </w:t>
-      </w:r>
-      <w:r>
-        <w:rPr>
-          <w:lang w:val="fr-FR" w:eastAsia="en-US"/>
-        </w:rPr>
-        <w:t xml:space="preserve">Open </w:t>
-      </w:r>
-      <w:proofErr w:type="spellStart"/>
-      <w:r>
-        <w:rPr>
-          <w:lang w:val="fr-FR" w:eastAsia="en-US"/>
-        </w:rPr>
-        <w:t>library</w:t>
-      </w:r>
-      <w:proofErr w:type="spellEnd"/>
+      <w:r>
+        <w:rPr>
+          <w:lang w:val="fr-FR" w:eastAsia="en-US"/>
+        </w:rPr>
+        <w:t xml:space="preserve">Scrapy a quand même été facile à utiliser, surtout parce qu’il y a beaucoup de documentation. Il y a quand même eu quelques défis, au début nous avions choisi le site Best Buy, mais Best Buy bloque ce genre d’outil, donc j’ai essayé de contourner les protections avec Playwright, mais même après plus d’une heure, je n’étais pas en mesure de ramasser aucune donnée (à cause des protections et du fait que les informations sont chargées avec du JavaScript et non du HTML). J’ai donc décidé de changer de site, pour en utiliser un moins protégé et qui utilisait moins de JS. Je suis tombé sur le site </w:t>
+      </w:r>
+      <w:r>
+        <w:rPr>
+          <w:lang w:val="fr-FR" w:eastAsia="en-US"/>
+        </w:rPr>
+        <w:t>Open library</w:t>
+      </w:r>
       <w:r>
         <w:rPr>
           <w:lang w:val="fr-FR" w:eastAsia="en-US"/>
@@ -3844,21 +3677,7 @@
         <w:rPr>
           <w:lang w:val="fr-FR" w:eastAsia="en-US"/>
         </w:rPr>
-        <w:t xml:space="preserve">qui ne bloque pas les outils comme </w:t>
-      </w:r>
-      <w:proofErr w:type="spellStart"/>
-      <w:r>
-        <w:rPr>
-          <w:lang w:val="fr-FR" w:eastAsia="en-US"/>
-        </w:rPr>
-        <w:t>Scrapy</w:t>
-      </w:r>
-      <w:proofErr w:type="spellEnd"/>
-      <w:r>
-        <w:rPr>
-          <w:lang w:val="fr-FR" w:eastAsia="en-US"/>
-        </w:rPr>
-        <w:t xml:space="preserve"> et qui utilise peu de JavaScript</w:t>
+        <w:t>qui ne bloque pas les outils comme Scrapy et qui utilise peu de JavaScript</w:t>
       </w:r>
       <w:r>
         <w:rPr>
@@ -3882,21 +3701,7 @@
         <w:rPr>
           <w:lang w:val="fr-FR" w:eastAsia="en-US"/>
         </w:rPr>
-        <w:t xml:space="preserve">Ensuite, même si je donnais l’URL du site en français, les données recueillies étaient en anglais, mais </w:t>
-      </w:r>
-      <w:proofErr w:type="spellStart"/>
-      <w:r>
-        <w:rPr>
-          <w:lang w:val="fr-FR" w:eastAsia="en-US"/>
-        </w:rPr>
-        <w:t>Scrapy</w:t>
-      </w:r>
-      <w:proofErr w:type="spellEnd"/>
-      <w:r>
-        <w:rPr>
-          <w:lang w:val="fr-FR" w:eastAsia="en-US"/>
-        </w:rPr>
-        <w:t xml:space="preserve"> </w:t>
+        <w:t xml:space="preserve">Ensuite, même si je donnais l’URL du site en français, les données recueillies étaient en anglais, mais Scrapy </w:t>
       </w:r>
       <w:r>
         <w:rPr>
@@ -3948,21 +3753,7 @@
         <w:rPr>
           <w:lang w:val="fr-FR" w:eastAsia="en-US"/>
         </w:rPr>
-        <w:t xml:space="preserve">Donc pour le projet, j’ai eu quelques problèmes, mais avec un site plus accessible, </w:t>
-      </w:r>
-      <w:proofErr w:type="spellStart"/>
-      <w:r>
-        <w:rPr>
-          <w:lang w:val="fr-FR" w:eastAsia="en-US"/>
-        </w:rPr>
-        <w:t>Scrapy</w:t>
-      </w:r>
-      <w:proofErr w:type="spellEnd"/>
-      <w:r>
-        <w:rPr>
-          <w:lang w:val="fr-FR" w:eastAsia="en-US"/>
-        </w:rPr>
-        <w:t xml:space="preserve"> est facile à utiliser et beaucoup de choses sont possibles avec l’outil.</w:t>
+        <w:t>Donc pour le projet, j’ai eu quelques problèmes, mais avec un site plus accessible, Scrapy est facile à utiliser et beaucoup de choses sont possibles avec l’outil.</w:t>
       </w:r>
     </w:p>
     <w:p>
@@ -4143,19 +3934,7 @@
               <w:rPr>
                 <w:lang w:val="fr-FR" w:eastAsia="en-US"/>
               </w:rPr>
-              <w:t>Création</w:t>
-            </w:r>
-            <w:r>
-              <w:rPr>
-                <w:lang w:val="fr-FR" w:eastAsia="en-US"/>
-              </w:rPr>
-              <w:t xml:space="preserve"> et rédaction</w:t>
-            </w:r>
-            <w:r>
-              <w:rPr>
-                <w:lang w:val="fr-FR" w:eastAsia="en-US"/>
-              </w:rPr>
-              <w:t xml:space="preserve"> du </w:t>
+              <w:t xml:space="preserve">Création du </w:t>
             </w:r>
             <w:r>
               <w:rPr>
@@ -4309,7 +4088,7 @@
           <w:p>
             <w:pPr>
               <w:rPr>
-                <w:lang w:val="fr-FR" w:eastAsia="en-US"/>
+                <w:lang w:eastAsia="en-US"/>
               </w:rPr>
             </w:pPr>
             <w:r>
@@ -4321,6 +4100,38 @@
             <w:r>
               <w:rPr>
                 <w:lang w:eastAsia="en-US"/>
+              </w:rPr>
+              <w:tab/>
+            </w:r>
+          </w:p>
+          <w:p>
+            <w:pPr>
+              <w:rPr>
+                <w:lang w:val="fr-FR" w:eastAsia="en-US"/>
+              </w:rPr>
+            </w:pPr>
+            <w:r>
+              <w:rPr>
+                <w:lang w:val="fr-FR" w:eastAsia="en-US"/>
+              </w:rPr>
+              <w:t>Production de 3 requêtes de sélection (find)</w:t>
+            </w:r>
+          </w:p>
+          <w:p>
+            <w:pPr>
+              <w:rPr>
+                <w:lang w:val="fr-FR" w:eastAsia="en-US"/>
+              </w:rPr>
+            </w:pPr>
+            <w:r>
+              <w:rPr>
+                <w:lang w:val="fr-FR" w:eastAsia="en-US"/>
+              </w:rPr>
+              <w:t>Schéma des documents dans la collection</w:t>
+            </w:r>
+            <w:r>
+              <w:rPr>
+                <w:lang w:val="fr-FR" w:eastAsia="en-US"/>
               </w:rPr>
               <w:tab/>
             </w:r>
@@ -4409,27 +4220,13 @@
               <w:rPr>
                 <w:lang w:val="fr-FR" w:eastAsia="en-US"/>
               </w:rPr>
-              <w:t xml:space="preserve">Recherche de l’outil de </w:t>
-            </w:r>
-            <w:proofErr w:type="spellStart"/>
-            <w:r>
-              <w:rPr>
-                <w:lang w:val="fr-FR" w:eastAsia="en-US"/>
-              </w:rPr>
-              <w:t>webscraping</w:t>
-            </w:r>
-            <w:proofErr w:type="spellEnd"/>
+              <w:t>Recherche de l’outil de webscraping</w:t>
+            </w:r>
             <w:r>
               <w:rPr>
                 <w:lang w:val="fr-FR" w:eastAsia="en-US"/>
               </w:rPr>
               <w:t xml:space="preserve"> </w:t>
-            </w:r>
-            <w:r>
-              <w:rPr>
-                <w:lang w:val="fr-FR" w:eastAsia="en-US"/>
-              </w:rPr>
-              <w:tab/>
             </w:r>
             <w:r>
               <w:rPr>
@@ -4448,34 +4245,7 @@
               <w:rPr>
                 <w:lang w:val="fr-FR" w:eastAsia="en-US"/>
               </w:rPr>
-              <w:t>Production de 3 requêtes de sélection (</w:t>
-            </w:r>
-            <w:proofErr w:type="spellStart"/>
-            <w:r>
-              <w:rPr>
-                <w:lang w:val="fr-FR" w:eastAsia="en-US"/>
-              </w:rPr>
-              <w:t>find</w:t>
-            </w:r>
-            <w:proofErr w:type="spellEnd"/>
-            <w:r>
-              <w:rPr>
-                <w:lang w:val="fr-FR" w:eastAsia="en-US"/>
-              </w:rPr>
-              <w:t>)</w:t>
-            </w:r>
-          </w:p>
-          <w:p>
-            <w:pPr>
-              <w:rPr>
-                <w:lang w:val="fr-FR" w:eastAsia="en-US"/>
-              </w:rPr>
-            </w:pPr>
-            <w:r>
-              <w:rPr>
-                <w:lang w:val="fr-FR" w:eastAsia="en-US"/>
-              </w:rPr>
-              <w:t>Schéma des documents dans la collection</w:t>
+              <w:t>Rédaction du rapport</w:t>
             </w:r>
             <w:r>
               <w:rPr>
@@ -4552,6 +4322,9 @@
         <w:spacing w:after="0"/>
       </w:pPr>
       <w:r>
+        <w:rPr>
+          <w:noProof/>
+        </w:rPr>
         <w:drawing>
           <wp:inline distT="0" distB="0" distL="0" distR="0" wp14:anchorId="7B4BFB08" wp14:editId="2CEA5599">
             <wp:extent cx="5696745" cy="2781688"/>
@@ -4595,6 +4368,9 @@
         <w:spacing w:after="0"/>
       </w:pPr>
       <w:r>
+        <w:rPr>
+          <w:noProof/>
+        </w:rPr>
         <w:drawing>
           <wp:inline distT="0" distB="0" distL="0" distR="0" wp14:anchorId="731C5383" wp14:editId="7B52EA1F">
             <wp:extent cx="5700382" cy="913765"/>
@@ -6739,7 +6515,6 @@
   <w:style w:type="character" w:default="1" w:styleId="Policepardfaut">
     <w:name w:val="Default Paragraph Font"/>
     <w:uiPriority w:val="1"/>
-    <w:semiHidden/>
     <w:unhideWhenUsed/>
   </w:style>
   <w:style w:type="table" w:default="1" w:styleId="TableauNormal">

--- a/remise2.docx
+++ b/remise2.docx
@@ -660,7 +660,7 @@
           <w:r>
             <w:fldChar w:fldCharType="separate"/>
           </w:r>
-          <w:hyperlink w:anchor="_Toc211255945" w:history="1">
+          <w:hyperlink w:anchor="_Toc211271735" w:history="1">
             <w:r>
               <w:rPr>
                 <w:rStyle w:val="Lienhypertexte"/>
@@ -688,7 +688,7 @@
                 <w:noProof/>
                 <w:webHidden/>
               </w:rPr>
-              <w:instrText xml:space="preserve"> PAGEREF _Toc211255945 \h </w:instrText>
+              <w:instrText xml:space="preserve"> PAGEREF _Toc211271735 \h </w:instrText>
             </w:r>
             <w:r>
               <w:rPr>
@@ -733,7 +733,7 @@
               <w14:ligatures w14:val="standardContextual"/>
             </w:rPr>
           </w:pPr>
-          <w:hyperlink w:anchor="_Toc211255946" w:history="1">
+          <w:hyperlink w:anchor="_Toc211271736" w:history="1">
             <w:r>
               <w:rPr>
                 <w:rStyle w:val="Lienhypertexte"/>
@@ -761,7 +761,7 @@
                 <w:noProof/>
                 <w:webHidden/>
               </w:rPr>
-              <w:instrText xml:space="preserve"> PAGEREF _Toc211255946 \h </w:instrText>
+              <w:instrText xml:space="preserve"> PAGEREF _Toc211271736 \h </w:instrText>
             </w:r>
             <w:r>
               <w:rPr>
@@ -806,7 +806,7 @@
               <w14:ligatures w14:val="standardContextual"/>
             </w:rPr>
           </w:pPr>
-          <w:hyperlink w:anchor="_Toc211255947" w:history="1">
+          <w:hyperlink w:anchor="_Toc211271737" w:history="1">
             <w:r>
               <w:rPr>
                 <w:rStyle w:val="Lienhypertexte"/>
@@ -834,7 +834,7 @@
                 <w:noProof/>
                 <w:webHidden/>
               </w:rPr>
-              <w:instrText xml:space="preserve"> PAGEREF _Toc211255947 \h </w:instrText>
+              <w:instrText xml:space="preserve"> PAGEREF _Toc211271737 \h </w:instrText>
             </w:r>
             <w:r>
               <w:rPr>
@@ -879,7 +879,7 @@
               <w14:ligatures w14:val="standardContextual"/>
             </w:rPr>
           </w:pPr>
-          <w:hyperlink w:anchor="_Toc211255948" w:history="1">
+          <w:hyperlink w:anchor="_Toc211271738" w:history="1">
             <w:r>
               <w:rPr>
                 <w:rStyle w:val="Lienhypertexte"/>
@@ -907,7 +907,7 @@
                 <w:noProof/>
                 <w:webHidden/>
               </w:rPr>
-              <w:instrText xml:space="preserve"> PAGEREF _Toc211255948 \h </w:instrText>
+              <w:instrText xml:space="preserve"> PAGEREF _Toc211271738 \h </w:instrText>
             </w:r>
             <w:r>
               <w:rPr>
@@ -952,7 +952,7 @@
               <w14:ligatures w14:val="standardContextual"/>
             </w:rPr>
           </w:pPr>
-          <w:hyperlink w:anchor="_Toc211255949" w:history="1">
+          <w:hyperlink w:anchor="_Toc211271739" w:history="1">
             <w:r>
               <w:rPr>
                 <w:rStyle w:val="Lienhypertexte"/>
@@ -980,7 +980,7 @@
                 <w:noProof/>
                 <w:webHidden/>
               </w:rPr>
-              <w:instrText xml:space="preserve"> PAGEREF _Toc211255949 \h </w:instrText>
+              <w:instrText xml:space="preserve"> PAGEREF _Toc211271739 \h </w:instrText>
             </w:r>
             <w:r>
               <w:rPr>
@@ -1025,7 +1025,7 @@
               <w14:ligatures w14:val="standardContextual"/>
             </w:rPr>
           </w:pPr>
-          <w:hyperlink w:anchor="_Toc211255950" w:history="1">
+          <w:hyperlink w:anchor="_Toc211271740" w:history="1">
             <w:r>
               <w:rPr>
                 <w:rStyle w:val="Lienhypertexte"/>
@@ -1053,7 +1053,7 @@
                 <w:noProof/>
                 <w:webHidden/>
               </w:rPr>
-              <w:instrText xml:space="preserve"> PAGEREF _Toc211255950 \h </w:instrText>
+              <w:instrText xml:space="preserve"> PAGEREF _Toc211271740 \h </w:instrText>
             </w:r>
             <w:r>
               <w:rPr>
@@ -1098,7 +1098,7 @@
               <w14:ligatures w14:val="standardContextual"/>
             </w:rPr>
           </w:pPr>
-          <w:hyperlink w:anchor="_Toc211255951" w:history="1">
+          <w:hyperlink w:anchor="_Toc211271741" w:history="1">
             <w:r>
               <w:rPr>
                 <w:rStyle w:val="Lienhypertexte"/>
@@ -1126,7 +1126,7 @@
                 <w:noProof/>
                 <w:webHidden/>
               </w:rPr>
-              <w:instrText xml:space="preserve"> PAGEREF _Toc211255951 \h </w:instrText>
+              <w:instrText xml:space="preserve"> PAGEREF _Toc211271741 \h </w:instrText>
             </w:r>
             <w:r>
               <w:rPr>
@@ -1171,7 +1171,7 @@
               <w14:ligatures w14:val="standardContextual"/>
             </w:rPr>
           </w:pPr>
-          <w:hyperlink w:anchor="_Toc211255952" w:history="1">
+          <w:hyperlink w:anchor="_Toc211271742" w:history="1">
             <w:r>
               <w:rPr>
                 <w:rStyle w:val="Lienhypertexte"/>
@@ -1199,7 +1199,7 @@
                 <w:noProof/>
                 <w:webHidden/>
               </w:rPr>
-              <w:instrText xml:space="preserve"> PAGEREF _Toc211255952 \h </w:instrText>
+              <w:instrText xml:space="preserve"> PAGEREF _Toc211271742 \h </w:instrText>
             </w:r>
             <w:r>
               <w:rPr>
@@ -1244,7 +1244,7 @@
               <w14:ligatures w14:val="standardContextual"/>
             </w:rPr>
           </w:pPr>
-          <w:hyperlink w:anchor="_Toc211255953" w:history="1">
+          <w:hyperlink w:anchor="_Toc211271743" w:history="1">
             <w:r>
               <w:rPr>
                 <w:rStyle w:val="Lienhypertexte"/>
@@ -1272,7 +1272,7 @@
                 <w:noProof/>
                 <w:webHidden/>
               </w:rPr>
-              <w:instrText xml:space="preserve"> PAGEREF _Toc211255953 \h </w:instrText>
+              <w:instrText xml:space="preserve"> PAGEREF _Toc211271743 \h </w:instrText>
             </w:r>
             <w:r>
               <w:rPr>
@@ -1317,7 +1317,7 @@
               <w14:ligatures w14:val="standardContextual"/>
             </w:rPr>
           </w:pPr>
-          <w:hyperlink w:anchor="_Toc211255954" w:history="1">
+          <w:hyperlink w:anchor="_Toc211271744" w:history="1">
             <w:r>
               <w:rPr>
                 <w:rStyle w:val="Lienhypertexte"/>
@@ -1345,7 +1345,7 @@
                 <w:noProof/>
                 <w:webHidden/>
               </w:rPr>
-              <w:instrText xml:space="preserve"> PAGEREF _Toc211255954 \h </w:instrText>
+              <w:instrText xml:space="preserve"> PAGEREF _Toc211271744 \h </w:instrText>
             </w:r>
             <w:r>
               <w:rPr>
@@ -1390,7 +1390,7 @@
               <w14:ligatures w14:val="standardContextual"/>
             </w:rPr>
           </w:pPr>
-          <w:hyperlink w:anchor="_Toc211255955" w:history="1">
+          <w:hyperlink w:anchor="_Toc211271745" w:history="1">
             <w:r>
               <w:rPr>
                 <w:rStyle w:val="Lienhypertexte"/>
@@ -1418,7 +1418,7 @@
                 <w:noProof/>
                 <w:webHidden/>
               </w:rPr>
-              <w:instrText xml:space="preserve"> PAGEREF _Toc211255955 \h </w:instrText>
+              <w:instrText xml:space="preserve"> PAGEREF _Toc211271745 \h </w:instrText>
             </w:r>
             <w:r>
               <w:rPr>
@@ -1463,7 +1463,7 @@
               <w14:ligatures w14:val="standardContextual"/>
             </w:rPr>
           </w:pPr>
-          <w:hyperlink w:anchor="_Toc211255956" w:history="1">
+          <w:hyperlink w:anchor="_Toc211271746" w:history="1">
             <w:r>
               <w:rPr>
                 <w:rStyle w:val="Lienhypertexte"/>
@@ -1491,7 +1491,7 @@
                 <w:noProof/>
                 <w:webHidden/>
               </w:rPr>
-              <w:instrText xml:space="preserve"> PAGEREF _Toc211255956 \h </w:instrText>
+              <w:instrText xml:space="preserve"> PAGEREF _Toc211271746 \h </w:instrText>
             </w:r>
             <w:r>
               <w:rPr>
@@ -1536,7 +1536,7 @@
               <w14:ligatures w14:val="standardContextual"/>
             </w:rPr>
           </w:pPr>
-          <w:hyperlink w:anchor="_Toc211255957" w:history="1">
+          <w:hyperlink w:anchor="_Toc211271747" w:history="1">
             <w:r>
               <w:rPr>
                 <w:rStyle w:val="Lienhypertexte"/>
@@ -1564,7 +1564,7 @@
                 <w:noProof/>
                 <w:webHidden/>
               </w:rPr>
-              <w:instrText xml:space="preserve"> PAGEREF _Toc211255957 \h </w:instrText>
+              <w:instrText xml:space="preserve"> PAGEREF _Toc211271747 \h </w:instrText>
             </w:r>
             <w:r>
               <w:rPr>
@@ -1634,7 +1634,7 @@
           <w:lang w:val="fr-FR"/>
         </w:rPr>
       </w:pPr>
-      <w:bookmarkStart w:id="0" w:name="_Toc211255945"/>
+      <w:bookmarkStart w:id="0" w:name="_Toc211271735"/>
       <w:r>
         <w:rPr>
           <w:lang w:val="fr-FR"/>
@@ -1668,8 +1668,16 @@
         <w:rPr>
           <w:lang w:val="fr-FR" w:eastAsia="en-US"/>
         </w:rPr>
-        <w:t>Open library</w:t>
-      </w:r>
+        <w:t xml:space="preserve">Open </w:t>
+      </w:r>
+      <w:proofErr w:type="spellStart"/>
+      <w:r>
+        <w:rPr>
+          <w:lang w:val="fr-FR" w:eastAsia="en-US"/>
+        </w:rPr>
+        <w:t>library</w:t>
+      </w:r>
+      <w:proofErr w:type="spellEnd"/>
       <w:r>
         <w:rPr>
           <w:lang w:val="fr-FR" w:eastAsia="en-US"/>
@@ -1747,12 +1755,26 @@
           <w:lang w:val="fr-FR"/>
         </w:rPr>
       </w:pPr>
-      <w:bookmarkStart w:id="1" w:name="_Toc211255946"/>
-      <w:r>
-        <w:rPr>
-          <w:lang w:val="fr-FR"/>
-        </w:rPr>
-        <w:t>Outil de webscraping utilisé</w:t>
+      <w:bookmarkStart w:id="1" w:name="_Toc211271736"/>
+      <w:r>
+        <w:rPr>
+          <w:lang w:val="fr-FR"/>
+        </w:rPr>
+        <w:t xml:space="preserve">Outil de </w:t>
+      </w:r>
+      <w:proofErr w:type="spellStart"/>
+      <w:r>
+        <w:rPr>
+          <w:lang w:val="fr-FR"/>
+        </w:rPr>
+        <w:t>webscraping</w:t>
+      </w:r>
+      <w:proofErr w:type="spellEnd"/>
+      <w:r>
+        <w:rPr>
+          <w:lang w:val="fr-FR"/>
+        </w:rPr>
+        <w:t xml:space="preserve"> utilisé</w:t>
       </w:r>
       <w:bookmarkEnd w:id="1"/>
     </w:p>
@@ -1774,7 +1796,21 @@
         <w:rPr>
           <w:lang w:val="fr-FR" w:eastAsia="en-US"/>
         </w:rPr>
-        <w:t xml:space="preserve"> Scrapy </w:t>
+        <w:t xml:space="preserve"> </w:t>
+      </w:r>
+      <w:proofErr w:type="spellStart"/>
+      <w:r>
+        <w:rPr>
+          <w:lang w:val="fr-FR" w:eastAsia="en-US"/>
+        </w:rPr>
+        <w:t>Scrapy</w:t>
+      </w:r>
+      <w:proofErr w:type="spellEnd"/>
+      <w:r>
+        <w:rPr>
+          <w:lang w:val="fr-FR" w:eastAsia="en-US"/>
+        </w:rPr>
+        <w:t xml:space="preserve"> </w:t>
       </w:r>
     </w:p>
     <w:p>
@@ -1863,8 +1899,16 @@
         <w:rPr>
           <w:lang w:val="fr-FR"/>
         </w:rPr>
-        <w:t>Création d’un projet Scrapy</w:t>
-      </w:r>
+        <w:t xml:space="preserve">Création d’un projet </w:t>
+      </w:r>
+      <w:proofErr w:type="spellStart"/>
+      <w:r>
+        <w:rPr>
+          <w:lang w:val="fr-FR"/>
+        </w:rPr>
+        <w:t>Scrapy</w:t>
+      </w:r>
+      <w:proofErr w:type="spellEnd"/>
     </w:p>
     <w:p>
       <w:pPr>
@@ -1883,19 +1927,43 @@
         </w:rPr>
         <w:t>Exécution d’un « </w:t>
       </w:r>
+      <w:proofErr w:type="spellStart"/>
       <w:r>
         <w:rPr>
           <w:i/>
           <w:iCs/>
           <w:lang w:val="fr-FR"/>
         </w:rPr>
-        <w:t>Scrapy spider</w:t>
-      </w:r>
-      <w:r>
-        <w:rPr>
-          <w:lang w:val="fr-FR"/>
-        </w:rPr>
-        <w:t> »  (pour récupérer les données du site)</w:t>
+        <w:t>Scrapy</w:t>
+      </w:r>
+      <w:proofErr w:type="spellEnd"/>
+      <w:r>
+        <w:rPr>
+          <w:i/>
+          <w:iCs/>
+          <w:lang w:val="fr-FR"/>
+        </w:rPr>
+        <w:t xml:space="preserve"> spider</w:t>
+      </w:r>
+      <w:r>
+        <w:rPr>
+          <w:lang w:val="fr-FR"/>
+        </w:rPr>
+        <w:t> </w:t>
+      </w:r>
+      <w:proofErr w:type="gramStart"/>
+      <w:r>
+        <w:rPr>
+          <w:lang w:val="fr-FR"/>
+        </w:rPr>
+        <w:t>»  (</w:t>
+      </w:r>
+      <w:proofErr w:type="gramEnd"/>
+      <w:r>
+        <w:rPr>
+          <w:lang w:val="fr-FR"/>
+        </w:rPr>
+        <w:t>pour récupérer les données du site)</w:t>
       </w:r>
     </w:p>
     <w:p>
@@ -1913,7 +1981,21 @@
         <w:rPr>
           <w:lang w:val="fr-FR"/>
         </w:rPr>
-        <w:t>Exporter les données récupérées  (format JSON, CSV</w:t>
+        <w:t xml:space="preserve">Exporter les données </w:t>
+      </w:r>
+      <w:proofErr w:type="gramStart"/>
+      <w:r>
+        <w:rPr>
+          <w:lang w:val="fr-FR"/>
+        </w:rPr>
+        <w:t>récupérées  (</w:t>
+      </w:r>
+      <w:proofErr w:type="gramEnd"/>
+      <w:r>
+        <w:rPr>
+          <w:lang w:val="fr-FR"/>
+        </w:rPr>
+        <w:t>format JSON, CSV</w:t>
       </w:r>
       <w:r>
         <w:rPr>
@@ -1945,74 +2027,99 @@
         </w:rPr>
         <w:t>Utiliser « </w:t>
       </w:r>
+      <w:proofErr w:type="spellStart"/>
       <w:r>
         <w:rPr>
           <w:i/>
           <w:iCs/>
           <w:lang w:val="fr-FR"/>
         </w:rPr>
-        <w:t>Scrapy Shell</w:t>
-      </w:r>
-      <w:r>
-        <w:rPr>
-          <w:lang w:val="fr-FR"/>
-        </w:rPr>
-        <w:t xml:space="preserve"> »  (pour tester et débugger la logique </w:t>
-      </w:r>
+        <w:t>Scrapy</w:t>
+      </w:r>
+      <w:proofErr w:type="spellEnd"/>
       <w:r>
         <w:rPr>
           <w:i/>
           <w:iCs/>
           <w:lang w:val="fr-FR"/>
         </w:rPr>
-        <w:t>Scraping</w:t>
-      </w:r>
-      <w:r>
-        <w:rPr>
-          <w:lang w:val="fr-FR"/>
-        </w:rPr>
-        <w:t>)</w:t>
-      </w:r>
-    </w:p>
-    <w:p>
-      <w:r>
-        <w:t xml:space="preserve">Scrapy est un </w:t>
-      </w:r>
+        <w:t xml:space="preserve"> Shell</w:t>
+      </w:r>
+      <w:r>
+        <w:rPr>
+          <w:lang w:val="fr-FR"/>
+        </w:rPr>
+        <w:t> </w:t>
+      </w:r>
+      <w:proofErr w:type="gramStart"/>
+      <w:r>
+        <w:rPr>
+          <w:lang w:val="fr-FR"/>
+        </w:rPr>
+        <w:t>»  (</w:t>
+      </w:r>
+      <w:proofErr w:type="gramEnd"/>
+      <w:r>
+        <w:rPr>
+          <w:lang w:val="fr-FR"/>
+        </w:rPr>
+        <w:t xml:space="preserve">pour tester et débugger la logique </w:t>
+      </w:r>
+      <w:proofErr w:type="spellStart"/>
       <w:r>
         <w:rPr>
           <w:i/>
           <w:iCs/>
-        </w:rPr>
-        <w:t>framework</w:t>
-      </w:r>
-      <w:r>
-        <w:t xml:space="preserve"> Python </w:t>
-      </w:r>
+          <w:lang w:val="fr-FR"/>
+        </w:rPr>
+        <w:t>Scraping</w:t>
+      </w:r>
+      <w:proofErr w:type="spellEnd"/>
+      <w:r>
+        <w:rPr>
+          <w:lang w:val="fr-FR"/>
+        </w:rPr>
+        <w:t>)</w:t>
+      </w:r>
+    </w:p>
+    <w:p>
+      <w:proofErr w:type="spellStart"/>
+      <w:r>
+        <w:t>Scrapy</w:t>
+      </w:r>
+      <w:proofErr w:type="spellEnd"/>
+      <w:r>
+        <w:t xml:space="preserve"> est un </w:t>
+      </w:r>
+      <w:proofErr w:type="spellStart"/>
       <w:r>
         <w:rPr>
           <w:i/>
           <w:iCs/>
         </w:rPr>
-        <w:t>open-source</w:t>
-      </w:r>
-      <w:r>
-        <w:t xml:space="preserve"> qui extrait des données de sites web en envoyant des requêtes HTTP, en téléchargeant le contenu des pages, en le parsant avec des sélecteurs CSS ou XPath pour en extraire les informations (utilisant les </w:t>
-      </w:r>
-      <w:r>
-        <w:t>« </w:t>
+        <w:t>framework</w:t>
+      </w:r>
+      <w:proofErr w:type="spellEnd"/>
+      <w:r>
+        <w:t xml:space="preserve"> Python </w:t>
       </w:r>
       <w:r>
         <w:rPr>
           <w:i/>
           <w:iCs/>
         </w:rPr>
-        <w:t>Spiders</w:t>
-      </w:r>
-      <w:r>
-        <w:t> »</w:t>
-      </w:r>
-      <w:r>
-        <w:t>), puis en structurant et en stockant ces données via des pipelines. Son fonctionnement est dirigé par un moteur qui coordonne les araignées (</w:t>
+        <w:t>open-source</w:t>
+      </w:r>
+      <w:r>
+        <w:t xml:space="preserve"> qui extrait des données de sites web en envoyant des requêtes HTTP, en téléchargeant le contenu des pages, en le </w:t>
+      </w:r>
+      <w:proofErr w:type="spellStart"/>
+      <w:r>
+        <w:t>parsant</w:t>
+      </w:r>
+      <w:proofErr w:type="spellEnd"/>
+      <w:r>
+        <w:t xml:space="preserve"> avec des sélecteurs CSS ou XPath pour en extraire les informations (utilisant les </w:t>
       </w:r>
       <w:r>
         <w:t>« </w:t>
@@ -2025,22 +2132,40 @@
         <w:t>Spiders</w:t>
       </w:r>
       <w:r>
+        <w:t> »</w:t>
+      </w:r>
+      <w:r>
+        <w:t>), puis en structurant et en stockant ces données via des pipelines. Son fonctionnement est dirigé par un moteur qui coordonne les araignées (</w:t>
+      </w:r>
+      <w:r>
+        <w:t>« </w:t>
+      </w:r>
+      <w:r>
         <w:rPr>
           <w:i/>
           <w:iCs/>
         </w:rPr>
-        <w:t> »</w:t>
-      </w:r>
-      <w:r>
-        <w:t xml:space="preserve">) et l'ordonnanceur pour gérer le flux de requêtes et de réponses, offrant ainsi un moyen efficace et extensible de réaliser du web </w:t>
+        <w:t>Spiders</w:t>
       </w:r>
       <w:r>
         <w:rPr>
           <w:i/>
           <w:iCs/>
         </w:rPr>
+        <w:t> »</w:t>
+      </w:r>
+      <w:r>
+        <w:t xml:space="preserve">) et l'ordonnanceur pour gérer le flux de requêtes et de réponses, offrant ainsi un moyen efficace et extensible de réaliser du web </w:t>
+      </w:r>
+      <w:proofErr w:type="spellStart"/>
+      <w:r>
+        <w:rPr>
+          <w:i/>
+          <w:iCs/>
+        </w:rPr>
         <w:t>scraping</w:t>
       </w:r>
+      <w:proofErr w:type="spellEnd"/>
       <w:r>
         <w:t xml:space="preserve"> pour des projets de toute envergure. </w:t>
       </w:r>
@@ -2108,7 +2233,25 @@
                 <w:bCs/>
                 <w:lang w:val="fr-FR" w:eastAsia="en-US"/>
               </w:rPr>
-              <w:t>Installation de Scrapy :</w:t>
+              <w:t xml:space="preserve">Installation de </w:t>
+            </w:r>
+            <w:proofErr w:type="spellStart"/>
+            <w:r>
+              <w:rPr>
+                <w:b/>
+                <w:bCs/>
+                <w:lang w:val="fr-FR" w:eastAsia="en-US"/>
+              </w:rPr>
+              <w:t>Scrapy</w:t>
+            </w:r>
+            <w:proofErr w:type="spellEnd"/>
+            <w:r>
+              <w:rPr>
+                <w:b/>
+                <w:bCs/>
+                <w:lang w:val="fr-FR" w:eastAsia="en-US"/>
+              </w:rPr>
+              <w:t> :</w:t>
             </w:r>
           </w:p>
           <w:p>
@@ -2123,12 +2266,44 @@
                 <w:lang w:val="fr-FR" w:eastAsia="en-US"/>
               </w:rPr>
             </w:pPr>
-            <w:r>
-              <w:rPr>
-                <w:lang w:val="fr-FR" w:eastAsia="en-US"/>
-              </w:rPr>
-              <w:t>pip install scrapy</w:t>
-            </w:r>
+            <w:proofErr w:type="spellStart"/>
+            <w:proofErr w:type="gramStart"/>
+            <w:r>
+              <w:rPr>
+                <w:lang w:val="fr-FR" w:eastAsia="en-US"/>
+              </w:rPr>
+              <w:t>pip</w:t>
+            </w:r>
+            <w:proofErr w:type="spellEnd"/>
+            <w:proofErr w:type="gramEnd"/>
+            <w:r>
+              <w:rPr>
+                <w:lang w:val="fr-FR" w:eastAsia="en-US"/>
+              </w:rPr>
+              <w:t xml:space="preserve"> </w:t>
+            </w:r>
+            <w:proofErr w:type="spellStart"/>
+            <w:r>
+              <w:rPr>
+                <w:lang w:val="fr-FR" w:eastAsia="en-US"/>
+              </w:rPr>
+              <w:t>install</w:t>
+            </w:r>
+            <w:proofErr w:type="spellEnd"/>
+            <w:r>
+              <w:rPr>
+                <w:lang w:val="fr-FR" w:eastAsia="en-US"/>
+              </w:rPr>
+              <w:t xml:space="preserve"> </w:t>
+            </w:r>
+            <w:proofErr w:type="spellStart"/>
+            <w:r>
+              <w:rPr>
+                <w:lang w:val="fr-FR" w:eastAsia="en-US"/>
+              </w:rPr>
+              <w:t>scrapy</w:t>
+            </w:r>
+            <w:proofErr w:type="spellEnd"/>
           </w:p>
           <w:p>
             <w:pPr>
@@ -2143,7 +2318,25 @@
                 <w:bCs/>
                 <w:lang w:val="fr-FR" w:eastAsia="en-US"/>
               </w:rPr>
-              <w:t>Dans VSCode :</w:t>
+              <w:t xml:space="preserve">Dans </w:t>
+            </w:r>
+            <w:proofErr w:type="spellStart"/>
+            <w:r>
+              <w:rPr>
+                <w:b/>
+                <w:bCs/>
+                <w:lang w:val="fr-FR" w:eastAsia="en-US"/>
+              </w:rPr>
+              <w:t>VSCode</w:t>
+            </w:r>
+            <w:proofErr w:type="spellEnd"/>
+            <w:r>
+              <w:rPr>
+                <w:b/>
+                <w:bCs/>
+                <w:lang w:val="fr-FR" w:eastAsia="en-US"/>
+              </w:rPr>
+              <w:t> :</w:t>
             </w:r>
             <w:r>
               <w:rPr>
@@ -2164,12 +2357,56 @@
                 <w:lang w:val="fr-FR" w:eastAsia="en-US"/>
               </w:rPr>
             </w:pPr>
-            <w:r>
-              <w:rPr>
-                <w:lang w:val="fr-FR" w:eastAsia="en-US"/>
-              </w:rPr>
-              <w:t>python -m scrapy startproject hl_nouvelles_technos</w:t>
-            </w:r>
+            <w:proofErr w:type="gramStart"/>
+            <w:r>
+              <w:rPr>
+                <w:lang w:val="fr-FR" w:eastAsia="en-US"/>
+              </w:rPr>
+              <w:t>python</w:t>
+            </w:r>
+            <w:proofErr w:type="gramEnd"/>
+            <w:r>
+              <w:rPr>
+                <w:lang w:val="fr-FR" w:eastAsia="en-US"/>
+              </w:rPr>
+              <w:t xml:space="preserve"> -m </w:t>
+            </w:r>
+            <w:proofErr w:type="spellStart"/>
+            <w:r>
+              <w:rPr>
+                <w:lang w:val="fr-FR" w:eastAsia="en-US"/>
+              </w:rPr>
+              <w:t>scrapy</w:t>
+            </w:r>
+            <w:proofErr w:type="spellEnd"/>
+            <w:r>
+              <w:rPr>
+                <w:lang w:val="fr-FR" w:eastAsia="en-US"/>
+              </w:rPr>
+              <w:t xml:space="preserve"> </w:t>
+            </w:r>
+            <w:proofErr w:type="spellStart"/>
+            <w:r>
+              <w:rPr>
+                <w:lang w:val="fr-FR" w:eastAsia="en-US"/>
+              </w:rPr>
+              <w:t>startproject</w:t>
+            </w:r>
+            <w:proofErr w:type="spellEnd"/>
+            <w:r>
+              <w:rPr>
+                <w:lang w:val="fr-FR" w:eastAsia="en-US"/>
+              </w:rPr>
+              <w:t xml:space="preserve"> </w:t>
+            </w:r>
+            <w:proofErr w:type="spellStart"/>
+            <w:r>
+              <w:rPr>
+                <w:lang w:val="fr-FR" w:eastAsia="en-US"/>
+              </w:rPr>
+              <w:t>hl_nouvelles_technos</w:t>
+            </w:r>
+            <w:proofErr w:type="spellEnd"/>
           </w:p>
           <w:p>
             <w:pPr>
@@ -2183,12 +2420,28 @@
                 <w:lang w:val="fr-FR" w:eastAsia="en-US"/>
               </w:rPr>
             </w:pPr>
-            <w:r>
-              <w:rPr>
-                <w:lang w:val="fr-FR" w:eastAsia="en-US"/>
-              </w:rPr>
-              <w:t>cd hl_nouvelles_technos</w:t>
-            </w:r>
+            <w:proofErr w:type="gramStart"/>
+            <w:r>
+              <w:rPr>
+                <w:lang w:val="fr-FR" w:eastAsia="en-US"/>
+              </w:rPr>
+              <w:t>cd</w:t>
+            </w:r>
+            <w:proofErr w:type="gramEnd"/>
+            <w:r>
+              <w:rPr>
+                <w:lang w:val="fr-FR" w:eastAsia="en-US"/>
+              </w:rPr>
+              <w:t xml:space="preserve"> </w:t>
+            </w:r>
+            <w:proofErr w:type="spellStart"/>
+            <w:r>
+              <w:rPr>
+                <w:lang w:val="fr-FR" w:eastAsia="en-US"/>
+              </w:rPr>
+              <w:t>hl_nouvelles_technos</w:t>
+            </w:r>
+            <w:proofErr w:type="spellEnd"/>
           </w:p>
           <w:p>
             <w:pPr>
@@ -2202,11 +2455,47 @@
                 <w:lang w:val="fr-FR" w:eastAsia="en-US"/>
               </w:rPr>
             </w:pPr>
-            <w:r>
-              <w:rPr>
-                <w:lang w:val="fr-FR" w:eastAsia="en-US"/>
-              </w:rPr>
-              <w:t xml:space="preserve">python -m scrapy genspider </w:t>
+            <w:proofErr w:type="gramStart"/>
+            <w:r>
+              <w:rPr>
+                <w:lang w:val="fr-FR" w:eastAsia="en-US"/>
+              </w:rPr>
+              <w:t>python</w:t>
+            </w:r>
+            <w:proofErr w:type="gramEnd"/>
+            <w:r>
+              <w:rPr>
+                <w:lang w:val="fr-FR" w:eastAsia="en-US"/>
+              </w:rPr>
+              <w:t xml:space="preserve"> -m </w:t>
+            </w:r>
+            <w:proofErr w:type="spellStart"/>
+            <w:r>
+              <w:rPr>
+                <w:lang w:val="fr-FR" w:eastAsia="en-US"/>
+              </w:rPr>
+              <w:t>scrapy</w:t>
+            </w:r>
+            <w:proofErr w:type="spellEnd"/>
+            <w:r>
+              <w:rPr>
+                <w:lang w:val="fr-FR" w:eastAsia="en-US"/>
+              </w:rPr>
+              <w:t xml:space="preserve"> </w:t>
+            </w:r>
+            <w:proofErr w:type="spellStart"/>
+            <w:r>
+              <w:rPr>
+                <w:lang w:val="fr-FR" w:eastAsia="en-US"/>
+              </w:rPr>
+              <w:t>genspider</w:t>
+            </w:r>
+            <w:proofErr w:type="spellEnd"/>
+            <w:r>
+              <w:rPr>
+                <w:lang w:val="fr-FR" w:eastAsia="en-US"/>
+              </w:rPr>
+              <w:t xml:space="preserve"> </w:t>
             </w:r>
             <w:r>
               <w:rPr>
@@ -2298,11 +2587,33 @@
                 <w:lang w:val="fr-FR" w:eastAsia="en-US"/>
               </w:rPr>
             </w:pPr>
-            <w:r>
-              <w:rPr>
-                <w:lang w:val="fr-FR" w:eastAsia="en-US"/>
-              </w:rPr>
-              <w:t xml:space="preserve">python -m scrapy crawl </w:t>
+            <w:proofErr w:type="gramStart"/>
+            <w:r>
+              <w:rPr>
+                <w:lang w:val="fr-FR" w:eastAsia="en-US"/>
+              </w:rPr>
+              <w:t>python</w:t>
+            </w:r>
+            <w:proofErr w:type="gramEnd"/>
+            <w:r>
+              <w:rPr>
+                <w:lang w:val="fr-FR" w:eastAsia="en-US"/>
+              </w:rPr>
+              <w:t xml:space="preserve"> -m </w:t>
+            </w:r>
+            <w:proofErr w:type="spellStart"/>
+            <w:r>
+              <w:rPr>
+                <w:lang w:val="fr-FR" w:eastAsia="en-US"/>
+              </w:rPr>
+              <w:t>scrapy</w:t>
+            </w:r>
+            <w:proofErr w:type="spellEnd"/>
+            <w:r>
+              <w:rPr>
+                <w:lang w:val="fr-FR" w:eastAsia="en-US"/>
+              </w:rPr>
+              <w:t xml:space="preserve"> crawl </w:t>
             </w:r>
             <w:r>
               <w:rPr>
@@ -2316,6 +2627,8 @@
               </w:rPr>
               <w:t xml:space="preserve"> -O </w:t>
             </w:r>
+            <w:proofErr w:type="spellStart"/>
+            <w:proofErr w:type="gramStart"/>
             <w:r>
               <w:rPr>
                 <w:lang w:val="fr-FR" w:eastAsia="en-US"/>
@@ -2328,6 +2641,8 @@
               </w:rPr>
               <w:t>.json</w:t>
             </w:r>
+            <w:proofErr w:type="spellEnd"/>
+            <w:proofErr w:type="gramEnd"/>
           </w:p>
           <w:p>
             <w:pPr>
@@ -2442,11 +2757,49 @@
                 <w:lang w:val="fr-FR" w:eastAsia="en-US"/>
               </w:rPr>
             </w:pPr>
-            <w:r>
-              <w:rPr>
-                <w:lang w:val="fr-FR" w:eastAsia="en-US"/>
-              </w:rPr>
-              <w:t>pip install deep-translator</w:t>
+            <w:proofErr w:type="spellStart"/>
+            <w:proofErr w:type="gramStart"/>
+            <w:r>
+              <w:rPr>
+                <w:lang w:val="fr-FR" w:eastAsia="en-US"/>
+              </w:rPr>
+              <w:t>pip</w:t>
+            </w:r>
+            <w:proofErr w:type="spellEnd"/>
+            <w:proofErr w:type="gramEnd"/>
+            <w:r>
+              <w:rPr>
+                <w:lang w:val="fr-FR" w:eastAsia="en-US"/>
+              </w:rPr>
+              <w:t xml:space="preserve"> </w:t>
+            </w:r>
+            <w:proofErr w:type="spellStart"/>
+            <w:r>
+              <w:rPr>
+                <w:lang w:val="fr-FR" w:eastAsia="en-US"/>
+              </w:rPr>
+              <w:t>install</w:t>
+            </w:r>
+            <w:proofErr w:type="spellEnd"/>
+            <w:r>
+              <w:rPr>
+                <w:lang w:val="fr-FR" w:eastAsia="en-US"/>
+              </w:rPr>
+              <w:t xml:space="preserve"> </w:t>
+            </w:r>
+            <w:proofErr w:type="spellStart"/>
+            <w:r>
+              <w:rPr>
+                <w:lang w:val="fr-FR" w:eastAsia="en-US"/>
+              </w:rPr>
+              <w:t>deep</w:t>
+            </w:r>
+            <w:proofErr w:type="spellEnd"/>
+            <w:r>
+              <w:rPr>
+                <w:lang w:val="fr-FR" w:eastAsia="en-US"/>
+              </w:rPr>
+              <w:t>-translator</w:t>
             </w:r>
           </w:p>
           <w:p>
@@ -2583,7 +2936,25 @@
                 <w:bCs/>
                 <w:lang w:val="fr-FR" w:eastAsia="en-US"/>
               </w:rPr>
-              <w:t>Dans VSCode :</w:t>
+              <w:t xml:space="preserve">Dans </w:t>
+            </w:r>
+            <w:proofErr w:type="spellStart"/>
+            <w:r>
+              <w:rPr>
+                <w:b/>
+                <w:bCs/>
+                <w:lang w:val="fr-FR" w:eastAsia="en-US"/>
+              </w:rPr>
+              <w:t>VSCode</w:t>
+            </w:r>
+            <w:proofErr w:type="spellEnd"/>
+            <w:r>
+              <w:rPr>
+                <w:b/>
+                <w:bCs/>
+                <w:lang w:val="fr-FR" w:eastAsia="en-US"/>
+              </w:rPr>
+              <w:t> :</w:t>
             </w:r>
             <w:r>
               <w:rPr>
@@ -2604,12 +2975,36 @@
                 <w:lang w:val="fr-FR" w:eastAsia="en-US"/>
               </w:rPr>
             </w:pPr>
-            <w:r>
-              <w:rPr>
-                <w:lang w:val="fr-FR" w:eastAsia="en-US"/>
-              </w:rPr>
-              <w:t xml:space="preserve">python -m scrapy crawl hl_projet2 -o </w:t>
-            </w:r>
+            <w:proofErr w:type="gramStart"/>
+            <w:r>
+              <w:rPr>
+                <w:lang w:val="fr-FR" w:eastAsia="en-US"/>
+              </w:rPr>
+              <w:t>python</w:t>
+            </w:r>
+            <w:proofErr w:type="gramEnd"/>
+            <w:r>
+              <w:rPr>
+                <w:lang w:val="fr-FR" w:eastAsia="en-US"/>
+              </w:rPr>
+              <w:t xml:space="preserve"> -m </w:t>
+            </w:r>
+            <w:proofErr w:type="spellStart"/>
+            <w:r>
+              <w:rPr>
+                <w:lang w:val="fr-FR" w:eastAsia="en-US"/>
+              </w:rPr>
+              <w:t>scrapy</w:t>
+            </w:r>
+            <w:proofErr w:type="spellEnd"/>
+            <w:r>
+              <w:rPr>
+                <w:lang w:val="fr-FR" w:eastAsia="en-US"/>
+              </w:rPr>
+              <w:t xml:space="preserve"> crawl hl_projet2 -o </w:t>
+            </w:r>
+            <w:proofErr w:type="spellStart"/>
+            <w:proofErr w:type="gramStart"/>
             <w:r>
               <w:rPr>
                 <w:lang w:val="fr-FR" w:eastAsia="en-US"/>
@@ -2622,6 +3017,8 @@
               </w:rPr>
               <w:t>.json</w:t>
             </w:r>
+            <w:proofErr w:type="spellEnd"/>
+            <w:proofErr w:type="gramEnd"/>
           </w:p>
           <w:p>
             <w:pPr>
@@ -2669,11 +3066,19 @@
                 <w:lang w:val="fr-FR" w:eastAsia="en-US"/>
               </w:rPr>
             </w:pPr>
-            <w:r>
-              <w:rPr>
-                <w:lang w:val="fr-FR" w:eastAsia="en-US"/>
-              </w:rPr>
-              <w:t>Scrape une dizaine de données</w:t>
+            <w:proofErr w:type="spellStart"/>
+            <w:r>
+              <w:rPr>
+                <w:lang w:val="fr-FR" w:eastAsia="en-US"/>
+              </w:rPr>
+              <w:t>Scrape</w:t>
+            </w:r>
+            <w:proofErr w:type="spellEnd"/>
+            <w:r>
+              <w:rPr>
+                <w:lang w:val="fr-FR" w:eastAsia="en-US"/>
+              </w:rPr>
+              <w:t xml:space="preserve"> une dizaine de données</w:t>
             </w:r>
             <w:r>
               <w:rPr>
@@ -2685,8 +3090,24 @@
               <w:rPr>
                 <w:lang w:val="fr-FR" w:eastAsia="en-US"/>
               </w:rPr>
-              <w:t xml:space="preserve">python -m scrapy crawl hl_projet2 -o </w:t>
-            </w:r>
+              <w:t xml:space="preserve">python -m </w:t>
+            </w:r>
+            <w:proofErr w:type="spellStart"/>
+            <w:r>
+              <w:rPr>
+                <w:lang w:val="fr-FR" w:eastAsia="en-US"/>
+              </w:rPr>
+              <w:t>scrapy</w:t>
+            </w:r>
+            <w:proofErr w:type="spellEnd"/>
+            <w:r>
+              <w:rPr>
+                <w:lang w:val="fr-FR" w:eastAsia="en-US"/>
+              </w:rPr>
+              <w:t xml:space="preserve"> crawl hl_projet2 -o </w:t>
+            </w:r>
+            <w:proofErr w:type="spellStart"/>
+            <w:proofErr w:type="gramStart"/>
             <w:r>
               <w:rPr>
                 <w:lang w:val="fr-FR" w:eastAsia="en-US"/>
@@ -2699,6 +3120,8 @@
               </w:rPr>
               <w:t>.json</w:t>
             </w:r>
+            <w:proofErr w:type="spellEnd"/>
+            <w:proofErr w:type="gramEnd"/>
             <w:r>
               <w:rPr>
                 <w:lang w:val="fr-FR" w:eastAsia="en-US"/>
@@ -2741,7 +3164,21 @@
               <w:rPr>
                 <w:lang w:val="fr-FR" w:eastAsia="en-US"/>
               </w:rPr>
-              <w:t>Quelques modifications pour faciliter l’import dans MondoBD Atlas</w:t>
+              <w:t xml:space="preserve">Quelques modifications pour faciliter l’import dans </w:t>
+            </w:r>
+            <w:proofErr w:type="spellStart"/>
+            <w:r>
+              <w:rPr>
+                <w:lang w:val="fr-FR" w:eastAsia="en-US"/>
+              </w:rPr>
+              <w:t>MondoBD</w:t>
+            </w:r>
+            <w:proofErr w:type="spellEnd"/>
+            <w:r>
+              <w:rPr>
+                <w:lang w:val="fr-FR" w:eastAsia="en-US"/>
+              </w:rPr>
+              <w:t xml:space="preserve"> Atlas</w:t>
             </w:r>
           </w:p>
           <w:p>
@@ -2774,11 +3211,19 @@
                 <w:lang w:val="fr-FR" w:eastAsia="en-US"/>
               </w:rPr>
             </w:pPr>
-            <w:r>
-              <w:rPr>
-                <w:lang w:val="fr-FR" w:eastAsia="en-US"/>
-              </w:rPr>
-              <w:t>Scrape 2500 données</w:t>
+            <w:proofErr w:type="spellStart"/>
+            <w:r>
+              <w:rPr>
+                <w:lang w:val="fr-FR" w:eastAsia="en-US"/>
+              </w:rPr>
+              <w:t>Scrape</w:t>
+            </w:r>
+            <w:proofErr w:type="spellEnd"/>
+            <w:r>
+              <w:rPr>
+                <w:lang w:val="fr-FR" w:eastAsia="en-US"/>
+              </w:rPr>
+              <w:t xml:space="preserve"> 2500 données</w:t>
             </w:r>
             <w:r>
               <w:rPr>
@@ -2803,7 +3248,21 @@
               <w:rPr>
                 <w:lang w:val="fr-FR" w:eastAsia="en-US"/>
               </w:rPr>
-              <w:t>Fichier json -&gt; csv</w:t>
+              <w:t xml:space="preserve">Fichier </w:t>
+            </w:r>
+            <w:proofErr w:type="spellStart"/>
+            <w:r>
+              <w:rPr>
+                <w:lang w:val="fr-FR" w:eastAsia="en-US"/>
+              </w:rPr>
+              <w:t>json</w:t>
+            </w:r>
+            <w:proofErr w:type="spellEnd"/>
+            <w:r>
+              <w:rPr>
+                <w:lang w:val="fr-FR" w:eastAsia="en-US"/>
+              </w:rPr>
+              <w:t xml:space="preserve"> -&gt; csv</w:t>
             </w:r>
           </w:p>
         </w:tc>
@@ -2841,7 +3300,7 @@
           <w:lang w:val="fr-FR"/>
         </w:rPr>
       </w:pPr>
-      <w:bookmarkStart w:id="2" w:name="_Toc211255947"/>
+      <w:bookmarkStart w:id="2" w:name="_Toc211271737"/>
       <w:r>
         <w:rPr>
           <w:lang w:val="fr-FR"/>
@@ -2861,7 +3320,27 @@
         <w:rPr>
           <w:lang w:val="fr-FR" w:eastAsia="en-US"/>
         </w:rPr>
-        <w:t xml:space="preserve">Les données obtenus à partir du Scraping ont été </w:t>
+        <w:t>Les données obtenues</w:t>
+      </w:r>
+      <w:r>
+        <w:rPr>
+          <w:lang w:val="fr-FR" w:eastAsia="en-US"/>
+        </w:rPr>
+        <w:t xml:space="preserve"> à partir du </w:t>
+      </w:r>
+      <w:proofErr w:type="spellStart"/>
+      <w:r>
+        <w:rPr>
+          <w:lang w:val="fr-FR" w:eastAsia="en-US"/>
+        </w:rPr>
+        <w:t>Scraping</w:t>
+      </w:r>
+      <w:proofErr w:type="spellEnd"/>
+      <w:r>
+        <w:rPr>
+          <w:lang w:val="fr-FR" w:eastAsia="en-US"/>
+        </w:rPr>
+        <w:t xml:space="preserve"> ont été </w:t>
       </w:r>
       <w:r>
         <w:rPr>
@@ -2887,11 +3366,19 @@
         </w:rPr>
         <w:t>via l’option « </w:t>
       </w:r>
-      <w:r>
-        <w:rPr>
-          <w:lang w:val="fr-FR" w:eastAsia="en-US"/>
-        </w:rPr>
-        <w:t>Add data</w:t>
+      <w:proofErr w:type="spellStart"/>
+      <w:r>
+        <w:rPr>
+          <w:lang w:val="fr-FR" w:eastAsia="en-US"/>
+        </w:rPr>
+        <w:t>Add</w:t>
+      </w:r>
+      <w:proofErr w:type="spellEnd"/>
+      <w:r>
+        <w:rPr>
+          <w:lang w:val="fr-FR" w:eastAsia="en-US"/>
+        </w:rPr>
+        <w:t xml:space="preserve"> data</w:t>
       </w:r>
       <w:r>
         <w:rPr>
@@ -2921,7 +3408,7 @@
           <w:lang w:val="fr-FR"/>
         </w:rPr>
       </w:pPr>
-      <w:bookmarkStart w:id="3" w:name="_Toc211255948"/>
+      <w:bookmarkStart w:id="3" w:name="_Toc211271738"/>
       <w:r>
         <w:rPr>
           <w:lang w:val="fr-FR"/>
@@ -2955,7 +3442,21 @@
         <w:rPr>
           <w:lang w:val="fr-FR" w:eastAsia="en-US"/>
         </w:rPr>
-        <w:t>_id : ObjectId (identifiant</w:t>
+        <w:t xml:space="preserve">_id : </w:t>
+      </w:r>
+      <w:proofErr w:type="spellStart"/>
+      <w:r>
+        <w:rPr>
+          <w:lang w:val="fr-FR" w:eastAsia="en-US"/>
+        </w:rPr>
+        <w:t>ObjectId</w:t>
+      </w:r>
+      <w:proofErr w:type="spellEnd"/>
+      <w:r>
+        <w:rPr>
+          <w:lang w:val="fr-FR" w:eastAsia="en-US"/>
+        </w:rPr>
+        <w:t xml:space="preserve"> (identifiant</w:t>
       </w:r>
       <w:r>
         <w:rPr>
@@ -2977,11 +3478,27 @@
           <w:lang w:val="fr-FR" w:eastAsia="en-US"/>
         </w:rPr>
       </w:pPr>
-      <w:r>
-        <w:rPr>
-          <w:lang w:val="fr-FR" w:eastAsia="en-US"/>
-        </w:rPr>
-        <w:t xml:space="preserve">id_livre : </w:t>
+      <w:proofErr w:type="spellStart"/>
+      <w:proofErr w:type="gramStart"/>
+      <w:r>
+        <w:rPr>
+          <w:lang w:val="fr-FR" w:eastAsia="en-US"/>
+        </w:rPr>
+        <w:t>id</w:t>
+      </w:r>
+      <w:proofErr w:type="gramEnd"/>
+      <w:r>
+        <w:rPr>
+          <w:lang w:val="fr-FR" w:eastAsia="en-US"/>
+        </w:rPr>
+        <w:t>_livre</w:t>
+      </w:r>
+      <w:proofErr w:type="spellEnd"/>
+      <w:r>
+        <w:rPr>
+          <w:lang w:val="fr-FR" w:eastAsia="en-US"/>
+        </w:rPr>
+        <w:t xml:space="preserve"> : </w:t>
       </w:r>
       <w:r>
         <w:rPr>
@@ -3003,11 +3520,19 @@
           <w:lang w:val="fr-FR" w:eastAsia="en-US"/>
         </w:rPr>
       </w:pPr>
-      <w:r>
-        <w:rPr>
-          <w:lang w:val="fr-FR" w:eastAsia="en-US"/>
-        </w:rPr>
-        <w:t xml:space="preserve">titre : chaîne de caractères </w:t>
+      <w:proofErr w:type="gramStart"/>
+      <w:r>
+        <w:rPr>
+          <w:lang w:val="fr-FR" w:eastAsia="en-US"/>
+        </w:rPr>
+        <w:t>titre</w:t>
+      </w:r>
+      <w:proofErr w:type="gramEnd"/>
+      <w:r>
+        <w:rPr>
+          <w:lang w:val="fr-FR" w:eastAsia="en-US"/>
+        </w:rPr>
+        <w:t xml:space="preserve"> : chaîne de caractères </w:t>
       </w:r>
     </w:p>
     <w:p>
@@ -3017,11 +3542,19 @@
           <w:lang w:val="fr-FR" w:eastAsia="en-US"/>
         </w:rPr>
       </w:pPr>
-      <w:r>
-        <w:rPr>
-          <w:lang w:val="fr-FR" w:eastAsia="en-US"/>
-        </w:rPr>
-        <w:t>auteur : chaîne</w:t>
+      <w:proofErr w:type="gramStart"/>
+      <w:r>
+        <w:rPr>
+          <w:lang w:val="fr-FR" w:eastAsia="en-US"/>
+        </w:rPr>
+        <w:t>auteur</w:t>
+      </w:r>
+      <w:proofErr w:type="gramEnd"/>
+      <w:r>
+        <w:rPr>
+          <w:lang w:val="fr-FR" w:eastAsia="en-US"/>
+        </w:rPr>
+        <w:t xml:space="preserve"> : chaîne</w:t>
       </w:r>
       <w:r>
         <w:rPr>
@@ -3043,11 +3576,21 @@
           <w:lang w:val="fr-FR" w:eastAsia="en-US"/>
         </w:rPr>
       </w:pPr>
-      <w:r>
-        <w:rPr>
-          <w:lang w:val="fr-FR" w:eastAsia="en-US"/>
-        </w:rPr>
-        <w:t xml:space="preserve">categorie : chaîne de caractères </w:t>
+      <w:proofErr w:type="spellStart"/>
+      <w:proofErr w:type="gramStart"/>
+      <w:r>
+        <w:rPr>
+          <w:lang w:val="fr-FR" w:eastAsia="en-US"/>
+        </w:rPr>
+        <w:t>categorie</w:t>
+      </w:r>
+      <w:proofErr w:type="spellEnd"/>
+      <w:proofErr w:type="gramEnd"/>
+      <w:r>
+        <w:rPr>
+          <w:lang w:val="fr-FR" w:eastAsia="en-US"/>
+        </w:rPr>
+        <w:t xml:space="preserve"> : chaîne de caractères </w:t>
       </w:r>
     </w:p>
     <w:p>
@@ -3057,11 +3600,27 @@
           <w:lang w:val="fr-FR" w:eastAsia="en-US"/>
         </w:rPr>
       </w:pPr>
-      <w:r>
-        <w:rPr>
-          <w:lang w:val="fr-FR" w:eastAsia="en-US"/>
-        </w:rPr>
-        <w:t>sous_categorie : tableau de chaînes</w:t>
+      <w:proofErr w:type="spellStart"/>
+      <w:proofErr w:type="gramStart"/>
+      <w:r>
+        <w:rPr>
+          <w:lang w:val="fr-FR" w:eastAsia="en-US"/>
+        </w:rPr>
+        <w:t>sous</w:t>
+      </w:r>
+      <w:proofErr w:type="gramEnd"/>
+      <w:r>
+        <w:rPr>
+          <w:lang w:val="fr-FR" w:eastAsia="en-US"/>
+        </w:rPr>
+        <w:t>_categorie</w:t>
+      </w:r>
+      <w:proofErr w:type="spellEnd"/>
+      <w:r>
+        <w:rPr>
+          <w:lang w:val="fr-FR" w:eastAsia="en-US"/>
+        </w:rPr>
+        <w:t xml:space="preserve"> : tableau de chaînes</w:t>
       </w:r>
       <w:r>
         <w:rPr>
@@ -3077,11 +3636,27 @@
           <w:lang w:val="fr-FR" w:eastAsia="en-US"/>
         </w:rPr>
       </w:pPr>
-      <w:r>
-        <w:rPr>
-          <w:lang w:val="fr-FR" w:eastAsia="en-US"/>
-        </w:rPr>
-        <w:t xml:space="preserve">nombre_editions : </w:t>
+      <w:proofErr w:type="spellStart"/>
+      <w:proofErr w:type="gramStart"/>
+      <w:r>
+        <w:rPr>
+          <w:lang w:val="fr-FR" w:eastAsia="en-US"/>
+        </w:rPr>
+        <w:t>nombre</w:t>
+      </w:r>
+      <w:proofErr w:type="gramEnd"/>
+      <w:r>
+        <w:rPr>
+          <w:lang w:val="fr-FR" w:eastAsia="en-US"/>
+        </w:rPr>
+        <w:t>_editions</w:t>
+      </w:r>
+      <w:proofErr w:type="spellEnd"/>
+      <w:r>
+        <w:rPr>
+          <w:lang w:val="fr-FR" w:eastAsia="en-US"/>
+        </w:rPr>
+        <w:t xml:space="preserve"> : </w:t>
       </w:r>
       <w:r>
         <w:rPr>
@@ -3103,11 +3678,41 @@
           <w:lang w:val="fr-FR" w:eastAsia="en-US"/>
         </w:rPr>
       </w:pPr>
-      <w:r>
-        <w:rPr>
-          <w:lang w:val="fr-FR" w:eastAsia="en-US"/>
-        </w:rPr>
-        <w:t>note_popularite : nombre (float)</w:t>
+      <w:proofErr w:type="spellStart"/>
+      <w:proofErr w:type="gramStart"/>
+      <w:r>
+        <w:rPr>
+          <w:lang w:val="fr-FR" w:eastAsia="en-US"/>
+        </w:rPr>
+        <w:t>note</w:t>
+      </w:r>
+      <w:proofErr w:type="gramEnd"/>
+      <w:r>
+        <w:rPr>
+          <w:lang w:val="fr-FR" w:eastAsia="en-US"/>
+        </w:rPr>
+        <w:t>_popularite</w:t>
+      </w:r>
+      <w:proofErr w:type="spellEnd"/>
+      <w:r>
+        <w:rPr>
+          <w:lang w:val="fr-FR" w:eastAsia="en-US"/>
+        </w:rPr>
+        <w:t xml:space="preserve"> : nombre (</w:t>
+      </w:r>
+      <w:proofErr w:type="spellStart"/>
+      <w:r>
+        <w:rPr>
+          <w:lang w:val="fr-FR" w:eastAsia="en-US"/>
+        </w:rPr>
+        <w:t>float</w:t>
+      </w:r>
+      <w:proofErr w:type="spellEnd"/>
+      <w:r>
+        <w:rPr>
+          <w:lang w:val="fr-FR" w:eastAsia="en-US"/>
+        </w:rPr>
+        <w:t>)</w:t>
       </w:r>
     </w:p>
     <w:p>
@@ -3117,11 +3722,27 @@
           <w:lang w:val="fr-FR" w:eastAsia="en-US"/>
         </w:rPr>
       </w:pPr>
-      <w:r>
-        <w:rPr>
-          <w:lang w:val="fr-FR" w:eastAsia="en-US"/>
-        </w:rPr>
-        <w:t>image_url : chaîne (URL</w:t>
+      <w:proofErr w:type="spellStart"/>
+      <w:proofErr w:type="gramStart"/>
+      <w:r>
+        <w:rPr>
+          <w:lang w:val="fr-FR" w:eastAsia="en-US"/>
+        </w:rPr>
+        <w:t>image</w:t>
+      </w:r>
+      <w:proofErr w:type="gramEnd"/>
+      <w:r>
+        <w:rPr>
+          <w:lang w:val="fr-FR" w:eastAsia="en-US"/>
+        </w:rPr>
+        <w:t>_url</w:t>
+      </w:r>
+      <w:proofErr w:type="spellEnd"/>
+      <w:r>
+        <w:rPr>
+          <w:lang w:val="fr-FR" w:eastAsia="en-US"/>
+        </w:rPr>
+        <w:t xml:space="preserve"> : chaîne (URL</w:t>
       </w:r>
       <w:r>
         <w:rPr>
@@ -3167,7 +3788,7 @@
           <w:lang w:val="fr-FR"/>
         </w:rPr>
       </w:pPr>
-      <w:bookmarkStart w:id="4" w:name="_Toc211255949"/>
+      <w:bookmarkStart w:id="4" w:name="_Toc211271739"/>
       <w:r>
         <w:rPr>
           <w:lang w:val="fr-FR"/>
@@ -3247,12 +3868,29 @@
               </w:rPr>
               <w:t xml:space="preserve"> </w:t>
             </w:r>
-            <w:r>
-              <w:rPr>
-                <w:lang w:val="fr-FR" w:eastAsia="en-US"/>
-              </w:rPr>
-              <w:t xml:space="preserve">db.Livres.find( { </w:t>
-            </w:r>
+            <w:proofErr w:type="spellStart"/>
+            <w:proofErr w:type="gramStart"/>
+            <w:r>
+              <w:rPr>
+                <w:lang w:val="fr-FR" w:eastAsia="en-US"/>
+              </w:rPr>
+              <w:t>db.Livres.find</w:t>
+            </w:r>
+            <w:proofErr w:type="spellEnd"/>
+            <w:r>
+              <w:rPr>
+                <w:lang w:val="fr-FR" w:eastAsia="en-US"/>
+              </w:rPr>
+              <w:t>( {</w:t>
+            </w:r>
+            <w:proofErr w:type="gramEnd"/>
+            <w:r>
+              <w:rPr>
+                <w:lang w:val="fr-FR" w:eastAsia="en-US"/>
+              </w:rPr>
+              <w:t xml:space="preserve"> </w:t>
+            </w:r>
+            <w:proofErr w:type="gramStart"/>
             <w:r>
               <w:rPr>
                 <w:lang w:val="fr-FR" w:eastAsia="en-US"/>
@@ -3263,7 +3901,14 @@
               <w:rPr>
                 <w:lang w:val="fr-FR" w:eastAsia="en-US"/>
               </w:rPr>
-              <w:t>: "</w:t>
+              <w:t>:</w:t>
+            </w:r>
+            <w:proofErr w:type="gramEnd"/>
+            <w:r>
+              <w:rPr>
+                <w:lang w:val="fr-FR" w:eastAsia="en-US"/>
+              </w:rPr>
+              <w:t xml:space="preserve"> "</w:t>
             </w:r>
             <w:r>
               <w:rPr>
@@ -3271,11 +3916,19 @@
               </w:rPr>
               <w:t>Stephen King</w:t>
             </w:r>
-            <w:r>
-              <w:rPr>
-                <w:lang w:val="fr-FR" w:eastAsia="en-US"/>
-              </w:rPr>
-              <w:t>" })</w:t>
+            <w:proofErr w:type="gramStart"/>
+            <w:r>
+              <w:rPr>
+                <w:lang w:val="fr-FR" w:eastAsia="en-US"/>
+              </w:rPr>
+              <w:t>" }</w:t>
+            </w:r>
+            <w:proofErr w:type="gramEnd"/>
+            <w:r>
+              <w:rPr>
+                <w:lang w:val="fr-FR" w:eastAsia="en-US"/>
+              </w:rPr>
+              <w:t>)</w:t>
             </w:r>
           </w:p>
           <w:p>
@@ -3346,11 +3999,69 @@
               </w:rPr>
               <w:t xml:space="preserve"> </w:t>
             </w:r>
-            <w:r>
-              <w:rPr>
-                <w:lang w:val="fr-FR" w:eastAsia="en-US"/>
-              </w:rPr>
-              <w:t>db.Livres.find({ sous_categorie: "Romans classiques" })</w:t>
+            <w:proofErr w:type="spellStart"/>
+            <w:proofErr w:type="gramStart"/>
+            <w:r>
+              <w:rPr>
+                <w:lang w:val="fr-FR" w:eastAsia="en-US"/>
+              </w:rPr>
+              <w:t>db.Livres.find</w:t>
+            </w:r>
+            <w:proofErr w:type="spellEnd"/>
+            <w:r>
+              <w:rPr>
+                <w:lang w:val="fr-FR" w:eastAsia="en-US"/>
+              </w:rPr>
+              <w:t xml:space="preserve">({ </w:t>
+            </w:r>
+            <w:proofErr w:type="spellStart"/>
+            <w:r>
+              <w:rPr>
+                <w:lang w:val="fr-FR" w:eastAsia="en-US"/>
+              </w:rPr>
+              <w:t>sous</w:t>
+            </w:r>
+            <w:proofErr w:type="gramEnd"/>
+            <w:r>
+              <w:rPr>
+                <w:lang w:val="fr-FR" w:eastAsia="en-US"/>
+              </w:rPr>
+              <w:t>_</w:t>
+            </w:r>
+            <w:proofErr w:type="gramStart"/>
+            <w:r>
+              <w:rPr>
+                <w:lang w:val="fr-FR" w:eastAsia="en-US"/>
+              </w:rPr>
+              <w:t>categorie</w:t>
+            </w:r>
+            <w:proofErr w:type="spellEnd"/>
+            <w:r>
+              <w:rPr>
+                <w:lang w:val="fr-FR" w:eastAsia="en-US"/>
+              </w:rPr>
+              <w:t>:</w:t>
+            </w:r>
+            <w:proofErr w:type="gramEnd"/>
+            <w:r>
+              <w:rPr>
+                <w:lang w:val="fr-FR" w:eastAsia="en-US"/>
+              </w:rPr>
+              <w:t xml:space="preserve"> "Romans classiques</w:t>
+            </w:r>
+            <w:proofErr w:type="gramStart"/>
+            <w:r>
+              <w:rPr>
+                <w:lang w:val="fr-FR" w:eastAsia="en-US"/>
+              </w:rPr>
+              <w:t>" }</w:t>
+            </w:r>
+            <w:proofErr w:type="gramEnd"/>
+            <w:r>
+              <w:rPr>
+                <w:lang w:val="fr-FR" w:eastAsia="en-US"/>
+              </w:rPr>
+              <w:t>)</w:t>
             </w:r>
           </w:p>
           <w:p>
@@ -3421,35 +4132,89 @@
               </w:rPr>
               <w:t xml:space="preserve"> </w:t>
             </w:r>
-            <w:r>
-              <w:rPr>
-                <w:lang w:val="fr-FR" w:eastAsia="en-US"/>
-              </w:rPr>
-              <w:t xml:space="preserve">db.Livres.find().sort({ </w:t>
-            </w:r>
-            <w:r>
-              <w:rPr>
-                <w:lang w:val="fr-FR" w:eastAsia="en-US"/>
-              </w:rPr>
-              <w:t>note_popularite</w:t>
-            </w:r>
-            <w:r>
-              <w:rPr>
-                <w:lang w:val="fr-FR" w:eastAsia="en-US"/>
-              </w:rPr>
-              <w:t xml:space="preserve">: </w:t>
-            </w:r>
-            <w:r>
-              <w:rPr>
-                <w:lang w:val="fr-FR" w:eastAsia="en-US"/>
-              </w:rPr>
-              <w:t>-1</w:t>
-            </w:r>
-            <w:r>
-              <w:rPr>
-                <w:lang w:val="fr-FR" w:eastAsia="en-US"/>
-              </w:rPr>
-              <w:t xml:space="preserve"> })</w:t>
+            <w:proofErr w:type="spellStart"/>
+            <w:proofErr w:type="gramStart"/>
+            <w:r>
+              <w:rPr>
+                <w:lang w:val="fr-FR" w:eastAsia="en-US"/>
+              </w:rPr>
+              <w:t>db.Livres.find</w:t>
+            </w:r>
+            <w:proofErr w:type="spellEnd"/>
+            <w:proofErr w:type="gramEnd"/>
+            <w:r>
+              <w:rPr>
+                <w:lang w:val="fr-FR" w:eastAsia="en-US"/>
+              </w:rPr>
+              <w:t>(</w:t>
+            </w:r>
+            <w:proofErr w:type="gramStart"/>
+            <w:r>
+              <w:rPr>
+                <w:lang w:val="fr-FR" w:eastAsia="en-US"/>
+              </w:rPr>
+              <w:t xml:space="preserve">).sort({ </w:t>
+            </w:r>
+            <w:proofErr w:type="spellStart"/>
+            <w:r>
+              <w:rPr>
+                <w:lang w:val="fr-FR" w:eastAsia="en-US"/>
+              </w:rPr>
+              <w:t>note</w:t>
+            </w:r>
+            <w:proofErr w:type="gramEnd"/>
+            <w:r>
+              <w:rPr>
+                <w:lang w:val="fr-FR" w:eastAsia="en-US"/>
+              </w:rPr>
+              <w:t>_</w:t>
+            </w:r>
+            <w:proofErr w:type="gramStart"/>
+            <w:r>
+              <w:rPr>
+                <w:lang w:val="fr-FR" w:eastAsia="en-US"/>
+              </w:rPr>
+              <w:t>popularite</w:t>
+            </w:r>
+            <w:proofErr w:type="spellEnd"/>
+            <w:r>
+              <w:rPr>
+                <w:lang w:val="fr-FR" w:eastAsia="en-US"/>
+              </w:rPr>
+              <w:t>:</w:t>
+            </w:r>
+            <w:proofErr w:type="gramEnd"/>
+            <w:r>
+              <w:rPr>
+                <w:lang w:val="fr-FR" w:eastAsia="en-US"/>
+              </w:rPr>
+              <w:t xml:space="preserve"> </w:t>
+            </w:r>
+            <w:r>
+              <w:rPr>
+                <w:lang w:val="fr-FR" w:eastAsia="en-US"/>
+              </w:rPr>
+              <w:t>-</w:t>
+            </w:r>
+            <w:proofErr w:type="gramStart"/>
+            <w:r>
+              <w:rPr>
+                <w:lang w:val="fr-FR" w:eastAsia="en-US"/>
+              </w:rPr>
+              <w:t>1</w:t>
+            </w:r>
+            <w:r>
+              <w:rPr>
+                <w:lang w:val="fr-FR" w:eastAsia="en-US"/>
+              </w:rPr>
+              <w:t xml:space="preserve"> }</w:t>
+            </w:r>
+            <w:proofErr w:type="gramEnd"/>
+            <w:r>
+              <w:rPr>
+                <w:lang w:val="fr-FR" w:eastAsia="en-US"/>
+              </w:rPr>
+              <w:t>)</w:t>
             </w:r>
           </w:p>
           <w:p>
@@ -3506,7 +4271,7 @@
           <w:lang w:val="fr-FR"/>
         </w:rPr>
       </w:pPr>
-      <w:bookmarkStart w:id="5" w:name="_Toc211255950"/>
+      <w:bookmarkStart w:id="5" w:name="_Toc211271740"/>
       <w:r>
         <w:rPr>
           <w:lang w:val="fr-FR"/>
@@ -3529,7 +4294,7 @@
           <w:lang w:val="fr-FR"/>
         </w:rPr>
       </w:pPr>
-      <w:bookmarkStart w:id="6" w:name="_Toc211255951"/>
+      <w:bookmarkStart w:id="6" w:name="_Toc211271741"/>
       <w:r>
         <w:rPr>
           <w:lang w:val="fr-FR"/>
@@ -3552,7 +4317,7 @@
           <w:lang w:val="fr-FR"/>
         </w:rPr>
       </w:pPr>
-      <w:bookmarkStart w:id="7" w:name="_Toc211255952"/>
+      <w:bookmarkStart w:id="7" w:name="_Toc211271742"/>
       <w:r>
         <w:rPr>
           <w:lang w:val="fr-FR"/>
@@ -3601,7 +4366,7 @@
           <w:lang w:val="fr-FR"/>
         </w:rPr>
       </w:pPr>
-      <w:bookmarkStart w:id="8" w:name="_Toc211255953"/>
+      <w:bookmarkStart w:id="8" w:name="_Toc211271743"/>
       <w:r>
         <w:rPr>
           <w:lang w:val="fr-FR"/>
@@ -3634,7 +4399,8 @@
           <w:lang w:val="fr-FR" w:eastAsia="en-US"/>
         </w:rPr>
       </w:pPr>
-      <w:bookmarkStart w:id="9" w:name="_Toc211255954"/>
+      <w:bookmarkStart w:id="9" w:name="_Toc211271744"/>
+      <w:proofErr w:type="spellStart"/>
       <w:r>
         <w:rPr>
           <w:lang w:val="fr-FR" w:eastAsia="en-US"/>
@@ -3642,6 +4408,7 @@
         <w:t>Scrapy</w:t>
       </w:r>
       <w:bookmarkEnd w:id="9"/>
+      <w:proofErr w:type="spellEnd"/>
       <w:r>
         <w:rPr>
           <w:lang w:val="fr-FR" w:eastAsia="en-US"/>
@@ -3655,18 +4422,76 @@
           <w:lang w:val="fr-FR" w:eastAsia="en-US"/>
         </w:rPr>
       </w:pPr>
-      <w:r>
-        <w:rPr>
-          <w:lang w:val="fr-FR" w:eastAsia="en-US"/>
-        </w:rPr>
-        <w:t xml:space="preserve">Scrapy a quand même été facile à utiliser, surtout parce qu’il y a beaucoup de documentation. Il y a quand même eu quelques défis, au début nous avions choisi le site Best Buy, mais Best Buy bloque ce genre d’outil, donc j’ai essayé de contourner les protections avec Playwright, mais même après plus d’une heure, je n’étais pas en mesure de ramasser aucune donnée (à cause des protections et du fait que les informations sont chargées avec du JavaScript et non du HTML). J’ai donc décidé de changer de site, pour en utiliser un moins protégé et qui utilisait moins de JS. Je suis tombé sur le site </w:t>
-      </w:r>
-      <w:r>
-        <w:rPr>
-          <w:lang w:val="fr-FR" w:eastAsia="en-US"/>
-        </w:rPr>
-        <w:t>Open library</w:t>
-      </w:r>
+      <w:proofErr w:type="spellStart"/>
+      <w:r>
+        <w:rPr>
+          <w:lang w:val="fr-FR" w:eastAsia="en-US"/>
+        </w:rPr>
+        <w:t>Scrapy</w:t>
+      </w:r>
+      <w:proofErr w:type="spellEnd"/>
+      <w:r>
+        <w:rPr>
+          <w:lang w:val="fr-FR" w:eastAsia="en-US"/>
+        </w:rPr>
+        <w:t xml:space="preserve"> a quand même été facile à utiliser, surtout parce qu’il y a beaucoup de documentation. Il y a quand même eu quelques défis, au début nous avions choisi le site Best </w:t>
+      </w:r>
+      <w:proofErr w:type="spellStart"/>
+      <w:r>
+        <w:rPr>
+          <w:lang w:val="fr-FR" w:eastAsia="en-US"/>
+        </w:rPr>
+        <w:t>Buy</w:t>
+      </w:r>
+      <w:proofErr w:type="spellEnd"/>
+      <w:r>
+        <w:rPr>
+          <w:lang w:val="fr-FR" w:eastAsia="en-US"/>
+        </w:rPr>
+        <w:t xml:space="preserve">, mais Best </w:t>
+      </w:r>
+      <w:proofErr w:type="spellStart"/>
+      <w:r>
+        <w:rPr>
+          <w:lang w:val="fr-FR" w:eastAsia="en-US"/>
+        </w:rPr>
+        <w:t>Buy</w:t>
+      </w:r>
+      <w:proofErr w:type="spellEnd"/>
+      <w:r>
+        <w:rPr>
+          <w:lang w:val="fr-FR" w:eastAsia="en-US"/>
+        </w:rPr>
+        <w:t xml:space="preserve"> bloque ce genre d’outil, donc j’ai essayé de contourner les protections avec </w:t>
+      </w:r>
+      <w:proofErr w:type="spellStart"/>
+      <w:r>
+        <w:rPr>
+          <w:lang w:val="fr-FR" w:eastAsia="en-US"/>
+        </w:rPr>
+        <w:t>Playwright</w:t>
+      </w:r>
+      <w:proofErr w:type="spellEnd"/>
+      <w:r>
+        <w:rPr>
+          <w:lang w:val="fr-FR" w:eastAsia="en-US"/>
+        </w:rPr>
+        <w:t xml:space="preserve">, mais même après plus d’une heure, je n’étais pas en mesure de ramasser aucune donnée (à cause des protections et du fait que les informations sont chargées avec du JavaScript et non du HTML). J’ai donc décidé de changer de site, pour en utiliser un moins protégé et qui utilisait moins de JS. Je suis tombé sur le site </w:t>
+      </w:r>
+      <w:r>
+        <w:rPr>
+          <w:lang w:val="fr-FR" w:eastAsia="en-US"/>
+        </w:rPr>
+        <w:t xml:space="preserve">Open </w:t>
+      </w:r>
+      <w:proofErr w:type="spellStart"/>
+      <w:r>
+        <w:rPr>
+          <w:lang w:val="fr-FR" w:eastAsia="en-US"/>
+        </w:rPr>
+        <w:t>library</w:t>
+      </w:r>
+      <w:proofErr w:type="spellEnd"/>
       <w:r>
         <w:rPr>
           <w:lang w:val="fr-FR" w:eastAsia="en-US"/>
@@ -3677,7 +4502,21 @@
         <w:rPr>
           <w:lang w:val="fr-FR" w:eastAsia="en-US"/>
         </w:rPr>
-        <w:t>qui ne bloque pas les outils comme Scrapy et qui utilise peu de JavaScript</w:t>
+        <w:t xml:space="preserve">qui ne bloque pas les outils comme </w:t>
+      </w:r>
+      <w:proofErr w:type="spellStart"/>
+      <w:r>
+        <w:rPr>
+          <w:lang w:val="fr-FR" w:eastAsia="en-US"/>
+        </w:rPr>
+        <w:t>Scrapy</w:t>
+      </w:r>
+      <w:proofErr w:type="spellEnd"/>
+      <w:r>
+        <w:rPr>
+          <w:lang w:val="fr-FR" w:eastAsia="en-US"/>
+        </w:rPr>
+        <w:t xml:space="preserve"> et qui utilise peu de JavaScript</w:t>
       </w:r>
       <w:r>
         <w:rPr>
@@ -3701,7 +4540,21 @@
         <w:rPr>
           <w:lang w:val="fr-FR" w:eastAsia="en-US"/>
         </w:rPr>
-        <w:t xml:space="preserve">Ensuite, même si je donnais l’URL du site en français, les données recueillies étaient en anglais, mais Scrapy </w:t>
+        <w:t xml:space="preserve">Ensuite, même si je donnais l’URL du site en français, les données recueillies étaient en anglais, mais </w:t>
+      </w:r>
+      <w:proofErr w:type="spellStart"/>
+      <w:r>
+        <w:rPr>
+          <w:lang w:val="fr-FR" w:eastAsia="en-US"/>
+        </w:rPr>
+        <w:t>Scrapy</w:t>
+      </w:r>
+      <w:proofErr w:type="spellEnd"/>
+      <w:r>
+        <w:rPr>
+          <w:lang w:val="fr-FR" w:eastAsia="en-US"/>
+        </w:rPr>
+        <w:t xml:space="preserve"> </w:t>
       </w:r>
       <w:r>
         <w:rPr>
@@ -3753,7 +4606,21 @@
         <w:rPr>
           <w:lang w:val="fr-FR" w:eastAsia="en-US"/>
         </w:rPr>
-        <w:t>Donc pour le projet, j’ai eu quelques problèmes, mais avec un site plus accessible, Scrapy est facile à utiliser et beaucoup de choses sont possibles avec l’outil.</w:t>
+        <w:t xml:space="preserve">Donc pour le projet, j’ai eu quelques problèmes, mais avec un site plus accessible, </w:t>
+      </w:r>
+      <w:proofErr w:type="spellStart"/>
+      <w:r>
+        <w:rPr>
+          <w:lang w:val="fr-FR" w:eastAsia="en-US"/>
+        </w:rPr>
+        <w:t>Scrapy</w:t>
+      </w:r>
+      <w:proofErr w:type="spellEnd"/>
+      <w:r>
+        <w:rPr>
+          <w:lang w:val="fr-FR" w:eastAsia="en-US"/>
+        </w:rPr>
+        <w:t xml:space="preserve"> est facile à utiliser et beaucoup de choses sont possibles avec l’outil.</w:t>
       </w:r>
     </w:p>
     <w:p>
@@ -3763,7 +4630,7 @@
           <w:lang w:val="fr-FR" w:eastAsia="en-US"/>
         </w:rPr>
       </w:pPr>
-      <w:bookmarkStart w:id="10" w:name="_Toc211255955"/>
+      <w:bookmarkStart w:id="10" w:name="_Toc211271745"/>
       <w:r>
         <w:rPr>
           <w:lang w:val="fr-FR" w:eastAsia="en-US"/>
@@ -3793,7 +4660,7 @@
           <w:lang w:val="fr-FR"/>
         </w:rPr>
       </w:pPr>
-      <w:bookmarkStart w:id="11" w:name="_Toc211255956"/>
+      <w:bookmarkStart w:id="11" w:name="_Toc211271746"/>
       <w:r>
         <w:rPr>
           <w:lang w:val="fr-FR"/>
@@ -4114,7 +4981,21 @@
               <w:rPr>
                 <w:lang w:val="fr-FR" w:eastAsia="en-US"/>
               </w:rPr>
-              <w:t>Production de 3 requêtes de sélection (find)</w:t>
+              <w:t>Production de 3 requêtes de sélection (</w:t>
+            </w:r>
+            <w:proofErr w:type="spellStart"/>
+            <w:r>
+              <w:rPr>
+                <w:lang w:val="fr-FR" w:eastAsia="en-US"/>
+              </w:rPr>
+              <w:t>find</w:t>
+            </w:r>
+            <w:proofErr w:type="spellEnd"/>
+            <w:r>
+              <w:rPr>
+                <w:lang w:val="fr-FR" w:eastAsia="en-US"/>
+              </w:rPr>
+              <w:t>)</w:t>
             </w:r>
           </w:p>
           <w:p>
@@ -4220,8 +5101,16 @@
               <w:rPr>
                 <w:lang w:val="fr-FR" w:eastAsia="en-US"/>
               </w:rPr>
-              <w:t>Recherche de l’outil de webscraping</w:t>
-            </w:r>
+              <w:t xml:space="preserve">Recherche de l’outil de </w:t>
+            </w:r>
+            <w:proofErr w:type="spellStart"/>
+            <w:r>
+              <w:rPr>
+                <w:lang w:val="fr-FR" w:eastAsia="en-US"/>
+              </w:rPr>
+              <w:t>webscraping</w:t>
+            </w:r>
+            <w:proofErr w:type="spellEnd"/>
             <w:r>
               <w:rPr>
                 <w:lang w:val="fr-FR" w:eastAsia="en-US"/>
@@ -4300,7 +5189,7 @@
           <w:lang w:val="fr-FR" w:eastAsia="en-US"/>
         </w:rPr>
       </w:pPr>
-      <w:bookmarkStart w:id="12" w:name="_Toc211255957"/>
+      <w:bookmarkStart w:id="12" w:name="_Toc211271747"/>
       <w:r>
         <w:rPr>
           <w:lang w:val="fr-FR" w:eastAsia="en-US"/>
@@ -6515,6 +7404,7 @@
   <w:style w:type="character" w:default="1" w:styleId="Policepardfaut">
     <w:name w:val="Default Paragraph Font"/>
     <w:uiPriority w:val="1"/>
+    <w:semiHidden/>
     <w:unhideWhenUsed/>
   </w:style>
   <w:style w:type="table" w:default="1" w:styleId="TableauNormal">

--- a/remise2.docx
+++ b/remise2.docx
@@ -1668,8 +1668,16 @@
         <w:rPr>
           <w:lang w:val="fr-FR" w:eastAsia="en-US"/>
         </w:rPr>
-        <w:t>Open library</w:t>
-      </w:r>
+        <w:t xml:space="preserve">Open </w:t>
+      </w:r>
+      <w:proofErr w:type="spellStart"/>
+      <w:r>
+        <w:rPr>
+          <w:lang w:val="fr-FR" w:eastAsia="en-US"/>
+        </w:rPr>
+        <w:t>library</w:t>
+      </w:r>
+      <w:proofErr w:type="spellEnd"/>
       <w:r>
         <w:rPr>
           <w:lang w:val="fr-FR" w:eastAsia="en-US"/>
@@ -1752,7 +1760,21 @@
         <w:rPr>
           <w:lang w:val="fr-FR"/>
         </w:rPr>
-        <w:t>Outil de webscraping utilisé</w:t>
+        <w:t xml:space="preserve">Outil de </w:t>
+      </w:r>
+      <w:proofErr w:type="spellStart"/>
+      <w:r>
+        <w:rPr>
+          <w:lang w:val="fr-FR"/>
+        </w:rPr>
+        <w:t>webscraping</w:t>
+      </w:r>
+      <w:proofErr w:type="spellEnd"/>
+      <w:r>
+        <w:rPr>
+          <w:lang w:val="fr-FR"/>
+        </w:rPr>
+        <w:t xml:space="preserve"> utilisé</w:t>
       </w:r>
       <w:bookmarkEnd w:id="1"/>
     </w:p>
@@ -1774,7 +1796,21 @@
         <w:rPr>
           <w:lang w:val="fr-FR" w:eastAsia="en-US"/>
         </w:rPr>
-        <w:t xml:space="preserve"> Scrapy </w:t>
+        <w:t xml:space="preserve"> </w:t>
+      </w:r>
+      <w:proofErr w:type="spellStart"/>
+      <w:r>
+        <w:rPr>
+          <w:lang w:val="fr-FR" w:eastAsia="en-US"/>
+        </w:rPr>
+        <w:t>Scrapy</w:t>
+      </w:r>
+      <w:proofErr w:type="spellEnd"/>
+      <w:r>
+        <w:rPr>
+          <w:lang w:val="fr-FR" w:eastAsia="en-US"/>
+        </w:rPr>
+        <w:t xml:space="preserve"> </w:t>
       </w:r>
     </w:p>
     <w:p>
@@ -1863,8 +1899,16 @@
         <w:rPr>
           <w:lang w:val="fr-FR"/>
         </w:rPr>
-        <w:t>Création d’un projet Scrapy</w:t>
-      </w:r>
+        <w:t xml:space="preserve">Création d’un projet </w:t>
+      </w:r>
+      <w:proofErr w:type="spellStart"/>
+      <w:r>
+        <w:rPr>
+          <w:lang w:val="fr-FR"/>
+        </w:rPr>
+        <w:t>Scrapy</w:t>
+      </w:r>
+      <w:proofErr w:type="spellEnd"/>
     </w:p>
     <w:p>
       <w:pPr>
@@ -1883,19 +1927,43 @@
         </w:rPr>
         <w:t>Exécution d’un « </w:t>
       </w:r>
+      <w:proofErr w:type="spellStart"/>
       <w:r>
         <w:rPr>
           <w:i/>
           <w:iCs/>
           <w:lang w:val="fr-FR"/>
         </w:rPr>
-        <w:t>Scrapy spider</w:t>
-      </w:r>
-      <w:r>
-        <w:rPr>
-          <w:lang w:val="fr-FR"/>
-        </w:rPr>
-        <w:t> »  (pour récupérer les données du site)</w:t>
+        <w:t>Scrapy</w:t>
+      </w:r>
+      <w:proofErr w:type="spellEnd"/>
+      <w:r>
+        <w:rPr>
+          <w:i/>
+          <w:iCs/>
+          <w:lang w:val="fr-FR"/>
+        </w:rPr>
+        <w:t xml:space="preserve"> spider</w:t>
+      </w:r>
+      <w:r>
+        <w:rPr>
+          <w:lang w:val="fr-FR"/>
+        </w:rPr>
+        <w:t> </w:t>
+      </w:r>
+      <w:proofErr w:type="gramStart"/>
+      <w:r>
+        <w:rPr>
+          <w:lang w:val="fr-FR"/>
+        </w:rPr>
+        <w:t>»  (</w:t>
+      </w:r>
+      <w:proofErr w:type="gramEnd"/>
+      <w:r>
+        <w:rPr>
+          <w:lang w:val="fr-FR"/>
+        </w:rPr>
+        <w:t>pour récupérer les données du site)</w:t>
       </w:r>
     </w:p>
     <w:p>
@@ -1913,7 +1981,21 @@
         <w:rPr>
           <w:lang w:val="fr-FR"/>
         </w:rPr>
-        <w:t>Exporter les données récupérées  (format JSON, CSV</w:t>
+        <w:t xml:space="preserve">Exporter les données </w:t>
+      </w:r>
+      <w:proofErr w:type="gramStart"/>
+      <w:r>
+        <w:rPr>
+          <w:lang w:val="fr-FR"/>
+        </w:rPr>
+        <w:t>récupérées  (</w:t>
+      </w:r>
+      <w:proofErr w:type="gramEnd"/>
+      <w:r>
+        <w:rPr>
+          <w:lang w:val="fr-FR"/>
+        </w:rPr>
+        <w:t>format JSON, CSV</w:t>
       </w:r>
       <w:r>
         <w:rPr>
@@ -1945,74 +2027,99 @@
         </w:rPr>
         <w:t>Utiliser « </w:t>
       </w:r>
+      <w:proofErr w:type="spellStart"/>
       <w:r>
         <w:rPr>
           <w:i/>
           <w:iCs/>
           <w:lang w:val="fr-FR"/>
         </w:rPr>
-        <w:t>Scrapy Shell</w:t>
-      </w:r>
-      <w:r>
-        <w:rPr>
-          <w:lang w:val="fr-FR"/>
-        </w:rPr>
-        <w:t xml:space="preserve"> »  (pour tester et débugger la logique </w:t>
-      </w:r>
+        <w:t>Scrapy</w:t>
+      </w:r>
+      <w:proofErr w:type="spellEnd"/>
       <w:r>
         <w:rPr>
           <w:i/>
           <w:iCs/>
           <w:lang w:val="fr-FR"/>
         </w:rPr>
-        <w:t>Scraping</w:t>
-      </w:r>
-      <w:r>
-        <w:rPr>
-          <w:lang w:val="fr-FR"/>
-        </w:rPr>
-        <w:t>)</w:t>
-      </w:r>
-    </w:p>
-    <w:p>
-      <w:r>
-        <w:t xml:space="preserve">Scrapy est un </w:t>
-      </w:r>
+        <w:t xml:space="preserve"> Shell</w:t>
+      </w:r>
+      <w:r>
+        <w:rPr>
+          <w:lang w:val="fr-FR"/>
+        </w:rPr>
+        <w:t> </w:t>
+      </w:r>
+      <w:proofErr w:type="gramStart"/>
+      <w:r>
+        <w:rPr>
+          <w:lang w:val="fr-FR"/>
+        </w:rPr>
+        <w:t>»  (</w:t>
+      </w:r>
+      <w:proofErr w:type="gramEnd"/>
+      <w:r>
+        <w:rPr>
+          <w:lang w:val="fr-FR"/>
+        </w:rPr>
+        <w:t xml:space="preserve">pour tester et débugger la logique </w:t>
+      </w:r>
+      <w:proofErr w:type="spellStart"/>
       <w:r>
         <w:rPr>
           <w:i/>
           <w:iCs/>
-        </w:rPr>
-        <w:t>framework</w:t>
-      </w:r>
-      <w:r>
-        <w:t xml:space="preserve"> Python </w:t>
-      </w:r>
+          <w:lang w:val="fr-FR"/>
+        </w:rPr>
+        <w:t>Scraping</w:t>
+      </w:r>
+      <w:proofErr w:type="spellEnd"/>
+      <w:r>
+        <w:rPr>
+          <w:lang w:val="fr-FR"/>
+        </w:rPr>
+        <w:t>)</w:t>
+      </w:r>
+    </w:p>
+    <w:p>
+      <w:proofErr w:type="spellStart"/>
+      <w:r>
+        <w:t>Scrapy</w:t>
+      </w:r>
+      <w:proofErr w:type="spellEnd"/>
+      <w:r>
+        <w:t xml:space="preserve"> est un </w:t>
+      </w:r>
+      <w:proofErr w:type="spellStart"/>
       <w:r>
         <w:rPr>
           <w:i/>
           <w:iCs/>
         </w:rPr>
-        <w:t>open-source</w:t>
-      </w:r>
-      <w:r>
-        <w:t xml:space="preserve"> qui extrait des données de sites web en envoyant des requêtes HTTP, en téléchargeant le contenu des pages, en le parsant avec des sélecteurs CSS ou XPath pour en extraire les informations (utilisant les </w:t>
-      </w:r>
-      <w:r>
-        <w:t>« </w:t>
+        <w:t>framework</w:t>
+      </w:r>
+      <w:proofErr w:type="spellEnd"/>
+      <w:r>
+        <w:t xml:space="preserve"> Python </w:t>
       </w:r>
       <w:r>
         <w:rPr>
           <w:i/>
           <w:iCs/>
         </w:rPr>
-        <w:t>Spiders</w:t>
-      </w:r>
-      <w:r>
-        <w:t> »</w:t>
-      </w:r>
-      <w:r>
-        <w:t>), puis en structurant et en stockant ces données via des pipelines. Son fonctionnement est dirigé par un moteur qui coordonne les araignées (</w:t>
+        <w:t>open-source</w:t>
+      </w:r>
+      <w:r>
+        <w:t xml:space="preserve"> qui extrait des données de sites web en envoyant des requêtes HTTP, en téléchargeant le contenu des pages, en le </w:t>
+      </w:r>
+      <w:proofErr w:type="spellStart"/>
+      <w:r>
+        <w:t>parsant</w:t>
+      </w:r>
+      <w:proofErr w:type="spellEnd"/>
+      <w:r>
+        <w:t xml:space="preserve"> avec des sélecteurs CSS ou XPath pour en extraire les informations (utilisant les </w:t>
       </w:r>
       <w:r>
         <w:t>« </w:t>
@@ -2025,22 +2132,40 @@
         <w:t>Spiders</w:t>
       </w:r>
       <w:r>
+        <w:t> »</w:t>
+      </w:r>
+      <w:r>
+        <w:t>), puis en structurant et en stockant ces données via des pipelines. Son fonctionnement est dirigé par un moteur qui coordonne les araignées (</w:t>
+      </w:r>
+      <w:r>
+        <w:t>« </w:t>
+      </w:r>
+      <w:r>
         <w:rPr>
           <w:i/>
           <w:iCs/>
         </w:rPr>
-        <w:t> »</w:t>
-      </w:r>
-      <w:r>
-        <w:t xml:space="preserve">) et l'ordonnanceur pour gérer le flux de requêtes et de réponses, offrant ainsi un moyen efficace et extensible de réaliser du web </w:t>
+        <w:t>Spiders</w:t>
       </w:r>
       <w:r>
         <w:rPr>
           <w:i/>
           <w:iCs/>
         </w:rPr>
+        <w:t> »</w:t>
+      </w:r>
+      <w:r>
+        <w:t xml:space="preserve">) et l'ordonnanceur pour gérer le flux de requêtes et de réponses, offrant ainsi un moyen efficace et extensible de réaliser du web </w:t>
+      </w:r>
+      <w:proofErr w:type="spellStart"/>
+      <w:r>
+        <w:rPr>
+          <w:i/>
+          <w:iCs/>
+        </w:rPr>
         <w:t>scraping</w:t>
       </w:r>
+      <w:proofErr w:type="spellEnd"/>
       <w:r>
         <w:t xml:space="preserve"> pour des projets de toute envergure. </w:t>
       </w:r>
@@ -2108,7 +2233,25 @@
                 <w:bCs/>
                 <w:lang w:val="fr-FR" w:eastAsia="en-US"/>
               </w:rPr>
-              <w:t>Installation de Scrapy :</w:t>
+              <w:t xml:space="preserve">Installation de </w:t>
+            </w:r>
+            <w:proofErr w:type="spellStart"/>
+            <w:r>
+              <w:rPr>
+                <w:b/>
+                <w:bCs/>
+                <w:lang w:val="fr-FR" w:eastAsia="en-US"/>
+              </w:rPr>
+              <w:t>Scrapy</w:t>
+            </w:r>
+            <w:proofErr w:type="spellEnd"/>
+            <w:r>
+              <w:rPr>
+                <w:b/>
+                <w:bCs/>
+                <w:lang w:val="fr-FR" w:eastAsia="en-US"/>
+              </w:rPr>
+              <w:t> :</w:t>
             </w:r>
           </w:p>
           <w:p>
@@ -2123,12 +2266,44 @@
                 <w:lang w:val="fr-FR" w:eastAsia="en-US"/>
               </w:rPr>
             </w:pPr>
-            <w:r>
-              <w:rPr>
-                <w:lang w:val="fr-FR" w:eastAsia="en-US"/>
-              </w:rPr>
-              <w:t>pip install scrapy</w:t>
-            </w:r>
+            <w:proofErr w:type="spellStart"/>
+            <w:proofErr w:type="gramStart"/>
+            <w:r>
+              <w:rPr>
+                <w:lang w:val="fr-FR" w:eastAsia="en-US"/>
+              </w:rPr>
+              <w:t>pip</w:t>
+            </w:r>
+            <w:proofErr w:type="spellEnd"/>
+            <w:proofErr w:type="gramEnd"/>
+            <w:r>
+              <w:rPr>
+                <w:lang w:val="fr-FR" w:eastAsia="en-US"/>
+              </w:rPr>
+              <w:t xml:space="preserve"> </w:t>
+            </w:r>
+            <w:proofErr w:type="spellStart"/>
+            <w:r>
+              <w:rPr>
+                <w:lang w:val="fr-FR" w:eastAsia="en-US"/>
+              </w:rPr>
+              <w:t>install</w:t>
+            </w:r>
+            <w:proofErr w:type="spellEnd"/>
+            <w:r>
+              <w:rPr>
+                <w:lang w:val="fr-FR" w:eastAsia="en-US"/>
+              </w:rPr>
+              <w:t xml:space="preserve"> </w:t>
+            </w:r>
+            <w:proofErr w:type="spellStart"/>
+            <w:r>
+              <w:rPr>
+                <w:lang w:val="fr-FR" w:eastAsia="en-US"/>
+              </w:rPr>
+              <w:t>scrapy</w:t>
+            </w:r>
+            <w:proofErr w:type="spellEnd"/>
           </w:p>
           <w:p>
             <w:pPr>
@@ -2143,7 +2318,25 @@
                 <w:bCs/>
                 <w:lang w:val="fr-FR" w:eastAsia="en-US"/>
               </w:rPr>
-              <w:t>Dans VSCode :</w:t>
+              <w:t xml:space="preserve">Dans </w:t>
+            </w:r>
+            <w:proofErr w:type="spellStart"/>
+            <w:r>
+              <w:rPr>
+                <w:b/>
+                <w:bCs/>
+                <w:lang w:val="fr-FR" w:eastAsia="en-US"/>
+              </w:rPr>
+              <w:t>VSCode</w:t>
+            </w:r>
+            <w:proofErr w:type="spellEnd"/>
+            <w:r>
+              <w:rPr>
+                <w:b/>
+                <w:bCs/>
+                <w:lang w:val="fr-FR" w:eastAsia="en-US"/>
+              </w:rPr>
+              <w:t> :</w:t>
             </w:r>
             <w:r>
               <w:rPr>
@@ -2164,12 +2357,56 @@
                 <w:lang w:val="fr-FR" w:eastAsia="en-US"/>
               </w:rPr>
             </w:pPr>
-            <w:r>
-              <w:rPr>
-                <w:lang w:val="fr-FR" w:eastAsia="en-US"/>
-              </w:rPr>
-              <w:t>python -m scrapy startproject hl_nouvelles_technos</w:t>
-            </w:r>
+            <w:proofErr w:type="gramStart"/>
+            <w:r>
+              <w:rPr>
+                <w:lang w:val="fr-FR" w:eastAsia="en-US"/>
+              </w:rPr>
+              <w:t>python</w:t>
+            </w:r>
+            <w:proofErr w:type="gramEnd"/>
+            <w:r>
+              <w:rPr>
+                <w:lang w:val="fr-FR" w:eastAsia="en-US"/>
+              </w:rPr>
+              <w:t xml:space="preserve"> -m </w:t>
+            </w:r>
+            <w:proofErr w:type="spellStart"/>
+            <w:r>
+              <w:rPr>
+                <w:lang w:val="fr-FR" w:eastAsia="en-US"/>
+              </w:rPr>
+              <w:t>scrapy</w:t>
+            </w:r>
+            <w:proofErr w:type="spellEnd"/>
+            <w:r>
+              <w:rPr>
+                <w:lang w:val="fr-FR" w:eastAsia="en-US"/>
+              </w:rPr>
+              <w:t xml:space="preserve"> </w:t>
+            </w:r>
+            <w:proofErr w:type="spellStart"/>
+            <w:r>
+              <w:rPr>
+                <w:lang w:val="fr-FR" w:eastAsia="en-US"/>
+              </w:rPr>
+              <w:t>startproject</w:t>
+            </w:r>
+            <w:proofErr w:type="spellEnd"/>
+            <w:r>
+              <w:rPr>
+                <w:lang w:val="fr-FR" w:eastAsia="en-US"/>
+              </w:rPr>
+              <w:t xml:space="preserve"> </w:t>
+            </w:r>
+            <w:proofErr w:type="spellStart"/>
+            <w:r>
+              <w:rPr>
+                <w:lang w:val="fr-FR" w:eastAsia="en-US"/>
+              </w:rPr>
+              <w:t>hl_nouvelles_technos</w:t>
+            </w:r>
+            <w:proofErr w:type="spellEnd"/>
           </w:p>
           <w:p>
             <w:pPr>
@@ -2183,12 +2420,28 @@
                 <w:lang w:val="fr-FR" w:eastAsia="en-US"/>
               </w:rPr>
             </w:pPr>
-            <w:r>
-              <w:rPr>
-                <w:lang w:val="fr-FR" w:eastAsia="en-US"/>
-              </w:rPr>
-              <w:t>cd hl_nouvelles_technos</w:t>
-            </w:r>
+            <w:proofErr w:type="gramStart"/>
+            <w:r>
+              <w:rPr>
+                <w:lang w:val="fr-FR" w:eastAsia="en-US"/>
+              </w:rPr>
+              <w:t>cd</w:t>
+            </w:r>
+            <w:proofErr w:type="gramEnd"/>
+            <w:r>
+              <w:rPr>
+                <w:lang w:val="fr-FR" w:eastAsia="en-US"/>
+              </w:rPr>
+              <w:t xml:space="preserve"> </w:t>
+            </w:r>
+            <w:proofErr w:type="spellStart"/>
+            <w:r>
+              <w:rPr>
+                <w:lang w:val="fr-FR" w:eastAsia="en-US"/>
+              </w:rPr>
+              <w:t>hl_nouvelles_technos</w:t>
+            </w:r>
+            <w:proofErr w:type="spellEnd"/>
           </w:p>
           <w:p>
             <w:pPr>
@@ -2202,11 +2455,47 @@
                 <w:lang w:val="fr-FR" w:eastAsia="en-US"/>
               </w:rPr>
             </w:pPr>
-            <w:r>
-              <w:rPr>
-                <w:lang w:val="fr-FR" w:eastAsia="en-US"/>
-              </w:rPr>
-              <w:t xml:space="preserve">python -m scrapy genspider </w:t>
+            <w:proofErr w:type="gramStart"/>
+            <w:r>
+              <w:rPr>
+                <w:lang w:val="fr-FR" w:eastAsia="en-US"/>
+              </w:rPr>
+              <w:t>python</w:t>
+            </w:r>
+            <w:proofErr w:type="gramEnd"/>
+            <w:r>
+              <w:rPr>
+                <w:lang w:val="fr-FR" w:eastAsia="en-US"/>
+              </w:rPr>
+              <w:t xml:space="preserve"> -m </w:t>
+            </w:r>
+            <w:proofErr w:type="spellStart"/>
+            <w:r>
+              <w:rPr>
+                <w:lang w:val="fr-FR" w:eastAsia="en-US"/>
+              </w:rPr>
+              <w:t>scrapy</w:t>
+            </w:r>
+            <w:proofErr w:type="spellEnd"/>
+            <w:r>
+              <w:rPr>
+                <w:lang w:val="fr-FR" w:eastAsia="en-US"/>
+              </w:rPr>
+              <w:t xml:space="preserve"> </w:t>
+            </w:r>
+            <w:proofErr w:type="spellStart"/>
+            <w:r>
+              <w:rPr>
+                <w:lang w:val="fr-FR" w:eastAsia="en-US"/>
+              </w:rPr>
+              <w:t>genspider</w:t>
+            </w:r>
+            <w:proofErr w:type="spellEnd"/>
+            <w:r>
+              <w:rPr>
+                <w:lang w:val="fr-FR" w:eastAsia="en-US"/>
+              </w:rPr>
+              <w:t xml:space="preserve"> </w:t>
             </w:r>
             <w:r>
               <w:rPr>
@@ -2298,11 +2587,33 @@
                 <w:lang w:val="fr-FR" w:eastAsia="en-US"/>
               </w:rPr>
             </w:pPr>
-            <w:r>
-              <w:rPr>
-                <w:lang w:val="fr-FR" w:eastAsia="en-US"/>
-              </w:rPr>
-              <w:t xml:space="preserve">python -m scrapy crawl </w:t>
+            <w:proofErr w:type="gramStart"/>
+            <w:r>
+              <w:rPr>
+                <w:lang w:val="fr-FR" w:eastAsia="en-US"/>
+              </w:rPr>
+              <w:t>python</w:t>
+            </w:r>
+            <w:proofErr w:type="gramEnd"/>
+            <w:r>
+              <w:rPr>
+                <w:lang w:val="fr-FR" w:eastAsia="en-US"/>
+              </w:rPr>
+              <w:t xml:space="preserve"> -m </w:t>
+            </w:r>
+            <w:proofErr w:type="spellStart"/>
+            <w:r>
+              <w:rPr>
+                <w:lang w:val="fr-FR" w:eastAsia="en-US"/>
+              </w:rPr>
+              <w:t>scrapy</w:t>
+            </w:r>
+            <w:proofErr w:type="spellEnd"/>
+            <w:r>
+              <w:rPr>
+                <w:lang w:val="fr-FR" w:eastAsia="en-US"/>
+              </w:rPr>
+              <w:t xml:space="preserve"> crawl </w:t>
             </w:r>
             <w:r>
               <w:rPr>
@@ -2316,6 +2627,8 @@
               </w:rPr>
               <w:t xml:space="preserve"> -O </w:t>
             </w:r>
+            <w:proofErr w:type="spellStart"/>
+            <w:proofErr w:type="gramStart"/>
             <w:r>
               <w:rPr>
                 <w:lang w:val="fr-FR" w:eastAsia="en-US"/>
@@ -2328,6 +2641,8 @@
               </w:rPr>
               <w:t>.json</w:t>
             </w:r>
+            <w:proofErr w:type="spellEnd"/>
+            <w:proofErr w:type="gramEnd"/>
           </w:p>
           <w:p>
             <w:pPr>
@@ -2442,11 +2757,49 @@
                 <w:lang w:val="fr-FR" w:eastAsia="en-US"/>
               </w:rPr>
             </w:pPr>
-            <w:r>
-              <w:rPr>
-                <w:lang w:val="fr-FR" w:eastAsia="en-US"/>
-              </w:rPr>
-              <w:t>pip install deep-translator</w:t>
+            <w:proofErr w:type="spellStart"/>
+            <w:proofErr w:type="gramStart"/>
+            <w:r>
+              <w:rPr>
+                <w:lang w:val="fr-FR" w:eastAsia="en-US"/>
+              </w:rPr>
+              <w:t>pip</w:t>
+            </w:r>
+            <w:proofErr w:type="spellEnd"/>
+            <w:proofErr w:type="gramEnd"/>
+            <w:r>
+              <w:rPr>
+                <w:lang w:val="fr-FR" w:eastAsia="en-US"/>
+              </w:rPr>
+              <w:t xml:space="preserve"> </w:t>
+            </w:r>
+            <w:proofErr w:type="spellStart"/>
+            <w:r>
+              <w:rPr>
+                <w:lang w:val="fr-FR" w:eastAsia="en-US"/>
+              </w:rPr>
+              <w:t>install</w:t>
+            </w:r>
+            <w:proofErr w:type="spellEnd"/>
+            <w:r>
+              <w:rPr>
+                <w:lang w:val="fr-FR" w:eastAsia="en-US"/>
+              </w:rPr>
+              <w:t xml:space="preserve"> </w:t>
+            </w:r>
+            <w:proofErr w:type="spellStart"/>
+            <w:r>
+              <w:rPr>
+                <w:lang w:val="fr-FR" w:eastAsia="en-US"/>
+              </w:rPr>
+              <w:t>deep</w:t>
+            </w:r>
+            <w:proofErr w:type="spellEnd"/>
+            <w:r>
+              <w:rPr>
+                <w:lang w:val="fr-FR" w:eastAsia="en-US"/>
+              </w:rPr>
+              <w:t>-translator</w:t>
             </w:r>
           </w:p>
           <w:p>
@@ -2583,7 +2936,25 @@
                 <w:bCs/>
                 <w:lang w:val="fr-FR" w:eastAsia="en-US"/>
               </w:rPr>
-              <w:t>Dans VSCode :</w:t>
+              <w:t xml:space="preserve">Dans </w:t>
+            </w:r>
+            <w:proofErr w:type="spellStart"/>
+            <w:r>
+              <w:rPr>
+                <w:b/>
+                <w:bCs/>
+                <w:lang w:val="fr-FR" w:eastAsia="en-US"/>
+              </w:rPr>
+              <w:t>VSCode</w:t>
+            </w:r>
+            <w:proofErr w:type="spellEnd"/>
+            <w:r>
+              <w:rPr>
+                <w:b/>
+                <w:bCs/>
+                <w:lang w:val="fr-FR" w:eastAsia="en-US"/>
+              </w:rPr>
+              <w:t> :</w:t>
             </w:r>
             <w:r>
               <w:rPr>
@@ -2604,12 +2975,36 @@
                 <w:lang w:val="fr-FR" w:eastAsia="en-US"/>
               </w:rPr>
             </w:pPr>
-            <w:r>
-              <w:rPr>
-                <w:lang w:val="fr-FR" w:eastAsia="en-US"/>
-              </w:rPr>
-              <w:t xml:space="preserve">python -m scrapy crawl hl_projet2 -o </w:t>
-            </w:r>
+            <w:proofErr w:type="gramStart"/>
+            <w:r>
+              <w:rPr>
+                <w:lang w:val="fr-FR" w:eastAsia="en-US"/>
+              </w:rPr>
+              <w:t>python</w:t>
+            </w:r>
+            <w:proofErr w:type="gramEnd"/>
+            <w:r>
+              <w:rPr>
+                <w:lang w:val="fr-FR" w:eastAsia="en-US"/>
+              </w:rPr>
+              <w:t xml:space="preserve"> -m </w:t>
+            </w:r>
+            <w:proofErr w:type="spellStart"/>
+            <w:r>
+              <w:rPr>
+                <w:lang w:val="fr-FR" w:eastAsia="en-US"/>
+              </w:rPr>
+              <w:t>scrapy</w:t>
+            </w:r>
+            <w:proofErr w:type="spellEnd"/>
+            <w:r>
+              <w:rPr>
+                <w:lang w:val="fr-FR" w:eastAsia="en-US"/>
+              </w:rPr>
+              <w:t xml:space="preserve"> crawl hl_projet2 -o </w:t>
+            </w:r>
+            <w:proofErr w:type="spellStart"/>
+            <w:proofErr w:type="gramStart"/>
             <w:r>
               <w:rPr>
                 <w:lang w:val="fr-FR" w:eastAsia="en-US"/>
@@ -2622,6 +3017,8 @@
               </w:rPr>
               <w:t>.json</w:t>
             </w:r>
+            <w:proofErr w:type="spellEnd"/>
+            <w:proofErr w:type="gramEnd"/>
           </w:p>
           <w:p>
             <w:pPr>
@@ -2669,11 +3066,19 @@
                 <w:lang w:val="fr-FR" w:eastAsia="en-US"/>
               </w:rPr>
             </w:pPr>
-            <w:r>
-              <w:rPr>
-                <w:lang w:val="fr-FR" w:eastAsia="en-US"/>
-              </w:rPr>
-              <w:t>Scrape une dizaine de données</w:t>
+            <w:proofErr w:type="spellStart"/>
+            <w:r>
+              <w:rPr>
+                <w:lang w:val="fr-FR" w:eastAsia="en-US"/>
+              </w:rPr>
+              <w:t>Scrape</w:t>
+            </w:r>
+            <w:proofErr w:type="spellEnd"/>
+            <w:r>
+              <w:rPr>
+                <w:lang w:val="fr-FR" w:eastAsia="en-US"/>
+              </w:rPr>
+              <w:t xml:space="preserve"> une dizaine de données</w:t>
             </w:r>
             <w:r>
               <w:rPr>
@@ -2685,8 +3090,24 @@
               <w:rPr>
                 <w:lang w:val="fr-FR" w:eastAsia="en-US"/>
               </w:rPr>
-              <w:t xml:space="preserve">python -m scrapy crawl hl_projet2 -o </w:t>
-            </w:r>
+              <w:t xml:space="preserve">python -m </w:t>
+            </w:r>
+            <w:proofErr w:type="spellStart"/>
+            <w:r>
+              <w:rPr>
+                <w:lang w:val="fr-FR" w:eastAsia="en-US"/>
+              </w:rPr>
+              <w:t>scrapy</w:t>
+            </w:r>
+            <w:proofErr w:type="spellEnd"/>
+            <w:r>
+              <w:rPr>
+                <w:lang w:val="fr-FR" w:eastAsia="en-US"/>
+              </w:rPr>
+              <w:t xml:space="preserve"> crawl hl_projet2 -o </w:t>
+            </w:r>
+            <w:proofErr w:type="spellStart"/>
+            <w:proofErr w:type="gramStart"/>
             <w:r>
               <w:rPr>
                 <w:lang w:val="fr-FR" w:eastAsia="en-US"/>
@@ -2699,6 +3120,8 @@
               </w:rPr>
               <w:t>.json</w:t>
             </w:r>
+            <w:proofErr w:type="spellEnd"/>
+            <w:proofErr w:type="gramEnd"/>
             <w:r>
               <w:rPr>
                 <w:lang w:val="fr-FR" w:eastAsia="en-US"/>
@@ -2741,7 +3164,21 @@
               <w:rPr>
                 <w:lang w:val="fr-FR" w:eastAsia="en-US"/>
               </w:rPr>
-              <w:t>Quelques modifications pour faciliter l’import dans MondoBD Atlas</w:t>
+              <w:t xml:space="preserve">Quelques modifications pour faciliter l’import dans </w:t>
+            </w:r>
+            <w:proofErr w:type="spellStart"/>
+            <w:r>
+              <w:rPr>
+                <w:lang w:val="fr-FR" w:eastAsia="en-US"/>
+              </w:rPr>
+              <w:t>MondoBD</w:t>
+            </w:r>
+            <w:proofErr w:type="spellEnd"/>
+            <w:r>
+              <w:rPr>
+                <w:lang w:val="fr-FR" w:eastAsia="en-US"/>
+              </w:rPr>
+              <w:t xml:space="preserve"> Atlas</w:t>
             </w:r>
           </w:p>
           <w:p>
@@ -2774,11 +3211,19 @@
                 <w:lang w:val="fr-FR" w:eastAsia="en-US"/>
               </w:rPr>
             </w:pPr>
-            <w:r>
-              <w:rPr>
-                <w:lang w:val="fr-FR" w:eastAsia="en-US"/>
-              </w:rPr>
-              <w:t>Scrape 2500 données</w:t>
+            <w:proofErr w:type="spellStart"/>
+            <w:r>
+              <w:rPr>
+                <w:lang w:val="fr-FR" w:eastAsia="en-US"/>
+              </w:rPr>
+              <w:t>Scrape</w:t>
+            </w:r>
+            <w:proofErr w:type="spellEnd"/>
+            <w:r>
+              <w:rPr>
+                <w:lang w:val="fr-FR" w:eastAsia="en-US"/>
+              </w:rPr>
+              <w:t xml:space="preserve"> 2500 données</w:t>
             </w:r>
             <w:r>
               <w:rPr>
@@ -2803,7 +3248,21 @@
               <w:rPr>
                 <w:lang w:val="fr-FR" w:eastAsia="en-US"/>
               </w:rPr>
-              <w:t>Fichier json -&gt; csv</w:t>
+              <w:t xml:space="preserve">Fichier </w:t>
+            </w:r>
+            <w:proofErr w:type="spellStart"/>
+            <w:r>
+              <w:rPr>
+                <w:lang w:val="fr-FR" w:eastAsia="en-US"/>
+              </w:rPr>
+              <w:t>json</w:t>
+            </w:r>
+            <w:proofErr w:type="spellEnd"/>
+            <w:r>
+              <w:rPr>
+                <w:lang w:val="fr-FR" w:eastAsia="en-US"/>
+              </w:rPr>
+              <w:t xml:space="preserve"> -&gt; csv</w:t>
             </w:r>
           </w:p>
         </w:tc>
@@ -2857,11 +3316,33 @@
           <w:lang w:val="fr-FR" w:eastAsia="en-US"/>
         </w:rPr>
       </w:pPr>
-      <w:r>
-        <w:rPr>
-          <w:lang w:val="fr-FR" w:eastAsia="en-US"/>
-        </w:rPr>
-        <w:t xml:space="preserve">Les données obtenus à partir du Scraping ont été </w:t>
+      <w:proofErr w:type="gramStart"/>
+      <w:r>
+        <w:rPr>
+          <w:lang w:val="fr-FR" w:eastAsia="en-US"/>
+        </w:rPr>
+        <w:t>Les données obtenus</w:t>
+      </w:r>
+      <w:proofErr w:type="gramEnd"/>
+      <w:r>
+        <w:rPr>
+          <w:lang w:val="fr-FR" w:eastAsia="en-US"/>
+        </w:rPr>
+        <w:t xml:space="preserve"> à partir du </w:t>
+      </w:r>
+      <w:proofErr w:type="spellStart"/>
+      <w:r>
+        <w:rPr>
+          <w:lang w:val="fr-FR" w:eastAsia="en-US"/>
+        </w:rPr>
+        <w:t>Scraping</w:t>
+      </w:r>
+      <w:proofErr w:type="spellEnd"/>
+      <w:r>
+        <w:rPr>
+          <w:lang w:val="fr-FR" w:eastAsia="en-US"/>
+        </w:rPr>
+        <w:t xml:space="preserve"> ont été </w:t>
       </w:r>
       <w:r>
         <w:rPr>
@@ -2887,11 +3368,19 @@
         </w:rPr>
         <w:t>via l’option « </w:t>
       </w:r>
-      <w:r>
-        <w:rPr>
-          <w:lang w:val="fr-FR" w:eastAsia="en-US"/>
-        </w:rPr>
-        <w:t>Add data</w:t>
+      <w:proofErr w:type="spellStart"/>
+      <w:r>
+        <w:rPr>
+          <w:lang w:val="fr-FR" w:eastAsia="en-US"/>
+        </w:rPr>
+        <w:t>Add</w:t>
+      </w:r>
+      <w:proofErr w:type="spellEnd"/>
+      <w:r>
+        <w:rPr>
+          <w:lang w:val="fr-FR" w:eastAsia="en-US"/>
+        </w:rPr>
+        <w:t xml:space="preserve"> data</w:t>
       </w:r>
       <w:r>
         <w:rPr>
@@ -2955,7 +3444,21 @@
         <w:rPr>
           <w:lang w:val="fr-FR" w:eastAsia="en-US"/>
         </w:rPr>
-        <w:t>_id : ObjectId (identifiant</w:t>
+        <w:t xml:space="preserve">_id : </w:t>
+      </w:r>
+      <w:proofErr w:type="spellStart"/>
+      <w:r>
+        <w:rPr>
+          <w:lang w:val="fr-FR" w:eastAsia="en-US"/>
+        </w:rPr>
+        <w:t>ObjectId</w:t>
+      </w:r>
+      <w:proofErr w:type="spellEnd"/>
+      <w:r>
+        <w:rPr>
+          <w:lang w:val="fr-FR" w:eastAsia="en-US"/>
+        </w:rPr>
+        <w:t xml:space="preserve"> (identifiant</w:t>
       </w:r>
       <w:r>
         <w:rPr>
@@ -2977,11 +3480,27 @@
           <w:lang w:val="fr-FR" w:eastAsia="en-US"/>
         </w:rPr>
       </w:pPr>
-      <w:r>
-        <w:rPr>
-          <w:lang w:val="fr-FR" w:eastAsia="en-US"/>
-        </w:rPr>
-        <w:t xml:space="preserve">id_livre : </w:t>
+      <w:proofErr w:type="spellStart"/>
+      <w:proofErr w:type="gramStart"/>
+      <w:r>
+        <w:rPr>
+          <w:lang w:val="fr-FR" w:eastAsia="en-US"/>
+        </w:rPr>
+        <w:t>id</w:t>
+      </w:r>
+      <w:proofErr w:type="gramEnd"/>
+      <w:r>
+        <w:rPr>
+          <w:lang w:val="fr-FR" w:eastAsia="en-US"/>
+        </w:rPr>
+        <w:t>_livre</w:t>
+      </w:r>
+      <w:proofErr w:type="spellEnd"/>
+      <w:r>
+        <w:rPr>
+          <w:lang w:val="fr-FR" w:eastAsia="en-US"/>
+        </w:rPr>
+        <w:t xml:space="preserve"> : </w:t>
       </w:r>
       <w:r>
         <w:rPr>
@@ -3003,11 +3522,19 @@
           <w:lang w:val="fr-FR" w:eastAsia="en-US"/>
         </w:rPr>
       </w:pPr>
-      <w:r>
-        <w:rPr>
-          <w:lang w:val="fr-FR" w:eastAsia="en-US"/>
-        </w:rPr>
-        <w:t xml:space="preserve">titre : chaîne de caractères </w:t>
+      <w:proofErr w:type="gramStart"/>
+      <w:r>
+        <w:rPr>
+          <w:lang w:val="fr-FR" w:eastAsia="en-US"/>
+        </w:rPr>
+        <w:t>titre</w:t>
+      </w:r>
+      <w:proofErr w:type="gramEnd"/>
+      <w:r>
+        <w:rPr>
+          <w:lang w:val="fr-FR" w:eastAsia="en-US"/>
+        </w:rPr>
+        <w:t xml:space="preserve"> : chaîne de caractères </w:t>
       </w:r>
     </w:p>
     <w:p>
@@ -3017,11 +3544,19 @@
           <w:lang w:val="fr-FR" w:eastAsia="en-US"/>
         </w:rPr>
       </w:pPr>
-      <w:r>
-        <w:rPr>
-          <w:lang w:val="fr-FR" w:eastAsia="en-US"/>
-        </w:rPr>
-        <w:t>auteur : chaîne</w:t>
+      <w:proofErr w:type="gramStart"/>
+      <w:r>
+        <w:rPr>
+          <w:lang w:val="fr-FR" w:eastAsia="en-US"/>
+        </w:rPr>
+        <w:t>auteur</w:t>
+      </w:r>
+      <w:proofErr w:type="gramEnd"/>
+      <w:r>
+        <w:rPr>
+          <w:lang w:val="fr-FR" w:eastAsia="en-US"/>
+        </w:rPr>
+        <w:t xml:space="preserve"> : chaîne</w:t>
       </w:r>
       <w:r>
         <w:rPr>
@@ -3043,11 +3578,21 @@
           <w:lang w:val="fr-FR" w:eastAsia="en-US"/>
         </w:rPr>
       </w:pPr>
-      <w:r>
-        <w:rPr>
-          <w:lang w:val="fr-FR" w:eastAsia="en-US"/>
-        </w:rPr>
-        <w:t xml:space="preserve">categorie : chaîne de caractères </w:t>
+      <w:proofErr w:type="spellStart"/>
+      <w:proofErr w:type="gramStart"/>
+      <w:r>
+        <w:rPr>
+          <w:lang w:val="fr-FR" w:eastAsia="en-US"/>
+        </w:rPr>
+        <w:t>categorie</w:t>
+      </w:r>
+      <w:proofErr w:type="spellEnd"/>
+      <w:proofErr w:type="gramEnd"/>
+      <w:r>
+        <w:rPr>
+          <w:lang w:val="fr-FR" w:eastAsia="en-US"/>
+        </w:rPr>
+        <w:t xml:space="preserve"> : chaîne de caractères </w:t>
       </w:r>
     </w:p>
     <w:p>
@@ -3057,11 +3602,27 @@
           <w:lang w:val="fr-FR" w:eastAsia="en-US"/>
         </w:rPr>
       </w:pPr>
-      <w:r>
-        <w:rPr>
-          <w:lang w:val="fr-FR" w:eastAsia="en-US"/>
-        </w:rPr>
-        <w:t>sous_categorie : tableau de chaînes</w:t>
+      <w:proofErr w:type="spellStart"/>
+      <w:proofErr w:type="gramStart"/>
+      <w:r>
+        <w:rPr>
+          <w:lang w:val="fr-FR" w:eastAsia="en-US"/>
+        </w:rPr>
+        <w:t>sous</w:t>
+      </w:r>
+      <w:proofErr w:type="gramEnd"/>
+      <w:r>
+        <w:rPr>
+          <w:lang w:val="fr-FR" w:eastAsia="en-US"/>
+        </w:rPr>
+        <w:t>_categorie</w:t>
+      </w:r>
+      <w:proofErr w:type="spellEnd"/>
+      <w:r>
+        <w:rPr>
+          <w:lang w:val="fr-FR" w:eastAsia="en-US"/>
+        </w:rPr>
+        <w:t xml:space="preserve"> : tableau de chaînes</w:t>
       </w:r>
       <w:r>
         <w:rPr>
@@ -3077,11 +3638,27 @@
           <w:lang w:val="fr-FR" w:eastAsia="en-US"/>
         </w:rPr>
       </w:pPr>
-      <w:r>
-        <w:rPr>
-          <w:lang w:val="fr-FR" w:eastAsia="en-US"/>
-        </w:rPr>
-        <w:t xml:space="preserve">nombre_editions : </w:t>
+      <w:proofErr w:type="spellStart"/>
+      <w:proofErr w:type="gramStart"/>
+      <w:r>
+        <w:rPr>
+          <w:lang w:val="fr-FR" w:eastAsia="en-US"/>
+        </w:rPr>
+        <w:t>nombre</w:t>
+      </w:r>
+      <w:proofErr w:type="gramEnd"/>
+      <w:r>
+        <w:rPr>
+          <w:lang w:val="fr-FR" w:eastAsia="en-US"/>
+        </w:rPr>
+        <w:t>_editions</w:t>
+      </w:r>
+      <w:proofErr w:type="spellEnd"/>
+      <w:r>
+        <w:rPr>
+          <w:lang w:val="fr-FR" w:eastAsia="en-US"/>
+        </w:rPr>
+        <w:t xml:space="preserve"> : </w:t>
       </w:r>
       <w:r>
         <w:rPr>
@@ -3103,11 +3680,41 @@
           <w:lang w:val="fr-FR" w:eastAsia="en-US"/>
         </w:rPr>
       </w:pPr>
-      <w:r>
-        <w:rPr>
-          <w:lang w:val="fr-FR" w:eastAsia="en-US"/>
-        </w:rPr>
-        <w:t>note_popularite : nombre (float)</w:t>
+      <w:proofErr w:type="spellStart"/>
+      <w:proofErr w:type="gramStart"/>
+      <w:r>
+        <w:rPr>
+          <w:lang w:val="fr-FR" w:eastAsia="en-US"/>
+        </w:rPr>
+        <w:t>note</w:t>
+      </w:r>
+      <w:proofErr w:type="gramEnd"/>
+      <w:r>
+        <w:rPr>
+          <w:lang w:val="fr-FR" w:eastAsia="en-US"/>
+        </w:rPr>
+        <w:t>_popularite</w:t>
+      </w:r>
+      <w:proofErr w:type="spellEnd"/>
+      <w:r>
+        <w:rPr>
+          <w:lang w:val="fr-FR" w:eastAsia="en-US"/>
+        </w:rPr>
+        <w:t xml:space="preserve"> : nombre (</w:t>
+      </w:r>
+      <w:proofErr w:type="spellStart"/>
+      <w:r>
+        <w:rPr>
+          <w:lang w:val="fr-FR" w:eastAsia="en-US"/>
+        </w:rPr>
+        <w:t>float</w:t>
+      </w:r>
+      <w:proofErr w:type="spellEnd"/>
+      <w:r>
+        <w:rPr>
+          <w:lang w:val="fr-FR" w:eastAsia="en-US"/>
+        </w:rPr>
+        <w:t>)</w:t>
       </w:r>
     </w:p>
     <w:p>
@@ -3117,11 +3724,27 @@
           <w:lang w:val="fr-FR" w:eastAsia="en-US"/>
         </w:rPr>
       </w:pPr>
-      <w:r>
-        <w:rPr>
-          <w:lang w:val="fr-FR" w:eastAsia="en-US"/>
-        </w:rPr>
-        <w:t>image_url : chaîne (URL</w:t>
+      <w:proofErr w:type="spellStart"/>
+      <w:proofErr w:type="gramStart"/>
+      <w:r>
+        <w:rPr>
+          <w:lang w:val="fr-FR" w:eastAsia="en-US"/>
+        </w:rPr>
+        <w:t>image</w:t>
+      </w:r>
+      <w:proofErr w:type="gramEnd"/>
+      <w:r>
+        <w:rPr>
+          <w:lang w:val="fr-FR" w:eastAsia="en-US"/>
+        </w:rPr>
+        <w:t>_url</w:t>
+      </w:r>
+      <w:proofErr w:type="spellEnd"/>
+      <w:r>
+        <w:rPr>
+          <w:lang w:val="fr-FR" w:eastAsia="en-US"/>
+        </w:rPr>
+        <w:t xml:space="preserve"> : chaîne (URL</w:t>
       </w:r>
       <w:r>
         <w:rPr>
@@ -3247,12 +3870,29 @@
               </w:rPr>
               <w:t xml:space="preserve"> </w:t>
             </w:r>
-            <w:r>
-              <w:rPr>
-                <w:lang w:val="fr-FR" w:eastAsia="en-US"/>
-              </w:rPr>
-              <w:t xml:space="preserve">db.Livres.find( { </w:t>
-            </w:r>
+            <w:proofErr w:type="spellStart"/>
+            <w:proofErr w:type="gramStart"/>
+            <w:r>
+              <w:rPr>
+                <w:lang w:val="fr-FR" w:eastAsia="en-US"/>
+              </w:rPr>
+              <w:t>db.Livres.find</w:t>
+            </w:r>
+            <w:proofErr w:type="spellEnd"/>
+            <w:r>
+              <w:rPr>
+                <w:lang w:val="fr-FR" w:eastAsia="en-US"/>
+              </w:rPr>
+              <w:t>( {</w:t>
+            </w:r>
+            <w:proofErr w:type="gramEnd"/>
+            <w:r>
+              <w:rPr>
+                <w:lang w:val="fr-FR" w:eastAsia="en-US"/>
+              </w:rPr>
+              <w:t xml:space="preserve"> </w:t>
+            </w:r>
+            <w:proofErr w:type="gramStart"/>
             <w:r>
               <w:rPr>
                 <w:lang w:val="fr-FR" w:eastAsia="en-US"/>
@@ -3263,7 +3903,14 @@
               <w:rPr>
                 <w:lang w:val="fr-FR" w:eastAsia="en-US"/>
               </w:rPr>
-              <w:t>: "</w:t>
+              <w:t>:</w:t>
+            </w:r>
+            <w:proofErr w:type="gramEnd"/>
+            <w:r>
+              <w:rPr>
+                <w:lang w:val="fr-FR" w:eastAsia="en-US"/>
+              </w:rPr>
+              <w:t xml:space="preserve"> "</w:t>
             </w:r>
             <w:r>
               <w:rPr>
@@ -3271,11 +3918,19 @@
               </w:rPr>
               <w:t>Stephen King</w:t>
             </w:r>
-            <w:r>
-              <w:rPr>
-                <w:lang w:val="fr-FR" w:eastAsia="en-US"/>
-              </w:rPr>
-              <w:t>" })</w:t>
+            <w:proofErr w:type="gramStart"/>
+            <w:r>
+              <w:rPr>
+                <w:lang w:val="fr-FR" w:eastAsia="en-US"/>
+              </w:rPr>
+              <w:t>" }</w:t>
+            </w:r>
+            <w:proofErr w:type="gramEnd"/>
+            <w:r>
+              <w:rPr>
+                <w:lang w:val="fr-FR" w:eastAsia="en-US"/>
+              </w:rPr>
+              <w:t>)</w:t>
             </w:r>
           </w:p>
           <w:p>
@@ -3346,11 +4001,69 @@
               </w:rPr>
               <w:t xml:space="preserve"> </w:t>
             </w:r>
-            <w:r>
-              <w:rPr>
-                <w:lang w:val="fr-FR" w:eastAsia="en-US"/>
-              </w:rPr>
-              <w:t>db.Livres.find({ sous_categorie: "Romans classiques" })</w:t>
+            <w:proofErr w:type="spellStart"/>
+            <w:proofErr w:type="gramStart"/>
+            <w:r>
+              <w:rPr>
+                <w:lang w:val="fr-FR" w:eastAsia="en-US"/>
+              </w:rPr>
+              <w:t>db.Livres.find</w:t>
+            </w:r>
+            <w:proofErr w:type="spellEnd"/>
+            <w:r>
+              <w:rPr>
+                <w:lang w:val="fr-FR" w:eastAsia="en-US"/>
+              </w:rPr>
+              <w:t xml:space="preserve">({ </w:t>
+            </w:r>
+            <w:proofErr w:type="spellStart"/>
+            <w:r>
+              <w:rPr>
+                <w:lang w:val="fr-FR" w:eastAsia="en-US"/>
+              </w:rPr>
+              <w:t>sous</w:t>
+            </w:r>
+            <w:proofErr w:type="gramEnd"/>
+            <w:r>
+              <w:rPr>
+                <w:lang w:val="fr-FR" w:eastAsia="en-US"/>
+              </w:rPr>
+              <w:t>_</w:t>
+            </w:r>
+            <w:proofErr w:type="gramStart"/>
+            <w:r>
+              <w:rPr>
+                <w:lang w:val="fr-FR" w:eastAsia="en-US"/>
+              </w:rPr>
+              <w:t>categorie</w:t>
+            </w:r>
+            <w:proofErr w:type="spellEnd"/>
+            <w:r>
+              <w:rPr>
+                <w:lang w:val="fr-FR" w:eastAsia="en-US"/>
+              </w:rPr>
+              <w:t>:</w:t>
+            </w:r>
+            <w:proofErr w:type="gramEnd"/>
+            <w:r>
+              <w:rPr>
+                <w:lang w:val="fr-FR" w:eastAsia="en-US"/>
+              </w:rPr>
+              <w:t xml:space="preserve"> "Romans classiques</w:t>
+            </w:r>
+            <w:proofErr w:type="gramStart"/>
+            <w:r>
+              <w:rPr>
+                <w:lang w:val="fr-FR" w:eastAsia="en-US"/>
+              </w:rPr>
+              <w:t>" }</w:t>
+            </w:r>
+            <w:proofErr w:type="gramEnd"/>
+            <w:r>
+              <w:rPr>
+                <w:lang w:val="fr-FR" w:eastAsia="en-US"/>
+              </w:rPr>
+              <w:t>)</w:t>
             </w:r>
           </w:p>
           <w:p>
@@ -3421,35 +4134,89 @@
               </w:rPr>
               <w:t xml:space="preserve"> </w:t>
             </w:r>
-            <w:r>
-              <w:rPr>
-                <w:lang w:val="fr-FR" w:eastAsia="en-US"/>
-              </w:rPr>
-              <w:t xml:space="preserve">db.Livres.find().sort({ </w:t>
-            </w:r>
-            <w:r>
-              <w:rPr>
-                <w:lang w:val="fr-FR" w:eastAsia="en-US"/>
-              </w:rPr>
-              <w:t>note_popularite</w:t>
-            </w:r>
-            <w:r>
-              <w:rPr>
-                <w:lang w:val="fr-FR" w:eastAsia="en-US"/>
-              </w:rPr>
-              <w:t xml:space="preserve">: </w:t>
-            </w:r>
-            <w:r>
-              <w:rPr>
-                <w:lang w:val="fr-FR" w:eastAsia="en-US"/>
-              </w:rPr>
-              <w:t>-1</w:t>
-            </w:r>
-            <w:r>
-              <w:rPr>
-                <w:lang w:val="fr-FR" w:eastAsia="en-US"/>
-              </w:rPr>
-              <w:t xml:space="preserve"> })</w:t>
+            <w:proofErr w:type="spellStart"/>
+            <w:proofErr w:type="gramStart"/>
+            <w:r>
+              <w:rPr>
+                <w:lang w:val="fr-FR" w:eastAsia="en-US"/>
+              </w:rPr>
+              <w:t>db.Livres.find</w:t>
+            </w:r>
+            <w:proofErr w:type="spellEnd"/>
+            <w:proofErr w:type="gramEnd"/>
+            <w:r>
+              <w:rPr>
+                <w:lang w:val="fr-FR" w:eastAsia="en-US"/>
+              </w:rPr>
+              <w:t>(</w:t>
+            </w:r>
+            <w:proofErr w:type="gramStart"/>
+            <w:r>
+              <w:rPr>
+                <w:lang w:val="fr-FR" w:eastAsia="en-US"/>
+              </w:rPr>
+              <w:t xml:space="preserve">).sort({ </w:t>
+            </w:r>
+            <w:proofErr w:type="spellStart"/>
+            <w:r>
+              <w:rPr>
+                <w:lang w:val="fr-FR" w:eastAsia="en-US"/>
+              </w:rPr>
+              <w:t>note</w:t>
+            </w:r>
+            <w:proofErr w:type="gramEnd"/>
+            <w:r>
+              <w:rPr>
+                <w:lang w:val="fr-FR" w:eastAsia="en-US"/>
+              </w:rPr>
+              <w:t>_</w:t>
+            </w:r>
+            <w:proofErr w:type="gramStart"/>
+            <w:r>
+              <w:rPr>
+                <w:lang w:val="fr-FR" w:eastAsia="en-US"/>
+              </w:rPr>
+              <w:t>popularite</w:t>
+            </w:r>
+            <w:proofErr w:type="spellEnd"/>
+            <w:r>
+              <w:rPr>
+                <w:lang w:val="fr-FR" w:eastAsia="en-US"/>
+              </w:rPr>
+              <w:t>:</w:t>
+            </w:r>
+            <w:proofErr w:type="gramEnd"/>
+            <w:r>
+              <w:rPr>
+                <w:lang w:val="fr-FR" w:eastAsia="en-US"/>
+              </w:rPr>
+              <w:t xml:space="preserve"> </w:t>
+            </w:r>
+            <w:r>
+              <w:rPr>
+                <w:lang w:val="fr-FR" w:eastAsia="en-US"/>
+              </w:rPr>
+              <w:t>-</w:t>
+            </w:r>
+            <w:proofErr w:type="gramStart"/>
+            <w:r>
+              <w:rPr>
+                <w:lang w:val="fr-FR" w:eastAsia="en-US"/>
+              </w:rPr>
+              <w:t>1</w:t>
+            </w:r>
+            <w:r>
+              <w:rPr>
+                <w:lang w:val="fr-FR" w:eastAsia="en-US"/>
+              </w:rPr>
+              <w:t xml:space="preserve"> }</w:t>
+            </w:r>
+            <w:proofErr w:type="gramEnd"/>
+            <w:r>
+              <w:rPr>
+                <w:lang w:val="fr-FR" w:eastAsia="en-US"/>
+              </w:rPr>
+              <w:t>)</w:t>
             </w:r>
           </w:p>
           <w:p>
@@ -3544,6 +4311,34 @@
           <w:lang w:val="fr-FR"/>
         </w:rPr>
       </w:pPr>
+      <w:r>
+        <w:rPr>
+          <w:lang w:val="fr-FR"/>
+        </w:rPr>
+        <w:t>Une invitation a été envoyé à l’adresse courriel indiqué dans l’énoncé du projet.</w:t>
+      </w:r>
+    </w:p>
+    <w:p>
+      <w:pPr>
+        <w:rPr>
+          <w:lang w:val="fr-FR"/>
+        </w:rPr>
+      </w:pPr>
+      <w:hyperlink r:id="rId11" w:history="1">
+        <w:r>
+          <w:rPr>
+            <w:rStyle w:val="Lienhypertexte"/>
+            <w:lang w:val="fr-FR"/>
+          </w:rPr>
+          <w:t>https://cloud.mongodb.com/v2/68e3cdbdd5d52669661afa9a#/metrics/replicaSet/68ec63e96644d00b04753e17/explorer/projet2/Livres/find</w:t>
+        </w:r>
+      </w:hyperlink>
+      <w:r>
+        <w:rPr>
+          <w:lang w:val="fr-FR"/>
+        </w:rPr>
+        <w:t xml:space="preserve"> </w:t>
+      </w:r>
     </w:p>
     <w:p>
       <w:pPr>
@@ -3568,7 +4363,7 @@
           <w:lang w:val="fr-FR"/>
         </w:rPr>
       </w:pPr>
-      <w:hyperlink r:id="rId11" w:history="1">
+      <w:hyperlink r:id="rId12" w:history="1">
         <w:r>
           <w:rPr>
             <w:rStyle w:val="Lienhypertexte"/>
@@ -3584,7 +4379,7 @@
           <w:lang w:val="fr-FR"/>
         </w:rPr>
       </w:pPr>
-      <w:hyperlink r:id="rId12" w:history="1">
+      <w:hyperlink r:id="rId13" w:history="1">
         <w:r>
           <w:rPr>
             <w:rStyle w:val="Lienhypertexte"/>
@@ -3635,6 +4430,7 @@
         </w:rPr>
       </w:pPr>
       <w:bookmarkStart w:id="9" w:name="_Toc211255954"/>
+      <w:proofErr w:type="spellStart"/>
       <w:r>
         <w:rPr>
           <w:lang w:val="fr-FR" w:eastAsia="en-US"/>
@@ -3642,6 +4438,7 @@
         <w:t>Scrapy</w:t>
       </w:r>
       <w:bookmarkEnd w:id="9"/>
+      <w:proofErr w:type="spellEnd"/>
       <w:r>
         <w:rPr>
           <w:lang w:val="fr-FR" w:eastAsia="en-US"/>
@@ -3655,18 +4452,76 @@
           <w:lang w:val="fr-FR" w:eastAsia="en-US"/>
         </w:rPr>
       </w:pPr>
-      <w:r>
-        <w:rPr>
-          <w:lang w:val="fr-FR" w:eastAsia="en-US"/>
-        </w:rPr>
-        <w:t xml:space="preserve">Scrapy a quand même été facile à utiliser, surtout parce qu’il y a beaucoup de documentation. Il y a quand même eu quelques défis, au début nous avions choisi le site Best Buy, mais Best Buy bloque ce genre d’outil, donc j’ai essayé de contourner les protections avec Playwright, mais même après plus d’une heure, je n’étais pas en mesure de ramasser aucune donnée (à cause des protections et du fait que les informations sont chargées avec du JavaScript et non du HTML). J’ai donc décidé de changer de site, pour en utiliser un moins protégé et qui utilisait moins de JS. Je suis tombé sur le site </w:t>
-      </w:r>
-      <w:r>
-        <w:rPr>
-          <w:lang w:val="fr-FR" w:eastAsia="en-US"/>
-        </w:rPr>
-        <w:t>Open library</w:t>
-      </w:r>
+      <w:proofErr w:type="spellStart"/>
+      <w:r>
+        <w:rPr>
+          <w:lang w:val="fr-FR" w:eastAsia="en-US"/>
+        </w:rPr>
+        <w:t>Scrapy</w:t>
+      </w:r>
+      <w:proofErr w:type="spellEnd"/>
+      <w:r>
+        <w:rPr>
+          <w:lang w:val="fr-FR" w:eastAsia="en-US"/>
+        </w:rPr>
+        <w:t xml:space="preserve"> a quand même été facile à utiliser, surtout parce qu’il y a beaucoup de documentation. Il y a quand même eu quelques défis, au début nous avions choisi le site Best </w:t>
+      </w:r>
+      <w:proofErr w:type="spellStart"/>
+      <w:r>
+        <w:rPr>
+          <w:lang w:val="fr-FR" w:eastAsia="en-US"/>
+        </w:rPr>
+        <w:t>Buy</w:t>
+      </w:r>
+      <w:proofErr w:type="spellEnd"/>
+      <w:r>
+        <w:rPr>
+          <w:lang w:val="fr-FR" w:eastAsia="en-US"/>
+        </w:rPr>
+        <w:t xml:space="preserve">, mais Best </w:t>
+      </w:r>
+      <w:proofErr w:type="spellStart"/>
+      <w:r>
+        <w:rPr>
+          <w:lang w:val="fr-FR" w:eastAsia="en-US"/>
+        </w:rPr>
+        <w:t>Buy</w:t>
+      </w:r>
+      <w:proofErr w:type="spellEnd"/>
+      <w:r>
+        <w:rPr>
+          <w:lang w:val="fr-FR" w:eastAsia="en-US"/>
+        </w:rPr>
+        <w:t xml:space="preserve"> bloque ce genre d’outil, donc j’ai essayé de contourner les protections avec </w:t>
+      </w:r>
+      <w:proofErr w:type="spellStart"/>
+      <w:r>
+        <w:rPr>
+          <w:lang w:val="fr-FR" w:eastAsia="en-US"/>
+        </w:rPr>
+        <w:t>Playwright</w:t>
+      </w:r>
+      <w:proofErr w:type="spellEnd"/>
+      <w:r>
+        <w:rPr>
+          <w:lang w:val="fr-FR" w:eastAsia="en-US"/>
+        </w:rPr>
+        <w:t xml:space="preserve">, mais même après plus d’une heure, je n’étais pas en mesure de ramasser aucune donnée (à cause des protections et du fait que les informations sont chargées avec du JavaScript et non du HTML). J’ai donc décidé de changer de site, pour en utiliser un moins protégé et qui utilisait moins de JS. Je suis tombé sur le site </w:t>
+      </w:r>
+      <w:r>
+        <w:rPr>
+          <w:lang w:val="fr-FR" w:eastAsia="en-US"/>
+        </w:rPr>
+        <w:t xml:space="preserve">Open </w:t>
+      </w:r>
+      <w:proofErr w:type="spellStart"/>
+      <w:r>
+        <w:rPr>
+          <w:lang w:val="fr-FR" w:eastAsia="en-US"/>
+        </w:rPr>
+        <w:t>library</w:t>
+      </w:r>
+      <w:proofErr w:type="spellEnd"/>
       <w:r>
         <w:rPr>
           <w:lang w:val="fr-FR" w:eastAsia="en-US"/>
@@ -3677,7 +4532,21 @@
         <w:rPr>
           <w:lang w:val="fr-FR" w:eastAsia="en-US"/>
         </w:rPr>
-        <w:t>qui ne bloque pas les outils comme Scrapy et qui utilise peu de JavaScript</w:t>
+        <w:t xml:space="preserve">qui ne bloque pas les outils comme </w:t>
+      </w:r>
+      <w:proofErr w:type="spellStart"/>
+      <w:r>
+        <w:rPr>
+          <w:lang w:val="fr-FR" w:eastAsia="en-US"/>
+        </w:rPr>
+        <w:t>Scrapy</w:t>
+      </w:r>
+      <w:proofErr w:type="spellEnd"/>
+      <w:r>
+        <w:rPr>
+          <w:lang w:val="fr-FR" w:eastAsia="en-US"/>
+        </w:rPr>
+        <w:t xml:space="preserve"> et qui utilise peu de JavaScript</w:t>
       </w:r>
       <w:r>
         <w:rPr>
@@ -3701,7 +4570,21 @@
         <w:rPr>
           <w:lang w:val="fr-FR" w:eastAsia="en-US"/>
         </w:rPr>
-        <w:t xml:space="preserve">Ensuite, même si je donnais l’URL du site en français, les données recueillies étaient en anglais, mais Scrapy </w:t>
+        <w:t xml:space="preserve">Ensuite, même si je donnais l’URL du site en français, les données recueillies étaient en anglais, mais </w:t>
+      </w:r>
+      <w:proofErr w:type="spellStart"/>
+      <w:r>
+        <w:rPr>
+          <w:lang w:val="fr-FR" w:eastAsia="en-US"/>
+        </w:rPr>
+        <w:t>Scrapy</w:t>
+      </w:r>
+      <w:proofErr w:type="spellEnd"/>
+      <w:r>
+        <w:rPr>
+          <w:lang w:val="fr-FR" w:eastAsia="en-US"/>
+        </w:rPr>
+        <w:t xml:space="preserve"> </w:t>
       </w:r>
       <w:r>
         <w:rPr>
@@ -3753,7 +4636,21 @@
         <w:rPr>
           <w:lang w:val="fr-FR" w:eastAsia="en-US"/>
         </w:rPr>
-        <w:t>Donc pour le projet, j’ai eu quelques problèmes, mais avec un site plus accessible, Scrapy est facile à utiliser et beaucoup de choses sont possibles avec l’outil.</w:t>
+        <w:t xml:space="preserve">Donc pour le projet, j’ai eu quelques problèmes, mais avec un site plus accessible, </w:t>
+      </w:r>
+      <w:proofErr w:type="spellStart"/>
+      <w:r>
+        <w:rPr>
+          <w:lang w:val="fr-FR" w:eastAsia="en-US"/>
+        </w:rPr>
+        <w:t>Scrapy</w:t>
+      </w:r>
+      <w:proofErr w:type="spellEnd"/>
+      <w:r>
+        <w:rPr>
+          <w:lang w:val="fr-FR" w:eastAsia="en-US"/>
+        </w:rPr>
+        <w:t xml:space="preserve"> est facile à utiliser et beaucoup de choses sont possibles avec l’outil.</w:t>
       </w:r>
     </w:p>
     <w:p>
@@ -4114,7 +5011,21 @@
               <w:rPr>
                 <w:lang w:val="fr-FR" w:eastAsia="en-US"/>
               </w:rPr>
-              <w:t>Production de 3 requêtes de sélection (find)</w:t>
+              <w:t>Production de 3 requêtes de sélection (</w:t>
+            </w:r>
+            <w:proofErr w:type="spellStart"/>
+            <w:r>
+              <w:rPr>
+                <w:lang w:val="fr-FR" w:eastAsia="en-US"/>
+              </w:rPr>
+              <w:t>find</w:t>
+            </w:r>
+            <w:proofErr w:type="spellEnd"/>
+            <w:r>
+              <w:rPr>
+                <w:lang w:val="fr-FR" w:eastAsia="en-US"/>
+              </w:rPr>
+              <w:t>)</w:t>
             </w:r>
           </w:p>
           <w:p>
@@ -4220,8 +5131,16 @@
               <w:rPr>
                 <w:lang w:val="fr-FR" w:eastAsia="en-US"/>
               </w:rPr>
-              <w:t>Recherche de l’outil de webscraping</w:t>
-            </w:r>
+              <w:t xml:space="preserve">Recherche de l’outil de </w:t>
+            </w:r>
+            <w:proofErr w:type="spellStart"/>
+            <w:r>
+              <w:rPr>
+                <w:lang w:val="fr-FR" w:eastAsia="en-US"/>
+              </w:rPr>
+              <w:t>webscraping</w:t>
+            </w:r>
+            <w:proofErr w:type="spellEnd"/>
             <w:r>
               <w:rPr>
                 <w:lang w:val="fr-FR" w:eastAsia="en-US"/>
@@ -4341,7 +5260,7 @@
                     <pic:cNvPicPr/>
                   </pic:nvPicPr>
                   <pic:blipFill>
-                    <a:blip r:embed="rId13"/>
+                    <a:blip r:embed="rId14"/>
                     <a:stretch>
                       <a:fillRect/>
                     </a:stretch>
@@ -4387,7 +5306,7 @@
                     <pic:cNvPicPr/>
                   </pic:nvPicPr>
                   <pic:blipFill>
-                    <a:blip r:embed="rId14"/>
+                    <a:blip r:embed="rId15"/>
                     <a:stretch>
                       <a:fillRect/>
                     </a:stretch>
@@ -4425,7 +5344,7 @@
       </w:pPr>
     </w:p>
     <w:sectPr>
-      <w:footerReference w:type="default" r:id="rId15"/>
+      <w:footerReference w:type="default" r:id="rId16"/>
       <w:pgSz w:w="12240" w:h="15840"/>
       <w:pgMar w:top="1418" w:right="1304" w:bottom="1418" w:left="1304" w:header="709" w:footer="709" w:gutter="0"/>
       <w:cols w:space="708"/>
